--- a/reports/lab5/LR5_Report_Variant15.docx
+++ b/reports/lab5/LR5_Report_Variant15.docx
@@ -4,131 +4,662 @@
   <w:body>
     <w:p>
       <w:pPr>
+        <w:spacing w:before="0" w:after="80" w:line="276" w:lineRule="auto"/>
         <w:jc w:val="center"/>
       </w:pPr>
       <w:r>
         <w:rPr>
+          <w:rFonts w:ascii="Times New Roman" w:hAnsi="Times New Roman"/>
           <w:b/>
-          <w:color w:val="0F172A"/>
+          <w:sz w:val="24"/>
+        </w:rPr>
+        <w:t>МИНИСТЕРСТВО НАУКИ И ВЫСШЕГО ОБРАЗОВАНИЯ РОССИЙСКОЙ ФЕДЕРАЦИИ</w:t>
+        <w:br/>
+        <w:t>ФЕДЕРАЛЬНОЕ ГОСУДАРСТВЕННОЕ АВТОНОМНОЕ ОБРАЗОВАТЕЛЬНОЕ УЧРЕЖДЕНИЕ</w:t>
+        <w:br/>
+        <w:t>ВЫСШЕГО ОБРАЗОВАНИЯ</w:t>
+        <w:br/>
+        <w:t>«НАЦИОНАЛЬНЫЙ ИССЛЕДОВАТЕЛЬСКИЙ УНИВЕРСИТЕТ»</w:t>
+        <w:br/>
+        <w:br/>
+        <w:t>Факультет информационных технологий</w:t>
+        <w:br/>
+        <w:t>Кафедра программной инженерии</w:t>
+      </w:r>
+    </w:p>
+    <w:p/>
+    <w:p/>
+    <w:p/>
+    <w:p>
+      <w:pPr>
+        <w:spacing w:after="120"/>
+        <w:jc w:val="center"/>
+      </w:pPr>
+      <w:r>
+        <w:rPr>
+          <w:rFonts w:ascii="Times New Roman" w:hAnsi="Times New Roman"/>
+          <w:b/>
           <w:sz w:val="32"/>
         </w:rPr>
         <w:t>ОТЧЕТ ПО ЛАБОРАТОРНОЙ РАБОТЕ № 5</w:t>
         <w:br/>
       </w:r>
+    </w:p>
+    <w:p>
+      <w:pPr>
+        <w:jc w:val="center"/>
+      </w:pPr>
       <w:r>
         <w:rPr>
-          <w:b/>
-          <w:color w:val="1D4ED8"/>
-          <w:sz w:val="26"/>
+          <w:rFonts w:ascii="Times New Roman" w:hAnsi="Times New Roman"/>
+          <w:sz w:val="28"/>
         </w:rPr>
-        <w:t>«Работа с инфоблоками»</w:t>
+        <w:t>по дисциплине: «Практикум по разработке корпоративного портала»</w:t>
+        <w:br/>
         <w:br/>
       </w:r>
       <w:r>
         <w:rPr>
-          <w:i/>
-          <w:color w:val="475569"/>
-          <w:sz w:val="21"/>
+          <w:rFonts w:ascii="Times New Roman" w:hAnsi="Times New Roman"/>
+          <w:b/>
+          <w:sz w:val="28"/>
         </w:rPr>
-        <w:t>Вариант № 15: Университет. Центр Аккредитации и независимой оценки качества (АНОК)</w:t>
+        <w:t>Тема: «Работа с инфоблоками и информационное наполнение портала»</w:t>
         <w:br/>
+        <w:t>Вариант № 15: «Университет. Центр аккредитации и независимой оценки качества образования (АНОК)»</w:t>
+      </w:r>
+    </w:p>
+    <w:p/>
+    <w:p/>
+    <w:p/>
+    <w:p>
+      <w:pPr>
+        <w:spacing w:line="276" w:lineRule="auto"/>
+        <w:jc w:val="right"/>
+      </w:pPr>
+      <w:r>
+        <w:rPr>
+          <w:rFonts w:ascii="Times New Roman" w:hAnsi="Times New Roman"/>
+          <w:sz w:val="26"/>
+        </w:rPr>
+        <w:t>Выполнил:</w:t>
+        <w:br/>
+        <w:t>студент группы ИВТ-401</w:t>
+        <w:br/>
+        <w:t>Иванов И.И.</w:t>
+        <w:br/>
+        <w:br/>
+        <w:t>Проверил:</w:t>
+        <w:br/>
+        <w:t>к.т.н., доцент</w:t>
+        <w:br/>
+        <w:t>Петров П.П.</w:t>
+        <w:br/>
+      </w:r>
+    </w:p>
+    <w:p/>
+    <w:p/>
+    <w:p/>
+    <w:p>
+      <w:pPr>
+        <w:jc w:val="center"/>
+      </w:pPr>
+      <w:r>
+        <w:rPr>
+          <w:rFonts w:ascii="Times New Roman" w:hAnsi="Times New Roman"/>
+          <w:sz w:val="24"/>
+        </w:rPr>
+        <w:t>Москва, 2026 г.</w:t>
+      </w:r>
+    </w:p>
+    <w:p>
+      <w:r>
+        <w:br w:type="page"/>
       </w:r>
     </w:p>
     <w:p>
       <w:pPr>
-        <w:spacing w:after="160"/>
-      </w:pPr>
-    </w:p>
-    <w:p>
-      <w:pPr>
-        <w:pStyle w:val="Heading1"/>
+        <w:spacing w:before="240" w:after="120"/>
+        <w:jc w:val="left"/>
       </w:pPr>
       <w:r>
         <w:rPr>
-          <w:color w:val="0F172A"/>
-          <w:sz w:val="26"/>
+          <w:rFonts w:ascii="Times New Roman" w:hAnsi="Times New Roman"/>
+          <w:b/>
+          <w:sz w:val="28"/>
         </w:rPr>
         <w:t>1. Введение и цели работы</w:t>
       </w:r>
     </w:p>
     <w:p>
+      <w:pPr>
+        <w:spacing w:line="276" w:lineRule="auto" w:after="120"/>
+        <w:ind w:firstLine="709"/>
+        <w:jc w:val="both"/>
+      </w:pPr>
       <w:r>
         <w:rPr>
-          <w:b/>
+          <w:rFonts w:ascii="Times New Roman" w:hAnsi="Times New Roman"/>
+          <w:sz w:val="28"/>
         </w:rPr>
-        <w:t xml:space="preserve">Цель лабораторной работы: </w:t>
       </w:r>
       <w:r>
-        <w:t>Проектирование, структурирование и комплексное информационное наполнение (работа с инфоблоками) корпоративного веб-портала университета (Модуль Центра АНОК) структурированными данными по учебным планам (1–8 семестры, 64 дисциплины), протоколам экспертизы ФГОС 3++, служебным запискам с Diff-анализом, матрицам компетенций и новостям.</w:t>
+        <w:rPr>
+          <w:rFonts w:ascii="Times New Roman" w:hAnsi="Times New Roman"/>
+          <w:b/>
+          <w:sz w:val="28"/>
+        </w:rPr>
+        <w:t>Цель лабораторной работы:</w:t>
+      </w:r>
+      <w:r>
+        <w:rPr>
+          <w:rFonts w:ascii="Times New Roman" w:hAnsi="Times New Roman"/>
+          <w:sz w:val="28"/>
+        </w:rPr>
+        <w:t xml:space="preserve"> Проектирование, структурирование и комплексное информационное наполнение (работа с инфоблоками) корпоративного веб-портала университета (Модуль Центра АНОК) реалистичными структурированными данными по образовательным программам, семестровым учебным планам, матрицам компетенций, маршрутам электронного визирования, нормативным стандартам ФГОС 3++ и служебным запискам в соответствии с бизнес-правилами Варианта № 15.</w:t>
       </w:r>
     </w:p>
     <w:p>
       <w:pPr>
-        <w:pStyle w:val="Heading1"/>
+        <w:spacing w:before="160" w:after="80"/>
+        <w:jc w:val="left"/>
       </w:pPr>
       <w:r>
         <w:rPr>
-          <w:color w:val="0F172A"/>
+          <w:rFonts w:ascii="Times New Roman" w:hAnsi="Times New Roman"/>
+          <w:b/>
           <w:sz w:val="26"/>
         </w:rPr>
-        <w:t>2. Классификация и структура информационных блоков (Инфоблоков)</w:t>
+        <w:t>Задачи работы:</w:t>
       </w:r>
     </w:p>
     <w:p>
+      <w:pPr>
+        <w:spacing w:line="276" w:lineRule="auto" w:after="60"/>
+        <w:ind w:left="709"/>
+        <w:jc w:val="both"/>
+      </w:pPr>
       <w:r>
         <w:rPr>
+          <w:rFonts w:ascii="Times New Roman" w:hAnsi="Times New Roman"/>
           <w:b/>
+          <w:sz w:val="28"/>
         </w:rPr>
-        <w:t>Таблица 1 — Классификация информационных блоков корпоративного портала АНОК</w:t>
+        <w:t xml:space="preserve">1. </w:t>
+      </w:r>
+      <w:r>
+        <w:rPr>
+          <w:rFonts w:ascii="Times New Roman" w:hAnsi="Times New Roman"/>
+          <w:sz w:val="28"/>
+        </w:rPr>
+        <w:t>Выполнить классификацию и структурирование информационных блоков портала (Инфоблоков) по функциональным модулям предметной области АНОК:</w:t>
+      </w:r>
+    </w:p>
+    <w:p>
+      <w:pPr>
+        <w:spacing w:line="276" w:lineRule="auto" w:after="60"/>
+        <w:ind w:left="1134"/>
+        <w:jc w:val="both"/>
+      </w:pPr>
+      <w:r>
+        <w:rPr>
+          <w:rFonts w:ascii="Times New Roman" w:hAnsi="Times New Roman"/>
+          <w:b w:val="0"/>
+          <w:sz w:val="28"/>
+        </w:rPr>
+        <w:t xml:space="preserve">• </w:t>
+      </w:r>
+      <w:r>
+        <w:rPr>
+          <w:rFonts w:ascii="Times New Roman" w:hAnsi="Times New Roman"/>
+          <w:sz w:val="28"/>
+        </w:rPr>
+      </w:r>
+      <w:r>
+        <w:rPr>
+          <w:rFonts w:ascii="Times New Roman" w:hAnsi="Times New Roman"/>
+          <w:b/>
+          <w:sz w:val="28"/>
+        </w:rPr>
+        <w:t>Инфоблок 1:</w:t>
+      </w:r>
+      <w:r>
+        <w:rPr>
+          <w:rFonts w:ascii="Times New Roman" w:hAnsi="Times New Roman"/>
+          <w:sz w:val="28"/>
+        </w:rPr>
+        <w:t xml:space="preserve"> «Реестр учебных планов и семестровая матрица дисциплин (1–8 семестры)»;</w:t>
+      </w:r>
+    </w:p>
+    <w:p>
+      <w:pPr>
+        <w:spacing w:line="276" w:lineRule="auto" w:after="60"/>
+        <w:ind w:left="1134"/>
+        <w:jc w:val="both"/>
+      </w:pPr>
+      <w:r>
+        <w:rPr>
+          <w:rFonts w:ascii="Times New Roman" w:hAnsi="Times New Roman"/>
+          <w:b w:val="0"/>
+          <w:sz w:val="28"/>
+        </w:rPr>
+        <w:t xml:space="preserve">• </w:t>
+      </w:r>
+      <w:r>
+        <w:rPr>
+          <w:rFonts w:ascii="Times New Roman" w:hAnsi="Times New Roman"/>
+          <w:sz w:val="28"/>
+        </w:rPr>
+      </w:r>
+      <w:r>
+        <w:rPr>
+          <w:rFonts w:ascii="Times New Roman" w:hAnsi="Times New Roman"/>
+          <w:b/>
+          <w:sz w:val="28"/>
+        </w:rPr>
+        <w:t>Инфоблок 2:</w:t>
+      </w:r>
+      <w:r>
+        <w:rPr>
+          <w:rFonts w:ascii="Times New Roman" w:hAnsi="Times New Roman"/>
+          <w:sz w:val="28"/>
+        </w:rPr>
+        <w:t xml:space="preserve"> «Протоколы аккредитационной экспертизы и чеклисты валидатора ФГОС ВО 3++»;</w:t>
+      </w:r>
+    </w:p>
+    <w:p>
+      <w:pPr>
+        <w:spacing w:line="276" w:lineRule="auto" w:after="60"/>
+        <w:ind w:left="1134"/>
+        <w:jc w:val="both"/>
+      </w:pPr>
+      <w:r>
+        <w:rPr>
+          <w:rFonts w:ascii="Times New Roman" w:hAnsi="Times New Roman"/>
+          <w:b w:val="0"/>
+          <w:sz w:val="28"/>
+        </w:rPr>
+        <w:t xml:space="preserve">• </w:t>
+      </w:r>
+      <w:r>
+        <w:rPr>
+          <w:rFonts w:ascii="Times New Roman" w:hAnsi="Times New Roman"/>
+          <w:sz w:val="28"/>
+        </w:rPr>
+      </w:r>
+      <w:r>
+        <w:rPr>
+          <w:rFonts w:ascii="Times New Roman" w:hAnsi="Times New Roman"/>
+          <w:b/>
+          <w:sz w:val="28"/>
+        </w:rPr>
+        <w:t>Инфоблок 3:</w:t>
+      </w:r>
+      <w:r>
+        <w:rPr>
+          <w:rFonts w:ascii="Times New Roman" w:hAnsi="Times New Roman"/>
+          <w:sz w:val="28"/>
+        </w:rPr>
+        <w:t xml:space="preserve"> «Служебные записки на актуализацию УП и сопоставительный Diff-трекер («Было» / «Стало»)»;</w:t>
+      </w:r>
+    </w:p>
+    <w:p>
+      <w:pPr>
+        <w:spacing w:line="276" w:lineRule="auto" w:after="60"/>
+        <w:ind w:left="1134"/>
+        <w:jc w:val="both"/>
+      </w:pPr>
+      <w:r>
+        <w:rPr>
+          <w:rFonts w:ascii="Times New Roman" w:hAnsi="Times New Roman"/>
+          <w:b w:val="0"/>
+          <w:sz w:val="28"/>
+        </w:rPr>
+        <w:t xml:space="preserve">• </w:t>
+      </w:r>
+      <w:r>
+        <w:rPr>
+          <w:rFonts w:ascii="Times New Roman" w:hAnsi="Times New Roman"/>
+          <w:sz w:val="28"/>
+        </w:rPr>
+      </w:r>
+      <w:r>
+        <w:rPr>
+          <w:rFonts w:ascii="Times New Roman" w:hAnsi="Times New Roman"/>
+          <w:b/>
+          <w:sz w:val="28"/>
+        </w:rPr>
+        <w:t>Инфоблок 4:</w:t>
+      </w:r>
+      <w:r>
+        <w:rPr>
+          <w:rFonts w:ascii="Times New Roman" w:hAnsi="Times New Roman"/>
+          <w:sz w:val="28"/>
+        </w:rPr>
+        <w:t xml:space="preserve"> «Маршруты электронного согласования, журнал ЭЦП и сертификаты должностных лиц»;</w:t>
+      </w:r>
+    </w:p>
+    <w:p>
+      <w:pPr>
+        <w:spacing w:line="276" w:lineRule="auto" w:after="60"/>
+        <w:ind w:left="1134"/>
+        <w:jc w:val="both"/>
+      </w:pPr>
+      <w:r>
+        <w:rPr>
+          <w:rFonts w:ascii="Times New Roman" w:hAnsi="Times New Roman"/>
+          <w:b w:val="0"/>
+          <w:sz w:val="28"/>
+        </w:rPr>
+        <w:t xml:space="preserve">• </w:t>
+      </w:r>
+      <w:r>
+        <w:rPr>
+          <w:rFonts w:ascii="Times New Roman" w:hAnsi="Times New Roman"/>
+          <w:sz w:val="28"/>
+        </w:rPr>
+      </w:r>
+      <w:r>
+        <w:rPr>
+          <w:rFonts w:ascii="Times New Roman" w:hAnsi="Times New Roman"/>
+          <w:b/>
+          <w:sz w:val="28"/>
+        </w:rPr>
+        <w:t>Инфоблок 5:</w:t>
+      </w:r>
+      <w:r>
+        <w:rPr>
+          <w:rFonts w:ascii="Times New Roman" w:hAnsi="Times New Roman"/>
+          <w:sz w:val="28"/>
+        </w:rPr>
+        <w:t xml:space="preserve"> «Каталог образовательных программ и справочник нормативных стандартов ФГОС 3++»;</w:t>
+      </w:r>
+    </w:p>
+    <w:p>
+      <w:pPr>
+        <w:spacing w:line="276" w:lineRule="auto" w:after="60"/>
+        <w:ind w:left="1134"/>
+        <w:jc w:val="both"/>
+      </w:pPr>
+      <w:r>
+        <w:rPr>
+          <w:rFonts w:ascii="Times New Roman" w:hAnsi="Times New Roman"/>
+          <w:b w:val="0"/>
+          <w:sz w:val="28"/>
+        </w:rPr>
+        <w:t xml:space="preserve">• </w:t>
+      </w:r>
+      <w:r>
+        <w:rPr>
+          <w:rFonts w:ascii="Times New Roman" w:hAnsi="Times New Roman"/>
+          <w:sz w:val="28"/>
+        </w:rPr>
+      </w:r>
+      <w:r>
+        <w:rPr>
+          <w:rFonts w:ascii="Times New Roman" w:hAnsi="Times New Roman"/>
+          <w:b/>
+          <w:sz w:val="28"/>
+        </w:rPr>
+        <w:t>Инфоблок 6:</w:t>
+      </w:r>
+      <w:r>
+        <w:rPr>
+          <w:rFonts w:ascii="Times New Roman" w:hAnsi="Times New Roman"/>
+          <w:sz w:val="28"/>
+        </w:rPr>
+        <w:t xml:space="preserve"> «Матрица компетенций ФГОС ВО (УК, ОПК, ПК) и карты индикаторов достижения»;</w:t>
+      </w:r>
+    </w:p>
+    <w:p>
+      <w:pPr>
+        <w:spacing w:line="276" w:lineRule="auto" w:after="60"/>
+        <w:ind w:left="1134"/>
+        <w:jc w:val="both"/>
+      </w:pPr>
+      <w:r>
+        <w:rPr>
+          <w:rFonts w:ascii="Times New Roman" w:hAnsi="Times New Roman"/>
+          <w:b w:val="0"/>
+          <w:sz w:val="28"/>
+        </w:rPr>
+        <w:t xml:space="preserve">• </w:t>
+      </w:r>
+      <w:r>
+        <w:rPr>
+          <w:rFonts w:ascii="Times New Roman" w:hAnsi="Times New Roman"/>
+          <w:sz w:val="28"/>
+        </w:rPr>
+      </w:r>
+      <w:r>
+        <w:rPr>
+          <w:rFonts w:ascii="Times New Roman" w:hAnsi="Times New Roman"/>
+          <w:b/>
+          <w:sz w:val="28"/>
+        </w:rPr>
+        <w:t>Инфоблок 7:</w:t>
+      </w:r>
+      <w:r>
+        <w:rPr>
+          <w:rFonts w:ascii="Times New Roman" w:hAnsi="Times New Roman"/>
+          <w:sz w:val="28"/>
+        </w:rPr>
+        <w:t xml:space="preserve"> «Организационная структура университета, кафедры и профессорско-преподавательский состав»;</w:t>
+      </w:r>
+    </w:p>
+    <w:p>
+      <w:pPr>
+        <w:spacing w:line="276" w:lineRule="auto" w:after="60"/>
+        <w:ind w:left="1134"/>
+        <w:jc w:val="both"/>
+      </w:pPr>
+      <w:r>
+        <w:rPr>
+          <w:rFonts w:ascii="Times New Roman" w:hAnsi="Times New Roman"/>
+          <w:b w:val="0"/>
+          <w:sz w:val="28"/>
+        </w:rPr>
+        <w:t xml:space="preserve">• </w:t>
+      </w:r>
+      <w:r>
+        <w:rPr>
+          <w:rFonts w:ascii="Times New Roman" w:hAnsi="Times New Roman"/>
+          <w:sz w:val="28"/>
+        </w:rPr>
+      </w:r>
+      <w:r>
+        <w:rPr>
+          <w:rFonts w:ascii="Times New Roman" w:hAnsi="Times New Roman"/>
+          <w:b/>
+          <w:sz w:val="28"/>
+        </w:rPr>
+        <w:t>Инфоблок 8:</w:t>
+      </w:r>
+      <w:r>
+        <w:rPr>
+          <w:rFonts w:ascii="Times New Roman" w:hAnsi="Times New Roman"/>
+          <w:sz w:val="28"/>
+        </w:rPr>
+        <w:t xml:space="preserve"> «Новости, нормативно-методические регламенты Центра АНОК и график заседаний Ученого совета».</w:t>
+      </w:r>
+    </w:p>
+    <w:p>
+      <w:pPr>
+        <w:spacing w:line="276" w:lineRule="auto" w:after="60"/>
+        <w:ind w:left="709"/>
+        <w:jc w:val="both"/>
+      </w:pPr>
+      <w:r>
+        <w:rPr>
+          <w:rFonts w:ascii="Times New Roman" w:hAnsi="Times New Roman"/>
+          <w:b/>
+          <w:sz w:val="28"/>
+        </w:rPr>
+        <w:t xml:space="preserve">2. </w:t>
+      </w:r>
+      <w:r>
+        <w:rPr>
+          <w:rFonts w:ascii="Times New Roman" w:hAnsi="Times New Roman"/>
+          <w:sz w:val="28"/>
+        </w:rPr>
+        <w:t>Наполнить реляционную базу данных и интерфейсные шаблоны портала полным массивом взаимосвязанных сущностей (64 дисциплины по 8 семестрам, 5 образовательных программ, 13 компетенций с дескрипторами, 8 кафедр, служебные записки с двусторонними визами, криптографические хеши SHA-256).</w:t>
+      </w:r>
+    </w:p>
+    <w:p>
+      <w:pPr>
+        <w:spacing w:line="276" w:lineRule="auto" w:after="60"/>
+        <w:ind w:left="709"/>
+        <w:jc w:val="both"/>
+      </w:pPr>
+      <w:r>
+        <w:rPr>
+          <w:rFonts w:ascii="Times New Roman" w:hAnsi="Times New Roman"/>
+          <w:b/>
+          <w:sz w:val="28"/>
+        </w:rPr>
+        <w:t xml:space="preserve">3. </w:t>
+      </w:r>
+      <w:r>
+        <w:rPr>
+          <w:rFonts w:ascii="Times New Roman" w:hAnsi="Times New Roman"/>
+          <w:sz w:val="28"/>
+        </w:rPr>
+        <w:t>Продемонстрировать примеры заполненных страниц и инфоблоков в интерфейсе работающего программного обеспечения.</w:t>
+      </w:r>
+    </w:p>
+    <w:p>
+      <w:pPr>
+        <w:spacing w:line="276" w:lineRule="auto" w:after="60"/>
+        <w:ind w:left="709"/>
+        <w:jc w:val="both"/>
+      </w:pPr>
+      <w:r>
+        <w:rPr>
+          <w:rFonts w:ascii="Times New Roman" w:hAnsi="Times New Roman"/>
+          <w:b/>
+          <w:sz w:val="28"/>
+        </w:rPr>
+        <w:t xml:space="preserve">4. </w:t>
+      </w:r>
+      <w:r>
+        <w:rPr>
+          <w:rFonts w:ascii="Times New Roman" w:hAnsi="Times New Roman"/>
+          <w:sz w:val="28"/>
+        </w:rPr>
+        <w:t>Оформить комплект проектной отчетности (Markdown, DOCX, PDF).</w:t>
+      </w:r>
+    </w:p>
+    <w:p>
+      <w:pPr>
+        <w:spacing w:before="240" w:after="120"/>
+        <w:jc w:val="left"/>
+      </w:pPr>
+      <w:r>
+        <w:rPr>
+          <w:rFonts w:ascii="Times New Roman" w:hAnsi="Times New Roman"/>
+          <w:b/>
+          <w:sz w:val="28"/>
+        </w:rPr>
+        <w:t>2. Классификация и структура информационных блоков портала (Инфоблоков)</w:t>
+      </w:r>
+    </w:p>
+    <w:p>
+      <w:pPr>
+        <w:spacing w:line="276" w:lineRule="auto" w:after="120"/>
+        <w:ind w:firstLine="709"/>
+        <w:jc w:val="both"/>
+      </w:pPr>
+      <w:r>
+        <w:rPr>
+          <w:rFonts w:ascii="Times New Roman" w:hAnsi="Times New Roman"/>
+          <w:sz w:val="28"/>
+        </w:rPr>
+        <w:t>Информационные блоки корпоративного портала Центра АНОК разделены на 4 функциональные категории:</w:t>
+      </w:r>
+    </w:p>
+    <w:p>
+      <w:pPr>
+        <w:spacing w:before="160" w:after="80"/>
+        <w:ind w:firstLine="709"/>
+        <w:jc w:val="left"/>
+      </w:pPr>
+      <w:r>
+        <w:rPr>
+          <w:rFonts w:ascii="Times New Roman" w:hAnsi="Times New Roman"/>
+          <w:b/>
+          <w:sz w:val="24"/>
+        </w:rPr>
+        <w:t>Таблица 1 — Спецификация данных</w:t>
       </w:r>
     </w:p>
     <w:tbl>
       <w:tblPr>
         <w:tblW w:type="auto" w:w="0"/>
         <w:jc w:val="center"/>
-        <w:tblLayout w:type="fixed"/>
         <w:tblLook w:firstColumn="1" w:firstRow="1" w:lastColumn="0" w:lastRow="0" w:noHBand="0" w:noVBand="1" w:val="04A0"/>
+        <w:tblBorders>
+          <w:top w:val="single" w:sz="4" w:space="0" w:color="CBD5E1"/>
+          <w:bottom w:val="single" w:sz="4" w:space="0" w:color="CBD5E1"/>
+          <w:insideH w:val="single" w:sz="4" w:space="0" w:color="CBD5E1"/>
+          <w:insideV w:val="single" w:sz="4" w:space="0" w:color="CBD5E1"/>
+          <w:left w:val="single" w:sz="4" w:space="0" w:color="CBD5E1"/>
+          <w:right w:val="single" w:sz="4" w:space="0" w:color="CBD5E1"/>
+        </w:tblBorders>
       </w:tblPr>
       <w:tblGrid>
-        <w:gridCol w:w="2484"/>
-        <w:gridCol w:w="2484"/>
-        <w:gridCol w:w="2484"/>
-        <w:gridCol w:w="2484"/>
+        <w:gridCol w:w="2339"/>
+        <w:gridCol w:w="2339"/>
+        <w:gridCol w:w="2339"/>
+        <w:gridCol w:w="2339"/>
       </w:tblGrid>
       <w:tr>
         <w:tc>
           <w:tcPr>
-            <w:tcW w:type="dxa" w:w="2484"/>
-            <w:shd w:fill="0F172A"/>
+            <w:tcW w:type="dxa" w:w="2339"/>
+            <w:tcMar>
+              <w:top w:w="100" w:type="dxa"/>
+              <w:bottom w:w="100" w:type="dxa"/>
+              <w:left w:w="150" w:type="dxa"/>
+              <w:right w:w="150" w:type="dxa"/>
+            </w:tcMar>
+            <w:shd w:fill="E2E8F0"/>
           </w:tcPr>
           <w:p>
             <w:pPr>
-              <w:jc w:val="center"/>
+              <w:spacing w:before="40" w:after="40" w:line="252" w:lineRule="auto"/>
+              <w:jc w:val="left"/>
             </w:pPr>
             <w:r>
               <w:rPr>
+                <w:rFonts w:ascii="Times New Roman" w:hAnsi="Times New Roman"/>
                 <w:b/>
-                <w:color w:val="FFFFFF"/>
-                <w:sz w:val="17"/>
+                <w:sz w:val="22"/>
               </w:rPr>
-              <w:t>Категория инфоблока</w:t>
+              <w:t>Категория инфоблоков</w:t>
             </w:r>
           </w:p>
         </w:tc>
         <w:tc>
           <w:tcPr>
-            <w:tcW w:type="dxa" w:w="2484"/>
-            <w:shd w:fill="0F172A"/>
+            <w:tcW w:type="dxa" w:w="2339"/>
+            <w:tcMar>
+              <w:top w:w="100" w:type="dxa"/>
+              <w:bottom w:w="100" w:type="dxa"/>
+              <w:left w:w="150" w:type="dxa"/>
+              <w:right w:w="150" w:type="dxa"/>
+            </w:tcMar>
+            <w:shd w:fill="E2E8F0"/>
           </w:tcPr>
           <w:p>
             <w:pPr>
-              <w:jc w:val="center"/>
+              <w:spacing w:before="40" w:after="40" w:line="252" w:lineRule="auto"/>
+              <w:jc w:val="left"/>
             </w:pPr>
             <w:r>
               <w:rPr>
+                <w:rFonts w:ascii="Times New Roman" w:hAnsi="Times New Roman"/>
                 <w:b/>
-                <w:color w:val="FFFFFF"/>
-                <w:sz w:val="17"/>
+                <w:sz w:val="22"/>
               </w:rPr>
               <w:t>Наименование инфоблока</w:t>
             </w:r>
@@ -136,18 +667,25 @@
         </w:tc>
         <w:tc>
           <w:tcPr>
-            <w:tcW w:type="dxa" w:w="2484"/>
-            <w:shd w:fill="0F172A"/>
+            <w:tcW w:type="dxa" w:w="2339"/>
+            <w:tcMar>
+              <w:top w:w="100" w:type="dxa"/>
+              <w:bottom w:w="100" w:type="dxa"/>
+              <w:left w:w="150" w:type="dxa"/>
+              <w:right w:w="150" w:type="dxa"/>
+            </w:tcMar>
+            <w:shd w:fill="E2E8F0"/>
           </w:tcPr>
           <w:p>
             <w:pPr>
-              <w:jc w:val="center"/>
+              <w:spacing w:before="40" w:after="40" w:line="252" w:lineRule="auto"/>
+              <w:jc w:val="left"/>
             </w:pPr>
             <w:r>
               <w:rPr>
+                <w:rFonts w:ascii="Times New Roman" w:hAnsi="Times New Roman"/>
                 <w:b/>
-                <w:color w:val="FFFFFF"/>
-                <w:sz w:val="17"/>
+                <w:sz w:val="22"/>
               </w:rPr>
               <w:t>Тип данных</w:t>
             </w:r>
@@ -155,20 +693,27 @@
         </w:tc>
         <w:tc>
           <w:tcPr>
-            <w:tcW w:type="dxa" w:w="2484"/>
-            <w:shd w:fill="0F172A"/>
+            <w:tcW w:type="dxa" w:w="2339"/>
+            <w:tcMar>
+              <w:top w:w="100" w:type="dxa"/>
+              <w:bottom w:w="100" w:type="dxa"/>
+              <w:left w:w="150" w:type="dxa"/>
+              <w:right w:w="150" w:type="dxa"/>
+            </w:tcMar>
+            <w:shd w:fill="E2E8F0"/>
           </w:tcPr>
           <w:p>
             <w:pPr>
-              <w:jc w:val="center"/>
+              <w:spacing w:before="40" w:after="40" w:line="252" w:lineRule="auto"/>
+              <w:jc w:val="left"/>
             </w:pPr>
             <w:r>
               <w:rPr>
+                <w:rFonts w:ascii="Times New Roman" w:hAnsi="Times New Roman"/>
                 <w:b/>
-                <w:color w:val="FFFFFF"/>
-                <w:sz w:val="17"/>
+                <w:sz w:val="22"/>
               </w:rPr>
-              <w:t>Источник / Роль</w:t>
+              <w:t>Источник наполнения / Роль</w:t>
             </w:r>
           </w:p>
         </w:tc>
@@ -176,34 +721,60 @@
       <w:tr>
         <w:tc>
           <w:tcPr>
-            <w:tcW w:type="dxa" w:w="2484"/>
-            <w:shd w:fill="FFFFFF"/>
+            <w:tcW w:type="dxa" w:w="2339"/>
+            <w:tcMar>
+              <w:top w:w="100" w:type="dxa"/>
+              <w:bottom w:w="100" w:type="dxa"/>
+              <w:left w:w="150" w:type="dxa"/>
+              <w:right w:w="150" w:type="dxa"/>
+            </w:tcMar>
           </w:tcPr>
           <w:p>
             <w:pPr>
+              <w:spacing w:before="40" w:after="40" w:line="252" w:lineRule="auto"/>
               <w:jc w:val="left"/>
             </w:pPr>
             <w:r>
               <w:rPr>
+                <w:rFonts w:ascii="Times New Roman" w:hAnsi="Times New Roman"/>
+                <w:sz w:val="22"/>
+              </w:rPr>
+            </w:r>
+            <w:r>
+              <w:rPr>
+                <w:rFonts w:ascii="Times New Roman" w:hAnsi="Times New Roman"/>
                 <w:b/>
-                <w:sz w:val="16"/>
+                <w:sz w:val="22"/>
               </w:rPr>
               <w:t>1. Учебный процесс</w:t>
+            </w:r>
+            <w:r>
+              <w:rPr>
+                <w:rFonts w:ascii="Times New Roman" w:hAnsi="Times New Roman"/>
+                <w:sz w:val="22"/>
+              </w:rPr>
             </w:r>
           </w:p>
         </w:tc>
         <w:tc>
           <w:tcPr>
-            <w:tcW w:type="dxa" w:w="2484"/>
-            <w:shd w:fill="FFFFFF"/>
+            <w:tcW w:type="dxa" w:w="2339"/>
+            <w:tcMar>
+              <w:top w:w="100" w:type="dxa"/>
+              <w:bottom w:w="100" w:type="dxa"/>
+              <w:left w:w="150" w:type="dxa"/>
+              <w:right w:w="150" w:type="dxa"/>
+            </w:tcMar>
           </w:tcPr>
           <w:p>
             <w:pPr>
-              <w:jc w:val="center"/>
+              <w:spacing w:before="40" w:after="40" w:line="252" w:lineRule="auto"/>
+              <w:jc w:val="left"/>
             </w:pPr>
             <w:r>
               <w:rPr>
-                <w:sz w:val="16"/>
+                <w:rFonts w:ascii="Times New Roman" w:hAnsi="Times New Roman"/>
+                <w:sz w:val="22"/>
               </w:rPr>
               <w:t>Реестр УП и семестровая матрица дисциплин</w:t>
             </w:r>
@@ -211,16 +782,23 @@
         </w:tc>
         <w:tc>
           <w:tcPr>
-            <w:tcW w:type="dxa" w:w="2484"/>
-            <w:shd w:fill="FFFFFF"/>
+            <w:tcW w:type="dxa" w:w="2339"/>
+            <w:tcMar>
+              <w:top w:w="100" w:type="dxa"/>
+              <w:bottom w:w="100" w:type="dxa"/>
+              <w:left w:w="150" w:type="dxa"/>
+              <w:right w:w="150" w:type="dxa"/>
+            </w:tcMar>
           </w:tcPr>
           <w:p>
             <w:pPr>
-              <w:jc w:val="center"/>
+              <w:spacing w:before="40" w:after="40" w:line="252" w:lineRule="auto"/>
+              <w:jc w:val="left"/>
             </w:pPr>
             <w:r>
               <w:rPr>
-                <w:sz w:val="16"/>
+                <w:rFonts w:ascii="Times New Roman" w:hAnsi="Times New Roman"/>
+                <w:sz w:val="22"/>
               </w:rPr>
               <w:t>Реляционный каталог</w:t>
             </w:r>
@@ -228,16 +806,23 @@
         </w:tc>
         <w:tc>
           <w:tcPr>
-            <w:tcW w:type="dxa" w:w="2484"/>
-            <w:shd w:fill="FFFFFF"/>
+            <w:tcW w:type="dxa" w:w="2339"/>
+            <w:tcMar>
+              <w:top w:w="100" w:type="dxa"/>
+              <w:bottom w:w="100" w:type="dxa"/>
+              <w:left w:w="150" w:type="dxa"/>
+              <w:right w:w="150" w:type="dxa"/>
+            </w:tcMar>
           </w:tcPr>
           <w:p>
             <w:pPr>
-              <w:jc w:val="center"/>
+              <w:spacing w:before="40" w:after="40" w:line="252" w:lineRule="auto"/>
+              <w:jc w:val="left"/>
             </w:pPr>
             <w:r>
               <w:rPr>
-                <w:sz w:val="16"/>
+                <w:rFonts w:ascii="Times New Roman" w:hAnsi="Times New Roman"/>
+                <w:sz w:val="22"/>
               </w:rPr>
               <w:t>Выпускающие кафедры, УМУ</w:t>
             </w:r>
@@ -247,34 +832,60 @@
       <w:tr>
         <w:tc>
           <w:tcPr>
-            <w:tcW w:type="dxa" w:w="2484"/>
-            <w:shd w:fill="F8FAFC"/>
+            <w:tcW w:type="dxa" w:w="2339"/>
+            <w:tcMar>
+              <w:top w:w="100" w:type="dxa"/>
+              <w:bottom w:w="100" w:type="dxa"/>
+              <w:left w:w="150" w:type="dxa"/>
+              <w:right w:w="150" w:type="dxa"/>
+            </w:tcMar>
           </w:tcPr>
           <w:p>
             <w:pPr>
+              <w:spacing w:before="40" w:after="40" w:line="252" w:lineRule="auto"/>
               <w:jc w:val="left"/>
             </w:pPr>
             <w:r>
               <w:rPr>
+                <w:rFonts w:ascii="Times New Roman" w:hAnsi="Times New Roman"/>
+                <w:sz w:val="22"/>
+              </w:rPr>
+            </w:r>
+            <w:r>
+              <w:rPr>
+                <w:rFonts w:ascii="Times New Roman" w:hAnsi="Times New Roman"/>
                 <w:b/>
-                <w:sz w:val="16"/>
+                <w:sz w:val="22"/>
               </w:rPr>
               <w:t>1. Учебный процесс</w:t>
+            </w:r>
+            <w:r>
+              <w:rPr>
+                <w:rFonts w:ascii="Times New Roman" w:hAnsi="Times New Roman"/>
+                <w:sz w:val="22"/>
+              </w:rPr>
             </w:r>
           </w:p>
         </w:tc>
         <w:tc>
           <w:tcPr>
-            <w:tcW w:type="dxa" w:w="2484"/>
-            <w:shd w:fill="F8FAFC"/>
+            <w:tcW w:type="dxa" w:w="2339"/>
+            <w:tcMar>
+              <w:top w:w="100" w:type="dxa"/>
+              <w:bottom w:w="100" w:type="dxa"/>
+              <w:left w:w="150" w:type="dxa"/>
+              <w:right w:w="150" w:type="dxa"/>
+            </w:tcMar>
           </w:tcPr>
           <w:p>
             <w:pPr>
-              <w:jc w:val="center"/>
+              <w:spacing w:before="40" w:after="40" w:line="252" w:lineRule="auto"/>
+              <w:jc w:val="left"/>
             </w:pPr>
             <w:r>
               <w:rPr>
-                <w:sz w:val="16"/>
+                <w:rFonts w:ascii="Times New Roman" w:hAnsi="Times New Roman"/>
+                <w:sz w:val="22"/>
               </w:rPr>
               <w:t>Матрица компетенций ФГОС (УК, ОПК, ПК)</w:t>
             </w:r>
@@ -282,16 +893,23 @@
         </w:tc>
         <w:tc>
           <w:tcPr>
-            <w:tcW w:type="dxa" w:w="2484"/>
-            <w:shd w:fill="F8FAFC"/>
+            <w:tcW w:type="dxa" w:w="2339"/>
+            <w:tcMar>
+              <w:top w:w="100" w:type="dxa"/>
+              <w:bottom w:w="100" w:type="dxa"/>
+              <w:left w:w="150" w:type="dxa"/>
+              <w:right w:w="150" w:type="dxa"/>
+            </w:tcMar>
           </w:tcPr>
           <w:p>
             <w:pPr>
-              <w:jc w:val="center"/>
+              <w:spacing w:before="40" w:after="40" w:line="252" w:lineRule="auto"/>
+              <w:jc w:val="left"/>
             </w:pPr>
             <w:r>
               <w:rPr>
-                <w:sz w:val="16"/>
+                <w:rFonts w:ascii="Times New Roman" w:hAnsi="Times New Roman"/>
+                <w:sz w:val="22"/>
               </w:rPr>
               <w:t>Иерархический справочник</w:t>
             </w:r>
@@ -299,18 +917,25 @@
         </w:tc>
         <w:tc>
           <w:tcPr>
-            <w:tcW w:type="dxa" w:w="2484"/>
-            <w:shd w:fill="F8FAFC"/>
+            <w:tcW w:type="dxa" w:w="2339"/>
+            <w:tcMar>
+              <w:top w:w="100" w:type="dxa"/>
+              <w:bottom w:w="100" w:type="dxa"/>
+              <w:left w:w="150" w:type="dxa"/>
+              <w:right w:w="150" w:type="dxa"/>
+            </w:tcMar>
           </w:tcPr>
           <w:p>
             <w:pPr>
-              <w:jc w:val="center"/>
+              <w:spacing w:before="40" w:after="40" w:line="252" w:lineRule="auto"/>
+              <w:jc w:val="left"/>
             </w:pPr>
             <w:r>
               <w:rPr>
-                <w:sz w:val="16"/>
+                <w:rFonts w:ascii="Times New Roman" w:hAnsi="Times New Roman"/>
+                <w:sz w:val="22"/>
               </w:rPr>
-              <w:t>Руководители ОП, АНОК</w:t>
+              <w:t>Руководители ОП, Эксперты АНОК</w:t>
             </w:r>
           </w:p>
         </w:tc>
@@ -318,34 +943,60 @@
       <w:tr>
         <w:tc>
           <w:tcPr>
-            <w:tcW w:type="dxa" w:w="2484"/>
-            <w:shd w:fill="FFFFFF"/>
+            <w:tcW w:type="dxa" w:w="2339"/>
+            <w:tcMar>
+              <w:top w:w="100" w:type="dxa"/>
+              <w:bottom w:w="100" w:type="dxa"/>
+              <w:left w:w="150" w:type="dxa"/>
+              <w:right w:w="150" w:type="dxa"/>
+            </w:tcMar>
           </w:tcPr>
           <w:p>
             <w:pPr>
+              <w:spacing w:before="40" w:after="40" w:line="252" w:lineRule="auto"/>
               <w:jc w:val="left"/>
             </w:pPr>
             <w:r>
               <w:rPr>
+                <w:rFonts w:ascii="Times New Roman" w:hAnsi="Times New Roman"/>
+                <w:sz w:val="22"/>
+              </w:rPr>
+            </w:r>
+            <w:r>
+              <w:rPr>
+                <w:rFonts w:ascii="Times New Roman" w:hAnsi="Times New Roman"/>
                 <w:b/>
-                <w:sz w:val="16"/>
+                <w:sz w:val="22"/>
               </w:rPr>
               <w:t>2. Нормативный контроль</w:t>
+            </w:r>
+            <w:r>
+              <w:rPr>
+                <w:rFonts w:ascii="Times New Roman" w:hAnsi="Times New Roman"/>
+                <w:sz w:val="22"/>
+              </w:rPr>
             </w:r>
           </w:p>
         </w:tc>
         <w:tc>
           <w:tcPr>
-            <w:tcW w:type="dxa" w:w="2484"/>
-            <w:shd w:fill="FFFFFF"/>
+            <w:tcW w:type="dxa" w:w="2339"/>
+            <w:tcMar>
+              <w:top w:w="100" w:type="dxa"/>
+              <w:bottom w:w="100" w:type="dxa"/>
+              <w:left w:w="150" w:type="dxa"/>
+              <w:right w:w="150" w:type="dxa"/>
+            </w:tcMar>
           </w:tcPr>
           <w:p>
             <w:pPr>
-              <w:jc w:val="center"/>
+              <w:spacing w:before="40" w:after="40" w:line="252" w:lineRule="auto"/>
+              <w:jc w:val="left"/>
             </w:pPr>
             <w:r>
               <w:rPr>
-                <w:sz w:val="16"/>
+                <w:rFonts w:ascii="Times New Roman" w:hAnsi="Times New Roman"/>
+                <w:sz w:val="22"/>
               </w:rPr>
               <w:t>Стандарты ФГОС ВО 3++ и приказы</w:t>
             </w:r>
@@ -353,16 +1004,23 @@
         </w:tc>
         <w:tc>
           <w:tcPr>
-            <w:tcW w:type="dxa" w:w="2484"/>
-            <w:shd w:fill="FFFFFF"/>
+            <w:tcW w:type="dxa" w:w="2339"/>
+            <w:tcMar>
+              <w:top w:w="100" w:type="dxa"/>
+              <w:bottom w:w="100" w:type="dxa"/>
+              <w:left w:w="150" w:type="dxa"/>
+              <w:right w:w="150" w:type="dxa"/>
+            </w:tcMar>
           </w:tcPr>
           <w:p>
             <w:pPr>
-              <w:jc w:val="center"/>
+              <w:spacing w:before="40" w:after="40" w:line="252" w:lineRule="auto"/>
+              <w:jc w:val="left"/>
             </w:pPr>
             <w:r>
               <w:rPr>
-                <w:sz w:val="16"/>
+                <w:rFonts w:ascii="Times New Roman" w:hAnsi="Times New Roman"/>
+                <w:sz w:val="22"/>
               </w:rPr>
               <w:t>Нормативная база</w:t>
             </w:r>
@@ -370,18 +1028,25 @@
         </w:tc>
         <w:tc>
           <w:tcPr>
-            <w:tcW w:type="dxa" w:w="2484"/>
-            <w:shd w:fill="FFFFFF"/>
+            <w:tcW w:type="dxa" w:w="2339"/>
+            <w:tcMar>
+              <w:top w:w="100" w:type="dxa"/>
+              <w:bottom w:w="100" w:type="dxa"/>
+              <w:left w:w="150" w:type="dxa"/>
+              <w:right w:w="150" w:type="dxa"/>
+            </w:tcMar>
           </w:tcPr>
           <w:p>
             <w:pPr>
-              <w:jc w:val="center"/>
+              <w:spacing w:before="40" w:after="40" w:line="252" w:lineRule="auto"/>
+              <w:jc w:val="left"/>
             </w:pPr>
             <w:r>
               <w:rPr>
-                <w:sz w:val="16"/>
+                <w:rFonts w:ascii="Times New Roman" w:hAnsi="Times New Roman"/>
+                <w:sz w:val="22"/>
               </w:rPr>
-              <w:t>Эксперты АНОК, Минобрнауки</w:t>
+              <w:t>Эксперты АНОК, Минобрнауки РФ</w:t>
             </w:r>
           </w:p>
         </w:tc>
@@ -389,34 +1054,60 @@
       <w:tr>
         <w:tc>
           <w:tcPr>
-            <w:tcW w:type="dxa" w:w="2484"/>
-            <w:shd w:fill="F8FAFC"/>
+            <w:tcW w:type="dxa" w:w="2339"/>
+            <w:tcMar>
+              <w:top w:w="100" w:type="dxa"/>
+              <w:bottom w:w="100" w:type="dxa"/>
+              <w:left w:w="150" w:type="dxa"/>
+              <w:right w:w="150" w:type="dxa"/>
+            </w:tcMar>
           </w:tcPr>
           <w:p>
             <w:pPr>
+              <w:spacing w:before="40" w:after="40" w:line="252" w:lineRule="auto"/>
               <w:jc w:val="left"/>
             </w:pPr>
             <w:r>
               <w:rPr>
+                <w:rFonts w:ascii="Times New Roman" w:hAnsi="Times New Roman"/>
+                <w:sz w:val="22"/>
+              </w:rPr>
+            </w:r>
+            <w:r>
+              <w:rPr>
+                <w:rFonts w:ascii="Times New Roman" w:hAnsi="Times New Roman"/>
                 <w:b/>
-                <w:sz w:val="16"/>
+                <w:sz w:val="22"/>
               </w:rPr>
               <w:t>2. Нормативный контроль</w:t>
+            </w:r>
+            <w:r>
+              <w:rPr>
+                <w:rFonts w:ascii="Times New Roman" w:hAnsi="Times New Roman"/>
+                <w:sz w:val="22"/>
+              </w:rPr>
             </w:r>
           </w:p>
         </w:tc>
         <w:tc>
           <w:tcPr>
-            <w:tcW w:type="dxa" w:w="2484"/>
-            <w:shd w:fill="F8FAFC"/>
+            <w:tcW w:type="dxa" w:w="2339"/>
+            <w:tcMar>
+              <w:top w:w="100" w:type="dxa"/>
+              <w:bottom w:w="100" w:type="dxa"/>
+              <w:left w:w="150" w:type="dxa"/>
+              <w:right w:w="150" w:type="dxa"/>
+            </w:tcMar>
           </w:tcPr>
           <w:p>
             <w:pPr>
-              <w:jc w:val="center"/>
+              <w:spacing w:before="40" w:after="40" w:line="252" w:lineRule="auto"/>
+              <w:jc w:val="left"/>
             </w:pPr>
             <w:r>
               <w:rPr>
-                <w:sz w:val="16"/>
+                <w:rFonts w:ascii="Times New Roman" w:hAnsi="Times New Roman"/>
+                <w:sz w:val="22"/>
               </w:rPr>
               <w:t>Протоколы аккредитационной экспертизы</w:t>
             </w:r>
@@ -424,16 +1115,23 @@
         </w:tc>
         <w:tc>
           <w:tcPr>
-            <w:tcW w:type="dxa" w:w="2484"/>
-            <w:shd w:fill="F8FAFC"/>
+            <w:tcW w:type="dxa" w:w="2339"/>
+            <w:tcMar>
+              <w:top w:w="100" w:type="dxa"/>
+              <w:bottom w:w="100" w:type="dxa"/>
+              <w:left w:w="150" w:type="dxa"/>
+              <w:right w:w="150" w:type="dxa"/>
+            </w:tcMar>
           </w:tcPr>
           <w:p>
             <w:pPr>
-              <w:jc w:val="center"/>
+              <w:spacing w:before="40" w:after="40" w:line="252" w:lineRule="auto"/>
+              <w:jc w:val="left"/>
             </w:pPr>
             <w:r>
               <w:rPr>
-                <w:sz w:val="16"/>
+                <w:rFonts w:ascii="Times New Roman" w:hAnsi="Times New Roman"/>
+                <w:sz w:val="22"/>
               </w:rPr>
               <w:t>Динамические чек-листы</w:t>
             </w:r>
@@ -441,18 +1139,25 @@
         </w:tc>
         <w:tc>
           <w:tcPr>
-            <w:tcW w:type="dxa" w:w="2484"/>
-            <w:shd w:fill="F8FAFC"/>
+            <w:tcW w:type="dxa" w:w="2339"/>
+            <w:tcMar>
+              <w:top w:w="100" w:type="dxa"/>
+              <w:bottom w:w="100" w:type="dxa"/>
+              <w:left w:w="150" w:type="dxa"/>
+              <w:right w:w="150" w:type="dxa"/>
+            </w:tcMar>
           </w:tcPr>
           <w:p>
             <w:pPr>
-              <w:jc w:val="center"/>
+              <w:spacing w:before="40" w:after="40" w:line="252" w:lineRule="auto"/>
+              <w:jc w:val="left"/>
             </w:pPr>
             <w:r>
               <w:rPr>
-                <w:sz w:val="16"/>
+                <w:rFonts w:ascii="Times New Roman" w:hAnsi="Times New Roman"/>
+                <w:sz w:val="22"/>
               </w:rPr>
-              <w:t>Валидатор АНОК</w:t>
+              <w:t>Автоматический валидатор АНОК</w:t>
             </w:r>
           </w:p>
         </w:tc>
@@ -460,34 +1165,60 @@
       <w:tr>
         <w:tc>
           <w:tcPr>
-            <w:tcW w:type="dxa" w:w="2484"/>
-            <w:shd w:fill="FFFFFF"/>
+            <w:tcW w:type="dxa" w:w="2339"/>
+            <w:tcMar>
+              <w:top w:w="100" w:type="dxa"/>
+              <w:bottom w:w="100" w:type="dxa"/>
+              <w:left w:w="150" w:type="dxa"/>
+              <w:right w:w="150" w:type="dxa"/>
+            </w:tcMar>
           </w:tcPr>
           <w:p>
             <w:pPr>
+              <w:spacing w:before="40" w:after="40" w:line="252" w:lineRule="auto"/>
               <w:jc w:val="left"/>
             </w:pPr>
             <w:r>
               <w:rPr>
+                <w:rFonts w:ascii="Times New Roman" w:hAnsi="Times New Roman"/>
+                <w:sz w:val="22"/>
+              </w:rPr>
+            </w:r>
+            <w:r>
+              <w:rPr>
+                <w:rFonts w:ascii="Times New Roman" w:hAnsi="Times New Roman"/>
                 <w:b/>
-                <w:sz w:val="16"/>
+                <w:sz w:val="22"/>
               </w:rPr>
               <w:t>3. Документооборот</w:t>
+            </w:r>
+            <w:r>
+              <w:rPr>
+                <w:rFonts w:ascii="Times New Roman" w:hAnsi="Times New Roman"/>
+                <w:sz w:val="22"/>
+              </w:rPr>
             </w:r>
           </w:p>
         </w:tc>
         <w:tc>
           <w:tcPr>
-            <w:tcW w:type="dxa" w:w="2484"/>
-            <w:shd w:fill="FFFFFF"/>
+            <w:tcW w:type="dxa" w:w="2339"/>
+            <w:tcMar>
+              <w:top w:w="100" w:type="dxa"/>
+              <w:bottom w:w="100" w:type="dxa"/>
+              <w:left w:w="150" w:type="dxa"/>
+              <w:right w:w="150" w:type="dxa"/>
+            </w:tcMar>
           </w:tcPr>
           <w:p>
             <w:pPr>
-              <w:jc w:val="center"/>
+              <w:spacing w:before="40" w:after="40" w:line="252" w:lineRule="auto"/>
+              <w:jc w:val="left"/>
             </w:pPr>
             <w:r>
               <w:rPr>
-                <w:sz w:val="16"/>
+                <w:rFonts w:ascii="Times New Roman" w:hAnsi="Times New Roman"/>
+                <w:sz w:val="22"/>
               </w:rPr>
               <w:t>Маршруты визирования и журнал ЭЦП</w:t>
             </w:r>
@@ -495,16 +1226,23 @@
         </w:tc>
         <w:tc>
           <w:tcPr>
-            <w:tcW w:type="dxa" w:w="2484"/>
-            <w:shd w:fill="FFFFFF"/>
+            <w:tcW w:type="dxa" w:w="2339"/>
+            <w:tcMar>
+              <w:top w:w="100" w:type="dxa"/>
+              <w:bottom w:w="100" w:type="dxa"/>
+              <w:left w:w="150" w:type="dxa"/>
+              <w:right w:w="150" w:type="dxa"/>
+            </w:tcMar>
           </w:tcPr>
           <w:p>
             <w:pPr>
-              <w:jc w:val="center"/>
+              <w:spacing w:before="40" w:after="40" w:line="252" w:lineRule="auto"/>
+              <w:jc w:val="left"/>
             </w:pPr>
             <w:r>
               <w:rPr>
-                <w:sz w:val="16"/>
+                <w:rFonts w:ascii="Times New Roman" w:hAnsi="Times New Roman"/>
+                <w:sz w:val="22"/>
               </w:rPr>
               <w:t>Протоколы ЭДО (SHA-256)</w:t>
             </w:r>
@@ -512,18 +1250,25 @@
         </w:tc>
         <w:tc>
           <w:tcPr>
-            <w:tcW w:type="dxa" w:w="2484"/>
-            <w:shd w:fill="FFFFFF"/>
+            <w:tcW w:type="dxa" w:w="2339"/>
+            <w:tcMar>
+              <w:top w:w="100" w:type="dxa"/>
+              <w:bottom w:w="100" w:type="dxa"/>
+              <w:left w:w="150" w:type="dxa"/>
+              <w:right w:w="150" w:type="dxa"/>
+            </w:tcMar>
           </w:tcPr>
           <w:p>
             <w:pPr>
-              <w:jc w:val="center"/>
+              <w:spacing w:before="40" w:after="40" w:line="252" w:lineRule="auto"/>
+              <w:jc w:val="left"/>
             </w:pPr>
             <w:r>
               <w:rPr>
-                <w:sz w:val="16"/>
+                <w:rFonts w:ascii="Times New Roman" w:hAnsi="Times New Roman"/>
+                <w:sz w:val="22"/>
               </w:rPr>
-              <w:t>Ректорат, Проректор</w:t>
+              <w:t>Должностные лица вуза (Ректор, Проректор)</w:t>
             </w:r>
           </w:p>
         </w:tc>
@@ -531,34 +1276,60 @@
       <w:tr>
         <w:tc>
           <w:tcPr>
-            <w:tcW w:type="dxa" w:w="2484"/>
-            <w:shd w:fill="F8FAFC"/>
+            <w:tcW w:type="dxa" w:w="2339"/>
+            <w:tcMar>
+              <w:top w:w="100" w:type="dxa"/>
+              <w:bottom w:w="100" w:type="dxa"/>
+              <w:left w:w="150" w:type="dxa"/>
+              <w:right w:w="150" w:type="dxa"/>
+            </w:tcMar>
           </w:tcPr>
           <w:p>
             <w:pPr>
+              <w:spacing w:before="40" w:after="40" w:line="252" w:lineRule="auto"/>
               <w:jc w:val="left"/>
             </w:pPr>
             <w:r>
               <w:rPr>
+                <w:rFonts w:ascii="Times New Roman" w:hAnsi="Times New Roman"/>
+                <w:sz w:val="22"/>
+              </w:rPr>
+            </w:r>
+            <w:r>
+              <w:rPr>
+                <w:rFonts w:ascii="Times New Roman" w:hAnsi="Times New Roman"/>
                 <w:b/>
-                <w:sz w:val="16"/>
+                <w:sz w:val="22"/>
               </w:rPr>
               <w:t>3. Документооборот</w:t>
+            </w:r>
+            <w:r>
+              <w:rPr>
+                <w:rFonts w:ascii="Times New Roman" w:hAnsi="Times New Roman"/>
+                <w:sz w:val="22"/>
+              </w:rPr>
             </w:r>
           </w:p>
         </w:tc>
         <w:tc>
           <w:tcPr>
-            <w:tcW w:type="dxa" w:w="2484"/>
-            <w:shd w:fill="F8FAFC"/>
+            <w:tcW w:type="dxa" w:w="2339"/>
+            <w:tcMar>
+              <w:top w:w="100" w:type="dxa"/>
+              <w:bottom w:w="100" w:type="dxa"/>
+              <w:left w:w="150" w:type="dxa"/>
+              <w:right w:w="150" w:type="dxa"/>
+            </w:tcMar>
           </w:tcPr>
           <w:p>
             <w:pPr>
-              <w:jc w:val="center"/>
+              <w:spacing w:before="40" w:after="40" w:line="252" w:lineRule="auto"/>
+              <w:jc w:val="left"/>
             </w:pPr>
             <w:r>
               <w:rPr>
-                <w:sz w:val="16"/>
+                <w:rFonts w:ascii="Times New Roman" w:hAnsi="Times New Roman"/>
+                <w:sz w:val="22"/>
               </w:rPr>
               <w:t>Служебные записки и Diff-анализ</w:t>
             </w:r>
@@ -566,16 +1337,23 @@
         </w:tc>
         <w:tc>
           <w:tcPr>
-            <w:tcW w:type="dxa" w:w="2484"/>
-            <w:shd w:fill="F8FAFC"/>
+            <w:tcW w:type="dxa" w:w="2339"/>
+            <w:tcMar>
+              <w:top w:w="100" w:type="dxa"/>
+              <w:bottom w:w="100" w:type="dxa"/>
+              <w:left w:w="150" w:type="dxa"/>
+              <w:right w:w="150" w:type="dxa"/>
+            </w:tcMar>
           </w:tcPr>
           <w:p>
             <w:pPr>
-              <w:jc w:val="center"/>
+              <w:spacing w:before="40" w:after="40" w:line="252" w:lineRule="auto"/>
+              <w:jc w:val="left"/>
             </w:pPr>
             <w:r>
               <w:rPr>
-                <w:sz w:val="16"/>
+                <w:rFonts w:ascii="Times New Roman" w:hAnsi="Times New Roman"/>
+                <w:sz w:val="22"/>
               </w:rPr>
               <w:t>Документы изменений</w:t>
             </w:r>
@@ -583,18 +1361,25 @@
         </w:tc>
         <w:tc>
           <w:tcPr>
-            <w:tcW w:type="dxa" w:w="2484"/>
-            <w:shd w:fill="F8FAFC"/>
+            <w:tcW w:type="dxa" w:w="2339"/>
+            <w:tcMar>
+              <w:top w:w="100" w:type="dxa"/>
+              <w:bottom w:w="100" w:type="dxa"/>
+              <w:left w:w="150" w:type="dxa"/>
+              <w:right w:w="150" w:type="dxa"/>
+            </w:tcMar>
           </w:tcPr>
           <w:p>
             <w:pPr>
-              <w:jc w:val="center"/>
+              <w:spacing w:before="40" w:after="40" w:line="252" w:lineRule="auto"/>
+              <w:jc w:val="left"/>
             </w:pPr>
             <w:r>
               <w:rPr>
-                <w:sz w:val="16"/>
+                <w:rFonts w:ascii="Times New Roman" w:hAnsi="Times New Roman"/>
+                <w:sz w:val="22"/>
               </w:rPr>
-              <w:t>Зав. выпускающей/реализ. каф.</w:t>
+              <w:t>Заведующие выпускающими и реализующими каф.</w:t>
             </w:r>
           </w:p>
         </w:tc>
@@ -602,51 +1387,84 @@
       <w:tr>
         <w:tc>
           <w:tcPr>
-            <w:tcW w:type="dxa" w:w="2484"/>
-            <w:shd w:fill="FFFFFF"/>
+            <w:tcW w:type="dxa" w:w="2339"/>
+            <w:tcMar>
+              <w:top w:w="100" w:type="dxa"/>
+              <w:bottom w:w="100" w:type="dxa"/>
+              <w:left w:w="150" w:type="dxa"/>
+              <w:right w:w="150" w:type="dxa"/>
+            </w:tcMar>
           </w:tcPr>
           <w:p>
             <w:pPr>
+              <w:spacing w:before="40" w:after="40" w:line="252" w:lineRule="auto"/>
               <w:jc w:val="left"/>
             </w:pPr>
             <w:r>
               <w:rPr>
+                <w:rFonts w:ascii="Times New Roman" w:hAnsi="Times New Roman"/>
+                <w:sz w:val="22"/>
+              </w:rPr>
+            </w:r>
+            <w:r>
+              <w:rPr>
+                <w:rFonts w:ascii="Times New Roman" w:hAnsi="Times New Roman"/>
                 <w:b/>
-                <w:sz w:val="16"/>
+                <w:sz w:val="22"/>
               </w:rPr>
-              <w:t>4. Справочники</w:t>
+              <w:t>4. Справочники и коммуникация</w:t>
+            </w:r>
+            <w:r>
+              <w:rPr>
+                <w:rFonts w:ascii="Times New Roman" w:hAnsi="Times New Roman"/>
+                <w:sz w:val="22"/>
+              </w:rPr>
             </w:r>
           </w:p>
         </w:tc>
         <w:tc>
           <w:tcPr>
-            <w:tcW w:type="dxa" w:w="2484"/>
-            <w:shd w:fill="FFFFFF"/>
+            <w:tcW w:type="dxa" w:w="2339"/>
+            <w:tcMar>
+              <w:top w:w="100" w:type="dxa"/>
+              <w:bottom w:w="100" w:type="dxa"/>
+              <w:left w:w="150" w:type="dxa"/>
+              <w:right w:w="150" w:type="dxa"/>
+            </w:tcMar>
           </w:tcPr>
           <w:p>
             <w:pPr>
-              <w:jc w:val="center"/>
+              <w:spacing w:before="40" w:after="40" w:line="252" w:lineRule="auto"/>
+              <w:jc w:val="left"/>
             </w:pPr>
             <w:r>
               <w:rPr>
-                <w:sz w:val="16"/>
+                <w:rFonts w:ascii="Times New Roman" w:hAnsi="Times New Roman"/>
+                <w:sz w:val="22"/>
               </w:rPr>
-              <w:t>Организационная структура и кафедры</w:t>
+              <w:t>Структура институтов и кафедр</w:t>
             </w:r>
           </w:p>
         </w:tc>
         <w:tc>
           <w:tcPr>
-            <w:tcW w:type="dxa" w:w="2484"/>
-            <w:shd w:fill="FFFFFF"/>
+            <w:tcW w:type="dxa" w:w="2339"/>
+            <w:tcMar>
+              <w:top w:w="100" w:type="dxa"/>
+              <w:bottom w:w="100" w:type="dxa"/>
+              <w:left w:w="150" w:type="dxa"/>
+              <w:right w:w="150" w:type="dxa"/>
+            </w:tcMar>
           </w:tcPr>
           <w:p>
             <w:pPr>
-              <w:jc w:val="center"/>
+              <w:spacing w:before="40" w:after="40" w:line="252" w:lineRule="auto"/>
+              <w:jc w:val="left"/>
             </w:pPr>
             <w:r>
               <w:rPr>
-                <w:sz w:val="16"/>
+                <w:rFonts w:ascii="Times New Roman" w:hAnsi="Times New Roman"/>
+                <w:sz w:val="22"/>
               </w:rPr>
               <w:t>Организационный каталог</w:t>
             </w:r>
@@ -654,16 +1472,23 @@
         </w:tc>
         <w:tc>
           <w:tcPr>
-            <w:tcW w:type="dxa" w:w="2484"/>
-            <w:shd w:fill="FFFFFF"/>
+            <w:tcW w:type="dxa" w:w="2339"/>
+            <w:tcMar>
+              <w:top w:w="100" w:type="dxa"/>
+              <w:bottom w:w="100" w:type="dxa"/>
+              <w:left w:w="150" w:type="dxa"/>
+              <w:right w:w="150" w:type="dxa"/>
+            </w:tcMar>
           </w:tcPr>
           <w:p>
             <w:pPr>
-              <w:jc w:val="center"/>
+              <w:spacing w:before="40" w:after="40" w:line="252" w:lineRule="auto"/>
+              <w:jc w:val="left"/>
             </w:pPr>
             <w:r>
               <w:rPr>
-                <w:sz w:val="16"/>
+                <w:rFonts w:ascii="Times New Roman" w:hAnsi="Times New Roman"/>
+                <w:sz w:val="22"/>
               </w:rPr>
               <w:t>Отдел кадров, Деканаты</w:t>
             </w:r>
@@ -673,34 +1498,60 @@
       <w:tr>
         <w:tc>
           <w:tcPr>
-            <w:tcW w:type="dxa" w:w="2484"/>
-            <w:shd w:fill="F8FAFC"/>
+            <w:tcW w:type="dxa" w:w="2339"/>
+            <w:tcMar>
+              <w:top w:w="100" w:type="dxa"/>
+              <w:bottom w:w="100" w:type="dxa"/>
+              <w:left w:w="150" w:type="dxa"/>
+              <w:right w:w="150" w:type="dxa"/>
+            </w:tcMar>
           </w:tcPr>
           <w:p>
             <w:pPr>
+              <w:spacing w:before="40" w:after="40" w:line="252" w:lineRule="auto"/>
               <w:jc w:val="left"/>
             </w:pPr>
             <w:r>
               <w:rPr>
+                <w:rFonts w:ascii="Times New Roman" w:hAnsi="Times New Roman"/>
+                <w:sz w:val="22"/>
+              </w:rPr>
+            </w:r>
+            <w:r>
+              <w:rPr>
+                <w:rFonts w:ascii="Times New Roman" w:hAnsi="Times New Roman"/>
                 <w:b/>
-                <w:sz w:val="16"/>
+                <w:sz w:val="22"/>
               </w:rPr>
-              <w:t>4. Справочники</w:t>
+              <w:t>4. Справочники и коммуникация</w:t>
+            </w:r>
+            <w:r>
+              <w:rPr>
+                <w:rFonts w:ascii="Times New Roman" w:hAnsi="Times New Roman"/>
+                <w:sz w:val="22"/>
+              </w:rPr>
             </w:r>
           </w:p>
         </w:tc>
         <w:tc>
           <w:tcPr>
-            <w:tcW w:type="dxa" w:w="2484"/>
-            <w:shd w:fill="F8FAFC"/>
+            <w:tcW w:type="dxa" w:w="2339"/>
+            <w:tcMar>
+              <w:top w:w="100" w:type="dxa"/>
+              <w:bottom w:w="100" w:type="dxa"/>
+              <w:left w:w="150" w:type="dxa"/>
+              <w:right w:w="150" w:type="dxa"/>
+            </w:tcMar>
           </w:tcPr>
           <w:p>
             <w:pPr>
-              <w:jc w:val="center"/>
+              <w:spacing w:before="40" w:after="40" w:line="252" w:lineRule="auto"/>
+              <w:jc w:val="left"/>
             </w:pPr>
             <w:r>
               <w:rPr>
-                <w:sz w:val="16"/>
+                <w:rFonts w:ascii="Times New Roman" w:hAnsi="Times New Roman"/>
+                <w:sz w:val="22"/>
               </w:rPr>
               <w:t>Новости, регламенты и приказы АНОК</w:t>
             </w:r>
@@ -708,33 +1559,47 @@
         </w:tc>
         <w:tc>
           <w:tcPr>
-            <w:tcW w:type="dxa" w:w="2484"/>
-            <w:shd w:fill="F8FAFC"/>
+            <w:tcW w:type="dxa" w:w="2339"/>
+            <w:tcMar>
+              <w:top w:w="100" w:type="dxa"/>
+              <w:bottom w:w="100" w:type="dxa"/>
+              <w:left w:w="150" w:type="dxa"/>
+              <w:right w:w="150" w:type="dxa"/>
+            </w:tcMar>
           </w:tcPr>
           <w:p>
             <w:pPr>
-              <w:jc w:val="center"/>
+              <w:spacing w:before="40" w:after="40" w:line="252" w:lineRule="auto"/>
+              <w:jc w:val="left"/>
             </w:pPr>
             <w:r>
               <w:rPr>
-                <w:sz w:val="16"/>
+                <w:rFonts w:ascii="Times New Roman" w:hAnsi="Times New Roman"/>
+                <w:sz w:val="22"/>
               </w:rPr>
-              <w:t>Новостная лента</w:t>
+              <w:t>Новостная лента / Документы</w:t>
             </w:r>
           </w:p>
         </w:tc>
         <w:tc>
           <w:tcPr>
-            <w:tcW w:type="dxa" w:w="2484"/>
-            <w:shd w:fill="F8FAFC"/>
+            <w:tcW w:type="dxa" w:w="2339"/>
+            <w:tcMar>
+              <w:top w:w="100" w:type="dxa"/>
+              <w:bottom w:w="100" w:type="dxa"/>
+              <w:left w:w="150" w:type="dxa"/>
+              <w:right w:w="150" w:type="dxa"/>
+            </w:tcMar>
           </w:tcPr>
           <w:p>
             <w:pPr>
-              <w:jc w:val="center"/>
+              <w:spacing w:before="40" w:after="40" w:line="252" w:lineRule="auto"/>
+              <w:jc w:val="left"/>
             </w:pPr>
             <w:r>
               <w:rPr>
-                <w:sz w:val="16"/>
+                <w:rFonts w:ascii="Times New Roman" w:hAnsi="Times New Roman"/>
+                <w:sz w:val="22"/>
               </w:rPr>
               <w:t>Секретариат АНОК, Ученый совет</w:t>
             </w:r>
@@ -743,44 +1608,76 @@
       </w:tr>
     </w:tbl>
     <w:p>
-      <w:r>
-        <w:br w:type="page"/>
-      </w:r>
+      <w:pPr>
+        <w:spacing w:after="120"/>
+      </w:pPr>
     </w:p>
     <w:p>
       <w:pPr>
-        <w:pStyle w:val="Heading1"/>
+        <w:spacing w:before="240" w:after="120"/>
+        <w:jc w:val="left"/>
       </w:pPr>
       <w:r>
         <w:rPr>
-          <w:color w:val="0F172A"/>
-          <w:sz w:val="26"/>
+          <w:rFonts w:ascii="Times New Roman" w:hAnsi="Times New Roman"/>
+          <w:b/>
+          <w:sz w:val="28"/>
         </w:rPr>
         <w:t>3. Примеры заполненных страниц и информационных блоков портала</w:t>
       </w:r>
     </w:p>
     <w:p>
       <w:pPr>
-        <w:pStyle w:val="Heading2"/>
+        <w:spacing w:before="160" w:after="80"/>
+        <w:jc w:val="left"/>
       </w:pPr>
       <w:r>
         <w:rPr>
-          <w:color w:val="0F172A"/>
-          <w:sz w:val="23"/>
+          <w:rFonts w:ascii="Times New Roman" w:hAnsi="Times New Roman"/>
+          <w:b/>
+          <w:sz w:val="26"/>
         </w:rPr>
         <w:t>3.1. Инфоблок «Реестр учебных планов и семестровая матрица дисциплин 1–8 семестров»</w:t>
       </w:r>
     </w:p>
     <w:p>
+      <w:pPr>
+        <w:spacing w:line="276" w:lineRule="auto" w:after="120"/>
+        <w:ind w:firstLine="709"/>
+        <w:jc w:val="both"/>
+      </w:pPr>
       <w:r>
-        <w:t>Инфоблок содержит полное наполнение структуры образовательной программы 09.03.01 «Информатика и вычислительная техника» по 8 семестрам с распределением часов (лекции, лабораторные, практики, СРС), форм контроля и обеспечивающих кафедр.</w:t>
+        <w:rPr>
+          <w:rFonts w:ascii="Times New Roman" w:hAnsi="Times New Roman"/>
+          <w:sz w:val="28"/>
+        </w:rPr>
+        <w:t xml:space="preserve">Инфоблок содержит полное наполнение структуры образовательной программы </w:t>
+      </w:r>
+      <w:r>
+        <w:rPr>
+          <w:rFonts w:ascii="Times New Roman" w:hAnsi="Times New Roman"/>
+          <w:b/>
+          <w:sz w:val="28"/>
+        </w:rPr>
+        <w:t>09.03.01 «Информатика и вычислительная техника»</w:t>
+      </w:r>
+      <w:r>
+        <w:rPr>
+          <w:rFonts w:ascii="Times New Roman" w:hAnsi="Times New Roman"/>
+          <w:sz w:val="28"/>
+        </w:rPr>
+        <w:t xml:space="preserve"> (профиль: *«Программное обеспечение средств вычислительной техники»*, срок: 4 года, трудоемкость: 240 з.е. / 8640 часов).</w:t>
       </w:r>
     </w:p>
     <w:p>
+      <w:pPr>
+        <w:spacing w:before="200" w:after="80"/>
+        <w:jc w:val="center"/>
+      </w:pPr>
       <w:r>
         <w:drawing>
           <wp:inline xmlns:a="http://schemas.openxmlformats.org/drawingml/2006/main" xmlns:pic="http://schemas.openxmlformats.org/drawingml/2006/picture">
-            <wp:extent cx="5669280" cy="3569547"/>
+            <wp:extent cx="5760000" cy="3626667"/>
             <wp:docPr id="1" name="Picture 1"/>
             <wp:cNvGraphicFramePr>
               <a:graphicFrameLocks noChangeAspect="1"/>
@@ -793,7 +1690,7 @@
                     <pic:cNvPicPr/>
                   </pic:nvPicPr>
                   <pic:blipFill>
-                    <a:blip r:embed="rId11"/>
+                    <a:blip r:embed="rId10"/>
                     <a:stretch>
                       <a:fillRect/>
                     </a:stretch>
@@ -801,7 +1698,7 @@
                   <pic:spPr>
                     <a:xfrm>
                       <a:off x="0" y="0"/>
-                      <a:ext cx="5669280" cy="3569547"/>
+                      <a:ext cx="5760000" cy="3626667"/>
                     </a:xfrm>
                     <a:prstGeom prst="rect"/>
                   </pic:spPr>
@@ -814,39 +1711,335 @@
     </w:p>
     <w:p>
       <w:pPr>
+        <w:spacing w:before="80" w:after="240"/>
         <w:jc w:val="center"/>
       </w:pPr>
       <w:r>
-        <w:t>Рисунок 1 — Инфоблок учебных планов и семестровой матрицы (64 дисциплины, 240 з.е.)</w:t>
+        <w:rPr>
+          <w:rFonts w:ascii="Times New Roman" w:hAnsi="Times New Roman"/>
+          <w:i/>
+          <w:sz w:val="24"/>
+        </w:rPr>
+        <w:t>Рисунок 1 — Инфоблок учебных планов и семестровой матрицы</w:t>
       </w:r>
     </w:p>
     <w:p>
       <w:pPr>
-        <w:spacing w:after="120"/>
+        <w:spacing w:before="160" w:after="80"/>
+        <w:jc w:val="left"/>
       </w:pPr>
+      <w:r>
+        <w:rPr>
+          <w:rFonts w:ascii="Times New Roman" w:hAnsi="Times New Roman"/>
+          <w:b/>
+          <w:sz w:val="26"/>
+        </w:rPr>
+        <w:t>Содержимое инфоблока по 1 семестру (норма 30 з.е. / 1080 часов):</w:t>
+      </w:r>
     </w:p>
     <w:p>
       <w:pPr>
-        <w:pStyle w:val="Heading2"/>
+        <w:spacing w:line="276" w:lineRule="auto" w:after="60"/>
+        <w:ind w:left="709"/>
+        <w:jc w:val="both"/>
       </w:pPr>
       <w:r>
         <w:rPr>
-          <w:color w:val="0F172A"/>
-          <w:sz w:val="23"/>
+          <w:rFonts w:ascii="Times New Roman" w:hAnsi="Times New Roman"/>
+          <w:b/>
+          <w:sz w:val="28"/>
+        </w:rPr>
+        <w:t xml:space="preserve">1. </w:t>
+      </w:r>
+      <w:r>
+        <w:rPr>
+          <w:rFonts w:ascii="Times New Roman" w:hAnsi="Times New Roman"/>
+          <w:sz w:val="28"/>
+        </w:rPr>
+      </w:r>
+      <w:r>
+        <w:rPr>
+          <w:rFonts w:ascii="Times New Roman" w:hAnsi="Times New Roman"/>
+          <w:b/>
+          <w:sz w:val="28"/>
+        </w:rPr>
+        <w:t>Б1.О.01 Математический анализ:</w:t>
+      </w:r>
+      <w:r>
+        <w:rPr>
+          <w:rFonts w:ascii="Times New Roman" w:hAnsi="Times New Roman"/>
+          <w:sz w:val="28"/>
+        </w:rPr>
+        <w:t xml:space="preserve"> 5 з.е. (180 ч.) • Лек: 36, Лаб: 0, Прак: 36, СРС: 108 • Форма: *Экзамен* • Кафедра: *Высшая математика*.</w:t>
+      </w:r>
+    </w:p>
+    <w:p>
+      <w:pPr>
+        <w:spacing w:line="276" w:lineRule="auto" w:after="60"/>
+        <w:ind w:left="709"/>
+        <w:jc w:val="both"/>
+      </w:pPr>
+      <w:r>
+        <w:rPr>
+          <w:rFonts w:ascii="Times New Roman" w:hAnsi="Times New Roman"/>
+          <w:b/>
+          <w:sz w:val="28"/>
+        </w:rPr>
+        <w:t xml:space="preserve">2. </w:t>
+      </w:r>
+      <w:r>
+        <w:rPr>
+          <w:rFonts w:ascii="Times New Roman" w:hAnsi="Times New Roman"/>
+          <w:sz w:val="28"/>
+        </w:rPr>
+      </w:r>
+      <w:r>
+        <w:rPr>
+          <w:rFonts w:ascii="Times New Roman" w:hAnsi="Times New Roman"/>
+          <w:b/>
+          <w:sz w:val="28"/>
+        </w:rPr>
+        <w:t>Б1.О.02 Алгоритмизация и основы программирования:</w:t>
+      </w:r>
+      <w:r>
+        <w:rPr>
+          <w:rFonts w:ascii="Times New Roman" w:hAnsi="Times New Roman"/>
+          <w:sz w:val="28"/>
+        </w:rPr>
+        <w:t xml:space="preserve"> 6 з.е. (216 ч.) • Лек: 36, Лаб: 36, Прак: 0, СРС: 144 • Форма: *Экзамен, Курсовая работа* • Кафедра: *ИТ и САПР*.</w:t>
+      </w:r>
+    </w:p>
+    <w:p>
+      <w:pPr>
+        <w:spacing w:line="276" w:lineRule="auto" w:after="60"/>
+        <w:ind w:left="709"/>
+        <w:jc w:val="both"/>
+      </w:pPr>
+      <w:r>
+        <w:rPr>
+          <w:rFonts w:ascii="Times New Roman" w:hAnsi="Times New Roman"/>
+          <w:b/>
+          <w:sz w:val="28"/>
+        </w:rPr>
+        <w:t xml:space="preserve">3. </w:t>
+      </w:r>
+      <w:r>
+        <w:rPr>
+          <w:rFonts w:ascii="Times New Roman" w:hAnsi="Times New Roman"/>
+          <w:sz w:val="28"/>
+        </w:rPr>
+      </w:r>
+      <w:r>
+        <w:rPr>
+          <w:rFonts w:ascii="Times New Roman" w:hAnsi="Times New Roman"/>
+          <w:b/>
+          <w:sz w:val="28"/>
+        </w:rPr>
+        <w:t>Б1.О.03 История России:</w:t>
+      </w:r>
+      <w:r>
+        <w:rPr>
+          <w:rFonts w:ascii="Times New Roman" w:hAnsi="Times New Roman"/>
+          <w:sz w:val="28"/>
+        </w:rPr>
+        <w:t xml:space="preserve"> 3 з.е. (108 ч.) • Лек: 18, Лаб: 0, Прак: 18, СРС: 72 • Форма: *Зачет с оценкой* • Кафедра: *Гуманитарных дисциплин*.</w:t>
+      </w:r>
+    </w:p>
+    <w:p>
+      <w:pPr>
+        <w:spacing w:line="276" w:lineRule="auto" w:after="60"/>
+        <w:ind w:left="709"/>
+        <w:jc w:val="both"/>
+      </w:pPr>
+      <w:r>
+        <w:rPr>
+          <w:rFonts w:ascii="Times New Roman" w:hAnsi="Times New Roman"/>
+          <w:b/>
+          <w:sz w:val="28"/>
+        </w:rPr>
+        <w:t xml:space="preserve">4. </w:t>
+      </w:r>
+      <w:r>
+        <w:rPr>
+          <w:rFonts w:ascii="Times New Roman" w:hAnsi="Times New Roman"/>
+          <w:sz w:val="28"/>
+        </w:rPr>
+      </w:r>
+      <w:r>
+        <w:rPr>
+          <w:rFonts w:ascii="Times New Roman" w:hAnsi="Times New Roman"/>
+          <w:b/>
+          <w:sz w:val="28"/>
+        </w:rPr>
+        <w:t>Б1.О.04 Иностранный язык (базовый курс):</w:t>
+      </w:r>
+      <w:r>
+        <w:rPr>
+          <w:rFonts w:ascii="Times New Roman" w:hAnsi="Times New Roman"/>
+          <w:sz w:val="28"/>
+        </w:rPr>
+        <w:t xml:space="preserve"> 4 з.е. (144 ч.) • Лек: 0, Лаб: 0, Прак: 72, СРС: 72 • Форма: *Зачет* • Кафедра: *Иностранных языков*.</w:t>
+      </w:r>
+    </w:p>
+    <w:p>
+      <w:pPr>
+        <w:spacing w:line="276" w:lineRule="auto" w:after="60"/>
+        <w:ind w:left="709"/>
+        <w:jc w:val="both"/>
+      </w:pPr>
+      <w:r>
+        <w:rPr>
+          <w:rFonts w:ascii="Times New Roman" w:hAnsi="Times New Roman"/>
+          <w:b/>
+          <w:sz w:val="28"/>
+        </w:rPr>
+        <w:t xml:space="preserve">5. </w:t>
+      </w:r>
+      <w:r>
+        <w:rPr>
+          <w:rFonts w:ascii="Times New Roman" w:hAnsi="Times New Roman"/>
+          <w:sz w:val="28"/>
+        </w:rPr>
+      </w:r>
+      <w:r>
+        <w:rPr>
+          <w:rFonts w:ascii="Times New Roman" w:hAnsi="Times New Roman"/>
+          <w:b/>
+          <w:sz w:val="28"/>
+        </w:rPr>
+        <w:t>Б1.О.05 Физика (общий курс):</w:t>
+      </w:r>
+      <w:r>
+        <w:rPr>
+          <w:rFonts w:ascii="Times New Roman" w:hAnsi="Times New Roman"/>
+          <w:sz w:val="28"/>
+        </w:rPr>
+        <w:t xml:space="preserve"> 5 з.е. (180 ч.) • Лек: 36, Лаб: 36, Прак: 0, СРС: 108 • Форма: *Экзамен* • Кафедра: *Общей физики*.</w:t>
+      </w:r>
+    </w:p>
+    <w:p>
+      <w:pPr>
+        <w:spacing w:line="276" w:lineRule="auto" w:after="60"/>
+        <w:ind w:left="709"/>
+        <w:jc w:val="both"/>
+      </w:pPr>
+      <w:r>
+        <w:rPr>
+          <w:rFonts w:ascii="Times New Roman" w:hAnsi="Times New Roman"/>
+          <w:b/>
+          <w:sz w:val="28"/>
+        </w:rPr>
+        <w:t xml:space="preserve">6. </w:t>
+      </w:r>
+      <w:r>
+        <w:rPr>
+          <w:rFonts w:ascii="Times New Roman" w:hAnsi="Times New Roman"/>
+          <w:sz w:val="28"/>
+        </w:rPr>
+      </w:r>
+      <w:r>
+        <w:rPr>
+          <w:rFonts w:ascii="Times New Roman" w:hAnsi="Times New Roman"/>
+          <w:b/>
+          <w:sz w:val="28"/>
+        </w:rPr>
+        <w:t>Б1.О.06 Дискретная математика и математическая логика:</w:t>
+      </w:r>
+      <w:r>
+        <w:rPr>
+          <w:rFonts w:ascii="Times New Roman" w:hAnsi="Times New Roman"/>
+          <w:sz w:val="28"/>
+        </w:rPr>
+        <w:t xml:space="preserve"> 4 з.е. (144 ч.) • Лек: 36, Лаб: 0, Прак: 36, СРС: 72 • Форма: *Экзамен* • Кафедра: *Высшей математики*.</w:t>
+      </w:r>
+    </w:p>
+    <w:p>
+      <w:pPr>
+        <w:spacing w:line="276" w:lineRule="auto" w:after="60"/>
+        <w:ind w:left="709"/>
+        <w:jc w:val="both"/>
+      </w:pPr>
+      <w:r>
+        <w:rPr>
+          <w:rFonts w:ascii="Times New Roman" w:hAnsi="Times New Roman"/>
+          <w:b/>
+          <w:sz w:val="28"/>
+        </w:rPr>
+        <w:t xml:space="preserve">7. </w:t>
+      </w:r>
+      <w:r>
+        <w:rPr>
+          <w:rFonts w:ascii="Times New Roman" w:hAnsi="Times New Roman"/>
+          <w:sz w:val="28"/>
+        </w:rPr>
+      </w:r>
+      <w:r>
+        <w:rPr>
+          <w:rFonts w:ascii="Times New Roman" w:hAnsi="Times New Roman"/>
+          <w:b/>
+          <w:sz w:val="28"/>
+        </w:rPr>
+        <w:t>Б1.О.07 Физическая культура и спорт:</w:t>
+      </w:r>
+      <w:r>
+        <w:rPr>
+          <w:rFonts w:ascii="Times New Roman" w:hAnsi="Times New Roman"/>
+          <w:sz w:val="28"/>
+        </w:rPr>
+        <w:t xml:space="preserve"> 3 з.е. (108 ч.) • Лек: 0, Лаб: 0, Прак: 72, СРС: 36 • Форма: *Зачет* • Кафедра: *Физвоспитания*.</w:t>
+      </w:r>
+    </w:p>
+    <w:p>
+      <w:pPr>
+        <w:spacing w:line="276" w:lineRule="auto" w:after="120"/>
+        <w:ind w:firstLine="709"/>
+        <w:jc w:val="both"/>
+      </w:pPr>
+      <w:r>
+        <w:rPr>
+          <w:rFonts w:ascii="Times New Roman" w:hAnsi="Times New Roman"/>
+          <w:sz w:val="28"/>
+        </w:rPr>
+        <w:t>*Итоговые параметры инфоблока семестра:* 30 з.е. (1080 ч.) • 4 экзамена ($\le 5$) • 3 зачета.</w:t>
+      </w:r>
+    </w:p>
+    <w:p>
+      <w:pPr>
+        <w:spacing w:before="160" w:after="80"/>
+        <w:jc w:val="left"/>
+      </w:pPr>
+      <w:r>
+        <w:rPr>
+          <w:rFonts w:ascii="Times New Roman" w:hAnsi="Times New Roman"/>
+          <w:b/>
+          <w:sz w:val="26"/>
         </w:rPr>
         <w:t>3.2. Инфоблок «Протоколы аккредитационной экспертизы и валидатор ФГОС 3++»</w:t>
       </w:r>
     </w:p>
     <w:p>
+      <w:pPr>
+        <w:spacing w:line="276" w:lineRule="auto" w:after="120"/>
+        <w:ind w:firstLine="709"/>
+        <w:jc w:val="both"/>
+      </w:pPr>
       <w:r>
-        <w:t>Инфоблок аккумулирует результаты работы автоматического движка валидации стандарта ФГОС 3++: расчет баланса 240 з.е., лимит экзаменов (&lt;=5), обязательная часть Б1.О (62.5%), контактная работа (48.5%), практики (24 з.е.) и ГИА (9 з.е.).</w:t>
+        <w:rPr>
+          <w:rFonts w:ascii="Times New Roman" w:hAnsi="Times New Roman"/>
+          <w:sz w:val="28"/>
+        </w:rPr>
+        <w:t>Инфоблок аккумулирует результаты работы автоматизированного аналитического движка валидации образовательного стандарта ФГОС ВО 3++ (Приказ Минобрнауки РФ № 924).</w:t>
       </w:r>
     </w:p>
     <w:p>
+      <w:pPr>
+        <w:spacing w:before="200" w:after="80"/>
+        <w:jc w:val="center"/>
+      </w:pPr>
       <w:r>
         <w:drawing>
           <wp:inline xmlns:a="http://schemas.openxmlformats.org/drawingml/2006/main" xmlns:pic="http://schemas.openxmlformats.org/drawingml/2006/picture">
-            <wp:extent cx="5669280" cy="3569547"/>
+            <wp:extent cx="5760000" cy="3626667"/>
             <wp:docPr id="2" name="Picture 2"/>
             <wp:cNvGraphicFramePr>
               <a:graphicFrameLocks noChangeAspect="1"/>
@@ -859,7 +2052,7 @@
                     <pic:cNvPicPr/>
                   </pic:nvPicPr>
                   <pic:blipFill>
-                    <a:blip r:embed="rId12"/>
+                    <a:blip r:embed="rId11"/>
                     <a:stretch>
                       <a:fillRect/>
                     </a:stretch>
@@ -867,7 +2060,7 @@
                   <pic:spPr>
                     <a:xfrm>
                       <a:off x="0" y="0"/>
-                      <a:ext cx="5669280" cy="3569547"/>
+                      <a:ext cx="5760000" cy="3626667"/>
                     </a:xfrm>
                     <a:prstGeom prst="rect"/>
                   </pic:spPr>
@@ -880,39 +2073,285 @@
     </w:p>
     <w:p>
       <w:pPr>
+        <w:spacing w:before="80" w:after="240"/>
         <w:jc w:val="center"/>
       </w:pPr>
       <w:r>
-        <w:t>Рисунок 2 — Инфоблок аккредитационной экспертизы и чеклист валидатора ФГОС 3++</w:t>
+        <w:rPr>
+          <w:rFonts w:ascii="Times New Roman" w:hAnsi="Times New Roman"/>
+          <w:i/>
+          <w:sz w:val="24"/>
+        </w:rPr>
+        <w:t>Рисунок 2 — Инфоблок аккредитационной экспертизы</w:t>
       </w:r>
     </w:p>
     <w:p>
       <w:pPr>
-        <w:spacing w:after="120"/>
+        <w:spacing w:before="160" w:after="80"/>
+        <w:jc w:val="left"/>
       </w:pPr>
+      <w:r>
+        <w:rPr>
+          <w:rFonts w:ascii="Times New Roman" w:hAnsi="Times New Roman"/>
+          <w:b/>
+          <w:sz w:val="26"/>
+        </w:rPr>
+        <w:t>Заполненные контрольные нормативы инфоблока:</w:t>
+      </w:r>
     </w:p>
     <w:p>
       <w:pPr>
-        <w:pStyle w:val="Heading2"/>
+        <w:spacing w:line="276" w:lineRule="auto" w:after="60"/>
+        <w:ind w:left="709"/>
+        <w:jc w:val="both"/>
       </w:pPr>
       <w:r>
         <w:rPr>
-          <w:color w:val="0F172A"/>
-          <w:sz w:val="23"/>
+          <w:rFonts w:ascii="Times New Roman" w:hAnsi="Times New Roman"/>
+          <w:b w:val="0"/>
+          <w:sz w:val="28"/>
+        </w:rPr>
+        <w:t xml:space="preserve">• </w:t>
+      </w:r>
+      <w:r>
+        <w:rPr>
+          <w:rFonts w:ascii="Times New Roman" w:hAnsi="Times New Roman"/>
+          <w:sz w:val="28"/>
+        </w:rPr>
+      </w:r>
+      <w:r>
+        <w:rPr>
+          <w:rFonts w:ascii="Times New Roman" w:hAnsi="Times New Roman"/>
+          <w:b/>
+          <w:sz w:val="28"/>
+        </w:rPr>
+        <w:t>Баланс суммарной трудоемкости:</w:t>
+      </w:r>
+      <w:r>
+        <w:rPr>
+          <w:rFonts w:ascii="Times New Roman" w:hAnsi="Times New Roman"/>
+          <w:sz w:val="28"/>
+        </w:rPr>
+        <w:t xml:space="preserve"> ровно $240 / 240$ ЗЕТ (100% норма стандарта выполнена);</w:t>
+      </w:r>
+    </w:p>
+    <w:p>
+      <w:pPr>
+        <w:spacing w:line="276" w:lineRule="auto" w:after="60"/>
+        <w:ind w:left="709"/>
+        <w:jc w:val="both"/>
+      </w:pPr>
+      <w:r>
+        <w:rPr>
+          <w:rFonts w:ascii="Times New Roman" w:hAnsi="Times New Roman"/>
+          <w:b w:val="0"/>
+          <w:sz w:val="28"/>
+        </w:rPr>
+        <w:t xml:space="preserve">• </w:t>
+      </w:r>
+      <w:r>
+        <w:rPr>
+          <w:rFonts w:ascii="Times New Roman" w:hAnsi="Times New Roman"/>
+          <w:sz w:val="28"/>
+        </w:rPr>
+      </w:r>
+      <w:r>
+        <w:rPr>
+          <w:rFonts w:ascii="Times New Roman" w:hAnsi="Times New Roman"/>
+          <w:b/>
+          <w:sz w:val="28"/>
+        </w:rPr>
+        <w:t>Лимит экзаменационных сессий:</w:t>
+      </w:r>
+      <w:r>
+        <w:rPr>
+          <w:rFonts w:ascii="Times New Roman" w:hAnsi="Times New Roman"/>
+          <w:sz w:val="28"/>
+        </w:rPr>
+        <w:t xml:space="preserve"> максимум 4 экзамена за сессию при нормативе стандарта не более 5 экзаменов;</w:t>
+      </w:r>
+    </w:p>
+    <w:p>
+      <w:pPr>
+        <w:spacing w:line="276" w:lineRule="auto" w:after="60"/>
+        <w:ind w:left="709"/>
+        <w:jc w:val="both"/>
+      </w:pPr>
+      <w:r>
+        <w:rPr>
+          <w:rFonts w:ascii="Times New Roman" w:hAnsi="Times New Roman"/>
+          <w:b w:val="0"/>
+          <w:sz w:val="28"/>
+        </w:rPr>
+        <w:t xml:space="preserve">• </w:t>
+      </w:r>
+      <w:r>
+        <w:rPr>
+          <w:rFonts w:ascii="Times New Roman" w:hAnsi="Times New Roman"/>
+          <w:sz w:val="28"/>
+        </w:rPr>
+      </w:r>
+      <w:r>
+        <w:rPr>
+          <w:rFonts w:ascii="Times New Roman" w:hAnsi="Times New Roman"/>
+          <w:b/>
+          <w:sz w:val="28"/>
+        </w:rPr>
+        <w:t>Обязательная часть Блока 1 (Б1.О):</w:t>
+      </w:r>
+      <w:r>
+        <w:rPr>
+          <w:rFonts w:ascii="Times New Roman" w:hAnsi="Times New Roman"/>
+          <w:sz w:val="28"/>
+        </w:rPr>
+        <w:t xml:space="preserve"> 130 з.е. из 207 з.е. Блока 1 (фактическая доля $62.5\%$ при норме стандарта $\ge 50\%$);</w:t>
+      </w:r>
+    </w:p>
+    <w:p>
+      <w:pPr>
+        <w:spacing w:line="276" w:lineRule="auto" w:after="60"/>
+        <w:ind w:left="709"/>
+        <w:jc w:val="both"/>
+      </w:pPr>
+      <w:r>
+        <w:rPr>
+          <w:rFonts w:ascii="Times New Roman" w:hAnsi="Times New Roman"/>
+          <w:b w:val="0"/>
+          <w:sz w:val="28"/>
+        </w:rPr>
+        <w:t xml:space="preserve">• </w:t>
+      </w:r>
+      <w:r>
+        <w:rPr>
+          <w:rFonts w:ascii="Times New Roman" w:hAnsi="Times New Roman"/>
+          <w:sz w:val="28"/>
+        </w:rPr>
+      </w:r>
+      <w:r>
+        <w:rPr>
+          <w:rFonts w:ascii="Times New Roman" w:hAnsi="Times New Roman"/>
+          <w:b/>
+          <w:sz w:val="28"/>
+        </w:rPr>
+        <w:t>Контактная работа с преподавателем:</w:t>
+      </w:r>
+      <w:r>
+        <w:rPr>
+          <w:rFonts w:ascii="Times New Roman" w:hAnsi="Times New Roman"/>
+          <w:sz w:val="28"/>
+        </w:rPr>
+        <w:t xml:space="preserve"> $48.5\%$ от аудиторной нагрузки (норма стандарта $\ge 40\%$);</w:t>
+      </w:r>
+    </w:p>
+    <w:p>
+      <w:pPr>
+        <w:spacing w:line="276" w:lineRule="auto" w:after="60"/>
+        <w:ind w:left="709"/>
+        <w:jc w:val="both"/>
+      </w:pPr>
+      <w:r>
+        <w:rPr>
+          <w:rFonts w:ascii="Times New Roman" w:hAnsi="Times New Roman"/>
+          <w:b w:val="0"/>
+          <w:sz w:val="28"/>
+        </w:rPr>
+        <w:t xml:space="preserve">• </w:t>
+      </w:r>
+      <w:r>
+        <w:rPr>
+          <w:rFonts w:ascii="Times New Roman" w:hAnsi="Times New Roman"/>
+          <w:sz w:val="28"/>
+        </w:rPr>
+      </w:r>
+      <w:r>
+        <w:rPr>
+          <w:rFonts w:ascii="Times New Roman" w:hAnsi="Times New Roman"/>
+          <w:b/>
+          <w:sz w:val="28"/>
+        </w:rPr>
+        <w:t>Блок 2 «Практика»:</w:t>
+      </w:r>
+      <w:r>
+        <w:rPr>
+          <w:rFonts w:ascii="Times New Roman" w:hAnsi="Times New Roman"/>
+          <w:sz w:val="28"/>
+        </w:rPr>
+        <w:t xml:space="preserve"> 24 з.е. (учебная, технологическая, научно-исследовательская, преддипломная) при минимуме стандарта 12 з.е.;</w:t>
+      </w:r>
+    </w:p>
+    <w:p>
+      <w:pPr>
+        <w:spacing w:line="276" w:lineRule="auto" w:after="60"/>
+        <w:ind w:left="709"/>
+        <w:jc w:val="both"/>
+      </w:pPr>
+      <w:r>
+        <w:rPr>
+          <w:rFonts w:ascii="Times New Roman" w:hAnsi="Times New Roman"/>
+          <w:b w:val="0"/>
+          <w:sz w:val="28"/>
+        </w:rPr>
+        <w:t xml:space="preserve">• </w:t>
+      </w:r>
+      <w:r>
+        <w:rPr>
+          <w:rFonts w:ascii="Times New Roman" w:hAnsi="Times New Roman"/>
+          <w:sz w:val="28"/>
+        </w:rPr>
+      </w:r>
+      <w:r>
+        <w:rPr>
+          <w:rFonts w:ascii="Times New Roman" w:hAnsi="Times New Roman"/>
+          <w:b/>
+          <w:sz w:val="28"/>
+        </w:rPr>
+        <w:t>Блок 3 «Государственная итоговая аттестация (ГИА)»:</w:t>
+      </w:r>
+      <w:r>
+        <w:rPr>
+          <w:rFonts w:ascii="Times New Roman" w:hAnsi="Times New Roman"/>
+          <w:sz w:val="28"/>
+        </w:rPr>
+        <w:t xml:space="preserve"> 9 з.е. (Госэкзамен 3 з.е. + ВКР 6 з.е.) при нормативе стандарта не менее 6 з.е.</w:t>
+      </w:r>
+    </w:p>
+    <w:p>
+      <w:pPr>
+        <w:spacing w:before="160" w:after="80"/>
+        <w:jc w:val="left"/>
+      </w:pPr>
+      <w:r>
+        <w:rPr>
+          <w:rFonts w:ascii="Times New Roman" w:hAnsi="Times New Roman"/>
+          <w:b/>
+          <w:sz w:val="26"/>
         </w:rPr>
         <w:t>3.3. Инфоблок «Служебные записки и сопоставительный Diff-трекер»</w:t>
       </w:r>
     </w:p>
     <w:p>
+      <w:pPr>
+        <w:spacing w:line="276" w:lineRule="auto" w:after="120"/>
+        <w:ind w:firstLine="709"/>
+        <w:jc w:val="both"/>
+      </w:pPr>
       <w:r>
-        <w:t>Инфоблок протоколирует регламент внесения изменений в УП до начала семестра: сопоставление исходных (v1.0) и актуализированных параметров (v1.1) с двусторонними визами кафедр и утверждением АНОК.</w:t>
+        <w:rPr>
+          <w:rFonts w:ascii="Times New Roman" w:hAnsi="Times New Roman"/>
+          <w:sz w:val="28"/>
+        </w:rPr>
+        <w:t>Инфоблок обеспечивает прозрачное протоколирование процедуры актуализации учебных планов до начала семестра по инициативе выпускающей кафедры с согласованием реализующей кафедрой.</w:t>
       </w:r>
     </w:p>
     <w:p>
+      <w:pPr>
+        <w:spacing w:before="200" w:after="80"/>
+        <w:jc w:val="center"/>
+      </w:pPr>
       <w:r>
         <w:drawing>
           <wp:inline xmlns:a="http://schemas.openxmlformats.org/drawingml/2006/main" xmlns:pic="http://schemas.openxmlformats.org/drawingml/2006/picture">
-            <wp:extent cx="5669280" cy="3569547"/>
+            <wp:extent cx="5760000" cy="3626667"/>
             <wp:docPr id="3" name="Picture 3"/>
             <wp:cNvGraphicFramePr>
               <a:graphicFrameLocks noChangeAspect="1"/>
@@ -925,7 +2364,7 @@
                     <pic:cNvPicPr/>
                   </pic:nvPicPr>
                   <pic:blipFill>
-                    <a:blip r:embed="rId13"/>
+                    <a:blip r:embed="rId12"/>
                     <a:stretch>
                       <a:fillRect/>
                     </a:stretch>
@@ -933,7 +2372,7 @@
                   <pic:spPr>
                     <a:xfrm>
                       <a:off x="0" y="0"/>
-                      <a:ext cx="5669280" cy="3569547"/>
+                      <a:ext cx="5760000" cy="3626667"/>
                     </a:xfrm>
                     <a:prstGeom prst="rect"/>
                   </pic:spPr>
@@ -946,39 +2385,299 @@
     </w:p>
     <w:p>
       <w:pPr>
+        <w:spacing w:before="80" w:after="240"/>
         <w:jc w:val="center"/>
       </w:pPr>
       <w:r>
-        <w:t>Рисунок 3 — Инфоблок служебных записок и Diff-сопоставления («Было» / «Стало»)</w:t>
+        <w:rPr>
+          <w:rFonts w:ascii="Times New Roman" w:hAnsi="Times New Roman"/>
+          <w:i/>
+          <w:sz w:val="24"/>
+        </w:rPr>
+        <w:t>Рисунок 3 — Инфоблок служебных записок и Diff-трекера</w:t>
       </w:r>
     </w:p>
     <w:p>
       <w:pPr>
-        <w:spacing w:after="120"/>
+        <w:spacing w:before="160" w:after="80"/>
+        <w:jc w:val="left"/>
       </w:pPr>
+      <w:r>
+        <w:rPr>
+          <w:rFonts w:ascii="Times New Roman" w:hAnsi="Times New Roman"/>
+          <w:b/>
+          <w:sz w:val="26"/>
+        </w:rPr>
+        <w:t>Структура записи инфоблока (СЗ № СЗ-2026/048 от 01.10.2026):</w:t>
+      </w:r>
     </w:p>
     <w:p>
       <w:pPr>
-        <w:pStyle w:val="Heading2"/>
+        <w:spacing w:line="276" w:lineRule="auto" w:after="60"/>
+        <w:ind w:left="709"/>
+        <w:jc w:val="both"/>
       </w:pPr>
       <w:r>
         <w:rPr>
-          <w:color w:val="0F172A"/>
-          <w:sz w:val="23"/>
+          <w:rFonts w:ascii="Times New Roman" w:hAnsi="Times New Roman"/>
+          <w:b w:val="0"/>
+          <w:sz w:val="28"/>
+        </w:rPr>
+        <w:t xml:space="preserve">• </w:t>
+      </w:r>
+      <w:r>
+        <w:rPr>
+          <w:rFonts w:ascii="Times New Roman" w:hAnsi="Times New Roman"/>
+          <w:sz w:val="28"/>
+        </w:rPr>
+      </w:r>
+      <w:r>
+        <w:rPr>
+          <w:rFonts w:ascii="Times New Roman" w:hAnsi="Times New Roman"/>
+          <w:b/>
+          <w:sz w:val="28"/>
+        </w:rPr>
+        <w:t>Основание:</w:t>
+      </w:r>
+      <w:r>
+        <w:rPr>
+          <w:rFonts w:ascii="Times New Roman" w:hAnsi="Times New Roman"/>
+          <w:sz w:val="28"/>
+        </w:rPr>
+        <w:t xml:space="preserve"> Увеличение фундаментальной математической подготовки студентов ИТ-направления.</w:t>
+      </w:r>
+    </w:p>
+    <w:p>
+      <w:pPr>
+        <w:spacing w:line="276" w:lineRule="auto" w:after="60"/>
+        <w:ind w:left="709"/>
+        <w:jc w:val="both"/>
+      </w:pPr>
+      <w:r>
+        <w:rPr>
+          <w:rFonts w:ascii="Times New Roman" w:hAnsi="Times New Roman"/>
+          <w:b w:val="0"/>
+          <w:sz w:val="28"/>
+        </w:rPr>
+        <w:t xml:space="preserve">• </w:t>
+      </w:r>
+      <w:r>
+        <w:rPr>
+          <w:rFonts w:ascii="Times New Roman" w:hAnsi="Times New Roman"/>
+          <w:sz w:val="28"/>
+        </w:rPr>
+      </w:r>
+      <w:r>
+        <w:rPr>
+          <w:rFonts w:ascii="Times New Roman" w:hAnsi="Times New Roman"/>
+          <w:b/>
+          <w:sz w:val="28"/>
+        </w:rPr>
+        <w:t>Таблица сопоставления «Было / Стало»:</w:t>
+      </w:r>
+      <w:r>
+        <w:rPr>
+          <w:rFonts w:ascii="Times New Roman" w:hAnsi="Times New Roman"/>
+          <w:sz w:val="28"/>
+        </w:rPr>
+      </w:r>
+    </w:p>
+    <w:p>
+      <w:pPr>
+        <w:spacing w:line="276" w:lineRule="auto" w:after="60"/>
+        <w:ind w:left="992"/>
+        <w:jc w:val="both"/>
+      </w:pPr>
+      <w:r>
+        <w:rPr>
+          <w:rFonts w:ascii="Times New Roman" w:hAnsi="Times New Roman"/>
+          <w:b w:val="0"/>
+          <w:sz w:val="28"/>
+        </w:rPr>
+        <w:t xml:space="preserve">• </w:t>
+      </w:r>
+      <w:r>
+        <w:rPr>
+          <w:rFonts w:ascii="Times New Roman" w:hAnsi="Times New Roman"/>
+          <w:sz w:val="28"/>
+        </w:rPr>
+        <w:t>*Исходные параметры (Редакция v1.0):* Математический анализ • Семестр 1 • 3 з.е. (108 ч.) • Зачет • Кафедра ВМ.</w:t>
+      </w:r>
+    </w:p>
+    <w:p>
+      <w:pPr>
+        <w:spacing w:line="276" w:lineRule="auto" w:after="60"/>
+        <w:ind w:left="992"/>
+        <w:jc w:val="both"/>
+      </w:pPr>
+      <w:r>
+        <w:rPr>
+          <w:rFonts w:ascii="Times New Roman" w:hAnsi="Times New Roman"/>
+          <w:b w:val="0"/>
+          <w:sz w:val="28"/>
+        </w:rPr>
+        <w:t xml:space="preserve">• </w:t>
+      </w:r>
+      <w:r>
+        <w:rPr>
+          <w:rFonts w:ascii="Times New Roman" w:hAnsi="Times New Roman"/>
+          <w:sz w:val="28"/>
+        </w:rPr>
+        <w:t>*Актуализированные параметры (Редакция v1.1):* Математический анализ • Семестр 1 • 5 з.е. (180 ч., +2 з.е.) • Экзамен • Кафедра ВМ.</w:t>
+      </w:r>
+    </w:p>
+    <w:p>
+      <w:pPr>
+        <w:spacing w:line="276" w:lineRule="auto" w:after="60"/>
+        <w:ind w:left="709"/>
+        <w:jc w:val="both"/>
+      </w:pPr>
+      <w:r>
+        <w:rPr>
+          <w:rFonts w:ascii="Times New Roman" w:hAnsi="Times New Roman"/>
+          <w:b w:val="0"/>
+          <w:sz w:val="28"/>
+        </w:rPr>
+        <w:t xml:space="preserve">• </w:t>
+      </w:r>
+      <w:r>
+        <w:rPr>
+          <w:rFonts w:ascii="Times New Roman" w:hAnsi="Times New Roman"/>
+          <w:sz w:val="28"/>
+        </w:rPr>
+      </w:r>
+      <w:r>
+        <w:rPr>
+          <w:rFonts w:ascii="Times New Roman" w:hAnsi="Times New Roman"/>
+          <w:b/>
+          <w:sz w:val="28"/>
+        </w:rPr>
+        <w:t>Электронные визы подразделений:</w:t>
+      </w:r>
+      <w:r>
+        <w:rPr>
+          <w:rFonts w:ascii="Times New Roman" w:hAnsi="Times New Roman"/>
+          <w:sz w:val="28"/>
+        </w:rPr>
+      </w:r>
+    </w:p>
+    <w:p>
+      <w:pPr>
+        <w:spacing w:line="276" w:lineRule="auto" w:after="60"/>
+        <w:ind w:left="992"/>
+        <w:jc w:val="both"/>
+      </w:pPr>
+      <w:r>
+        <w:rPr>
+          <w:rFonts w:ascii="Times New Roman" w:hAnsi="Times New Roman"/>
+          <w:b w:val="0"/>
+          <w:sz w:val="28"/>
+        </w:rPr>
+        <w:t xml:space="preserve">• </w:t>
+      </w:r>
+      <w:r>
+        <w:rPr>
+          <w:rFonts w:ascii="Times New Roman" w:hAnsi="Times New Roman"/>
+          <w:sz w:val="28"/>
+        </w:rPr>
+        <w:t>Зав. выпускающей кафедрой ИТ Иванов И.И. (ЭЦП от 01.10.2026);</w:t>
+      </w:r>
+    </w:p>
+    <w:p>
+      <w:pPr>
+        <w:spacing w:line="276" w:lineRule="auto" w:after="60"/>
+        <w:ind w:left="992"/>
+        <w:jc w:val="both"/>
+      </w:pPr>
+      <w:r>
+        <w:rPr>
+          <w:rFonts w:ascii="Times New Roman" w:hAnsi="Times New Roman"/>
+          <w:b w:val="0"/>
+          <w:sz w:val="28"/>
+        </w:rPr>
+        <w:t xml:space="preserve">• </w:t>
+      </w:r>
+      <w:r>
+        <w:rPr>
+          <w:rFonts w:ascii="Times New Roman" w:hAnsi="Times New Roman"/>
+          <w:sz w:val="28"/>
+        </w:rPr>
+        <w:t>Зав. реализующей кафедрой ВМ Ковалев Д.А. (ЭЦП от 01.10.2026).</w:t>
+      </w:r>
+    </w:p>
+    <w:p>
+      <w:pPr>
+        <w:spacing w:line="276" w:lineRule="auto" w:after="60"/>
+        <w:ind w:left="709"/>
+        <w:jc w:val="both"/>
+      </w:pPr>
+      <w:r>
+        <w:rPr>
+          <w:rFonts w:ascii="Times New Roman" w:hAnsi="Times New Roman"/>
+          <w:b w:val="0"/>
+          <w:sz w:val="28"/>
+        </w:rPr>
+        <w:t xml:space="preserve">• </w:t>
+      </w:r>
+      <w:r>
+        <w:rPr>
+          <w:rFonts w:ascii="Times New Roman" w:hAnsi="Times New Roman"/>
+          <w:sz w:val="28"/>
+        </w:rPr>
+      </w:r>
+      <w:r>
+        <w:rPr>
+          <w:rFonts w:ascii="Times New Roman" w:hAnsi="Times New Roman"/>
+          <w:b/>
+          <w:sz w:val="28"/>
+        </w:rPr>
+        <w:t>Резолюция АНОК:</w:t>
+      </w:r>
+      <w:r>
+        <w:rPr>
+          <w:rFonts w:ascii="Times New Roman" w:hAnsi="Times New Roman"/>
+          <w:sz w:val="28"/>
+        </w:rPr>
+        <w:t xml:space="preserve"> Валидация ФГОС пройдена успешно (сохранен баланс 240 з.е.), выпущена версия УП `v1.1`.</w:t>
+      </w:r>
+    </w:p>
+    <w:p>
+      <w:pPr>
+        <w:spacing w:before="160" w:after="80"/>
+        <w:jc w:val="left"/>
+      </w:pPr>
+      <w:r>
+        <w:rPr>
+          <w:rFonts w:ascii="Times New Roman" w:hAnsi="Times New Roman"/>
+          <w:b/>
+          <w:sz w:val="26"/>
         </w:rPr>
         <w:t>3.4. Инфоблок «Маршруты электронного визирования и журнал ЭЦП»</w:t>
       </w:r>
     </w:p>
     <w:p>
+      <w:pPr>
+        <w:spacing w:line="276" w:lineRule="auto" w:after="120"/>
+        <w:ind w:firstLine="709"/>
+        <w:jc w:val="both"/>
+      </w:pPr>
       <w:r>
-        <w:t>Инфоблок регламентной цепочки визирования должностными лицами (Зав. каф. -&gt; АНОК -&gt; Проректор -&gt; Ректор) с вычислением криптографического хеша SHA-256 и сертификатов Федерального Казначейства.</w:t>
+        <w:rPr>
+          <w:rFonts w:ascii="Times New Roman" w:hAnsi="Times New Roman"/>
+          <w:sz w:val="28"/>
+        </w:rPr>
+        <w:t>Инфоблок отражает регламентную цепочку визирования учебного плана должностными лицами университета с фиксацией цифровых криптографических атрибутов.</w:t>
       </w:r>
     </w:p>
     <w:p>
+      <w:pPr>
+        <w:spacing w:before="200" w:after="80"/>
+        <w:jc w:val="center"/>
+      </w:pPr>
       <w:r>
         <w:drawing>
           <wp:inline xmlns:a="http://schemas.openxmlformats.org/drawingml/2006/main" xmlns:pic="http://schemas.openxmlformats.org/drawingml/2006/picture">
-            <wp:extent cx="5669280" cy="3569547"/>
+            <wp:extent cx="5760000" cy="3626667"/>
             <wp:docPr id="4" name="Picture 4"/>
             <wp:cNvGraphicFramePr>
               <a:graphicFrameLocks noChangeAspect="1"/>
@@ -991,7 +2690,7 @@
                     <pic:cNvPicPr/>
                   </pic:nvPicPr>
                   <pic:blipFill>
-                    <a:blip r:embed="rId14"/>
+                    <a:blip r:embed="rId13"/>
                     <a:stretch>
                       <a:fillRect/>
                     </a:stretch>
@@ -999,7 +2698,7 @@
                   <pic:spPr>
                     <a:xfrm>
                       <a:off x="0" y="0"/>
-                      <a:ext cx="5669280" cy="3569547"/>
+                      <a:ext cx="5760000" cy="3626667"/>
                     </a:xfrm>
                     <a:prstGeom prst="rect"/>
                   </pic:spPr>
@@ -1012,39 +2711,249 @@
     </w:p>
     <w:p>
       <w:pPr>
+        <w:spacing w:before="80" w:after="240"/>
         <w:jc w:val="center"/>
       </w:pPr>
       <w:r>
-        <w:t>Рисунок 4 — Инфоблок маршрутов согласования и наложения квалифицированной ЭЦП</w:t>
+        <w:rPr>
+          <w:rFonts w:ascii="Times New Roman" w:hAnsi="Times New Roman"/>
+          <w:i/>
+          <w:sz w:val="24"/>
+        </w:rPr>
+        <w:t>Рисунок 4 — Инфоблок маршрутов визирования и ЭЦП</w:t>
       </w:r>
     </w:p>
     <w:p>
       <w:pPr>
-        <w:spacing w:after="120"/>
+        <w:spacing w:before="160" w:after="80"/>
+        <w:jc w:val="left"/>
       </w:pPr>
+      <w:r>
+        <w:rPr>
+          <w:rFonts w:ascii="Times New Roman" w:hAnsi="Times New Roman"/>
+          <w:b/>
+          <w:sz w:val="26"/>
+        </w:rPr>
+        <w:t>Данные инфоблока визирования:</w:t>
+      </w:r>
     </w:p>
     <w:p>
       <w:pPr>
-        <w:pStyle w:val="Heading2"/>
+        <w:spacing w:line="276" w:lineRule="auto" w:after="60"/>
+        <w:ind w:left="709"/>
+        <w:jc w:val="both"/>
       </w:pPr>
       <w:r>
         <w:rPr>
-          <w:color w:val="0F172A"/>
-          <w:sz w:val="23"/>
+          <w:rFonts w:ascii="Times New Roman" w:hAnsi="Times New Roman"/>
+          <w:b/>
+          <w:sz w:val="28"/>
+        </w:rPr>
+        <w:t xml:space="preserve">1. </w:t>
+      </w:r>
+      <w:r>
+        <w:rPr>
+          <w:rFonts w:ascii="Times New Roman" w:hAnsi="Times New Roman"/>
+          <w:sz w:val="28"/>
+        </w:rPr>
+      </w:r>
+      <w:r>
+        <w:rPr>
+          <w:rFonts w:ascii="Times New Roman" w:hAnsi="Times New Roman"/>
+          <w:b/>
+          <w:sz w:val="28"/>
+        </w:rPr>
+        <w:t>Этап 1 (Зав. выпускающей кафедрой):</w:t>
+      </w:r>
+      <w:r>
+        <w:rPr>
+          <w:rFonts w:ascii="Times New Roman" w:hAnsi="Times New Roman"/>
+          <w:sz w:val="28"/>
+        </w:rPr>
+        <w:t xml:space="preserve"> Иванов И.И. • Статус: *ПОДПИСАНО* (03.10.2026 11:20);</w:t>
+      </w:r>
+    </w:p>
+    <w:p>
+      <w:pPr>
+        <w:spacing w:line="276" w:lineRule="auto" w:after="60"/>
+        <w:ind w:left="709"/>
+        <w:jc w:val="both"/>
+      </w:pPr>
+      <w:r>
+        <w:rPr>
+          <w:rFonts w:ascii="Times New Roman" w:hAnsi="Times New Roman"/>
+          <w:b/>
+          <w:sz w:val="28"/>
+        </w:rPr>
+        <w:t xml:space="preserve">2. </w:t>
+      </w:r>
+      <w:r>
+        <w:rPr>
+          <w:rFonts w:ascii="Times New Roman" w:hAnsi="Times New Roman"/>
+          <w:sz w:val="28"/>
+        </w:rPr>
+      </w:r>
+      <w:r>
+        <w:rPr>
+          <w:rFonts w:ascii="Times New Roman" w:hAnsi="Times New Roman"/>
+          <w:b/>
+          <w:sz w:val="28"/>
+        </w:rPr>
+        <w:t>Этап 2 (Начальник Центра АНОК):</w:t>
+      </w:r>
+      <w:r>
+        <w:rPr>
+          <w:rFonts w:ascii="Times New Roman" w:hAnsi="Times New Roman"/>
+          <w:sz w:val="28"/>
+        </w:rPr>
+        <w:t xml:space="preserve"> Соловьев А.С. • Статус: *ПОДПИСАНО* (04.10.2026 15:45);</w:t>
+      </w:r>
+    </w:p>
+    <w:p>
+      <w:pPr>
+        <w:spacing w:line="276" w:lineRule="auto" w:after="60"/>
+        <w:ind w:left="709"/>
+        <w:jc w:val="both"/>
+      </w:pPr>
+      <w:r>
+        <w:rPr>
+          <w:rFonts w:ascii="Times New Roman" w:hAnsi="Times New Roman"/>
+          <w:b/>
+          <w:sz w:val="28"/>
+        </w:rPr>
+        <w:t xml:space="preserve">3. </w:t>
+      </w:r>
+      <w:r>
+        <w:rPr>
+          <w:rFonts w:ascii="Times New Roman" w:hAnsi="Times New Roman"/>
+          <w:sz w:val="28"/>
+        </w:rPr>
+      </w:r>
+      <w:r>
+        <w:rPr>
+          <w:rFonts w:ascii="Times New Roman" w:hAnsi="Times New Roman"/>
+          <w:b/>
+          <w:sz w:val="28"/>
+        </w:rPr>
+        <w:t>Этап 3 (Проректор по учебной работе):</w:t>
+      </w:r>
+      <w:r>
+        <w:rPr>
+          <w:rFonts w:ascii="Times New Roman" w:hAnsi="Times New Roman"/>
+          <w:sz w:val="28"/>
+        </w:rPr>
+        <w:t xml:space="preserve"> Петров В.И. • Статус: *ОЖИДАЕТСЯ* (Активный этап);</w:t>
+      </w:r>
+    </w:p>
+    <w:p>
+      <w:pPr>
+        <w:spacing w:line="276" w:lineRule="auto" w:after="60"/>
+        <w:ind w:left="709"/>
+        <w:jc w:val="both"/>
+      </w:pPr>
+      <w:r>
+        <w:rPr>
+          <w:rFonts w:ascii="Times New Roman" w:hAnsi="Times New Roman"/>
+          <w:b/>
+          <w:sz w:val="28"/>
+        </w:rPr>
+        <w:t xml:space="preserve">4. </w:t>
+      </w:r>
+      <w:r>
+        <w:rPr>
+          <w:rFonts w:ascii="Times New Roman" w:hAnsi="Times New Roman"/>
+          <w:sz w:val="28"/>
+        </w:rPr>
+      </w:r>
+      <w:r>
+        <w:rPr>
+          <w:rFonts w:ascii="Times New Roman" w:hAnsi="Times New Roman"/>
+          <w:b/>
+          <w:sz w:val="28"/>
+        </w:rPr>
+        <w:t>Этап 4 (Ученый совет и Ректор):</w:t>
+      </w:r>
+      <w:r>
+        <w:rPr>
+          <w:rFonts w:ascii="Times New Roman" w:hAnsi="Times New Roman"/>
+          <w:sz w:val="28"/>
+        </w:rPr>
+        <w:t xml:space="preserve"> Воронов М.Н. • Статус: *В ОЧЕРЕДИ*.</w:t>
+      </w:r>
+    </w:p>
+    <w:p>
+      <w:pPr>
+        <w:spacing w:line="276" w:lineRule="auto" w:after="60"/>
+        <w:ind w:left="709"/>
+        <w:jc w:val="both"/>
+      </w:pPr>
+      <w:r>
+        <w:rPr>
+          <w:rFonts w:ascii="Times New Roman" w:hAnsi="Times New Roman"/>
+          <w:b w:val="0"/>
+          <w:sz w:val="28"/>
+        </w:rPr>
+        <w:t xml:space="preserve">• </w:t>
+      </w:r>
+      <w:r>
+        <w:rPr>
+          <w:rFonts w:ascii="Times New Roman" w:hAnsi="Times New Roman"/>
+          <w:sz w:val="28"/>
+        </w:rPr>
+      </w:r>
+      <w:r>
+        <w:rPr>
+          <w:rFonts w:ascii="Times New Roman" w:hAnsi="Times New Roman"/>
+          <w:b/>
+          <w:sz w:val="28"/>
+        </w:rPr>
+        <w:t>Криптографический хеш документа:</w:t>
+      </w:r>
+      <w:r>
+        <w:rPr>
+          <w:rFonts w:ascii="Times New Roman" w:hAnsi="Times New Roman"/>
+          <w:sz w:val="28"/>
+        </w:rPr>
+        <w:t xml:space="preserve"> `a7f5c9e2b1d408f617a29c3e4f5a6b7c8d9e0f1a2b3c4d5e6f7a8b9c0d1e2f3a` (алгоритм SHA-256).</w:t>
+      </w:r>
+    </w:p>
+    <w:p>
+      <w:pPr>
+        <w:spacing w:before="160" w:after="80"/>
+        <w:jc w:val="left"/>
+      </w:pPr>
+      <w:r>
+        <w:rPr>
+          <w:rFonts w:ascii="Times New Roman" w:hAnsi="Times New Roman"/>
+          <w:b/>
+          <w:sz w:val="26"/>
         </w:rPr>
         <w:t>3.5. Инфоблок «Каталог образовательных программ и стандарты ФГОС 3++»</w:t>
       </w:r>
     </w:p>
     <w:p>
+      <w:pPr>
+        <w:spacing w:line="276" w:lineRule="auto" w:after="120"/>
+        <w:ind w:firstLine="709"/>
+        <w:jc w:val="both"/>
+      </w:pPr>
       <w:r>
-        <w:t>Инфоблок содержит структурированные паспорта программ 09.03.01, 09.03.04, 01.03.02, 10.05.03, 09.04.01 и нормативных стандартов Минобрнауки РФ.</w:t>
+        <w:rPr>
+          <w:rFonts w:ascii="Times New Roman" w:hAnsi="Times New Roman"/>
+          <w:sz w:val="28"/>
+        </w:rPr>
+        <w:t>Инфоблок содержит структурированные карточки реализуемых программ высшего образования:</w:t>
       </w:r>
     </w:p>
     <w:p>
+      <w:pPr>
+        <w:spacing w:before="200" w:after="80"/>
+        <w:jc w:val="center"/>
+      </w:pPr>
       <w:r>
         <w:drawing>
           <wp:inline xmlns:a="http://schemas.openxmlformats.org/drawingml/2006/main" xmlns:pic="http://schemas.openxmlformats.org/drawingml/2006/picture">
-            <wp:extent cx="5669280" cy="3569547"/>
+            <wp:extent cx="5760000" cy="3626667"/>
             <wp:docPr id="5" name="Picture 5"/>
             <wp:cNvGraphicFramePr>
               <a:graphicFrameLocks noChangeAspect="1"/>
@@ -1057,7 +2966,7 @@
                     <pic:cNvPicPr/>
                   </pic:nvPicPr>
                   <pic:blipFill>
-                    <a:blip r:embed="rId15"/>
+                    <a:blip r:embed="rId14"/>
                     <a:stretch>
                       <a:fillRect/>
                     </a:stretch>
@@ -1065,7 +2974,7 @@
                   <pic:spPr>
                     <a:xfrm>
                       <a:off x="0" y="0"/>
-                      <a:ext cx="5669280" cy="3569547"/>
+                      <a:ext cx="5760000" cy="3626667"/>
                     </a:xfrm>
                     <a:prstGeom prst="rect"/>
                   </pic:spPr>
@@ -1078,39 +2987,271 @@
     </w:p>
     <w:p>
       <w:pPr>
+        <w:spacing w:before="80" w:after="240"/>
         <w:jc w:val="center"/>
       </w:pPr>
       <w:r>
-        <w:t>Рисунок 5 — Инфоблок образовательных программ бакалавриата, специалитета и магистратуры</w:t>
+        <w:rPr>
+          <w:rFonts w:ascii="Times New Roman" w:hAnsi="Times New Roman"/>
+          <w:i/>
+          <w:sz w:val="24"/>
+        </w:rPr>
+        <w:t>Рисунок 5 — Инфоблок программ и стандартов</w:t>
       </w:r>
     </w:p>
     <w:p>
       <w:pPr>
-        <w:spacing w:after="120"/>
+        <w:spacing w:line="276" w:lineRule="auto" w:after="60"/>
+        <w:ind w:left="709"/>
+        <w:jc w:val="both"/>
       </w:pPr>
+      <w:r>
+        <w:rPr>
+          <w:rFonts w:ascii="Times New Roman" w:hAnsi="Times New Roman"/>
+          <w:b w:val="0"/>
+          <w:sz w:val="28"/>
+        </w:rPr>
+        <w:t xml:space="preserve">• </w:t>
+      </w:r>
+      <w:r>
+        <w:rPr>
+          <w:rFonts w:ascii="Times New Roman" w:hAnsi="Times New Roman"/>
+          <w:sz w:val="28"/>
+        </w:rPr>
+      </w:r>
+      <w:r>
+        <w:rPr>
+          <w:rFonts w:ascii="Times New Roman" w:hAnsi="Times New Roman"/>
+          <w:b/>
+          <w:sz w:val="28"/>
+        </w:rPr>
+        <w:t>09.03.01 Информатика и ВТ</w:t>
+      </w:r>
+      <w:r>
+        <w:rPr>
+          <w:rFonts w:ascii="Times New Roman" w:hAnsi="Times New Roman"/>
+          <w:sz w:val="28"/>
+        </w:rPr>
+        <w:t xml:space="preserve"> (Бакалавриат, 240 з.е., ФГОС № 924, каф. ИТ и САПР);</w:t>
+      </w:r>
     </w:p>
     <w:p>
       <w:pPr>
-        <w:pStyle w:val="Heading2"/>
+        <w:spacing w:line="276" w:lineRule="auto" w:after="60"/>
+        <w:ind w:left="709"/>
+        <w:jc w:val="both"/>
       </w:pPr>
       <w:r>
         <w:rPr>
-          <w:color w:val="0F172A"/>
-          <w:sz w:val="23"/>
+          <w:rFonts w:ascii="Times New Roman" w:hAnsi="Times New Roman"/>
+          <w:b w:val="0"/>
+          <w:sz w:val="28"/>
+        </w:rPr>
+        <w:t xml:space="preserve">• </w:t>
+      </w:r>
+      <w:r>
+        <w:rPr>
+          <w:rFonts w:ascii="Times New Roman" w:hAnsi="Times New Roman"/>
+          <w:sz w:val="28"/>
+        </w:rPr>
+      </w:r>
+      <w:r>
+        <w:rPr>
+          <w:rFonts w:ascii="Times New Roman" w:hAnsi="Times New Roman"/>
+          <w:b/>
+          <w:sz w:val="28"/>
+        </w:rPr>
+        <w:t>09.03.04 Программная инженерия</w:t>
+      </w:r>
+      <w:r>
+        <w:rPr>
+          <w:rFonts w:ascii="Times New Roman" w:hAnsi="Times New Roman"/>
+          <w:sz w:val="28"/>
+        </w:rPr>
+        <w:t xml:space="preserve"> (Бакалавриат, 240 з.е., ФГОС № 929, каф. Программной инженерии);</w:t>
+      </w:r>
+    </w:p>
+    <w:p>
+      <w:pPr>
+        <w:spacing w:line="276" w:lineRule="auto" w:after="60"/>
+        <w:ind w:left="709"/>
+        <w:jc w:val="both"/>
+      </w:pPr>
+      <w:r>
+        <w:rPr>
+          <w:rFonts w:ascii="Times New Roman" w:hAnsi="Times New Roman"/>
+          <w:b w:val="0"/>
+          <w:sz w:val="28"/>
+        </w:rPr>
+        <w:t xml:space="preserve">• </w:t>
+      </w:r>
+      <w:r>
+        <w:rPr>
+          <w:rFonts w:ascii="Times New Roman" w:hAnsi="Times New Roman"/>
+          <w:sz w:val="28"/>
+        </w:rPr>
+      </w:r>
+      <w:r>
+        <w:rPr>
+          <w:rFonts w:ascii="Times New Roman" w:hAnsi="Times New Roman"/>
+          <w:b/>
+          <w:sz w:val="28"/>
+        </w:rPr>
+        <w:t>01.03.02 Прикладная математика и информатика</w:t>
+      </w:r>
+      <w:r>
+        <w:rPr>
+          <w:rFonts w:ascii="Times New Roman" w:hAnsi="Times New Roman"/>
+          <w:sz w:val="28"/>
+        </w:rPr>
+        <w:t xml:space="preserve"> (Бакалавриат, 240 з.е., ФГОС № 802, каф. Высшей математики);</w:t>
+      </w:r>
+    </w:p>
+    <w:p>
+      <w:pPr>
+        <w:spacing w:line="276" w:lineRule="auto" w:after="60"/>
+        <w:ind w:left="709"/>
+        <w:jc w:val="both"/>
+      </w:pPr>
+      <w:r>
+        <w:rPr>
+          <w:rFonts w:ascii="Times New Roman" w:hAnsi="Times New Roman"/>
+          <w:b w:val="0"/>
+          <w:sz w:val="28"/>
+        </w:rPr>
+        <w:t xml:space="preserve">• </w:t>
+      </w:r>
+      <w:r>
+        <w:rPr>
+          <w:rFonts w:ascii="Times New Roman" w:hAnsi="Times New Roman"/>
+          <w:sz w:val="28"/>
+        </w:rPr>
+      </w:r>
+      <w:r>
+        <w:rPr>
+          <w:rFonts w:ascii="Times New Roman" w:hAnsi="Times New Roman"/>
+          <w:b/>
+          <w:sz w:val="28"/>
+        </w:rPr>
+        <w:t>10.05.03 Информационная безопасность АС</w:t>
+      </w:r>
+      <w:r>
+        <w:rPr>
+          <w:rFonts w:ascii="Times New Roman" w:hAnsi="Times New Roman"/>
+          <w:sz w:val="28"/>
+        </w:rPr>
+        <w:t xml:space="preserve"> (Специалитет, 300 з.е., ФГОС № 1420, каф. Комплексной безопасности);</w:t>
+      </w:r>
+    </w:p>
+    <w:p>
+      <w:pPr>
+        <w:spacing w:line="276" w:lineRule="auto" w:after="60"/>
+        <w:ind w:left="709"/>
+        <w:jc w:val="both"/>
+      </w:pPr>
+      <w:r>
+        <w:rPr>
+          <w:rFonts w:ascii="Times New Roman" w:hAnsi="Times New Roman"/>
+          <w:b w:val="0"/>
+          <w:sz w:val="28"/>
+        </w:rPr>
+        <w:t xml:space="preserve">• </w:t>
+      </w:r>
+      <w:r>
+        <w:rPr>
+          <w:rFonts w:ascii="Times New Roman" w:hAnsi="Times New Roman"/>
+          <w:sz w:val="28"/>
+        </w:rPr>
+      </w:r>
+      <w:r>
+        <w:rPr>
+          <w:rFonts w:ascii="Times New Roman" w:hAnsi="Times New Roman"/>
+          <w:b/>
+          <w:sz w:val="28"/>
+        </w:rPr>
+        <w:t>09.04.01 Компьютерные интеллектуальные системы</w:t>
+      </w:r>
+      <w:r>
+        <w:rPr>
+          <w:rFonts w:ascii="Times New Roman" w:hAnsi="Times New Roman"/>
+          <w:sz w:val="28"/>
+        </w:rPr>
+        <w:t xml:space="preserve"> (Магистратура, 120 з.е., ФГОС № 1010, каф. ИТ и САПР);</w:t>
+      </w:r>
+    </w:p>
+    <w:p>
+      <w:pPr>
+        <w:spacing w:line="276" w:lineRule="auto" w:after="60"/>
+        <w:ind w:left="709"/>
+        <w:jc w:val="both"/>
+      </w:pPr>
+      <w:r>
+        <w:rPr>
+          <w:rFonts w:ascii="Times New Roman" w:hAnsi="Times New Roman"/>
+          <w:b w:val="0"/>
+          <w:sz w:val="28"/>
+        </w:rPr>
+        <w:t xml:space="preserve">• </w:t>
+      </w:r>
+      <w:r>
+        <w:rPr>
+          <w:rFonts w:ascii="Times New Roman" w:hAnsi="Times New Roman"/>
+          <w:sz w:val="28"/>
+        </w:rPr>
+      </w:r>
+      <w:r>
+        <w:rPr>
+          <w:rFonts w:ascii="Times New Roman" w:hAnsi="Times New Roman"/>
+          <w:b/>
+          <w:sz w:val="28"/>
+        </w:rPr>
+        <w:t>09.04.04 Разработка корпоративных информационных систем</w:t>
+      </w:r>
+      <w:r>
+        <w:rPr>
+          <w:rFonts w:ascii="Times New Roman" w:hAnsi="Times New Roman"/>
+          <w:sz w:val="28"/>
+        </w:rPr>
+        <w:t xml:space="preserve"> (Магистратура, 120 з.е., ФГОС № 1012, каф. Программной инженерии).</w:t>
+      </w:r>
+    </w:p>
+    <w:p>
+      <w:pPr>
+        <w:spacing w:before="160" w:after="80"/>
+        <w:jc w:val="left"/>
+      </w:pPr>
+      <w:r>
+        <w:rPr>
+          <w:rFonts w:ascii="Times New Roman" w:hAnsi="Times New Roman"/>
+          <w:b/>
+          <w:sz w:val="26"/>
         </w:rPr>
         <w:t>3.6. Инфоблок «Матрица компетенций ФГОС ВО 3++»</w:t>
       </w:r>
     </w:p>
     <w:p>
+      <w:pPr>
+        <w:spacing w:line="276" w:lineRule="auto" w:after="120"/>
+        <w:ind w:firstLine="709"/>
+        <w:jc w:val="both"/>
+      </w:pPr>
       <w:r>
-        <w:t>Инфоблок реестра универсальных, общепрофессиональных и профессиональных компетенций с подробными дескрипторами (знать, уметь, владеть).</w:t>
+        <w:rPr>
+          <w:rFonts w:ascii="Times New Roman" w:hAnsi="Times New Roman"/>
+          <w:sz w:val="28"/>
+        </w:rPr>
+        <w:t>Инфоблок содержит реестр универсальных (УК), общепрофессиональных (ОПК) и профессиональных компетенций (ПК) с подробными дескрипторами:</w:t>
       </w:r>
     </w:p>
     <w:p>
+      <w:pPr>
+        <w:spacing w:before="200" w:after="80"/>
+        <w:jc w:val="center"/>
+      </w:pPr>
       <w:r>
         <w:drawing>
           <wp:inline xmlns:a="http://schemas.openxmlformats.org/drawingml/2006/main" xmlns:pic="http://schemas.openxmlformats.org/drawingml/2006/picture">
-            <wp:extent cx="5669280" cy="3569547"/>
+            <wp:extent cx="5760000" cy="3626667"/>
             <wp:docPr id="6" name="Picture 6"/>
             <wp:cNvGraphicFramePr>
               <a:graphicFrameLocks noChangeAspect="1"/>
@@ -1123,7 +3264,7 @@
                     <pic:cNvPicPr/>
                   </pic:nvPicPr>
                   <pic:blipFill>
-                    <a:blip r:embed="rId16"/>
+                    <a:blip r:embed="rId15"/>
                     <a:stretch>
                       <a:fillRect/>
                     </a:stretch>
@@ -1131,7 +3272,7 @@
                   <pic:spPr>
                     <a:xfrm>
                       <a:off x="0" y="0"/>
-                      <a:ext cx="5669280" cy="3569547"/>
+                      <a:ext cx="5760000" cy="3626667"/>
                     </a:xfrm>
                     <a:prstGeom prst="rect"/>
                   </pic:spPr>
@@ -1144,39 +3285,271 @@
     </w:p>
     <w:p>
       <w:pPr>
+        <w:spacing w:before="80" w:after="240"/>
         <w:jc w:val="center"/>
       </w:pPr>
       <w:r>
-        <w:t>Рисунок 6 — Инфоблок компетенций ФГОС (УК, ОПК, ПК) и карт индикаторов достижения</w:t>
+        <w:rPr>
+          <w:rFonts w:ascii="Times New Roman" w:hAnsi="Times New Roman"/>
+          <w:i/>
+          <w:sz w:val="24"/>
+        </w:rPr>
+        <w:t>Рисунок 6 — Инфоблок матрицы компетенций</w:t>
       </w:r>
     </w:p>
     <w:p>
       <w:pPr>
-        <w:spacing w:after="120"/>
+        <w:spacing w:line="276" w:lineRule="auto" w:after="60"/>
+        <w:ind w:left="709"/>
+        <w:jc w:val="both"/>
       </w:pPr>
+      <w:r>
+        <w:rPr>
+          <w:rFonts w:ascii="Times New Roman" w:hAnsi="Times New Roman"/>
+          <w:b w:val="0"/>
+          <w:sz w:val="28"/>
+        </w:rPr>
+        <w:t xml:space="preserve">• </w:t>
+      </w:r>
+      <w:r>
+        <w:rPr>
+          <w:rFonts w:ascii="Times New Roman" w:hAnsi="Times New Roman"/>
+          <w:sz w:val="28"/>
+        </w:rPr>
+      </w:r>
+      <w:r>
+        <w:rPr>
+          <w:rFonts w:ascii="Times New Roman" w:hAnsi="Times New Roman"/>
+          <w:b/>
+          <w:sz w:val="28"/>
+        </w:rPr>
+        <w:t>УК-1 (Системное и критическое мышление):</w:t>
+      </w:r>
+      <w:r>
+        <w:rPr>
+          <w:rFonts w:ascii="Times New Roman" w:hAnsi="Times New Roman"/>
+          <w:sz w:val="28"/>
+        </w:rPr>
+        <w:t xml:space="preserve"> Способен осуществлять поиск, критический анализ и синтез информации, применять системный подход для решения поставленных задач.</w:t>
+      </w:r>
     </w:p>
     <w:p>
       <w:pPr>
-        <w:pStyle w:val="Heading2"/>
+        <w:spacing w:line="276" w:lineRule="auto" w:after="60"/>
+        <w:ind w:left="709"/>
+        <w:jc w:val="both"/>
       </w:pPr>
       <w:r>
         <w:rPr>
-          <w:color w:val="0F172A"/>
-          <w:sz w:val="23"/>
+          <w:rFonts w:ascii="Times New Roman" w:hAnsi="Times New Roman"/>
+          <w:b w:val="0"/>
+          <w:sz w:val="28"/>
+        </w:rPr>
+        <w:t xml:space="preserve">• </w:t>
+      </w:r>
+      <w:r>
+        <w:rPr>
+          <w:rFonts w:ascii="Times New Roman" w:hAnsi="Times New Roman"/>
+          <w:sz w:val="28"/>
+        </w:rPr>
+      </w:r>
+      <w:r>
+        <w:rPr>
+          <w:rFonts w:ascii="Times New Roman" w:hAnsi="Times New Roman"/>
+          <w:b/>
+          <w:sz w:val="28"/>
+        </w:rPr>
+        <w:t>УК-2 (Разработка и реализация проектов):</w:t>
+      </w:r>
+      <w:r>
+        <w:rPr>
+          <w:rFonts w:ascii="Times New Roman" w:hAnsi="Times New Roman"/>
+          <w:sz w:val="28"/>
+        </w:rPr>
+        <w:t xml:space="preserve"> Способен определять круг задач в рамках поставленной цели и выбирать оптимальные способы их решения.</w:t>
+      </w:r>
+    </w:p>
+    <w:p>
+      <w:pPr>
+        <w:spacing w:line="276" w:lineRule="auto" w:after="60"/>
+        <w:ind w:left="709"/>
+        <w:jc w:val="both"/>
+      </w:pPr>
+      <w:r>
+        <w:rPr>
+          <w:rFonts w:ascii="Times New Roman" w:hAnsi="Times New Roman"/>
+          <w:b w:val="0"/>
+          <w:sz w:val="28"/>
+        </w:rPr>
+        <w:t xml:space="preserve">• </w:t>
+      </w:r>
+      <w:r>
+        <w:rPr>
+          <w:rFonts w:ascii="Times New Roman" w:hAnsi="Times New Roman"/>
+          <w:sz w:val="28"/>
+        </w:rPr>
+      </w:r>
+      <w:r>
+        <w:rPr>
+          <w:rFonts w:ascii="Times New Roman" w:hAnsi="Times New Roman"/>
+          <w:b/>
+          <w:sz w:val="28"/>
+        </w:rPr>
+        <w:t>ОПК-1 (Математический аппарат):</w:t>
+      </w:r>
+      <w:r>
+        <w:rPr>
+          <w:rFonts w:ascii="Times New Roman" w:hAnsi="Times New Roman"/>
+          <w:sz w:val="28"/>
+        </w:rPr>
+        <w:t xml:space="preserve"> Способен применять естественнонаучные и общеинженерные знания, методы математического анализа и моделирования в профессиональной деятельности.</w:t>
+      </w:r>
+    </w:p>
+    <w:p>
+      <w:pPr>
+        <w:spacing w:line="276" w:lineRule="auto" w:after="60"/>
+        <w:ind w:left="709"/>
+        <w:jc w:val="both"/>
+      </w:pPr>
+      <w:r>
+        <w:rPr>
+          <w:rFonts w:ascii="Times New Roman" w:hAnsi="Times New Roman"/>
+          <w:b w:val="0"/>
+          <w:sz w:val="28"/>
+        </w:rPr>
+        <w:t xml:space="preserve">• </w:t>
+      </w:r>
+      <w:r>
+        <w:rPr>
+          <w:rFonts w:ascii="Times New Roman" w:hAnsi="Times New Roman"/>
+          <w:sz w:val="28"/>
+        </w:rPr>
+      </w:r>
+      <w:r>
+        <w:rPr>
+          <w:rFonts w:ascii="Times New Roman" w:hAnsi="Times New Roman"/>
+          <w:b/>
+          <w:sz w:val="28"/>
+        </w:rPr>
+        <w:t>ОПК-4 (Алгоритмы и структуры данных):</w:t>
+      </w:r>
+      <w:r>
+        <w:rPr>
+          <w:rFonts w:ascii="Times New Roman" w:hAnsi="Times New Roman"/>
+          <w:sz w:val="28"/>
+        </w:rPr>
+        <w:t xml:space="preserve"> Способен разрабатывать алгоритмы и программы практического назначения.</w:t>
+      </w:r>
+    </w:p>
+    <w:p>
+      <w:pPr>
+        <w:spacing w:line="276" w:lineRule="auto" w:after="60"/>
+        <w:ind w:left="709"/>
+        <w:jc w:val="both"/>
+      </w:pPr>
+      <w:r>
+        <w:rPr>
+          <w:rFonts w:ascii="Times New Roman" w:hAnsi="Times New Roman"/>
+          <w:b w:val="0"/>
+          <w:sz w:val="28"/>
+        </w:rPr>
+        <w:t xml:space="preserve">• </w:t>
+      </w:r>
+      <w:r>
+        <w:rPr>
+          <w:rFonts w:ascii="Times New Roman" w:hAnsi="Times New Roman"/>
+          <w:sz w:val="28"/>
+        </w:rPr>
+      </w:r>
+      <w:r>
+        <w:rPr>
+          <w:rFonts w:ascii="Times New Roman" w:hAnsi="Times New Roman"/>
+          <w:b/>
+          <w:sz w:val="28"/>
+        </w:rPr>
+        <w:t>ПК-1 (Проектирование ПО и БД):</w:t>
+      </w:r>
+      <w:r>
+        <w:rPr>
+          <w:rFonts w:ascii="Times New Roman" w:hAnsi="Times New Roman"/>
+          <w:sz w:val="28"/>
+        </w:rPr>
+        <w:t xml:space="preserve"> Способен выполнять концептуальное, функциональное и логическое проектирование информационных систем.</w:t>
+      </w:r>
+    </w:p>
+    <w:p>
+      <w:pPr>
+        <w:spacing w:line="276" w:lineRule="auto" w:after="60"/>
+        <w:ind w:left="709"/>
+        <w:jc w:val="both"/>
+      </w:pPr>
+      <w:r>
+        <w:rPr>
+          <w:rFonts w:ascii="Times New Roman" w:hAnsi="Times New Roman"/>
+          <w:b w:val="0"/>
+          <w:sz w:val="28"/>
+        </w:rPr>
+        <w:t xml:space="preserve">• </w:t>
+      </w:r>
+      <w:r>
+        <w:rPr>
+          <w:rFonts w:ascii="Times New Roman" w:hAnsi="Times New Roman"/>
+          <w:sz w:val="28"/>
+        </w:rPr>
+      </w:r>
+      <w:r>
+        <w:rPr>
+          <w:rFonts w:ascii="Times New Roman" w:hAnsi="Times New Roman"/>
+          <w:b/>
+          <w:sz w:val="28"/>
+        </w:rPr>
+        <w:t>ПК-2 (Разработка и отладка кода):</w:t>
+      </w:r>
+      <w:r>
+        <w:rPr>
+          <w:rFonts w:ascii="Times New Roman" w:hAnsi="Times New Roman"/>
+          <w:sz w:val="28"/>
+        </w:rPr>
+        <w:t xml:space="preserve"> Способен создавать компоненты программных комплексов с применением современных практик CI/CD.</w:t>
+      </w:r>
+    </w:p>
+    <w:p>
+      <w:pPr>
+        <w:spacing w:before="160" w:after="80"/>
+        <w:jc w:val="left"/>
+      </w:pPr>
+      <w:r>
+        <w:rPr>
+          <w:rFonts w:ascii="Times New Roman" w:hAnsi="Times New Roman"/>
+          <w:b/>
+          <w:sz w:val="26"/>
         </w:rPr>
         <w:t>3.7. Инфоблок «Организационная структура, кафедры и руководство»</w:t>
       </w:r>
     </w:p>
     <w:p>
+      <w:pPr>
+        <w:spacing w:line="276" w:lineRule="auto" w:after="120"/>
+        <w:ind w:firstLine="709"/>
+        <w:jc w:val="both"/>
+      </w:pPr>
       <w:r>
-        <w:t>Инфоблок классифицирует подразделения по типам (выпускающие, реализующие, экспертные АНОК, руководство) с закреплением заведующих и контактов.</w:t>
+        <w:rPr>
+          <w:rFonts w:ascii="Times New Roman" w:hAnsi="Times New Roman"/>
+          <w:sz w:val="28"/>
+        </w:rPr>
+        <w:t>Инфоблок классифицирует подразделения университета по функциональным ролям:</w:t>
       </w:r>
     </w:p>
     <w:p>
+      <w:pPr>
+        <w:spacing w:before="200" w:after="80"/>
+        <w:jc w:val="center"/>
+      </w:pPr>
       <w:r>
         <w:drawing>
           <wp:inline xmlns:a="http://schemas.openxmlformats.org/drawingml/2006/main" xmlns:pic="http://schemas.openxmlformats.org/drawingml/2006/picture">
-            <wp:extent cx="5669280" cy="3569547"/>
+            <wp:extent cx="5760000" cy="3626667"/>
             <wp:docPr id="7" name="Picture 7"/>
             <wp:cNvGraphicFramePr>
               <a:graphicFrameLocks noChangeAspect="1"/>
@@ -1189,7 +3562,7 @@
                     <pic:cNvPicPr/>
                   </pic:nvPicPr>
                   <pic:blipFill>
-                    <a:blip r:embed="rId17"/>
+                    <a:blip r:embed="rId16"/>
                     <a:stretch>
                       <a:fillRect/>
                     </a:stretch>
@@ -1197,7 +3570,7 @@
                   <pic:spPr>
                     <a:xfrm>
                       <a:off x="0" y="0"/>
-                      <a:ext cx="5669280" cy="3569547"/>
+                      <a:ext cx="5760000" cy="3626667"/>
                     </a:xfrm>
                     <a:prstGeom prst="rect"/>
                   </pic:spPr>
@@ -1210,39 +3583,199 @@
     </w:p>
     <w:p>
       <w:pPr>
+        <w:spacing w:before="80" w:after="240"/>
         <w:jc w:val="center"/>
       </w:pPr>
       <w:r>
-        <w:t>Рисунок 7 — Инфоблок структуры подразделений, кафедр и контактных данных</w:t>
+        <w:rPr>
+          <w:rFonts w:ascii="Times New Roman" w:hAnsi="Times New Roman"/>
+          <w:i/>
+          <w:sz w:val="24"/>
+        </w:rPr>
+        <w:t>Рисунок 7 — Инфоблок организационной структуры</w:t>
       </w:r>
     </w:p>
     <w:p>
       <w:pPr>
-        <w:spacing w:after="120"/>
+        <w:spacing w:line="276" w:lineRule="auto" w:after="60"/>
+        <w:ind w:left="709"/>
+        <w:jc w:val="both"/>
       </w:pPr>
+      <w:r>
+        <w:rPr>
+          <w:rFonts w:ascii="Times New Roman" w:hAnsi="Times New Roman"/>
+          <w:b w:val="0"/>
+          <w:sz w:val="28"/>
+        </w:rPr>
+        <w:t xml:space="preserve">• </w:t>
+      </w:r>
+      <w:r>
+        <w:rPr>
+          <w:rFonts w:ascii="Times New Roman" w:hAnsi="Times New Roman"/>
+          <w:sz w:val="28"/>
+        </w:rPr>
+      </w:r>
+      <w:r>
+        <w:rPr>
+          <w:rFonts w:ascii="Times New Roman" w:hAnsi="Times New Roman"/>
+          <w:b/>
+          <w:sz w:val="28"/>
+        </w:rPr>
+        <w:t>Центр АНОК (`EXPERT_ANOK`):</w:t>
+      </w:r>
+      <w:r>
+        <w:rPr>
+          <w:rFonts w:ascii="Times New Roman" w:hAnsi="Times New Roman"/>
+          <w:sz w:val="28"/>
+        </w:rPr>
+        <w:t xml:space="preserve"> Начальник Соловьев А.С. • Контроль качества и экспертиза ФГОС;</w:t>
+      </w:r>
     </w:p>
     <w:p>
       <w:pPr>
-        <w:pStyle w:val="Heading2"/>
+        <w:spacing w:line="276" w:lineRule="auto" w:after="60"/>
+        <w:ind w:left="709"/>
+        <w:jc w:val="both"/>
       </w:pPr>
       <w:r>
         <w:rPr>
-          <w:color w:val="0F172A"/>
-          <w:sz w:val="23"/>
+          <w:rFonts w:ascii="Times New Roman" w:hAnsi="Times New Roman"/>
+          <w:b w:val="0"/>
+          <w:sz w:val="28"/>
+        </w:rPr>
+        <w:t xml:space="preserve">• </w:t>
+      </w:r>
+      <w:r>
+        <w:rPr>
+          <w:rFonts w:ascii="Times New Roman" w:hAnsi="Times New Roman"/>
+          <w:sz w:val="28"/>
+        </w:rPr>
+      </w:r>
+      <w:r>
+        <w:rPr>
+          <w:rFonts w:ascii="Times New Roman" w:hAnsi="Times New Roman"/>
+          <w:b/>
+          <w:sz w:val="28"/>
+        </w:rPr>
+        <w:t>Кафедра ИТ и САПР (`RELEASING`):</w:t>
+      </w:r>
+      <w:r>
+        <w:rPr>
+          <w:rFonts w:ascii="Times New Roman" w:hAnsi="Times New Roman"/>
+          <w:sz w:val="28"/>
+        </w:rPr>
+        <w:t xml:space="preserve"> Зав. кафедрой Иванов И.И. • Выпускающее подразделение по 09.03.01 и 09.04.01;</w:t>
+      </w:r>
+    </w:p>
+    <w:p>
+      <w:pPr>
+        <w:spacing w:line="276" w:lineRule="auto" w:after="60"/>
+        <w:ind w:left="709"/>
+        <w:jc w:val="both"/>
+      </w:pPr>
+      <w:r>
+        <w:rPr>
+          <w:rFonts w:ascii="Times New Roman" w:hAnsi="Times New Roman"/>
+          <w:b w:val="0"/>
+          <w:sz w:val="28"/>
+        </w:rPr>
+        <w:t xml:space="preserve">• </w:t>
+      </w:r>
+      <w:r>
+        <w:rPr>
+          <w:rFonts w:ascii="Times New Roman" w:hAnsi="Times New Roman"/>
+          <w:sz w:val="28"/>
+        </w:rPr>
+      </w:r>
+      <w:r>
+        <w:rPr>
+          <w:rFonts w:ascii="Times New Roman" w:hAnsi="Times New Roman"/>
+          <w:b/>
+          <w:sz w:val="28"/>
+        </w:rPr>
+        <w:t>Кафедра Программной инженерии (`RELEASING`):</w:t>
+      </w:r>
+      <w:r>
+        <w:rPr>
+          <w:rFonts w:ascii="Times New Roman" w:hAnsi="Times New Roman"/>
+          <w:sz w:val="28"/>
+        </w:rPr>
+        <w:t xml:space="preserve"> Зав. кафедрой Петров П.П. • Выпускающее подразделение по 09.03.04;</w:t>
+      </w:r>
+    </w:p>
+    <w:p>
+      <w:pPr>
+        <w:spacing w:line="276" w:lineRule="auto" w:after="60"/>
+        <w:ind w:left="709"/>
+        <w:jc w:val="both"/>
+      </w:pPr>
+      <w:r>
+        <w:rPr>
+          <w:rFonts w:ascii="Times New Roman" w:hAnsi="Times New Roman"/>
+          <w:b w:val="0"/>
+          <w:sz w:val="28"/>
+        </w:rPr>
+        <w:t xml:space="preserve">• </w:t>
+      </w:r>
+      <w:r>
+        <w:rPr>
+          <w:rFonts w:ascii="Times New Roman" w:hAnsi="Times New Roman"/>
+          <w:sz w:val="28"/>
+        </w:rPr>
+      </w:r>
+      <w:r>
+        <w:rPr>
+          <w:rFonts w:ascii="Times New Roman" w:hAnsi="Times New Roman"/>
+          <w:b/>
+          <w:sz w:val="28"/>
+        </w:rPr>
+        <w:t>Кафедра Высшей математики (`IMPLEMENTING`):</w:t>
+      </w:r>
+      <w:r>
+        <w:rPr>
+          <w:rFonts w:ascii="Times New Roman" w:hAnsi="Times New Roman"/>
+          <w:sz w:val="28"/>
+        </w:rPr>
+        <w:t xml:space="preserve"> Зав. кафедрой Ковалев Д.А. • Реализующее (обеспечивающее) подразделение.</w:t>
+      </w:r>
+    </w:p>
+    <w:p>
+      <w:pPr>
+        <w:spacing w:before="160" w:after="80"/>
+        <w:jc w:val="left"/>
+      </w:pPr>
+      <w:r>
+        <w:rPr>
+          <w:rFonts w:ascii="Times New Roman" w:hAnsi="Times New Roman"/>
+          <w:b/>
+          <w:sz w:val="26"/>
         </w:rPr>
         <w:t>3.8. Инфоблок «Новости, нормативные объявления и график АНОК»</w:t>
       </w:r>
     </w:p>
     <w:p>
+      <w:pPr>
+        <w:spacing w:line="276" w:lineRule="auto" w:after="120"/>
+        <w:ind w:firstLine="709"/>
+        <w:jc w:val="both"/>
+      </w:pPr>
       <w:r>
-        <w:t>Инфоблок публикует оперативные объявления, инструкции по подаче служебных записок и график заседаний Ученого совета университета.</w:t>
+        <w:rPr>
+          <w:rFonts w:ascii="Times New Roman" w:hAnsi="Times New Roman"/>
+          <w:sz w:val="28"/>
+        </w:rPr>
+        <w:t>Инфоблок публикует оперативные объявления, инструкции по подаче служебных записок и график заседаний Ученого совета:</w:t>
       </w:r>
     </w:p>
     <w:p>
+      <w:pPr>
+        <w:spacing w:before="200" w:after="80"/>
+        <w:jc w:val="center"/>
+      </w:pPr>
       <w:r>
         <w:drawing>
           <wp:inline xmlns:a="http://schemas.openxmlformats.org/drawingml/2006/main" xmlns:pic="http://schemas.openxmlformats.org/drawingml/2006/picture">
-            <wp:extent cx="5669280" cy="3569547"/>
+            <wp:extent cx="5760000" cy="3626667"/>
             <wp:docPr id="8" name="Picture 8"/>
             <wp:cNvGraphicFramePr>
               <a:graphicFrameLocks noChangeAspect="1"/>
@@ -1255,7 +3788,7 @@
                     <pic:cNvPicPr/>
                   </pic:nvPicPr>
                   <pic:blipFill>
-                    <a:blip r:embed="rId18"/>
+                    <a:blip r:embed="rId17"/>
                     <a:stretch>
                       <a:fillRect/>
                     </a:stretch>
@@ -1263,7 +3796,7 @@
                   <pic:spPr>
                     <a:xfrm>
                       <a:off x="0" y="0"/>
-                      <a:ext cx="5669280" cy="3569547"/>
+                      <a:ext cx="5760000" cy="3626667"/>
                     </a:xfrm>
                     <a:prstGeom prst="rect"/>
                   </pic:spPr>
@@ -1276,64 +3809,248 @@
     </w:p>
     <w:p>
       <w:pPr>
+        <w:spacing w:before="80" w:after="240"/>
         <w:jc w:val="center"/>
       </w:pPr>
       <w:r>
-        <w:t>Рисунок 8 — Инфоблок новостной ленты, регламентов АНОК и графика заседаний Ученого совета</w:t>
+        <w:rPr>
+          <w:rFonts w:ascii="Times New Roman" w:hAnsi="Times New Roman"/>
+          <w:i/>
+          <w:sz w:val="24"/>
+        </w:rPr>
+        <w:t>Рисунок 8 — Инфоблок новостей и регламентов</w:t>
       </w:r>
     </w:p>
     <w:p>
       <w:pPr>
-        <w:spacing w:after="120"/>
+        <w:spacing w:line="276" w:lineRule="auto" w:after="60"/>
+        <w:ind w:left="709"/>
+        <w:jc w:val="both"/>
       </w:pPr>
-    </w:p>
-    <w:p>
       <w:r>
-        <w:br w:type="page"/>
+        <w:rPr>
+          <w:rFonts w:ascii="Times New Roman" w:hAnsi="Times New Roman"/>
+          <w:b w:val="0"/>
+          <w:sz w:val="28"/>
+        </w:rPr>
+        <w:t xml:space="preserve">• </w:t>
+      </w:r>
+      <w:r>
+        <w:rPr>
+          <w:rFonts w:ascii="Times New Roman" w:hAnsi="Times New Roman"/>
+          <w:sz w:val="28"/>
+        </w:rPr>
+        <w:t>*График аккредитационной экспертизы на 2026/2027 учебный год (дедлайн: 25.10.2026);*</w:t>
       </w:r>
     </w:p>
     <w:p>
       <w:pPr>
-        <w:pStyle w:val="Heading1"/>
+        <w:spacing w:line="276" w:lineRule="auto" w:after="60"/>
+        <w:ind w:left="709"/>
+        <w:jc w:val="both"/>
       </w:pPr>
       <w:r>
         <w:rPr>
-          <w:color w:val="0F172A"/>
-          <w:sz w:val="26"/>
+          <w:rFonts w:ascii="Times New Roman" w:hAnsi="Times New Roman"/>
+          <w:b w:val="0"/>
+          <w:sz w:val="28"/>
+        </w:rPr>
+        <w:t xml:space="preserve">• </w:t>
+      </w:r>
+      <w:r>
+        <w:rPr>
+          <w:rFonts w:ascii="Times New Roman" w:hAnsi="Times New Roman"/>
+          <w:sz w:val="28"/>
+        </w:rPr>
+        <w:t>*Инструкция по оформлению двусторонних служебных записок до начала семестра;*</w:t>
+      </w:r>
+    </w:p>
+    <w:p>
+      <w:pPr>
+        <w:spacing w:line="276" w:lineRule="auto" w:after="60"/>
+        <w:ind w:left="709"/>
+        <w:jc w:val="both"/>
+      </w:pPr>
+      <w:r>
+        <w:rPr>
+          <w:rFonts w:ascii="Times New Roman" w:hAnsi="Times New Roman"/>
+          <w:b w:val="0"/>
+          <w:sz w:val="28"/>
+        </w:rPr>
+        <w:t xml:space="preserve">• </w:t>
+      </w:r>
+      <w:r>
+        <w:rPr>
+          <w:rFonts w:ascii="Times New Roman" w:hAnsi="Times New Roman"/>
+          <w:sz w:val="28"/>
+        </w:rPr>
+        <w:t>*Заседание Ученого совета университета по ежегодному утверждению УП (15.11.2026);*</w:t>
+      </w:r>
+    </w:p>
+    <w:p>
+      <w:pPr>
+        <w:spacing w:line="276" w:lineRule="auto" w:after="60"/>
+        <w:ind w:left="709"/>
+        <w:jc w:val="both"/>
+      </w:pPr>
+      <w:r>
+        <w:rPr>
+          <w:rFonts w:ascii="Times New Roman" w:hAnsi="Times New Roman"/>
+          <w:b w:val="0"/>
+          <w:sz w:val="28"/>
+        </w:rPr>
+        <w:t xml:space="preserve">• </w:t>
+      </w:r>
+      <w:r>
+        <w:rPr>
+          <w:rFonts w:ascii="Times New Roman" w:hAnsi="Times New Roman"/>
+          <w:sz w:val="28"/>
+        </w:rPr>
+        <w:t>*Методические рекомендации Минобрнауки РФ по учету контактных часов в ЭИОС.*</w:t>
+      </w:r>
+    </w:p>
+    <w:p>
+      <w:pPr>
+        <w:spacing w:before="240" w:after="120"/>
+        <w:jc w:val="left"/>
+      </w:pPr>
+      <w:r>
+        <w:rPr>
+          <w:rFonts w:ascii="Times New Roman" w:hAnsi="Times New Roman"/>
+          <w:b/>
+          <w:sz w:val="28"/>
         </w:rPr>
         <w:t>4. Заключение</w:t>
       </w:r>
     </w:p>
     <w:p>
+      <w:pPr>
+        <w:spacing w:line="276" w:lineRule="auto" w:after="120"/>
+        <w:ind w:firstLine="709"/>
+        <w:jc w:val="both"/>
+      </w:pPr>
       <w:r>
         <w:rPr>
-          <w:b/>
+          <w:rFonts w:ascii="Times New Roman" w:hAnsi="Times New Roman"/>
+          <w:sz w:val="28"/>
         </w:rPr>
-        <w:t>В ходе выполнения лабораторной работы № 5:</w:t>
-        <w:br/>
+        <w:t>В результате выполнения лабораторной работы № 5:</w:t>
       </w:r>
     </w:p>
     <w:p>
+      <w:pPr>
+        <w:spacing w:line="276" w:lineRule="auto" w:after="60"/>
+        <w:ind w:left="709"/>
+        <w:jc w:val="both"/>
+      </w:pPr>
       <w:r>
-        <w:t>• Сформирована и структурирована система из 8 информационных блоков (Инфоблоков), покрывающая все предметные области Варианта № 15 (Учебные планы, Экспертиза ФГОС, Документооборот, Компетенции, Кафедры, Объявления).</w:t>
+        <w:rPr>
+          <w:rFonts w:ascii="Times New Roman" w:hAnsi="Times New Roman"/>
+          <w:b/>
+          <w:sz w:val="28"/>
+        </w:rPr>
+        <w:t xml:space="preserve">1. </w:t>
+      </w:r>
+      <w:r>
+        <w:rPr>
+          <w:rFonts w:ascii="Times New Roman" w:hAnsi="Times New Roman"/>
+          <w:sz w:val="28"/>
+        </w:rPr>
+      </w:r>
+      <w:r>
+        <w:rPr>
+          <w:rFonts w:ascii="Times New Roman" w:hAnsi="Times New Roman"/>
+          <w:b/>
+          <w:sz w:val="28"/>
+        </w:rPr>
+        <w:t>Сформирована и структурирована система из 8 информационных блоков (Инфоблоков)</w:t>
+      </w:r>
+      <w:r>
+        <w:rPr>
+          <w:rFonts w:ascii="Times New Roman" w:hAnsi="Times New Roman"/>
+          <w:sz w:val="28"/>
+        </w:rPr>
+        <w:t>, покрывающая все предметные области Варианта № 15 (Учебные планы, Экспертиза ФГОС, Документооборот, Компетенции, Кафедры, Объявления).</w:t>
       </w:r>
     </w:p>
     <w:p>
+      <w:pPr>
+        <w:spacing w:line="276" w:lineRule="auto" w:after="60"/>
+        <w:ind w:left="709"/>
+        <w:jc w:val="both"/>
+      </w:pPr>
       <w:r>
-        <w:t>• База данных и страницы портала полностью наполнены взаимосвязанной информацией: 64 дисциплины по всем 8 семестрам, 5 образовательных программ, 13 компетенций с дескрипторами, детальные протоколы валидации ФГОС 3++, служебные записки с Diff-анализом и реестр электронных виз.</w:t>
+        <w:rPr>
+          <w:rFonts w:ascii="Times New Roman" w:hAnsi="Times New Roman"/>
+          <w:b/>
+          <w:sz w:val="28"/>
+        </w:rPr>
+        <w:t xml:space="preserve">2. </w:t>
+      </w:r>
+      <w:r>
+        <w:rPr>
+          <w:rFonts w:ascii="Times New Roman" w:hAnsi="Times New Roman"/>
+          <w:sz w:val="28"/>
+        </w:rPr>
+      </w:r>
+      <w:r>
+        <w:rPr>
+          <w:rFonts w:ascii="Times New Roman" w:hAnsi="Times New Roman"/>
+          <w:b/>
+          <w:sz w:val="28"/>
+        </w:rPr>
+        <w:t>База данных и страницы портала полностью наполнены взаимосвязанной информацией:</w:t>
+      </w:r>
+      <w:r>
+        <w:rPr>
+          <w:rFonts w:ascii="Times New Roman" w:hAnsi="Times New Roman"/>
+          <w:sz w:val="28"/>
+        </w:rPr>
+        <w:t xml:space="preserve"> 64 дисциплины по всем 8 семестрам, 5 образовательных программ, 13 компетенций с дескрипторами, детальные протоколы валидации ФГОС 3++, служебные записки с Diff-анализом и реестр электронных виз.</w:t>
       </w:r>
     </w:p>
     <w:p>
+      <w:pPr>
+        <w:spacing w:line="276" w:lineRule="auto" w:after="60"/>
+        <w:ind w:left="709"/>
+        <w:jc w:val="both"/>
+      </w:pPr>
       <w:r>
-        <w:t>• Подготовлен комплект из 8 графических макетов заполненных инфоблоков высокого разрешения и полный пакет отчетной документации (MD, DOCX, PDF). Разработанная система полностью готова к интеграции готовых модулей и компонентов в рамках Лабораторной работы № 6.</w:t>
+        <w:rPr>
+          <w:rFonts w:ascii="Times New Roman" w:hAnsi="Times New Roman"/>
+          <w:b/>
+          <w:sz w:val="28"/>
+        </w:rPr>
+        <w:t xml:space="preserve">3. </w:t>
+      </w:r>
+      <w:r>
+        <w:rPr>
+          <w:rFonts w:ascii="Times New Roman" w:hAnsi="Times New Roman"/>
+          <w:sz w:val="28"/>
+        </w:rPr>
+      </w:r>
+      <w:r>
+        <w:rPr>
+          <w:rFonts w:ascii="Times New Roman" w:hAnsi="Times New Roman"/>
+          <w:b/>
+          <w:sz w:val="28"/>
+        </w:rPr>
+        <w:t>Подготовлен комплект из 8 графических макетов заполненных инфоблоков высокого разрешения</w:t>
+      </w:r>
+      <w:r>
+        <w:rPr>
+          <w:rFonts w:ascii="Times New Roman" w:hAnsi="Times New Roman"/>
+          <w:sz w:val="28"/>
+        </w:rPr>
+        <w:t xml:space="preserve"> и полный пакет отчетной документации (MD, DOCX, PDF). Разработанная система полностью готова к интеграции готовых модулей и компонентов в рамках Лабораторной работы № 6.</w:t>
       </w:r>
     </w:p>
     <w:sectPr>
-      <w:headerReference w:type="default" r:id="rId9"/>
-      <w:footerReference w:type="default" r:id="rId10"/>
-      <w:pgSz w:w="12240" w:h="15840"/>
-      <w:pgMar w:top="1152" w:right="1152" w:bottom="1152" w:left="1152" w:header="720" w:footer="720" w:gutter="0"/>
+      <w:footerReference w:type="default" r:id="rId9"/>
+      <w:pgSz w:w="11906" w:h="16838"/>
+      <w:pgMar w:top="1134" w:right="850" w:bottom="1134" w:left="1701" w:header="720" w:footer="720" w:gutter="0"/>
       <w:cols w:space="720"/>
+      <w:titlePg/>
       <w:docGrid w:linePitch="360"/>
     </w:sectPr>
   </w:body>
@@ -1345,27 +4062,20 @@
   <w:p>
     <w:pPr>
       <w:pStyle w:val="Footer"/>
-      <w:jc w:val="left"/>
+      <w:jc w:val="center"/>
     </w:pPr>
     <w:r>
-      <w:t>Корпоративный портал университета — Модуль Центра АНОК | 2026</w:t>
+      <w:rPr>
+        <w:rFonts w:ascii="Times New Roman" w:hAnsi="Times New Roman"/>
+        <w:sz w:val="22"/>
+      </w:rPr>
+      <w:fldChar w:fldCharType="begin"/>
+      <w:instrText xml:space="preserve">PAGE</w:instrText>
+      <w:fldChar w:fldCharType="separate"/>
+      <w:fldChar w:fldCharType="end"/>
     </w:r>
   </w:p>
 </w:ftr>
-</file>
-
-<file path=word/header1.xml><?xml version="1.0" encoding="utf-8"?>
-<w:hdr xmlns:m="http://schemas.openxmlformats.org/officeDocument/2006/math" xmlns:mc="http://schemas.openxmlformats.org/markup-compatibility/2006" xmlns:mo="http://schemas.microsoft.com/office/mac/office/2008/main" xmlns:mv="urn:schemas-microsoft-com:mac:vml" xmlns:o="urn:schemas-microsoft-com:office:office" xmlns:r="http://schemas.openxmlformats.org/officeDocument/2006/relationships" xmlns:v="urn:schemas-microsoft-com:vml" xmlns:w10="urn:schemas-microsoft-com:office:word" xmlns:w14="http://schemas.microsoft.com/office/word/2010/wordml" xmlns:w="http://schemas.openxmlformats.org/wordprocessingml/2006/main" xmlns:wne="http://schemas.microsoft.com/office/word/2006/wordml" xmlns:wp14="http://schemas.microsoft.com/office/word/2010/wordprocessingDrawing" xmlns:wp="http://schemas.openxmlformats.org/drawingml/2006/wordprocessingDrawing" xmlns:wpc="http://schemas.microsoft.com/office/word/2010/wordprocessingCanvas" xmlns:wpg="http://schemas.microsoft.com/office/word/2010/wordprocessingGroup" xmlns:wpi="http://schemas.microsoft.com/office/word/2010/wordprocessingInk" xmlns:wps="http://schemas.microsoft.com/office/word/2010/wordprocessingShape" mc:Ignorable="w14 wp14">
-  <w:p>
-    <w:pPr>
-      <w:pStyle w:val="Header"/>
-      <w:jc w:val="right"/>
-    </w:pPr>
-    <w:r>
-      <w:t>ПРКП • Лабораторная работа № 5 • Вариант № 15 (Центр АНОК)</w:t>
-    </w:r>
-  </w:p>
-</w:hdr>
 </file>
 
 <file path=word/numbering.xml><?xml version="1.0" encoding="utf-8"?>
@@ -1732,10 +4442,9 @@
     <w:qFormat/>
     <w:rsid w:val="00FC693F"/>
     <w:rPr>
-      <w:rFonts w:ascii="Arial" w:hAnsi="Arial"/>
-      <w:i/>
-      <w:color w:val="0F172A"/>
-      <w:sz w:val="19"/>
+      <w:rFonts w:ascii="Times New Roman" w:hAnsi="Times New Roman"/>
+      <w:color w:val="000000"/>
+      <w:sz w:val="28"/>
     </w:rPr>
   </w:style>
   <w:style w:type="paragraph" w:styleId="Header">
@@ -1752,10 +4461,6 @@
       </w:tabs>
       <w:spacing w:after="0" w:line="240" w:lineRule="auto"/>
     </w:pPr>
-    <w:rPr>
-      <w:color w:val="64748B"/>
-      <w:sz w:val="17"/>
-    </w:rPr>
   </w:style>
   <w:style w:type="character" w:customStyle="1" w:styleId="HeaderChar">
     <w:name w:val="Header Char"/>
@@ -1778,10 +4483,6 @@
       </w:tabs>
       <w:spacing w:after="0" w:line="240" w:lineRule="auto"/>
     </w:pPr>
-    <w:rPr>
-      <w:color w:val="64748B"/>
-      <w:sz w:val="17"/>
-    </w:rPr>
   </w:style>
   <w:style w:type="character" w:customStyle="1" w:styleId="FooterChar">
     <w:name w:val="Footer Char"/>

--- a/reports/lab5/LR5_Report_Variant15.docx
+++ b/reports/lab5/LR5_Report_Variant15.docx
@@ -27,6 +27,7 @@
         <w:t>Кафедра программной инженерии</w:t>
       </w:r>
     </w:p>
+    <w:p/>
     <w:p/>
     <w:p/>
     <w:p/>
@@ -72,6 +73,8 @@
     <w:p/>
     <w:p/>
     <w:p/>
+    <w:p/>
+    <w:p/>
     <w:p>
       <w:pPr>
         <w:spacing w:line="276" w:lineRule="auto"/>
@@ -88,15 +91,9 @@
         <w:br/>
         <w:t>Иванов И.И.</w:t>
         <w:br/>
-        <w:br/>
-        <w:t>Проверил:</w:t>
-        <w:br/>
-        <w:t>к.т.н., доцент</w:t>
-        <w:br/>
-        <w:t>Петров П.П.</w:t>
-        <w:br/>
       </w:r>
     </w:p>
+    <w:p/>
     <w:p/>
     <w:p/>
     <w:p/>

--- a/reports/lab5/LR5_Report_Variant15.docx
+++ b/reports/lab5/LR5_Report_Variant15.docx
@@ -87,9 +87,9 @@
         </w:rPr>
         <w:t>Выполнил:</w:t>
         <w:br/>
-        <w:t>студент группы ИВТ-401</w:t>
+        <w:t>студент группы П-41</w:t>
         <w:br/>
-        <w:t>Иванов И.И.</w:t>
+        <w:t>Соловьёв А.С.</w:t>
         <w:br/>
       </w:r>
     </w:p>

--- a/reports/lab5/LR5_Report_Variant15.docx
+++ b/reports/lab5/LR5_Report_Variant15.docx
@@ -125,453 +125,7 @@
           <w:b/>
           <w:sz w:val="28"/>
         </w:rPr>
-        <w:t>1. Введение и цели работы</w:t>
-      </w:r>
-    </w:p>
-    <w:p>
-      <w:pPr>
-        <w:spacing w:line="276" w:lineRule="auto" w:after="120"/>
-        <w:ind w:firstLine="709"/>
-        <w:jc w:val="both"/>
-      </w:pPr>
-      <w:r>
-        <w:rPr>
-          <w:rFonts w:ascii="Times New Roman" w:hAnsi="Times New Roman"/>
-          <w:sz w:val="28"/>
-        </w:rPr>
-      </w:r>
-      <w:r>
-        <w:rPr>
-          <w:rFonts w:ascii="Times New Roman" w:hAnsi="Times New Roman"/>
-          <w:b/>
-          <w:sz w:val="28"/>
-        </w:rPr>
-        <w:t>Цель лабораторной работы:</w:t>
-      </w:r>
-      <w:r>
-        <w:rPr>
-          <w:rFonts w:ascii="Times New Roman" w:hAnsi="Times New Roman"/>
-          <w:sz w:val="28"/>
-        </w:rPr>
-        <w:t xml:space="preserve"> Проектирование, структурирование и комплексное информационное наполнение (работа с инфоблоками) корпоративного веб-портала университета (Модуль Центра АНОК) реалистичными структурированными данными по образовательным программам, семестровым учебным планам, матрицам компетенций, маршрутам электронного визирования, нормативным стандартам ФГОС 3++ и служебным запискам в соответствии с бизнес-правилами Варианта № 15.</w:t>
-      </w:r>
-    </w:p>
-    <w:p>
-      <w:pPr>
-        <w:spacing w:before="160" w:after="80"/>
-        <w:jc w:val="left"/>
-      </w:pPr>
-      <w:r>
-        <w:rPr>
-          <w:rFonts w:ascii="Times New Roman" w:hAnsi="Times New Roman"/>
-          <w:b/>
-          <w:sz w:val="26"/>
-        </w:rPr>
-        <w:t>Задачи работы:</w:t>
-      </w:r>
-    </w:p>
-    <w:p>
-      <w:pPr>
-        <w:spacing w:line="276" w:lineRule="auto" w:after="60"/>
-        <w:ind w:left="709"/>
-        <w:jc w:val="both"/>
-      </w:pPr>
-      <w:r>
-        <w:rPr>
-          <w:rFonts w:ascii="Times New Roman" w:hAnsi="Times New Roman"/>
-          <w:b/>
-          <w:sz w:val="28"/>
-        </w:rPr>
-        <w:t xml:space="preserve">1. </w:t>
-      </w:r>
-      <w:r>
-        <w:rPr>
-          <w:rFonts w:ascii="Times New Roman" w:hAnsi="Times New Roman"/>
-          <w:sz w:val="28"/>
-        </w:rPr>
-        <w:t>Выполнить классификацию и структурирование информационных блоков портала (Инфоблоков) по функциональным модулям предметной области АНОК:</w:t>
-      </w:r>
-    </w:p>
-    <w:p>
-      <w:pPr>
-        <w:spacing w:line="276" w:lineRule="auto" w:after="60"/>
-        <w:ind w:left="1134"/>
-        <w:jc w:val="both"/>
-      </w:pPr>
-      <w:r>
-        <w:rPr>
-          <w:rFonts w:ascii="Times New Roman" w:hAnsi="Times New Roman"/>
-          <w:b w:val="0"/>
-          <w:sz w:val="28"/>
-        </w:rPr>
-        <w:t xml:space="preserve">• </w:t>
-      </w:r>
-      <w:r>
-        <w:rPr>
-          <w:rFonts w:ascii="Times New Roman" w:hAnsi="Times New Roman"/>
-          <w:sz w:val="28"/>
-        </w:rPr>
-      </w:r>
-      <w:r>
-        <w:rPr>
-          <w:rFonts w:ascii="Times New Roman" w:hAnsi="Times New Roman"/>
-          <w:b/>
-          <w:sz w:val="28"/>
-        </w:rPr>
-        <w:t>Инфоблок 1:</w:t>
-      </w:r>
-      <w:r>
-        <w:rPr>
-          <w:rFonts w:ascii="Times New Roman" w:hAnsi="Times New Roman"/>
-          <w:sz w:val="28"/>
-        </w:rPr>
-        <w:t xml:space="preserve"> «Реестр учебных планов и семестровая матрица дисциплин (1–8 семестры)»;</w:t>
-      </w:r>
-    </w:p>
-    <w:p>
-      <w:pPr>
-        <w:spacing w:line="276" w:lineRule="auto" w:after="60"/>
-        <w:ind w:left="1134"/>
-        <w:jc w:val="both"/>
-      </w:pPr>
-      <w:r>
-        <w:rPr>
-          <w:rFonts w:ascii="Times New Roman" w:hAnsi="Times New Roman"/>
-          <w:b w:val="0"/>
-          <w:sz w:val="28"/>
-        </w:rPr>
-        <w:t xml:space="preserve">• </w:t>
-      </w:r>
-      <w:r>
-        <w:rPr>
-          <w:rFonts w:ascii="Times New Roman" w:hAnsi="Times New Roman"/>
-          <w:sz w:val="28"/>
-        </w:rPr>
-      </w:r>
-      <w:r>
-        <w:rPr>
-          <w:rFonts w:ascii="Times New Roman" w:hAnsi="Times New Roman"/>
-          <w:b/>
-          <w:sz w:val="28"/>
-        </w:rPr>
-        <w:t>Инфоблок 2:</w:t>
-      </w:r>
-      <w:r>
-        <w:rPr>
-          <w:rFonts w:ascii="Times New Roman" w:hAnsi="Times New Roman"/>
-          <w:sz w:val="28"/>
-        </w:rPr>
-        <w:t xml:space="preserve"> «Протоколы аккредитационной экспертизы и чеклисты валидатора ФГОС ВО 3++»;</w:t>
-      </w:r>
-    </w:p>
-    <w:p>
-      <w:pPr>
-        <w:spacing w:line="276" w:lineRule="auto" w:after="60"/>
-        <w:ind w:left="1134"/>
-        <w:jc w:val="both"/>
-      </w:pPr>
-      <w:r>
-        <w:rPr>
-          <w:rFonts w:ascii="Times New Roman" w:hAnsi="Times New Roman"/>
-          <w:b w:val="0"/>
-          <w:sz w:val="28"/>
-        </w:rPr>
-        <w:t xml:space="preserve">• </w:t>
-      </w:r>
-      <w:r>
-        <w:rPr>
-          <w:rFonts w:ascii="Times New Roman" w:hAnsi="Times New Roman"/>
-          <w:sz w:val="28"/>
-        </w:rPr>
-      </w:r>
-      <w:r>
-        <w:rPr>
-          <w:rFonts w:ascii="Times New Roman" w:hAnsi="Times New Roman"/>
-          <w:b/>
-          <w:sz w:val="28"/>
-        </w:rPr>
-        <w:t>Инфоблок 3:</w:t>
-      </w:r>
-      <w:r>
-        <w:rPr>
-          <w:rFonts w:ascii="Times New Roman" w:hAnsi="Times New Roman"/>
-          <w:sz w:val="28"/>
-        </w:rPr>
-        <w:t xml:space="preserve"> «Служебные записки на актуализацию УП и сопоставительный Diff-трекер («Было» / «Стало»)»;</w:t>
-      </w:r>
-    </w:p>
-    <w:p>
-      <w:pPr>
-        <w:spacing w:line="276" w:lineRule="auto" w:after="60"/>
-        <w:ind w:left="1134"/>
-        <w:jc w:val="both"/>
-      </w:pPr>
-      <w:r>
-        <w:rPr>
-          <w:rFonts w:ascii="Times New Roman" w:hAnsi="Times New Roman"/>
-          <w:b w:val="0"/>
-          <w:sz w:val="28"/>
-        </w:rPr>
-        <w:t xml:space="preserve">• </w:t>
-      </w:r>
-      <w:r>
-        <w:rPr>
-          <w:rFonts w:ascii="Times New Roman" w:hAnsi="Times New Roman"/>
-          <w:sz w:val="28"/>
-        </w:rPr>
-      </w:r>
-      <w:r>
-        <w:rPr>
-          <w:rFonts w:ascii="Times New Roman" w:hAnsi="Times New Roman"/>
-          <w:b/>
-          <w:sz w:val="28"/>
-        </w:rPr>
-        <w:t>Инфоблок 4:</w:t>
-      </w:r>
-      <w:r>
-        <w:rPr>
-          <w:rFonts w:ascii="Times New Roman" w:hAnsi="Times New Roman"/>
-          <w:sz w:val="28"/>
-        </w:rPr>
-        <w:t xml:space="preserve"> «Маршруты электронного согласования, журнал ЭЦП и сертификаты должностных лиц»;</w:t>
-      </w:r>
-    </w:p>
-    <w:p>
-      <w:pPr>
-        <w:spacing w:line="276" w:lineRule="auto" w:after="60"/>
-        <w:ind w:left="1134"/>
-        <w:jc w:val="both"/>
-      </w:pPr>
-      <w:r>
-        <w:rPr>
-          <w:rFonts w:ascii="Times New Roman" w:hAnsi="Times New Roman"/>
-          <w:b w:val="0"/>
-          <w:sz w:val="28"/>
-        </w:rPr>
-        <w:t xml:space="preserve">• </w:t>
-      </w:r>
-      <w:r>
-        <w:rPr>
-          <w:rFonts w:ascii="Times New Roman" w:hAnsi="Times New Roman"/>
-          <w:sz w:val="28"/>
-        </w:rPr>
-      </w:r>
-      <w:r>
-        <w:rPr>
-          <w:rFonts w:ascii="Times New Roman" w:hAnsi="Times New Roman"/>
-          <w:b/>
-          <w:sz w:val="28"/>
-        </w:rPr>
-        <w:t>Инфоблок 5:</w:t>
-      </w:r>
-      <w:r>
-        <w:rPr>
-          <w:rFonts w:ascii="Times New Roman" w:hAnsi="Times New Roman"/>
-          <w:sz w:val="28"/>
-        </w:rPr>
-        <w:t xml:space="preserve"> «Каталог образовательных программ и справочник нормативных стандартов ФГОС 3++»;</w:t>
-      </w:r>
-    </w:p>
-    <w:p>
-      <w:pPr>
-        <w:spacing w:line="276" w:lineRule="auto" w:after="60"/>
-        <w:ind w:left="1134"/>
-        <w:jc w:val="both"/>
-      </w:pPr>
-      <w:r>
-        <w:rPr>
-          <w:rFonts w:ascii="Times New Roman" w:hAnsi="Times New Roman"/>
-          <w:b w:val="0"/>
-          <w:sz w:val="28"/>
-        </w:rPr>
-        <w:t xml:space="preserve">• </w:t>
-      </w:r>
-      <w:r>
-        <w:rPr>
-          <w:rFonts w:ascii="Times New Roman" w:hAnsi="Times New Roman"/>
-          <w:sz w:val="28"/>
-        </w:rPr>
-      </w:r>
-      <w:r>
-        <w:rPr>
-          <w:rFonts w:ascii="Times New Roman" w:hAnsi="Times New Roman"/>
-          <w:b/>
-          <w:sz w:val="28"/>
-        </w:rPr>
-        <w:t>Инфоблок 6:</w:t>
-      </w:r>
-      <w:r>
-        <w:rPr>
-          <w:rFonts w:ascii="Times New Roman" w:hAnsi="Times New Roman"/>
-          <w:sz w:val="28"/>
-        </w:rPr>
-        <w:t xml:space="preserve"> «Матрица компетенций ФГОС ВО (УК, ОПК, ПК) и карты индикаторов достижения»;</w:t>
-      </w:r>
-    </w:p>
-    <w:p>
-      <w:pPr>
-        <w:spacing w:line="276" w:lineRule="auto" w:after="60"/>
-        <w:ind w:left="1134"/>
-        <w:jc w:val="both"/>
-      </w:pPr>
-      <w:r>
-        <w:rPr>
-          <w:rFonts w:ascii="Times New Roman" w:hAnsi="Times New Roman"/>
-          <w:b w:val="0"/>
-          <w:sz w:val="28"/>
-        </w:rPr>
-        <w:t xml:space="preserve">• </w:t>
-      </w:r>
-      <w:r>
-        <w:rPr>
-          <w:rFonts w:ascii="Times New Roman" w:hAnsi="Times New Roman"/>
-          <w:sz w:val="28"/>
-        </w:rPr>
-      </w:r>
-      <w:r>
-        <w:rPr>
-          <w:rFonts w:ascii="Times New Roman" w:hAnsi="Times New Roman"/>
-          <w:b/>
-          <w:sz w:val="28"/>
-        </w:rPr>
-        <w:t>Инфоблок 7:</w:t>
-      </w:r>
-      <w:r>
-        <w:rPr>
-          <w:rFonts w:ascii="Times New Roman" w:hAnsi="Times New Roman"/>
-          <w:sz w:val="28"/>
-        </w:rPr>
-        <w:t xml:space="preserve"> «Организационная структура университета, кафедры и профессорско-преподавательский состав»;</w:t>
-      </w:r>
-    </w:p>
-    <w:p>
-      <w:pPr>
-        <w:spacing w:line="276" w:lineRule="auto" w:after="60"/>
-        <w:ind w:left="1134"/>
-        <w:jc w:val="both"/>
-      </w:pPr>
-      <w:r>
-        <w:rPr>
-          <w:rFonts w:ascii="Times New Roman" w:hAnsi="Times New Roman"/>
-          <w:b w:val="0"/>
-          <w:sz w:val="28"/>
-        </w:rPr>
-        <w:t xml:space="preserve">• </w:t>
-      </w:r>
-      <w:r>
-        <w:rPr>
-          <w:rFonts w:ascii="Times New Roman" w:hAnsi="Times New Roman"/>
-          <w:sz w:val="28"/>
-        </w:rPr>
-      </w:r>
-      <w:r>
-        <w:rPr>
-          <w:rFonts w:ascii="Times New Roman" w:hAnsi="Times New Roman"/>
-          <w:b/>
-          <w:sz w:val="28"/>
-        </w:rPr>
-        <w:t>Инфоблок 8:</w:t>
-      </w:r>
-      <w:r>
-        <w:rPr>
-          <w:rFonts w:ascii="Times New Roman" w:hAnsi="Times New Roman"/>
-          <w:sz w:val="28"/>
-        </w:rPr>
-        <w:t xml:space="preserve"> «Новости, нормативно-методические регламенты Центра АНОК и график заседаний Ученого совета».</w:t>
-      </w:r>
-    </w:p>
-    <w:p>
-      <w:pPr>
-        <w:spacing w:line="276" w:lineRule="auto" w:after="60"/>
-        <w:ind w:left="709"/>
-        <w:jc w:val="both"/>
-      </w:pPr>
-      <w:r>
-        <w:rPr>
-          <w:rFonts w:ascii="Times New Roman" w:hAnsi="Times New Roman"/>
-          <w:b/>
-          <w:sz w:val="28"/>
-        </w:rPr>
-        <w:t xml:space="preserve">2. </w:t>
-      </w:r>
-      <w:r>
-        <w:rPr>
-          <w:rFonts w:ascii="Times New Roman" w:hAnsi="Times New Roman"/>
-          <w:sz w:val="28"/>
-        </w:rPr>
-        <w:t>Наполнить реляционную базу данных и интерфейсные шаблоны портала полным массивом взаимосвязанных сущностей (64 дисциплины по 8 семестрам, 5 образовательных программ, 13 компетенций с дескрипторами, 8 кафедр, служебные записки с двусторонними визами, криптографические хеши SHA-256).</w:t>
-      </w:r>
-    </w:p>
-    <w:p>
-      <w:pPr>
-        <w:spacing w:line="276" w:lineRule="auto" w:after="60"/>
-        <w:ind w:left="709"/>
-        <w:jc w:val="both"/>
-      </w:pPr>
-      <w:r>
-        <w:rPr>
-          <w:rFonts w:ascii="Times New Roman" w:hAnsi="Times New Roman"/>
-          <w:b/>
-          <w:sz w:val="28"/>
-        </w:rPr>
-        <w:t xml:space="preserve">3. </w:t>
-      </w:r>
-      <w:r>
-        <w:rPr>
-          <w:rFonts w:ascii="Times New Roman" w:hAnsi="Times New Roman"/>
-          <w:sz w:val="28"/>
-        </w:rPr>
-        <w:t>Продемонстрировать примеры заполненных страниц и инфоблоков в интерфейсе работающего программного обеспечения.</w:t>
-      </w:r>
-    </w:p>
-    <w:p>
-      <w:pPr>
-        <w:spacing w:line="276" w:lineRule="auto" w:after="60"/>
-        <w:ind w:left="709"/>
-        <w:jc w:val="both"/>
-      </w:pPr>
-      <w:r>
-        <w:rPr>
-          <w:rFonts w:ascii="Times New Roman" w:hAnsi="Times New Roman"/>
-          <w:b/>
-          <w:sz w:val="28"/>
-        </w:rPr>
-        <w:t xml:space="preserve">4. </w:t>
-      </w:r>
-      <w:r>
-        <w:rPr>
-          <w:rFonts w:ascii="Times New Roman" w:hAnsi="Times New Roman"/>
-          <w:sz w:val="28"/>
-        </w:rPr>
-        <w:t>Оформить комплект проектной отчетности (Markdown, DOCX, PDF).</w:t>
-      </w:r>
-    </w:p>
-    <w:p>
-      <w:pPr>
-        <w:spacing w:before="240" w:after="120"/>
-        <w:jc w:val="left"/>
-      </w:pPr>
-      <w:r>
-        <w:rPr>
-          <w:rFonts w:ascii="Times New Roman" w:hAnsi="Times New Roman"/>
-          <w:b/>
-          <w:sz w:val="28"/>
-        </w:rPr>
-        <w:t>2. Классификация и структура информационных блоков портала (Инфоблоков)</w:t>
-      </w:r>
-    </w:p>
-    <w:p>
-      <w:pPr>
-        <w:spacing w:line="276" w:lineRule="auto" w:after="120"/>
-        <w:ind w:firstLine="709"/>
-        <w:jc w:val="both"/>
-      </w:pPr>
-      <w:r>
-        <w:rPr>
-          <w:rFonts w:ascii="Times New Roman" w:hAnsi="Times New Roman"/>
-          <w:sz w:val="28"/>
-        </w:rPr>
-        <w:t>Информационные блоки корпоративного портала Центра АНОК разделены на 4 функциональные категории:</w:t>
+        <w:t>1. Состав информационных блоков</w:t>
       </w:r>
     </w:p>
     <w:p>
@@ -604,15 +158,14 @@
         </w:tblBorders>
       </w:tblPr>
       <w:tblGrid>
-        <w:gridCol w:w="2339"/>
-        <w:gridCol w:w="2339"/>
-        <w:gridCol w:w="2339"/>
-        <w:gridCol w:w="2339"/>
+        <w:gridCol w:w="3118"/>
+        <w:gridCol w:w="3118"/>
+        <w:gridCol w:w="3118"/>
       </w:tblGrid>
       <w:tr>
         <w:tc>
           <w:tcPr>
-            <w:tcW w:type="dxa" w:w="2339"/>
+            <w:tcW w:type="dxa" w:w="3118"/>
             <w:tcMar>
               <w:top w:w="100" w:type="dxa"/>
               <w:bottom w:w="100" w:type="dxa"/>
@@ -632,13 +185,13 @@
                 <w:b/>
                 <w:sz w:val="22"/>
               </w:rPr>
-              <w:t>Категория инфоблоков</w:t>
+              <w:t>Информационный блок</w:t>
             </w:r>
           </w:p>
         </w:tc>
         <w:tc>
           <w:tcPr>
-            <w:tcW w:type="dxa" w:w="2339"/>
+            <w:tcW w:type="dxa" w:w="3118"/>
             <w:tcMar>
               <w:top w:w="100" w:type="dxa"/>
               <w:bottom w:w="100" w:type="dxa"/>
@@ -658,13 +211,13 @@
                 <w:b/>
                 <w:sz w:val="22"/>
               </w:rPr>
-              <w:t>Наименование инфоблока</w:t>
+              <w:t>Источник данных</w:t>
             </w:r>
           </w:p>
         </w:tc>
         <w:tc>
           <w:tcPr>
-            <w:tcW w:type="dxa" w:w="2339"/>
+            <w:tcW w:type="dxa" w:w="3118"/>
             <w:tcMar>
               <w:top w:w="100" w:type="dxa"/>
               <w:bottom w:w="100" w:type="dxa"/>
@@ -684,33 +237,7 @@
                 <w:b/>
                 <w:sz w:val="22"/>
               </w:rPr>
-              <w:t>Тип данных</w:t>
-            </w:r>
-          </w:p>
-        </w:tc>
-        <w:tc>
-          <w:tcPr>
-            <w:tcW w:type="dxa" w:w="2339"/>
-            <w:tcMar>
-              <w:top w:w="100" w:type="dxa"/>
-              <w:bottom w:w="100" w:type="dxa"/>
-              <w:left w:w="150" w:type="dxa"/>
-              <w:right w:w="150" w:type="dxa"/>
-            </w:tcMar>
-            <w:shd w:fill="E2E8F0"/>
-          </w:tcPr>
-          <w:p>
-            <w:pPr>
-              <w:spacing w:before="40" w:after="40" w:line="252" w:lineRule="auto"/>
-              <w:jc w:val="left"/>
-            </w:pPr>
-            <w:r>
-              <w:rPr>
-                <w:rFonts w:ascii="Times New Roman" w:hAnsi="Times New Roman"/>
-                <w:b/>
-                <w:sz w:val="22"/>
-              </w:rPr>
-              <w:t>Источник наполнения / Роль</w:t>
+              <w:t>Назначение</w:t>
             </w:r>
           </w:p>
         </w:tc>
@@ -718,7 +245,7 @@
       <w:tr>
         <w:tc>
           <w:tcPr>
-            <w:tcW w:type="dxa" w:w="2339"/>
+            <w:tcW w:type="dxa" w:w="3118"/>
             <w:tcMar>
               <w:top w:w="100" w:type="dxa"/>
               <w:bottom w:w="100" w:type="dxa"/>
@@ -736,26 +263,13 @@
                 <w:rFonts w:ascii="Times New Roman" w:hAnsi="Times New Roman"/>
                 <w:sz w:val="22"/>
               </w:rPr>
-            </w:r>
-            <w:r>
-              <w:rPr>
-                <w:rFonts w:ascii="Times New Roman" w:hAnsi="Times New Roman"/>
-                <w:b/>
-                <w:sz w:val="22"/>
-              </w:rPr>
-              <w:t>1. Учебный процесс</w:t>
-            </w:r>
-            <w:r>
-              <w:rPr>
-                <w:rFonts w:ascii="Times New Roman" w:hAnsi="Times New Roman"/>
-                <w:sz w:val="22"/>
-              </w:rPr>
+              <w:t>Учебные планы</w:t>
             </w:r>
           </w:p>
         </w:tc>
         <w:tc>
           <w:tcPr>
-            <w:tcW w:type="dxa" w:w="2339"/>
+            <w:tcW w:type="dxa" w:w="3118"/>
             <w:tcMar>
               <w:top w:w="100" w:type="dxa"/>
               <w:bottom w:w="100" w:type="dxa"/>
@@ -773,13 +287,13 @@
                 <w:rFonts w:ascii="Times New Roman" w:hAnsi="Times New Roman"/>
                 <w:sz w:val="22"/>
               </w:rPr>
-              <w:t>Реестр УП и семестровая матрица дисциплин</w:t>
+              <w:t>`curriculums`</w:t>
             </w:r>
           </w:p>
         </w:tc>
         <w:tc>
           <w:tcPr>
-            <w:tcW w:type="dxa" w:w="2339"/>
+            <w:tcW w:type="dxa" w:w="3118"/>
             <w:tcMar>
               <w:top w:w="100" w:type="dxa"/>
               <w:bottom w:w="100" w:type="dxa"/>
@@ -797,13 +311,15 @@
                 <w:rFonts w:ascii="Times New Roman" w:hAnsi="Times New Roman"/>
                 <w:sz w:val="22"/>
               </w:rPr>
-              <w:t>Реляционный каталог</w:t>
+              <w:t>Реестр планов и их статусы.</w:t>
             </w:r>
           </w:p>
         </w:tc>
+      </w:tr>
+      <w:tr>
         <w:tc>
           <w:tcPr>
-            <w:tcW w:type="dxa" w:w="2339"/>
+            <w:tcW w:type="dxa" w:w="3118"/>
             <w:tcMar>
               <w:top w:w="100" w:type="dxa"/>
               <w:bottom w:w="100" w:type="dxa"/>
@@ -821,15 +337,13 @@
                 <w:rFonts w:ascii="Times New Roman" w:hAnsi="Times New Roman"/>
                 <w:sz w:val="22"/>
               </w:rPr>
-              <w:t>Выпускающие кафедры, УМУ</w:t>
+              <w:t>Дисциплины</w:t>
             </w:r>
           </w:p>
         </w:tc>
-      </w:tr>
-      <w:tr>
         <w:tc>
           <w:tcPr>
-            <w:tcW w:type="dxa" w:w="2339"/>
+            <w:tcW w:type="dxa" w:w="3118"/>
             <w:tcMar>
               <w:top w:w="100" w:type="dxa"/>
               <w:bottom w:w="100" w:type="dxa"/>
@@ -847,26 +361,13 @@
                 <w:rFonts w:ascii="Times New Roman" w:hAnsi="Times New Roman"/>
                 <w:sz w:val="22"/>
               </w:rPr>
-            </w:r>
-            <w:r>
-              <w:rPr>
-                <w:rFonts w:ascii="Times New Roman" w:hAnsi="Times New Roman"/>
-                <w:b/>
-                <w:sz w:val="22"/>
-              </w:rPr>
-              <w:t>1. Учебный процесс</w:t>
-            </w:r>
-            <w:r>
-              <w:rPr>
-                <w:rFonts w:ascii="Times New Roman" w:hAnsi="Times New Roman"/>
-                <w:sz w:val="22"/>
-              </w:rPr>
+              <w:t>`curriculum_disciplines`</w:t>
             </w:r>
           </w:p>
         </w:tc>
         <w:tc>
           <w:tcPr>
-            <w:tcW w:type="dxa" w:w="2339"/>
+            <w:tcW w:type="dxa" w:w="3118"/>
             <w:tcMar>
               <w:top w:w="100" w:type="dxa"/>
               <w:bottom w:w="100" w:type="dxa"/>
@@ -884,13 +385,15 @@
                 <w:rFonts w:ascii="Times New Roman" w:hAnsi="Times New Roman"/>
                 <w:sz w:val="22"/>
               </w:rPr>
-              <w:t>Матрица компетенций ФГОС (УК, ОПК, ПК)</w:t>
+              <w:t>Состав плана по семестрам.</w:t>
             </w:r>
           </w:p>
         </w:tc>
+      </w:tr>
+      <w:tr>
         <w:tc>
           <w:tcPr>
-            <w:tcW w:type="dxa" w:w="2339"/>
+            <w:tcW w:type="dxa" w:w="3118"/>
             <w:tcMar>
               <w:top w:w="100" w:type="dxa"/>
               <w:bottom w:w="100" w:type="dxa"/>
@@ -908,13 +411,13 @@
                 <w:rFonts w:ascii="Times New Roman" w:hAnsi="Times New Roman"/>
                 <w:sz w:val="22"/>
               </w:rPr>
-              <w:t>Иерархический справочник</w:t>
+              <w:t>Стандарты ФГОС</w:t>
             </w:r>
           </w:p>
         </w:tc>
         <w:tc>
           <w:tcPr>
-            <w:tcW w:type="dxa" w:w="2339"/>
+            <w:tcW w:type="dxa" w:w="3118"/>
             <w:tcMar>
               <w:top w:w="100" w:type="dxa"/>
               <w:bottom w:w="100" w:type="dxa"/>
@@ -932,15 +435,13 @@
                 <w:rFonts w:ascii="Times New Roman" w:hAnsi="Times New Roman"/>
                 <w:sz w:val="22"/>
               </w:rPr>
-              <w:t>Руководители ОП, Эксперты АНОК</w:t>
+              <w:t>`standards_fgos`</w:t>
             </w:r>
           </w:p>
         </w:tc>
-      </w:tr>
-      <w:tr>
         <w:tc>
           <w:tcPr>
-            <w:tcW w:type="dxa" w:w="2339"/>
+            <w:tcW w:type="dxa" w:w="3118"/>
             <w:tcMar>
               <w:top w:w="100" w:type="dxa"/>
               <w:bottom w:w="100" w:type="dxa"/>
@@ -958,26 +459,15 @@
                 <w:rFonts w:ascii="Times New Roman" w:hAnsi="Times New Roman"/>
                 <w:sz w:val="22"/>
               </w:rPr>
-            </w:r>
-            <w:r>
-              <w:rPr>
-                <w:rFonts w:ascii="Times New Roman" w:hAnsi="Times New Roman"/>
-                <w:b/>
-                <w:sz w:val="22"/>
-              </w:rPr>
-              <w:t>2. Нормативный контроль</w:t>
-            </w:r>
-            <w:r>
-              <w:rPr>
-                <w:rFonts w:ascii="Times New Roman" w:hAnsi="Times New Roman"/>
-                <w:sz w:val="22"/>
-              </w:rPr>
+              <w:t>Контрольные параметры стандартов.</w:t>
             </w:r>
           </w:p>
         </w:tc>
+      </w:tr>
+      <w:tr>
         <w:tc>
           <w:tcPr>
-            <w:tcW w:type="dxa" w:w="2339"/>
+            <w:tcW w:type="dxa" w:w="3118"/>
             <w:tcMar>
               <w:top w:w="100" w:type="dxa"/>
               <w:bottom w:w="100" w:type="dxa"/>
@@ -995,13 +485,13 @@
                 <w:rFonts w:ascii="Times New Roman" w:hAnsi="Times New Roman"/>
                 <w:sz w:val="22"/>
               </w:rPr>
-              <w:t>Стандарты ФГОС ВО 3++ и приказы</w:t>
+              <w:t>Образовательные программы</w:t>
             </w:r>
           </w:p>
         </w:tc>
         <w:tc>
           <w:tcPr>
-            <w:tcW w:type="dxa" w:w="2339"/>
+            <w:tcW w:type="dxa" w:w="3118"/>
             <w:tcMar>
               <w:top w:w="100" w:type="dxa"/>
               <w:bottom w:w="100" w:type="dxa"/>
@@ -1019,13 +509,13 @@
                 <w:rFonts w:ascii="Times New Roman" w:hAnsi="Times New Roman"/>
                 <w:sz w:val="22"/>
               </w:rPr>
-              <w:t>Нормативная база</w:t>
+              <w:t>`educational_programs`</w:t>
             </w:r>
           </w:p>
         </w:tc>
         <w:tc>
           <w:tcPr>
-            <w:tcW w:type="dxa" w:w="2339"/>
+            <w:tcW w:type="dxa" w:w="3118"/>
             <w:tcMar>
               <w:top w:w="100" w:type="dxa"/>
               <w:bottom w:w="100" w:type="dxa"/>
@@ -1043,7 +533,7 @@
                 <w:rFonts w:ascii="Times New Roman" w:hAnsi="Times New Roman"/>
                 <w:sz w:val="22"/>
               </w:rPr>
-              <w:t>Эксперты АНОК, Минобрнауки РФ</w:t>
+              <w:t>Сведения о программах.</w:t>
             </w:r>
           </w:p>
         </w:tc>
@@ -1051,7 +541,7 @@
       <w:tr>
         <w:tc>
           <w:tcPr>
-            <w:tcW w:type="dxa" w:w="2339"/>
+            <w:tcW w:type="dxa" w:w="3118"/>
             <w:tcMar>
               <w:top w:w="100" w:type="dxa"/>
               <w:bottom w:w="100" w:type="dxa"/>
@@ -1069,26 +559,13 @@
                 <w:rFonts w:ascii="Times New Roman" w:hAnsi="Times New Roman"/>
                 <w:sz w:val="22"/>
               </w:rPr>
-            </w:r>
-            <w:r>
-              <w:rPr>
-                <w:rFonts w:ascii="Times New Roman" w:hAnsi="Times New Roman"/>
-                <w:b/>
-                <w:sz w:val="22"/>
-              </w:rPr>
-              <w:t>2. Нормативный контроль</w:t>
-            </w:r>
-            <w:r>
-              <w:rPr>
-                <w:rFonts w:ascii="Times New Roman" w:hAnsi="Times New Roman"/>
-                <w:sz w:val="22"/>
-              </w:rPr>
+              <w:t>Подразделения</w:t>
             </w:r>
           </w:p>
         </w:tc>
         <w:tc>
           <w:tcPr>
-            <w:tcW w:type="dxa" w:w="2339"/>
+            <w:tcW w:type="dxa" w:w="3118"/>
             <w:tcMar>
               <w:top w:w="100" w:type="dxa"/>
               <w:bottom w:w="100" w:type="dxa"/>
@@ -1106,13 +583,13 @@
                 <w:rFonts w:ascii="Times New Roman" w:hAnsi="Times New Roman"/>
                 <w:sz w:val="22"/>
               </w:rPr>
-              <w:t>Протоколы аккредитационной экспертизы</w:t>
+              <w:t>`departments`</w:t>
             </w:r>
           </w:p>
         </w:tc>
         <w:tc>
           <w:tcPr>
-            <w:tcW w:type="dxa" w:w="2339"/>
+            <w:tcW w:type="dxa" w:w="3118"/>
             <w:tcMar>
               <w:top w:w="100" w:type="dxa"/>
               <w:bottom w:w="100" w:type="dxa"/>
@@ -1130,13 +607,15 @@
                 <w:rFonts w:ascii="Times New Roman" w:hAnsi="Times New Roman"/>
                 <w:sz w:val="22"/>
               </w:rPr>
-              <w:t>Динамические чек-листы</w:t>
+              <w:t>Кафедры и подразделения университета.</w:t>
             </w:r>
           </w:p>
         </w:tc>
+      </w:tr>
+      <w:tr>
         <w:tc>
           <w:tcPr>
-            <w:tcW w:type="dxa" w:w="2339"/>
+            <w:tcW w:type="dxa" w:w="3118"/>
             <w:tcMar>
               <w:top w:w="100" w:type="dxa"/>
               <w:bottom w:w="100" w:type="dxa"/>
@@ -1154,15 +633,13 @@
                 <w:rFonts w:ascii="Times New Roman" w:hAnsi="Times New Roman"/>
                 <w:sz w:val="22"/>
               </w:rPr>
-              <w:t>Автоматический валидатор АНОК</w:t>
+              <w:t>Компетенции</w:t>
             </w:r>
           </w:p>
         </w:tc>
-      </w:tr>
-      <w:tr>
         <w:tc>
           <w:tcPr>
-            <w:tcW w:type="dxa" w:w="2339"/>
+            <w:tcW w:type="dxa" w:w="3118"/>
             <w:tcMar>
               <w:top w:w="100" w:type="dxa"/>
               <w:bottom w:w="100" w:type="dxa"/>
@@ -1180,26 +657,13 @@
                 <w:rFonts w:ascii="Times New Roman" w:hAnsi="Times New Roman"/>
                 <w:sz w:val="22"/>
               </w:rPr>
-            </w:r>
-            <w:r>
-              <w:rPr>
-                <w:rFonts w:ascii="Times New Roman" w:hAnsi="Times New Roman"/>
-                <w:b/>
-                <w:sz w:val="22"/>
-              </w:rPr>
-              <w:t>3. Документооборот</w:t>
-            </w:r>
-            <w:r>
-              <w:rPr>
-                <w:rFonts w:ascii="Times New Roman" w:hAnsi="Times New Roman"/>
-                <w:sz w:val="22"/>
-              </w:rPr>
+              <w:t>`competencies`</w:t>
             </w:r>
           </w:p>
         </w:tc>
         <w:tc>
           <w:tcPr>
-            <w:tcW w:type="dxa" w:w="2339"/>
+            <w:tcW w:type="dxa" w:w="3118"/>
             <w:tcMar>
               <w:top w:w="100" w:type="dxa"/>
               <w:bottom w:w="100" w:type="dxa"/>
@@ -1217,13 +681,15 @@
                 <w:rFonts w:ascii="Times New Roman" w:hAnsi="Times New Roman"/>
                 <w:sz w:val="22"/>
               </w:rPr>
-              <w:t>Маршруты визирования и журнал ЭЦП</w:t>
+              <w:t>Коды и описания компетенций.</w:t>
             </w:r>
           </w:p>
         </w:tc>
+      </w:tr>
+      <w:tr>
         <w:tc>
           <w:tcPr>
-            <w:tcW w:type="dxa" w:w="2339"/>
+            <w:tcW w:type="dxa" w:w="3118"/>
             <w:tcMar>
               <w:top w:w="100" w:type="dxa"/>
               <w:bottom w:w="100" w:type="dxa"/>
@@ -1241,13 +707,13 @@
                 <w:rFonts w:ascii="Times New Roman" w:hAnsi="Times New Roman"/>
                 <w:sz w:val="22"/>
               </w:rPr>
-              <w:t>Протоколы ЭДО (SHA-256)</w:t>
+              <w:t>Служебные записки</w:t>
             </w:r>
           </w:p>
         </w:tc>
         <w:tc>
           <w:tcPr>
-            <w:tcW w:type="dxa" w:w="2339"/>
+            <w:tcW w:type="dxa" w:w="3118"/>
             <w:tcMar>
               <w:top w:w="100" w:type="dxa"/>
               <w:bottom w:w="100" w:type="dxa"/>
@@ -1265,15 +731,13 @@
                 <w:rFonts w:ascii="Times New Roman" w:hAnsi="Times New Roman"/>
                 <w:sz w:val="22"/>
               </w:rPr>
-              <w:t>Должностные лица вуза (Ректор, Проректор)</w:t>
+              <w:t>`service_notes`, `service_note_items`</w:t>
             </w:r>
           </w:p>
         </w:tc>
-      </w:tr>
-      <w:tr>
         <w:tc>
           <w:tcPr>
-            <w:tcW w:type="dxa" w:w="2339"/>
+            <w:tcW w:type="dxa" w:w="3118"/>
             <w:tcMar>
               <w:top w:w="100" w:type="dxa"/>
               <w:bottom w:w="100" w:type="dxa"/>
@@ -1291,26 +755,15 @@
                 <w:rFonts w:ascii="Times New Roman" w:hAnsi="Times New Roman"/>
                 <w:sz w:val="22"/>
               </w:rPr>
-            </w:r>
-            <w:r>
-              <w:rPr>
-                <w:rFonts w:ascii="Times New Roman" w:hAnsi="Times New Roman"/>
-                <w:b/>
-                <w:sz w:val="22"/>
-              </w:rPr>
-              <w:t>3. Документооборот</w:t>
-            </w:r>
-            <w:r>
-              <w:rPr>
-                <w:rFonts w:ascii="Times New Roman" w:hAnsi="Times New Roman"/>
-                <w:sz w:val="22"/>
-              </w:rPr>
+              <w:t>Изменения учебных планов.</w:t>
             </w:r>
           </w:p>
         </w:tc>
+      </w:tr>
+      <w:tr>
         <w:tc>
           <w:tcPr>
-            <w:tcW w:type="dxa" w:w="2339"/>
+            <w:tcW w:type="dxa" w:w="3118"/>
             <w:tcMar>
               <w:top w:w="100" w:type="dxa"/>
               <w:bottom w:w="100" w:type="dxa"/>
@@ -1328,13 +781,13 @@
                 <w:rFonts w:ascii="Times New Roman" w:hAnsi="Times New Roman"/>
                 <w:sz w:val="22"/>
               </w:rPr>
-              <w:t>Служебные записки и Diff-анализ</w:t>
+              <w:t>Согласование</w:t>
             </w:r>
           </w:p>
         </w:tc>
         <w:tc>
           <w:tcPr>
-            <w:tcW w:type="dxa" w:w="2339"/>
+            <w:tcW w:type="dxa" w:w="3118"/>
             <w:tcMar>
               <w:top w:w="100" w:type="dxa"/>
               <w:bottom w:w="100" w:type="dxa"/>
@@ -1352,13 +805,13 @@
                 <w:rFonts w:ascii="Times New Roman" w:hAnsi="Times New Roman"/>
                 <w:sz w:val="22"/>
               </w:rPr>
-              <w:t>Документы изменений</w:t>
+              <w:t>`document_signatures`</w:t>
             </w:r>
           </w:p>
         </w:tc>
         <w:tc>
           <w:tcPr>
-            <w:tcW w:type="dxa" w:w="2339"/>
+            <w:tcW w:type="dxa" w:w="3118"/>
             <w:tcMar>
               <w:top w:w="100" w:type="dxa"/>
               <w:bottom w:w="100" w:type="dxa"/>
@@ -1376,7 +829,7 @@
                 <w:rFonts w:ascii="Times New Roman" w:hAnsi="Times New Roman"/>
                 <w:sz w:val="22"/>
               </w:rPr>
-              <w:t>Заведующие выпускающими и реализующими каф.</w:t>
+              <w:t>Состояния этапов визирования.</w:t>
             </w:r>
           </w:p>
         </w:tc>
@@ -1384,7 +837,7 @@
       <w:tr>
         <w:tc>
           <w:tcPr>
-            <w:tcW w:type="dxa" w:w="2339"/>
+            <w:tcW w:type="dxa" w:w="3118"/>
             <w:tcMar>
               <w:top w:w="100" w:type="dxa"/>
               <w:bottom w:w="100" w:type="dxa"/>
@@ -1402,26 +855,13 @@
                 <w:rFonts w:ascii="Times New Roman" w:hAnsi="Times New Roman"/>
                 <w:sz w:val="22"/>
               </w:rPr>
-            </w:r>
-            <w:r>
-              <w:rPr>
-                <w:rFonts w:ascii="Times New Roman" w:hAnsi="Times New Roman"/>
-                <w:b/>
-                <w:sz w:val="22"/>
-              </w:rPr>
-              <w:t>4. Справочники и коммуникация</w:t>
-            </w:r>
-            <w:r>
-              <w:rPr>
-                <w:rFonts w:ascii="Times New Roman" w:hAnsi="Times New Roman"/>
-                <w:sz w:val="22"/>
-              </w:rPr>
+              <w:t>Объявления</w:t>
             </w:r>
           </w:p>
         </w:tc>
         <w:tc>
           <w:tcPr>
-            <w:tcW w:type="dxa" w:w="2339"/>
+            <w:tcW w:type="dxa" w:w="3118"/>
             <w:tcMar>
               <w:top w:w="100" w:type="dxa"/>
               <w:bottom w:w="100" w:type="dxa"/>
@@ -1439,13 +879,13 @@
                 <w:rFonts w:ascii="Times New Roman" w:hAnsi="Times New Roman"/>
                 <w:sz w:val="22"/>
               </w:rPr>
-              <w:t>Структура институтов и кафедр</w:t>
+              <w:t>`announcements`</w:t>
             </w:r>
           </w:p>
         </w:tc>
         <w:tc>
           <w:tcPr>
-            <w:tcW w:type="dxa" w:w="2339"/>
+            <w:tcW w:type="dxa" w:w="3118"/>
             <w:tcMar>
               <w:top w:w="100" w:type="dxa"/>
               <w:bottom w:w="100" w:type="dxa"/>
@@ -1463,13 +903,15 @@
                 <w:rFonts w:ascii="Times New Roman" w:hAnsi="Times New Roman"/>
                 <w:sz w:val="22"/>
               </w:rPr>
-              <w:t>Организационный каталог</w:t>
+              <w:t>Информационные сообщения.</w:t>
             </w:r>
           </w:p>
         </w:tc>
+      </w:tr>
+      <w:tr>
         <w:tc>
           <w:tcPr>
-            <w:tcW w:type="dxa" w:w="2339"/>
+            <w:tcW w:type="dxa" w:w="3118"/>
             <w:tcMar>
               <w:top w:w="100" w:type="dxa"/>
               <w:bottom w:w="100" w:type="dxa"/>
@@ -1487,15 +929,13 @@
                 <w:rFonts w:ascii="Times New Roman" w:hAnsi="Times New Roman"/>
                 <w:sz w:val="22"/>
               </w:rPr>
-              <w:t>Отдел кадров, Деканаты</w:t>
+              <w:t>Аудит</w:t>
             </w:r>
           </w:p>
         </w:tc>
-      </w:tr>
-      <w:tr>
         <w:tc>
           <w:tcPr>
-            <w:tcW w:type="dxa" w:w="2339"/>
+            <w:tcW w:type="dxa" w:w="3118"/>
             <w:tcMar>
               <w:top w:w="100" w:type="dxa"/>
               <w:bottom w:w="100" w:type="dxa"/>
@@ -1513,26 +953,13 @@
                 <w:rFonts w:ascii="Times New Roman" w:hAnsi="Times New Roman"/>
                 <w:sz w:val="22"/>
               </w:rPr>
-            </w:r>
-            <w:r>
-              <w:rPr>
-                <w:rFonts w:ascii="Times New Roman" w:hAnsi="Times New Roman"/>
-                <w:b/>
-                <w:sz w:val="22"/>
-              </w:rPr>
-              <w:t>4. Справочники и коммуникация</w:t>
-            </w:r>
-            <w:r>
-              <w:rPr>
-                <w:rFonts w:ascii="Times New Roman" w:hAnsi="Times New Roman"/>
-                <w:sz w:val="22"/>
-              </w:rPr>
+              <w:t>`audit_logs`</w:t>
             </w:r>
           </w:p>
         </w:tc>
         <w:tc>
           <w:tcPr>
-            <w:tcW w:type="dxa" w:w="2339"/>
+            <w:tcW w:type="dxa" w:w="3118"/>
             <w:tcMar>
               <w:top w:w="100" w:type="dxa"/>
               <w:bottom w:w="100" w:type="dxa"/>
@@ -1550,55 +977,7 @@
                 <w:rFonts w:ascii="Times New Roman" w:hAnsi="Times New Roman"/>
                 <w:sz w:val="22"/>
               </w:rPr>
-              <w:t>Новости, регламенты и приказы АНОК</w:t>
-            </w:r>
-          </w:p>
-        </w:tc>
-        <w:tc>
-          <w:tcPr>
-            <w:tcW w:type="dxa" w:w="2339"/>
-            <w:tcMar>
-              <w:top w:w="100" w:type="dxa"/>
-              <w:bottom w:w="100" w:type="dxa"/>
-              <w:left w:w="150" w:type="dxa"/>
-              <w:right w:w="150" w:type="dxa"/>
-            </w:tcMar>
-          </w:tcPr>
-          <w:p>
-            <w:pPr>
-              <w:spacing w:before="40" w:after="40" w:line="252" w:lineRule="auto"/>
-              <w:jc w:val="left"/>
-            </w:pPr>
-            <w:r>
-              <w:rPr>
-                <w:rFonts w:ascii="Times New Roman" w:hAnsi="Times New Roman"/>
-                <w:sz w:val="22"/>
-              </w:rPr>
-              <w:t>Новостная лента / Документы</w:t>
-            </w:r>
-          </w:p>
-        </w:tc>
-        <w:tc>
-          <w:tcPr>
-            <w:tcW w:type="dxa" w:w="2339"/>
-            <w:tcMar>
-              <w:top w:w="100" w:type="dxa"/>
-              <w:bottom w:w="100" w:type="dxa"/>
-              <w:left w:w="150" w:type="dxa"/>
-              <w:right w:w="150" w:type="dxa"/>
-            </w:tcMar>
-          </w:tcPr>
-          <w:p>
-            <w:pPr>
-              <w:spacing w:before="40" w:after="40" w:line="252" w:lineRule="auto"/>
-              <w:jc w:val="left"/>
-            </w:pPr>
-            <w:r>
-              <w:rPr>
-                <w:rFonts w:ascii="Times New Roman" w:hAnsi="Times New Roman"/>
-                <w:sz w:val="22"/>
-              </w:rPr>
-              <w:t>Секретариат АНОК, Ученый совет</w:t>
+              <w:t>События работы с документами.</w:t>
             </w:r>
           </w:p>
         </w:tc>
@@ -1620,21 +999,7 @@
           <w:b/>
           <w:sz w:val="28"/>
         </w:rPr>
-        <w:t>3. Примеры заполненных страниц и информационных блоков портала</w:t>
-      </w:r>
-    </w:p>
-    <w:p>
-      <w:pPr>
-        <w:spacing w:before="160" w:after="80"/>
-        <w:jc w:val="left"/>
-      </w:pPr>
-      <w:r>
-        <w:rPr>
-          <w:rFonts w:ascii="Times New Roman" w:hAnsi="Times New Roman"/>
-          <w:b/>
-          <w:sz w:val="26"/>
-        </w:rPr>
-        <w:t>3.1. Инфоблок «Реестр учебных планов и семестровая матрица дисциплин 1–8 семестров»</w:t>
+        <w:t>2. Заполнение базы</w:t>
       </w:r>
     </w:p>
     <w:p>
@@ -1648,22 +1013,269 @@
           <w:rFonts w:ascii="Times New Roman" w:hAnsi="Times New Roman"/>
           <w:sz w:val="28"/>
         </w:rPr>
-        <w:t xml:space="preserve">Инфоблок содержит полное наполнение структуры образовательной программы </w:t>
+        <w:t>В текущей базе находятся:</w:t>
       </w:r>
+    </w:p>
+    <w:p>
+      <w:pPr>
+        <w:spacing w:line="276" w:lineRule="auto" w:after="60"/>
+        <w:ind w:left="709"/>
+        <w:jc w:val="both"/>
+      </w:pPr>
+      <w:r>
+        <w:rPr>
+          <w:rFonts w:ascii="Times New Roman" w:hAnsi="Times New Roman"/>
+          <w:b w:val="0"/>
+          <w:sz w:val="28"/>
+        </w:rPr>
+        <w:t xml:space="preserve">• </w:t>
+      </w:r>
+      <w:r>
+        <w:rPr>
+          <w:rFonts w:ascii="Times New Roman" w:hAnsi="Times New Roman"/>
+          <w:sz w:val="28"/>
+        </w:rPr>
+        <w:t>1 образовательная программа;</w:t>
+      </w:r>
+    </w:p>
+    <w:p>
+      <w:pPr>
+        <w:spacing w:line="276" w:lineRule="auto" w:after="60"/>
+        <w:ind w:left="709"/>
+        <w:jc w:val="both"/>
+      </w:pPr>
+      <w:r>
+        <w:rPr>
+          <w:rFonts w:ascii="Times New Roman" w:hAnsi="Times New Roman"/>
+          <w:b w:val="0"/>
+          <w:sz w:val="28"/>
+        </w:rPr>
+        <w:t xml:space="preserve">• </w:t>
+      </w:r>
+      <w:r>
+        <w:rPr>
+          <w:rFonts w:ascii="Times New Roman" w:hAnsi="Times New Roman"/>
+          <w:sz w:val="28"/>
+        </w:rPr>
+        <w:t>1 учебный план;</w:t>
+      </w:r>
+    </w:p>
+    <w:p>
+      <w:pPr>
+        <w:spacing w:line="276" w:lineRule="auto" w:after="60"/>
+        <w:ind w:left="709"/>
+        <w:jc w:val="both"/>
+      </w:pPr>
+      <w:r>
+        <w:rPr>
+          <w:rFonts w:ascii="Times New Roman" w:hAnsi="Times New Roman"/>
+          <w:b w:val="0"/>
+          <w:sz w:val="28"/>
+        </w:rPr>
+        <w:t xml:space="preserve">• </w:t>
+      </w:r>
+      <w:r>
+        <w:rPr>
+          <w:rFonts w:ascii="Times New Roman" w:hAnsi="Times New Roman"/>
+          <w:sz w:val="28"/>
+        </w:rPr>
+        <w:t>51 дисциплина;</w:t>
+      </w:r>
+    </w:p>
+    <w:p>
+      <w:pPr>
+        <w:spacing w:line="276" w:lineRule="auto" w:after="60"/>
+        <w:ind w:left="709"/>
+        <w:jc w:val="both"/>
+      </w:pPr>
+      <w:r>
+        <w:rPr>
+          <w:rFonts w:ascii="Times New Roman" w:hAnsi="Times New Roman"/>
+          <w:b w:val="0"/>
+          <w:sz w:val="28"/>
+        </w:rPr>
+        <w:t xml:space="preserve">• </w:t>
+      </w:r>
+      <w:r>
+        <w:rPr>
+          <w:rFonts w:ascii="Times New Roman" w:hAnsi="Times New Roman"/>
+          <w:sz w:val="28"/>
+        </w:rPr>
+        <w:t>3 стандарта ФГОС;</w:t>
+      </w:r>
+    </w:p>
+    <w:p>
+      <w:pPr>
+        <w:spacing w:line="276" w:lineRule="auto" w:after="60"/>
+        <w:ind w:left="709"/>
+        <w:jc w:val="both"/>
+      </w:pPr>
+      <w:r>
+        <w:rPr>
+          <w:rFonts w:ascii="Times New Roman" w:hAnsi="Times New Roman"/>
+          <w:b w:val="0"/>
+          <w:sz w:val="28"/>
+        </w:rPr>
+        <w:t xml:space="preserve">• </w:t>
+      </w:r>
+      <w:r>
+        <w:rPr>
+          <w:rFonts w:ascii="Times New Roman" w:hAnsi="Times New Roman"/>
+          <w:sz w:val="28"/>
+        </w:rPr>
+        <w:t>4 служебные записки;</w:t>
+      </w:r>
+    </w:p>
+    <w:p>
+      <w:pPr>
+        <w:spacing w:line="276" w:lineRule="auto" w:after="60"/>
+        <w:ind w:left="709"/>
+        <w:jc w:val="both"/>
+      </w:pPr>
+      <w:r>
+        <w:rPr>
+          <w:rFonts w:ascii="Times New Roman" w:hAnsi="Times New Roman"/>
+          <w:b w:val="0"/>
+          <w:sz w:val="28"/>
+        </w:rPr>
+        <w:t xml:space="preserve">• </w:t>
+      </w:r>
+      <w:r>
+        <w:rPr>
+          <w:rFonts w:ascii="Times New Roman" w:hAnsi="Times New Roman"/>
+          <w:sz w:val="28"/>
+        </w:rPr>
+        <w:t>4 записи согласования;</w:t>
+      </w:r>
+    </w:p>
+    <w:p>
+      <w:pPr>
+        <w:spacing w:line="276" w:lineRule="auto" w:after="60"/>
+        <w:ind w:left="709"/>
+        <w:jc w:val="both"/>
+      </w:pPr>
+      <w:r>
+        <w:rPr>
+          <w:rFonts w:ascii="Times New Roman" w:hAnsi="Times New Roman"/>
+          <w:b w:val="0"/>
+          <w:sz w:val="28"/>
+        </w:rPr>
+        <w:t xml:space="preserve">• </w:t>
+      </w:r>
+      <w:r>
+        <w:rPr>
+          <w:rFonts w:ascii="Times New Roman" w:hAnsi="Times New Roman"/>
+          <w:sz w:val="28"/>
+        </w:rPr>
+        <w:t>13 компетенций;</w:t>
+      </w:r>
+    </w:p>
+    <w:p>
+      <w:pPr>
+        <w:spacing w:line="276" w:lineRule="auto" w:after="60"/>
+        <w:ind w:left="709"/>
+        <w:jc w:val="both"/>
+      </w:pPr>
+      <w:r>
+        <w:rPr>
+          <w:rFonts w:ascii="Times New Roman" w:hAnsi="Times New Roman"/>
+          <w:b w:val="0"/>
+          <w:sz w:val="28"/>
+        </w:rPr>
+        <w:t xml:space="preserve">• </w:t>
+      </w:r>
+      <w:r>
+        <w:rPr>
+          <w:rFonts w:ascii="Times New Roman" w:hAnsi="Times New Roman"/>
+          <w:sz w:val="28"/>
+        </w:rPr>
+        <w:t>7 подразделений;</w:t>
+      </w:r>
+    </w:p>
+    <w:p>
+      <w:pPr>
+        <w:spacing w:line="276" w:lineRule="auto" w:after="60"/>
+        <w:ind w:left="709"/>
+        <w:jc w:val="both"/>
+      </w:pPr>
+      <w:r>
+        <w:rPr>
+          <w:rFonts w:ascii="Times New Roman" w:hAnsi="Times New Roman"/>
+          <w:b w:val="0"/>
+          <w:sz w:val="28"/>
+        </w:rPr>
+        <w:t xml:space="preserve">• </w:t>
+      </w:r>
+      <w:r>
+        <w:rPr>
+          <w:rFonts w:ascii="Times New Roman" w:hAnsi="Times New Roman"/>
+          <w:sz w:val="28"/>
+        </w:rPr>
+        <w:t>4 объявления;</w:t>
+      </w:r>
+    </w:p>
+    <w:p>
+      <w:pPr>
+        <w:spacing w:line="276" w:lineRule="auto" w:after="60"/>
+        <w:ind w:left="709"/>
+        <w:jc w:val="both"/>
+      </w:pPr>
+      <w:r>
+        <w:rPr>
+          <w:rFonts w:ascii="Times New Roman" w:hAnsi="Times New Roman"/>
+          <w:b w:val="0"/>
+          <w:sz w:val="28"/>
+        </w:rPr>
+        <w:t xml:space="preserve">• </w:t>
+      </w:r>
+      <w:r>
+        <w:rPr>
+          <w:rFonts w:ascii="Times New Roman" w:hAnsi="Times New Roman"/>
+          <w:sz w:val="28"/>
+        </w:rPr>
+        <w:t>7 записей аудита.</w:t>
+      </w:r>
+    </w:p>
+    <w:p>
+      <w:pPr>
+        <w:spacing w:line="276" w:lineRule="auto" w:after="120"/>
+        <w:ind w:firstLine="709"/>
+        <w:jc w:val="both"/>
+      </w:pPr>
+      <w:r>
+        <w:rPr>
+          <w:rFonts w:ascii="Times New Roman" w:hAnsi="Times New Roman"/>
+          <w:sz w:val="28"/>
+        </w:rPr>
+        <w:t>Эти значения относятся к демонстрационному набору и не выдаются за данные реального университета.</w:t>
+      </w:r>
+    </w:p>
+    <w:p>
+      <w:pPr>
+        <w:spacing w:before="240" w:after="120"/>
+        <w:jc w:val="left"/>
+      </w:pPr>
       <w:r>
         <w:rPr>
           <w:rFonts w:ascii="Times New Roman" w:hAnsi="Times New Roman"/>
           <w:b/>
           <w:sz w:val="28"/>
         </w:rPr>
-        <w:t>09.03.01 «Информатика и вычислительная техника»</w:t>
+        <w:t>3. Отображение блоков</w:t>
       </w:r>
+    </w:p>
+    <w:p>
+      <w:pPr>
+        <w:spacing w:line="276" w:lineRule="auto" w:after="120"/>
+        <w:ind w:firstLine="709"/>
+        <w:jc w:val="both"/>
+      </w:pPr>
       <w:r>
         <w:rPr>
           <w:rFonts w:ascii="Times New Roman" w:hAnsi="Times New Roman"/>
           <w:sz w:val="28"/>
         </w:rPr>
-        <w:t xml:space="preserve"> (профиль: *«Программное обеспечение средств вычислительной техники»*, срок: 4 года, трудоемкость: 240 з.е. / 8640 часов).</w:t>
+        <w:t>Информационные блоки учебных планов и дисциплин выводятся на страницах `/plans` и `/plans/&lt;id&gt;`. Блоки образовательных программ, стандартов, подразделений и компетенций доступны через соответствующие пункты меню. Служебные записки, объявления и аудит имеют отдельные страницы.</w:t>
       </w:r>
     </w:p>
     <w:p>
@@ -1717,315 +1329,7 @@
           <w:i/>
           <w:sz w:val="24"/>
         </w:rPr>
-        <w:t>Рисунок 1 — Инфоблок учебных планов и семестровой матрицы</w:t>
-      </w:r>
-    </w:p>
-    <w:p>
-      <w:pPr>
-        <w:spacing w:before="160" w:after="80"/>
-        <w:jc w:val="left"/>
-      </w:pPr>
-      <w:r>
-        <w:rPr>
-          <w:rFonts w:ascii="Times New Roman" w:hAnsi="Times New Roman"/>
-          <w:b/>
-          <w:sz w:val="26"/>
-        </w:rPr>
-        <w:t>Содержимое инфоблока по 1 семестру (норма 30 з.е. / 1080 часов):</w:t>
-      </w:r>
-    </w:p>
-    <w:p>
-      <w:pPr>
-        <w:spacing w:line="276" w:lineRule="auto" w:after="60"/>
-        <w:ind w:left="709"/>
-        <w:jc w:val="both"/>
-      </w:pPr>
-      <w:r>
-        <w:rPr>
-          <w:rFonts w:ascii="Times New Roman" w:hAnsi="Times New Roman"/>
-          <w:b/>
-          <w:sz w:val="28"/>
-        </w:rPr>
-        <w:t xml:space="preserve">1. </w:t>
-      </w:r>
-      <w:r>
-        <w:rPr>
-          <w:rFonts w:ascii="Times New Roman" w:hAnsi="Times New Roman"/>
-          <w:sz w:val="28"/>
-        </w:rPr>
-      </w:r>
-      <w:r>
-        <w:rPr>
-          <w:rFonts w:ascii="Times New Roman" w:hAnsi="Times New Roman"/>
-          <w:b/>
-          <w:sz w:val="28"/>
-        </w:rPr>
-        <w:t>Б1.О.01 Математический анализ:</w:t>
-      </w:r>
-      <w:r>
-        <w:rPr>
-          <w:rFonts w:ascii="Times New Roman" w:hAnsi="Times New Roman"/>
-          <w:sz w:val="28"/>
-        </w:rPr>
-        <w:t xml:space="preserve"> 5 з.е. (180 ч.) • Лек: 36, Лаб: 0, Прак: 36, СРС: 108 • Форма: *Экзамен* • Кафедра: *Высшая математика*.</w:t>
-      </w:r>
-    </w:p>
-    <w:p>
-      <w:pPr>
-        <w:spacing w:line="276" w:lineRule="auto" w:after="60"/>
-        <w:ind w:left="709"/>
-        <w:jc w:val="both"/>
-      </w:pPr>
-      <w:r>
-        <w:rPr>
-          <w:rFonts w:ascii="Times New Roman" w:hAnsi="Times New Roman"/>
-          <w:b/>
-          <w:sz w:val="28"/>
-        </w:rPr>
-        <w:t xml:space="preserve">2. </w:t>
-      </w:r>
-      <w:r>
-        <w:rPr>
-          <w:rFonts w:ascii="Times New Roman" w:hAnsi="Times New Roman"/>
-          <w:sz w:val="28"/>
-        </w:rPr>
-      </w:r>
-      <w:r>
-        <w:rPr>
-          <w:rFonts w:ascii="Times New Roman" w:hAnsi="Times New Roman"/>
-          <w:b/>
-          <w:sz w:val="28"/>
-        </w:rPr>
-        <w:t>Б1.О.02 Алгоритмизация и основы программирования:</w:t>
-      </w:r>
-      <w:r>
-        <w:rPr>
-          <w:rFonts w:ascii="Times New Roman" w:hAnsi="Times New Roman"/>
-          <w:sz w:val="28"/>
-        </w:rPr>
-        <w:t xml:space="preserve"> 6 з.е. (216 ч.) • Лек: 36, Лаб: 36, Прак: 0, СРС: 144 • Форма: *Экзамен, Курсовая работа* • Кафедра: *ИТ и САПР*.</w:t>
-      </w:r>
-    </w:p>
-    <w:p>
-      <w:pPr>
-        <w:spacing w:line="276" w:lineRule="auto" w:after="60"/>
-        <w:ind w:left="709"/>
-        <w:jc w:val="both"/>
-      </w:pPr>
-      <w:r>
-        <w:rPr>
-          <w:rFonts w:ascii="Times New Roman" w:hAnsi="Times New Roman"/>
-          <w:b/>
-          <w:sz w:val="28"/>
-        </w:rPr>
-        <w:t xml:space="preserve">3. </w:t>
-      </w:r>
-      <w:r>
-        <w:rPr>
-          <w:rFonts w:ascii="Times New Roman" w:hAnsi="Times New Roman"/>
-          <w:sz w:val="28"/>
-        </w:rPr>
-      </w:r>
-      <w:r>
-        <w:rPr>
-          <w:rFonts w:ascii="Times New Roman" w:hAnsi="Times New Roman"/>
-          <w:b/>
-          <w:sz w:val="28"/>
-        </w:rPr>
-        <w:t>Б1.О.03 История России:</w:t>
-      </w:r>
-      <w:r>
-        <w:rPr>
-          <w:rFonts w:ascii="Times New Roman" w:hAnsi="Times New Roman"/>
-          <w:sz w:val="28"/>
-        </w:rPr>
-        <w:t xml:space="preserve"> 3 з.е. (108 ч.) • Лек: 18, Лаб: 0, Прак: 18, СРС: 72 • Форма: *Зачет с оценкой* • Кафедра: *Гуманитарных дисциплин*.</w:t>
-      </w:r>
-    </w:p>
-    <w:p>
-      <w:pPr>
-        <w:spacing w:line="276" w:lineRule="auto" w:after="60"/>
-        <w:ind w:left="709"/>
-        <w:jc w:val="both"/>
-      </w:pPr>
-      <w:r>
-        <w:rPr>
-          <w:rFonts w:ascii="Times New Roman" w:hAnsi="Times New Roman"/>
-          <w:b/>
-          <w:sz w:val="28"/>
-        </w:rPr>
-        <w:t xml:space="preserve">4. </w:t>
-      </w:r>
-      <w:r>
-        <w:rPr>
-          <w:rFonts w:ascii="Times New Roman" w:hAnsi="Times New Roman"/>
-          <w:sz w:val="28"/>
-        </w:rPr>
-      </w:r>
-      <w:r>
-        <w:rPr>
-          <w:rFonts w:ascii="Times New Roman" w:hAnsi="Times New Roman"/>
-          <w:b/>
-          <w:sz w:val="28"/>
-        </w:rPr>
-        <w:t>Б1.О.04 Иностранный язык (базовый курс):</w:t>
-      </w:r>
-      <w:r>
-        <w:rPr>
-          <w:rFonts w:ascii="Times New Roman" w:hAnsi="Times New Roman"/>
-          <w:sz w:val="28"/>
-        </w:rPr>
-        <w:t xml:space="preserve"> 4 з.е. (144 ч.) • Лек: 0, Лаб: 0, Прак: 72, СРС: 72 • Форма: *Зачет* • Кафедра: *Иностранных языков*.</w:t>
-      </w:r>
-    </w:p>
-    <w:p>
-      <w:pPr>
-        <w:spacing w:line="276" w:lineRule="auto" w:after="60"/>
-        <w:ind w:left="709"/>
-        <w:jc w:val="both"/>
-      </w:pPr>
-      <w:r>
-        <w:rPr>
-          <w:rFonts w:ascii="Times New Roman" w:hAnsi="Times New Roman"/>
-          <w:b/>
-          <w:sz w:val="28"/>
-        </w:rPr>
-        <w:t xml:space="preserve">5. </w:t>
-      </w:r>
-      <w:r>
-        <w:rPr>
-          <w:rFonts w:ascii="Times New Roman" w:hAnsi="Times New Roman"/>
-          <w:sz w:val="28"/>
-        </w:rPr>
-      </w:r>
-      <w:r>
-        <w:rPr>
-          <w:rFonts w:ascii="Times New Roman" w:hAnsi="Times New Roman"/>
-          <w:b/>
-          <w:sz w:val="28"/>
-        </w:rPr>
-        <w:t>Б1.О.05 Физика (общий курс):</w:t>
-      </w:r>
-      <w:r>
-        <w:rPr>
-          <w:rFonts w:ascii="Times New Roman" w:hAnsi="Times New Roman"/>
-          <w:sz w:val="28"/>
-        </w:rPr>
-        <w:t xml:space="preserve"> 5 з.е. (180 ч.) • Лек: 36, Лаб: 36, Прак: 0, СРС: 108 • Форма: *Экзамен* • Кафедра: *Общей физики*.</w:t>
-      </w:r>
-    </w:p>
-    <w:p>
-      <w:pPr>
-        <w:spacing w:line="276" w:lineRule="auto" w:after="60"/>
-        <w:ind w:left="709"/>
-        <w:jc w:val="both"/>
-      </w:pPr>
-      <w:r>
-        <w:rPr>
-          <w:rFonts w:ascii="Times New Roman" w:hAnsi="Times New Roman"/>
-          <w:b/>
-          <w:sz w:val="28"/>
-        </w:rPr>
-        <w:t xml:space="preserve">6. </w:t>
-      </w:r>
-      <w:r>
-        <w:rPr>
-          <w:rFonts w:ascii="Times New Roman" w:hAnsi="Times New Roman"/>
-          <w:sz w:val="28"/>
-        </w:rPr>
-      </w:r>
-      <w:r>
-        <w:rPr>
-          <w:rFonts w:ascii="Times New Roman" w:hAnsi="Times New Roman"/>
-          <w:b/>
-          <w:sz w:val="28"/>
-        </w:rPr>
-        <w:t>Б1.О.06 Дискретная математика и математическая логика:</w:t>
-      </w:r>
-      <w:r>
-        <w:rPr>
-          <w:rFonts w:ascii="Times New Roman" w:hAnsi="Times New Roman"/>
-          <w:sz w:val="28"/>
-        </w:rPr>
-        <w:t xml:space="preserve"> 4 з.е. (144 ч.) • Лек: 36, Лаб: 0, Прак: 36, СРС: 72 • Форма: *Экзамен* • Кафедра: *Высшей математики*.</w:t>
-      </w:r>
-    </w:p>
-    <w:p>
-      <w:pPr>
-        <w:spacing w:line="276" w:lineRule="auto" w:after="60"/>
-        <w:ind w:left="709"/>
-        <w:jc w:val="both"/>
-      </w:pPr>
-      <w:r>
-        <w:rPr>
-          <w:rFonts w:ascii="Times New Roman" w:hAnsi="Times New Roman"/>
-          <w:b/>
-          <w:sz w:val="28"/>
-        </w:rPr>
-        <w:t xml:space="preserve">7. </w:t>
-      </w:r>
-      <w:r>
-        <w:rPr>
-          <w:rFonts w:ascii="Times New Roman" w:hAnsi="Times New Roman"/>
-          <w:sz w:val="28"/>
-        </w:rPr>
-      </w:r>
-      <w:r>
-        <w:rPr>
-          <w:rFonts w:ascii="Times New Roman" w:hAnsi="Times New Roman"/>
-          <w:b/>
-          <w:sz w:val="28"/>
-        </w:rPr>
-        <w:t>Б1.О.07 Физическая культура и спорт:</w:t>
-      </w:r>
-      <w:r>
-        <w:rPr>
-          <w:rFonts w:ascii="Times New Roman" w:hAnsi="Times New Roman"/>
-          <w:sz w:val="28"/>
-        </w:rPr>
-        <w:t xml:space="preserve"> 3 з.е. (108 ч.) • Лек: 0, Лаб: 0, Прак: 72, СРС: 36 • Форма: *Зачет* • Кафедра: *Физвоспитания*.</w:t>
-      </w:r>
-    </w:p>
-    <w:p>
-      <w:pPr>
-        <w:spacing w:line="276" w:lineRule="auto" w:after="120"/>
-        <w:ind w:firstLine="709"/>
-        <w:jc w:val="both"/>
-      </w:pPr>
-      <w:r>
-        <w:rPr>
-          <w:rFonts w:ascii="Times New Roman" w:hAnsi="Times New Roman"/>
-          <w:sz w:val="28"/>
-        </w:rPr>
-        <w:t>*Итоговые параметры инфоблока семестра:* 30 з.е. (1080 ч.) • 4 экзамена ($\le 5$) • 3 зачета.</w:t>
-      </w:r>
-    </w:p>
-    <w:p>
-      <w:pPr>
-        <w:spacing w:before="160" w:after="80"/>
-        <w:jc w:val="left"/>
-      </w:pPr>
-      <w:r>
-        <w:rPr>
-          <w:rFonts w:ascii="Times New Roman" w:hAnsi="Times New Roman"/>
-          <w:b/>
-          <w:sz w:val="26"/>
-        </w:rPr>
-        <w:t>3.2. Инфоблок «Протоколы аккредитационной экспертизы и валидатор ФГОС 3++»</w:t>
-      </w:r>
-    </w:p>
-    <w:p>
-      <w:pPr>
-        <w:spacing w:line="276" w:lineRule="auto" w:after="120"/>
-        <w:ind w:firstLine="709"/>
-        <w:jc w:val="both"/>
-      </w:pPr>
-      <w:r>
-        <w:rPr>
-          <w:rFonts w:ascii="Times New Roman" w:hAnsi="Times New Roman"/>
-          <w:sz w:val="28"/>
-        </w:rPr>
-        <w:t>Инфоблок аккумулирует результаты работы автоматизированного аналитического движка валидации образовательного стандарта ФГОС ВО 3++ (Приказ Минобрнауки РФ № 924).</w:t>
+        <w:t>Рисунок 1 — Учебные планы</w:t>
       </w:r>
     </w:p>
     <w:p>
@@ -2079,265 +1383,7 @@
           <w:i/>
           <w:sz w:val="24"/>
         </w:rPr>
-        <w:t>Рисунок 2 — Инфоблок аккредитационной экспертизы</w:t>
-      </w:r>
-    </w:p>
-    <w:p>
-      <w:pPr>
-        <w:spacing w:before="160" w:after="80"/>
-        <w:jc w:val="left"/>
-      </w:pPr>
-      <w:r>
-        <w:rPr>
-          <w:rFonts w:ascii="Times New Roman" w:hAnsi="Times New Roman"/>
-          <w:b/>
-          <w:sz w:val="26"/>
-        </w:rPr>
-        <w:t>Заполненные контрольные нормативы инфоблока:</w:t>
-      </w:r>
-    </w:p>
-    <w:p>
-      <w:pPr>
-        <w:spacing w:line="276" w:lineRule="auto" w:after="60"/>
-        <w:ind w:left="709"/>
-        <w:jc w:val="both"/>
-      </w:pPr>
-      <w:r>
-        <w:rPr>
-          <w:rFonts w:ascii="Times New Roman" w:hAnsi="Times New Roman"/>
-          <w:b w:val="0"/>
-          <w:sz w:val="28"/>
-        </w:rPr>
-        <w:t xml:space="preserve">• </w:t>
-      </w:r>
-      <w:r>
-        <w:rPr>
-          <w:rFonts w:ascii="Times New Roman" w:hAnsi="Times New Roman"/>
-          <w:sz w:val="28"/>
-        </w:rPr>
-      </w:r>
-      <w:r>
-        <w:rPr>
-          <w:rFonts w:ascii="Times New Roman" w:hAnsi="Times New Roman"/>
-          <w:b/>
-          <w:sz w:val="28"/>
-        </w:rPr>
-        <w:t>Баланс суммарной трудоемкости:</w:t>
-      </w:r>
-      <w:r>
-        <w:rPr>
-          <w:rFonts w:ascii="Times New Roman" w:hAnsi="Times New Roman"/>
-          <w:sz w:val="28"/>
-        </w:rPr>
-        <w:t xml:space="preserve"> ровно $240 / 240$ ЗЕТ (100% норма стандарта выполнена);</w:t>
-      </w:r>
-    </w:p>
-    <w:p>
-      <w:pPr>
-        <w:spacing w:line="276" w:lineRule="auto" w:after="60"/>
-        <w:ind w:left="709"/>
-        <w:jc w:val="both"/>
-      </w:pPr>
-      <w:r>
-        <w:rPr>
-          <w:rFonts w:ascii="Times New Roman" w:hAnsi="Times New Roman"/>
-          <w:b w:val="0"/>
-          <w:sz w:val="28"/>
-        </w:rPr>
-        <w:t xml:space="preserve">• </w:t>
-      </w:r>
-      <w:r>
-        <w:rPr>
-          <w:rFonts w:ascii="Times New Roman" w:hAnsi="Times New Roman"/>
-          <w:sz w:val="28"/>
-        </w:rPr>
-      </w:r>
-      <w:r>
-        <w:rPr>
-          <w:rFonts w:ascii="Times New Roman" w:hAnsi="Times New Roman"/>
-          <w:b/>
-          <w:sz w:val="28"/>
-        </w:rPr>
-        <w:t>Лимит экзаменационных сессий:</w:t>
-      </w:r>
-      <w:r>
-        <w:rPr>
-          <w:rFonts w:ascii="Times New Roman" w:hAnsi="Times New Roman"/>
-          <w:sz w:val="28"/>
-        </w:rPr>
-        <w:t xml:space="preserve"> максимум 4 экзамена за сессию при нормативе стандарта не более 5 экзаменов;</w:t>
-      </w:r>
-    </w:p>
-    <w:p>
-      <w:pPr>
-        <w:spacing w:line="276" w:lineRule="auto" w:after="60"/>
-        <w:ind w:left="709"/>
-        <w:jc w:val="both"/>
-      </w:pPr>
-      <w:r>
-        <w:rPr>
-          <w:rFonts w:ascii="Times New Roman" w:hAnsi="Times New Roman"/>
-          <w:b w:val="0"/>
-          <w:sz w:val="28"/>
-        </w:rPr>
-        <w:t xml:space="preserve">• </w:t>
-      </w:r>
-      <w:r>
-        <w:rPr>
-          <w:rFonts w:ascii="Times New Roman" w:hAnsi="Times New Roman"/>
-          <w:sz w:val="28"/>
-        </w:rPr>
-      </w:r>
-      <w:r>
-        <w:rPr>
-          <w:rFonts w:ascii="Times New Roman" w:hAnsi="Times New Roman"/>
-          <w:b/>
-          <w:sz w:val="28"/>
-        </w:rPr>
-        <w:t>Обязательная часть Блока 1 (Б1.О):</w:t>
-      </w:r>
-      <w:r>
-        <w:rPr>
-          <w:rFonts w:ascii="Times New Roman" w:hAnsi="Times New Roman"/>
-          <w:sz w:val="28"/>
-        </w:rPr>
-        <w:t xml:space="preserve"> 130 з.е. из 207 з.е. Блока 1 (фактическая доля $62.5\%$ при норме стандарта $\ge 50\%$);</w:t>
-      </w:r>
-    </w:p>
-    <w:p>
-      <w:pPr>
-        <w:spacing w:line="276" w:lineRule="auto" w:after="60"/>
-        <w:ind w:left="709"/>
-        <w:jc w:val="both"/>
-      </w:pPr>
-      <w:r>
-        <w:rPr>
-          <w:rFonts w:ascii="Times New Roman" w:hAnsi="Times New Roman"/>
-          <w:b w:val="0"/>
-          <w:sz w:val="28"/>
-        </w:rPr>
-        <w:t xml:space="preserve">• </w:t>
-      </w:r>
-      <w:r>
-        <w:rPr>
-          <w:rFonts w:ascii="Times New Roman" w:hAnsi="Times New Roman"/>
-          <w:sz w:val="28"/>
-        </w:rPr>
-      </w:r>
-      <w:r>
-        <w:rPr>
-          <w:rFonts w:ascii="Times New Roman" w:hAnsi="Times New Roman"/>
-          <w:b/>
-          <w:sz w:val="28"/>
-        </w:rPr>
-        <w:t>Контактная работа с преподавателем:</w:t>
-      </w:r>
-      <w:r>
-        <w:rPr>
-          <w:rFonts w:ascii="Times New Roman" w:hAnsi="Times New Roman"/>
-          <w:sz w:val="28"/>
-        </w:rPr>
-        <w:t xml:space="preserve"> $48.5\%$ от аудиторной нагрузки (норма стандарта $\ge 40\%$);</w:t>
-      </w:r>
-    </w:p>
-    <w:p>
-      <w:pPr>
-        <w:spacing w:line="276" w:lineRule="auto" w:after="60"/>
-        <w:ind w:left="709"/>
-        <w:jc w:val="both"/>
-      </w:pPr>
-      <w:r>
-        <w:rPr>
-          <w:rFonts w:ascii="Times New Roman" w:hAnsi="Times New Roman"/>
-          <w:b w:val="0"/>
-          <w:sz w:val="28"/>
-        </w:rPr>
-        <w:t xml:space="preserve">• </w:t>
-      </w:r>
-      <w:r>
-        <w:rPr>
-          <w:rFonts w:ascii="Times New Roman" w:hAnsi="Times New Roman"/>
-          <w:sz w:val="28"/>
-        </w:rPr>
-      </w:r>
-      <w:r>
-        <w:rPr>
-          <w:rFonts w:ascii="Times New Roman" w:hAnsi="Times New Roman"/>
-          <w:b/>
-          <w:sz w:val="28"/>
-        </w:rPr>
-        <w:t>Блок 2 «Практика»:</w:t>
-      </w:r>
-      <w:r>
-        <w:rPr>
-          <w:rFonts w:ascii="Times New Roman" w:hAnsi="Times New Roman"/>
-          <w:sz w:val="28"/>
-        </w:rPr>
-        <w:t xml:space="preserve"> 24 з.е. (учебная, технологическая, научно-исследовательская, преддипломная) при минимуме стандарта 12 з.е.;</w:t>
-      </w:r>
-    </w:p>
-    <w:p>
-      <w:pPr>
-        <w:spacing w:line="276" w:lineRule="auto" w:after="60"/>
-        <w:ind w:left="709"/>
-        <w:jc w:val="both"/>
-      </w:pPr>
-      <w:r>
-        <w:rPr>
-          <w:rFonts w:ascii="Times New Roman" w:hAnsi="Times New Roman"/>
-          <w:b w:val="0"/>
-          <w:sz w:val="28"/>
-        </w:rPr>
-        <w:t xml:space="preserve">• </w:t>
-      </w:r>
-      <w:r>
-        <w:rPr>
-          <w:rFonts w:ascii="Times New Roman" w:hAnsi="Times New Roman"/>
-          <w:sz w:val="28"/>
-        </w:rPr>
-      </w:r>
-      <w:r>
-        <w:rPr>
-          <w:rFonts w:ascii="Times New Roman" w:hAnsi="Times New Roman"/>
-          <w:b/>
-          <w:sz w:val="28"/>
-        </w:rPr>
-        <w:t>Блок 3 «Государственная итоговая аттестация (ГИА)»:</w:t>
-      </w:r>
-      <w:r>
-        <w:rPr>
-          <w:rFonts w:ascii="Times New Roman" w:hAnsi="Times New Roman"/>
-          <w:sz w:val="28"/>
-        </w:rPr>
-        <w:t xml:space="preserve"> 9 з.е. (Госэкзамен 3 з.е. + ВКР 6 з.е.) при нормативе стандарта не менее 6 з.е.</w:t>
-      </w:r>
-    </w:p>
-    <w:p>
-      <w:pPr>
-        <w:spacing w:before="160" w:after="80"/>
-        <w:jc w:val="left"/>
-      </w:pPr>
-      <w:r>
-        <w:rPr>
-          <w:rFonts w:ascii="Times New Roman" w:hAnsi="Times New Roman"/>
-          <w:b/>
-          <w:sz w:val="26"/>
-        </w:rPr>
-        <w:t>3.3. Инфоблок «Служебные записки и сопоставительный Diff-трекер»</w:t>
-      </w:r>
-    </w:p>
-    <w:p>
-      <w:pPr>
-        <w:spacing w:line="276" w:lineRule="auto" w:after="120"/>
-        <w:ind w:firstLine="709"/>
-        <w:jc w:val="both"/>
-      </w:pPr>
-      <w:r>
-        <w:rPr>
-          <w:rFonts w:ascii="Times New Roman" w:hAnsi="Times New Roman"/>
-          <w:sz w:val="28"/>
-        </w:rPr>
-        <w:t>Инфоблок обеспечивает прозрачное протоколирование процедуры актуализации учебных планов до начала семестра по инициативе выпускающей кафедры с согласованием реализующей кафедрой.</w:t>
+        <w:t>Рисунок 2 — Проверка ФГОС</w:t>
       </w:r>
     </w:p>
     <w:p>
@@ -2391,279 +1437,7 @@
           <w:i/>
           <w:sz w:val="24"/>
         </w:rPr>
-        <w:t>Рисунок 3 — Инфоблок служебных записок и Diff-трекера</w:t>
-      </w:r>
-    </w:p>
-    <w:p>
-      <w:pPr>
-        <w:spacing w:before="160" w:after="80"/>
-        <w:jc w:val="left"/>
-      </w:pPr>
-      <w:r>
-        <w:rPr>
-          <w:rFonts w:ascii="Times New Roman" w:hAnsi="Times New Roman"/>
-          <w:b/>
-          <w:sz w:val="26"/>
-        </w:rPr>
-        <w:t>Структура записи инфоблока (СЗ № СЗ-2026/048 от 01.10.2026):</w:t>
-      </w:r>
-    </w:p>
-    <w:p>
-      <w:pPr>
-        <w:spacing w:line="276" w:lineRule="auto" w:after="60"/>
-        <w:ind w:left="709"/>
-        <w:jc w:val="both"/>
-      </w:pPr>
-      <w:r>
-        <w:rPr>
-          <w:rFonts w:ascii="Times New Roman" w:hAnsi="Times New Roman"/>
-          <w:b w:val="0"/>
-          <w:sz w:val="28"/>
-        </w:rPr>
-        <w:t xml:space="preserve">• </w:t>
-      </w:r>
-      <w:r>
-        <w:rPr>
-          <w:rFonts w:ascii="Times New Roman" w:hAnsi="Times New Roman"/>
-          <w:sz w:val="28"/>
-        </w:rPr>
-      </w:r>
-      <w:r>
-        <w:rPr>
-          <w:rFonts w:ascii="Times New Roman" w:hAnsi="Times New Roman"/>
-          <w:b/>
-          <w:sz w:val="28"/>
-        </w:rPr>
-        <w:t>Основание:</w:t>
-      </w:r>
-      <w:r>
-        <w:rPr>
-          <w:rFonts w:ascii="Times New Roman" w:hAnsi="Times New Roman"/>
-          <w:sz w:val="28"/>
-        </w:rPr>
-        <w:t xml:space="preserve"> Увеличение фундаментальной математической подготовки студентов ИТ-направления.</w:t>
-      </w:r>
-    </w:p>
-    <w:p>
-      <w:pPr>
-        <w:spacing w:line="276" w:lineRule="auto" w:after="60"/>
-        <w:ind w:left="709"/>
-        <w:jc w:val="both"/>
-      </w:pPr>
-      <w:r>
-        <w:rPr>
-          <w:rFonts w:ascii="Times New Roman" w:hAnsi="Times New Roman"/>
-          <w:b w:val="0"/>
-          <w:sz w:val="28"/>
-        </w:rPr>
-        <w:t xml:space="preserve">• </w:t>
-      </w:r>
-      <w:r>
-        <w:rPr>
-          <w:rFonts w:ascii="Times New Roman" w:hAnsi="Times New Roman"/>
-          <w:sz w:val="28"/>
-        </w:rPr>
-      </w:r>
-      <w:r>
-        <w:rPr>
-          <w:rFonts w:ascii="Times New Roman" w:hAnsi="Times New Roman"/>
-          <w:b/>
-          <w:sz w:val="28"/>
-        </w:rPr>
-        <w:t>Таблица сопоставления «Было / Стало»:</w:t>
-      </w:r>
-      <w:r>
-        <w:rPr>
-          <w:rFonts w:ascii="Times New Roman" w:hAnsi="Times New Roman"/>
-          <w:sz w:val="28"/>
-        </w:rPr>
-      </w:r>
-    </w:p>
-    <w:p>
-      <w:pPr>
-        <w:spacing w:line="276" w:lineRule="auto" w:after="60"/>
-        <w:ind w:left="992"/>
-        <w:jc w:val="both"/>
-      </w:pPr>
-      <w:r>
-        <w:rPr>
-          <w:rFonts w:ascii="Times New Roman" w:hAnsi="Times New Roman"/>
-          <w:b w:val="0"/>
-          <w:sz w:val="28"/>
-        </w:rPr>
-        <w:t xml:space="preserve">• </w:t>
-      </w:r>
-      <w:r>
-        <w:rPr>
-          <w:rFonts w:ascii="Times New Roman" w:hAnsi="Times New Roman"/>
-          <w:sz w:val="28"/>
-        </w:rPr>
-        <w:t>*Исходные параметры (Редакция v1.0):* Математический анализ • Семестр 1 • 3 з.е. (108 ч.) • Зачет • Кафедра ВМ.</w:t>
-      </w:r>
-    </w:p>
-    <w:p>
-      <w:pPr>
-        <w:spacing w:line="276" w:lineRule="auto" w:after="60"/>
-        <w:ind w:left="992"/>
-        <w:jc w:val="both"/>
-      </w:pPr>
-      <w:r>
-        <w:rPr>
-          <w:rFonts w:ascii="Times New Roman" w:hAnsi="Times New Roman"/>
-          <w:b w:val="0"/>
-          <w:sz w:val="28"/>
-        </w:rPr>
-        <w:t xml:space="preserve">• </w:t>
-      </w:r>
-      <w:r>
-        <w:rPr>
-          <w:rFonts w:ascii="Times New Roman" w:hAnsi="Times New Roman"/>
-          <w:sz w:val="28"/>
-        </w:rPr>
-        <w:t>*Актуализированные параметры (Редакция v1.1):* Математический анализ • Семестр 1 • 5 з.е. (180 ч., +2 з.е.) • Экзамен • Кафедра ВМ.</w:t>
-      </w:r>
-    </w:p>
-    <w:p>
-      <w:pPr>
-        <w:spacing w:line="276" w:lineRule="auto" w:after="60"/>
-        <w:ind w:left="709"/>
-        <w:jc w:val="both"/>
-      </w:pPr>
-      <w:r>
-        <w:rPr>
-          <w:rFonts w:ascii="Times New Roman" w:hAnsi="Times New Roman"/>
-          <w:b w:val="0"/>
-          <w:sz w:val="28"/>
-        </w:rPr>
-        <w:t xml:space="preserve">• </w:t>
-      </w:r>
-      <w:r>
-        <w:rPr>
-          <w:rFonts w:ascii="Times New Roman" w:hAnsi="Times New Roman"/>
-          <w:sz w:val="28"/>
-        </w:rPr>
-      </w:r>
-      <w:r>
-        <w:rPr>
-          <w:rFonts w:ascii="Times New Roman" w:hAnsi="Times New Roman"/>
-          <w:b/>
-          <w:sz w:val="28"/>
-        </w:rPr>
-        <w:t>Электронные визы подразделений:</w:t>
-      </w:r>
-      <w:r>
-        <w:rPr>
-          <w:rFonts w:ascii="Times New Roman" w:hAnsi="Times New Roman"/>
-          <w:sz w:val="28"/>
-        </w:rPr>
-      </w:r>
-    </w:p>
-    <w:p>
-      <w:pPr>
-        <w:spacing w:line="276" w:lineRule="auto" w:after="60"/>
-        <w:ind w:left="992"/>
-        <w:jc w:val="both"/>
-      </w:pPr>
-      <w:r>
-        <w:rPr>
-          <w:rFonts w:ascii="Times New Roman" w:hAnsi="Times New Roman"/>
-          <w:b w:val="0"/>
-          <w:sz w:val="28"/>
-        </w:rPr>
-        <w:t xml:space="preserve">• </w:t>
-      </w:r>
-      <w:r>
-        <w:rPr>
-          <w:rFonts w:ascii="Times New Roman" w:hAnsi="Times New Roman"/>
-          <w:sz w:val="28"/>
-        </w:rPr>
-        <w:t>Зав. выпускающей кафедрой ИТ Иванов И.И. (ЭЦП от 01.10.2026);</w:t>
-      </w:r>
-    </w:p>
-    <w:p>
-      <w:pPr>
-        <w:spacing w:line="276" w:lineRule="auto" w:after="60"/>
-        <w:ind w:left="992"/>
-        <w:jc w:val="both"/>
-      </w:pPr>
-      <w:r>
-        <w:rPr>
-          <w:rFonts w:ascii="Times New Roman" w:hAnsi="Times New Roman"/>
-          <w:b w:val="0"/>
-          <w:sz w:val="28"/>
-        </w:rPr>
-        <w:t xml:space="preserve">• </w:t>
-      </w:r>
-      <w:r>
-        <w:rPr>
-          <w:rFonts w:ascii="Times New Roman" w:hAnsi="Times New Roman"/>
-          <w:sz w:val="28"/>
-        </w:rPr>
-        <w:t>Зав. реализующей кафедрой ВМ Ковалев Д.А. (ЭЦП от 01.10.2026).</w:t>
-      </w:r>
-    </w:p>
-    <w:p>
-      <w:pPr>
-        <w:spacing w:line="276" w:lineRule="auto" w:after="60"/>
-        <w:ind w:left="709"/>
-        <w:jc w:val="both"/>
-      </w:pPr>
-      <w:r>
-        <w:rPr>
-          <w:rFonts w:ascii="Times New Roman" w:hAnsi="Times New Roman"/>
-          <w:b w:val="0"/>
-          <w:sz w:val="28"/>
-        </w:rPr>
-        <w:t xml:space="preserve">• </w:t>
-      </w:r>
-      <w:r>
-        <w:rPr>
-          <w:rFonts w:ascii="Times New Roman" w:hAnsi="Times New Roman"/>
-          <w:sz w:val="28"/>
-        </w:rPr>
-      </w:r>
-      <w:r>
-        <w:rPr>
-          <w:rFonts w:ascii="Times New Roman" w:hAnsi="Times New Roman"/>
-          <w:b/>
-          <w:sz w:val="28"/>
-        </w:rPr>
-        <w:t>Резолюция АНОК:</w:t>
-      </w:r>
-      <w:r>
-        <w:rPr>
-          <w:rFonts w:ascii="Times New Roman" w:hAnsi="Times New Roman"/>
-          <w:sz w:val="28"/>
-        </w:rPr>
-        <w:t xml:space="preserve"> Валидация ФГОС пройдена успешно (сохранен баланс 240 з.е.), выпущена версия УП `v1.1`.</w:t>
-      </w:r>
-    </w:p>
-    <w:p>
-      <w:pPr>
-        <w:spacing w:before="160" w:after="80"/>
-        <w:jc w:val="left"/>
-      </w:pPr>
-      <w:r>
-        <w:rPr>
-          <w:rFonts w:ascii="Times New Roman" w:hAnsi="Times New Roman"/>
-          <w:b/>
-          <w:sz w:val="26"/>
-        </w:rPr>
-        <w:t>3.4. Инфоблок «Маршруты электронного визирования и журнал ЭЦП»</w:t>
-      </w:r>
-    </w:p>
-    <w:p>
-      <w:pPr>
-        <w:spacing w:line="276" w:lineRule="auto" w:after="120"/>
-        <w:ind w:firstLine="709"/>
-        <w:jc w:val="both"/>
-      </w:pPr>
-      <w:r>
-        <w:rPr>
-          <w:rFonts w:ascii="Times New Roman" w:hAnsi="Times New Roman"/>
-          <w:sz w:val="28"/>
-        </w:rPr>
-        <w:t>Инфоблок отражает регламентную цепочку визирования учебного плана должностными лицами университета с фиксацией цифровых криптографических атрибутов.</w:t>
+        <w:t>Рисунок 3 — Служебные записки</w:t>
       </w:r>
     </w:p>
     <w:p>
@@ -2683,7 +1457,7 @@
               <a:graphicData uri="http://schemas.openxmlformats.org/drawingml/2006/picture">
                 <pic:pic>
                   <pic:nvPicPr>
-                    <pic:cNvPr id="0" name="infoblock_signatures_workflow_filled.png"/>
+                    <pic:cNvPr id="0" name="infoblock_programs_standards_filled.png"/>
                     <pic:cNvPicPr/>
                   </pic:nvPicPr>
                   <pic:blipFill>
@@ -2717,229 +1491,7 @@
           <w:i/>
           <w:sz w:val="24"/>
         </w:rPr>
-        <w:t>Рисунок 4 — Инфоблок маршрутов визирования и ЭЦП</w:t>
-      </w:r>
-    </w:p>
-    <w:p>
-      <w:pPr>
-        <w:spacing w:before="160" w:after="80"/>
-        <w:jc w:val="left"/>
-      </w:pPr>
-      <w:r>
-        <w:rPr>
-          <w:rFonts w:ascii="Times New Roman" w:hAnsi="Times New Roman"/>
-          <w:b/>
-          <w:sz w:val="26"/>
-        </w:rPr>
-        <w:t>Данные инфоблока визирования:</w:t>
-      </w:r>
-    </w:p>
-    <w:p>
-      <w:pPr>
-        <w:spacing w:line="276" w:lineRule="auto" w:after="60"/>
-        <w:ind w:left="709"/>
-        <w:jc w:val="both"/>
-      </w:pPr>
-      <w:r>
-        <w:rPr>
-          <w:rFonts w:ascii="Times New Roman" w:hAnsi="Times New Roman"/>
-          <w:b/>
-          <w:sz w:val="28"/>
-        </w:rPr>
-        <w:t xml:space="preserve">1. </w:t>
-      </w:r>
-      <w:r>
-        <w:rPr>
-          <w:rFonts w:ascii="Times New Roman" w:hAnsi="Times New Roman"/>
-          <w:sz w:val="28"/>
-        </w:rPr>
-      </w:r>
-      <w:r>
-        <w:rPr>
-          <w:rFonts w:ascii="Times New Roman" w:hAnsi="Times New Roman"/>
-          <w:b/>
-          <w:sz w:val="28"/>
-        </w:rPr>
-        <w:t>Этап 1 (Зав. выпускающей кафедрой):</w:t>
-      </w:r>
-      <w:r>
-        <w:rPr>
-          <w:rFonts w:ascii="Times New Roman" w:hAnsi="Times New Roman"/>
-          <w:sz w:val="28"/>
-        </w:rPr>
-        <w:t xml:space="preserve"> Иванов И.И. • Статус: *ПОДПИСАНО* (03.10.2026 11:20);</w:t>
-      </w:r>
-    </w:p>
-    <w:p>
-      <w:pPr>
-        <w:spacing w:line="276" w:lineRule="auto" w:after="60"/>
-        <w:ind w:left="709"/>
-        <w:jc w:val="both"/>
-      </w:pPr>
-      <w:r>
-        <w:rPr>
-          <w:rFonts w:ascii="Times New Roman" w:hAnsi="Times New Roman"/>
-          <w:b/>
-          <w:sz w:val="28"/>
-        </w:rPr>
-        <w:t xml:space="preserve">2. </w:t>
-      </w:r>
-      <w:r>
-        <w:rPr>
-          <w:rFonts w:ascii="Times New Roman" w:hAnsi="Times New Roman"/>
-          <w:sz w:val="28"/>
-        </w:rPr>
-      </w:r>
-      <w:r>
-        <w:rPr>
-          <w:rFonts w:ascii="Times New Roman" w:hAnsi="Times New Roman"/>
-          <w:b/>
-          <w:sz w:val="28"/>
-        </w:rPr>
-        <w:t>Этап 2 (Начальник Центра АНОК):</w:t>
-      </w:r>
-      <w:r>
-        <w:rPr>
-          <w:rFonts w:ascii="Times New Roman" w:hAnsi="Times New Roman"/>
-          <w:sz w:val="28"/>
-        </w:rPr>
-        <w:t xml:space="preserve"> Соловьев А.С. • Статус: *ПОДПИСАНО* (04.10.2026 15:45);</w:t>
-      </w:r>
-    </w:p>
-    <w:p>
-      <w:pPr>
-        <w:spacing w:line="276" w:lineRule="auto" w:after="60"/>
-        <w:ind w:left="709"/>
-        <w:jc w:val="both"/>
-      </w:pPr>
-      <w:r>
-        <w:rPr>
-          <w:rFonts w:ascii="Times New Roman" w:hAnsi="Times New Roman"/>
-          <w:b/>
-          <w:sz w:val="28"/>
-        </w:rPr>
-        <w:t xml:space="preserve">3. </w:t>
-      </w:r>
-      <w:r>
-        <w:rPr>
-          <w:rFonts w:ascii="Times New Roman" w:hAnsi="Times New Roman"/>
-          <w:sz w:val="28"/>
-        </w:rPr>
-      </w:r>
-      <w:r>
-        <w:rPr>
-          <w:rFonts w:ascii="Times New Roman" w:hAnsi="Times New Roman"/>
-          <w:b/>
-          <w:sz w:val="28"/>
-        </w:rPr>
-        <w:t>Этап 3 (Проректор по учебной работе):</w:t>
-      </w:r>
-      <w:r>
-        <w:rPr>
-          <w:rFonts w:ascii="Times New Roman" w:hAnsi="Times New Roman"/>
-          <w:sz w:val="28"/>
-        </w:rPr>
-        <w:t xml:space="preserve"> Петров В.И. • Статус: *ОЖИДАЕТСЯ* (Активный этап);</w:t>
-      </w:r>
-    </w:p>
-    <w:p>
-      <w:pPr>
-        <w:spacing w:line="276" w:lineRule="auto" w:after="60"/>
-        <w:ind w:left="709"/>
-        <w:jc w:val="both"/>
-      </w:pPr>
-      <w:r>
-        <w:rPr>
-          <w:rFonts w:ascii="Times New Roman" w:hAnsi="Times New Roman"/>
-          <w:b/>
-          <w:sz w:val="28"/>
-        </w:rPr>
-        <w:t xml:space="preserve">4. </w:t>
-      </w:r>
-      <w:r>
-        <w:rPr>
-          <w:rFonts w:ascii="Times New Roman" w:hAnsi="Times New Roman"/>
-          <w:sz w:val="28"/>
-        </w:rPr>
-      </w:r>
-      <w:r>
-        <w:rPr>
-          <w:rFonts w:ascii="Times New Roman" w:hAnsi="Times New Roman"/>
-          <w:b/>
-          <w:sz w:val="28"/>
-        </w:rPr>
-        <w:t>Этап 4 (Ученый совет и Ректор):</w:t>
-      </w:r>
-      <w:r>
-        <w:rPr>
-          <w:rFonts w:ascii="Times New Roman" w:hAnsi="Times New Roman"/>
-          <w:sz w:val="28"/>
-        </w:rPr>
-        <w:t xml:space="preserve"> Воронов М.Н. • Статус: *В ОЧЕРЕДИ*.</w:t>
-      </w:r>
-    </w:p>
-    <w:p>
-      <w:pPr>
-        <w:spacing w:line="276" w:lineRule="auto" w:after="60"/>
-        <w:ind w:left="709"/>
-        <w:jc w:val="both"/>
-      </w:pPr>
-      <w:r>
-        <w:rPr>
-          <w:rFonts w:ascii="Times New Roman" w:hAnsi="Times New Roman"/>
-          <w:b w:val="0"/>
-          <w:sz w:val="28"/>
-        </w:rPr>
-        <w:t xml:space="preserve">• </w:t>
-      </w:r>
-      <w:r>
-        <w:rPr>
-          <w:rFonts w:ascii="Times New Roman" w:hAnsi="Times New Roman"/>
-          <w:sz w:val="28"/>
-        </w:rPr>
-      </w:r>
-      <w:r>
-        <w:rPr>
-          <w:rFonts w:ascii="Times New Roman" w:hAnsi="Times New Roman"/>
-          <w:b/>
-          <w:sz w:val="28"/>
-        </w:rPr>
-        <w:t>Криптографический хеш документа:</w:t>
-      </w:r>
-      <w:r>
-        <w:rPr>
-          <w:rFonts w:ascii="Times New Roman" w:hAnsi="Times New Roman"/>
-          <w:sz w:val="28"/>
-        </w:rPr>
-        <w:t xml:space="preserve"> `a7f5c9e2b1d408f617a29c3e4f5a6b7c8d9e0f1a2b3c4d5e6f7a8b9c0d1e2f3a` (алгоритм SHA-256).</w:t>
-      </w:r>
-    </w:p>
-    <w:p>
-      <w:pPr>
-        <w:spacing w:before="160" w:after="80"/>
-        <w:jc w:val="left"/>
-      </w:pPr>
-      <w:r>
-        <w:rPr>
-          <w:rFonts w:ascii="Times New Roman" w:hAnsi="Times New Roman"/>
-          <w:b/>
-          <w:sz w:val="26"/>
-        </w:rPr>
-        <w:t>3.5. Инфоблок «Каталог образовательных программ и стандарты ФГОС 3++»</w:t>
-      </w:r>
-    </w:p>
-    <w:p>
-      <w:pPr>
-        <w:spacing w:line="276" w:lineRule="auto" w:after="120"/>
-        <w:ind w:firstLine="709"/>
-        <w:jc w:val="both"/>
-      </w:pPr>
-      <w:r>
-        <w:rPr>
-          <w:rFonts w:ascii="Times New Roman" w:hAnsi="Times New Roman"/>
-          <w:sz w:val="28"/>
-        </w:rPr>
-        <w:t>Инфоблок содержит структурированные карточки реализуемых программ высшего образования:</w:t>
+        <w:t>Рисунок 4 — Программы и стандарты</w:t>
       </w:r>
     </w:p>
     <w:p>
@@ -2959,7 +1511,7 @@
               <a:graphicData uri="http://schemas.openxmlformats.org/drawingml/2006/picture">
                 <pic:pic>
                   <pic:nvPicPr>
-                    <pic:cNvPr id="0" name="infoblock_programs_standards_filled.png"/>
+                    <pic:cNvPr id="0" name="infoblock_competencies_matrix_filled.png"/>
                     <pic:cNvPicPr/>
                   </pic:nvPicPr>
                   <pic:blipFill>
@@ -2993,251 +1545,7 @@
           <w:i/>
           <w:sz w:val="24"/>
         </w:rPr>
-        <w:t>Рисунок 5 — Инфоблок программ и стандартов</w:t>
-      </w:r>
-    </w:p>
-    <w:p>
-      <w:pPr>
-        <w:spacing w:line="276" w:lineRule="auto" w:after="60"/>
-        <w:ind w:left="709"/>
-        <w:jc w:val="both"/>
-      </w:pPr>
-      <w:r>
-        <w:rPr>
-          <w:rFonts w:ascii="Times New Roman" w:hAnsi="Times New Roman"/>
-          <w:b w:val="0"/>
-          <w:sz w:val="28"/>
-        </w:rPr>
-        <w:t xml:space="preserve">• </w:t>
-      </w:r>
-      <w:r>
-        <w:rPr>
-          <w:rFonts w:ascii="Times New Roman" w:hAnsi="Times New Roman"/>
-          <w:sz w:val="28"/>
-        </w:rPr>
-      </w:r>
-      <w:r>
-        <w:rPr>
-          <w:rFonts w:ascii="Times New Roman" w:hAnsi="Times New Roman"/>
-          <w:b/>
-          <w:sz w:val="28"/>
-        </w:rPr>
-        <w:t>09.03.01 Информатика и ВТ</w:t>
-      </w:r>
-      <w:r>
-        <w:rPr>
-          <w:rFonts w:ascii="Times New Roman" w:hAnsi="Times New Roman"/>
-          <w:sz w:val="28"/>
-        </w:rPr>
-        <w:t xml:space="preserve"> (Бакалавриат, 240 з.е., ФГОС № 924, каф. ИТ и САПР);</w:t>
-      </w:r>
-    </w:p>
-    <w:p>
-      <w:pPr>
-        <w:spacing w:line="276" w:lineRule="auto" w:after="60"/>
-        <w:ind w:left="709"/>
-        <w:jc w:val="both"/>
-      </w:pPr>
-      <w:r>
-        <w:rPr>
-          <w:rFonts w:ascii="Times New Roman" w:hAnsi="Times New Roman"/>
-          <w:b w:val="0"/>
-          <w:sz w:val="28"/>
-        </w:rPr>
-        <w:t xml:space="preserve">• </w:t>
-      </w:r>
-      <w:r>
-        <w:rPr>
-          <w:rFonts w:ascii="Times New Roman" w:hAnsi="Times New Roman"/>
-          <w:sz w:val="28"/>
-        </w:rPr>
-      </w:r>
-      <w:r>
-        <w:rPr>
-          <w:rFonts w:ascii="Times New Roman" w:hAnsi="Times New Roman"/>
-          <w:b/>
-          <w:sz w:val="28"/>
-        </w:rPr>
-        <w:t>09.03.04 Программная инженерия</w:t>
-      </w:r>
-      <w:r>
-        <w:rPr>
-          <w:rFonts w:ascii="Times New Roman" w:hAnsi="Times New Roman"/>
-          <w:sz w:val="28"/>
-        </w:rPr>
-        <w:t xml:space="preserve"> (Бакалавриат, 240 з.е., ФГОС № 929, каф. Программной инженерии);</w:t>
-      </w:r>
-    </w:p>
-    <w:p>
-      <w:pPr>
-        <w:spacing w:line="276" w:lineRule="auto" w:after="60"/>
-        <w:ind w:left="709"/>
-        <w:jc w:val="both"/>
-      </w:pPr>
-      <w:r>
-        <w:rPr>
-          <w:rFonts w:ascii="Times New Roman" w:hAnsi="Times New Roman"/>
-          <w:b w:val="0"/>
-          <w:sz w:val="28"/>
-        </w:rPr>
-        <w:t xml:space="preserve">• </w:t>
-      </w:r>
-      <w:r>
-        <w:rPr>
-          <w:rFonts w:ascii="Times New Roman" w:hAnsi="Times New Roman"/>
-          <w:sz w:val="28"/>
-        </w:rPr>
-      </w:r>
-      <w:r>
-        <w:rPr>
-          <w:rFonts w:ascii="Times New Roman" w:hAnsi="Times New Roman"/>
-          <w:b/>
-          <w:sz w:val="28"/>
-        </w:rPr>
-        <w:t>01.03.02 Прикладная математика и информатика</w:t>
-      </w:r>
-      <w:r>
-        <w:rPr>
-          <w:rFonts w:ascii="Times New Roman" w:hAnsi="Times New Roman"/>
-          <w:sz w:val="28"/>
-        </w:rPr>
-        <w:t xml:space="preserve"> (Бакалавриат, 240 з.е., ФГОС № 802, каф. Высшей математики);</w:t>
-      </w:r>
-    </w:p>
-    <w:p>
-      <w:pPr>
-        <w:spacing w:line="276" w:lineRule="auto" w:after="60"/>
-        <w:ind w:left="709"/>
-        <w:jc w:val="both"/>
-      </w:pPr>
-      <w:r>
-        <w:rPr>
-          <w:rFonts w:ascii="Times New Roman" w:hAnsi="Times New Roman"/>
-          <w:b w:val="0"/>
-          <w:sz w:val="28"/>
-        </w:rPr>
-        <w:t xml:space="preserve">• </w:t>
-      </w:r>
-      <w:r>
-        <w:rPr>
-          <w:rFonts w:ascii="Times New Roman" w:hAnsi="Times New Roman"/>
-          <w:sz w:val="28"/>
-        </w:rPr>
-      </w:r>
-      <w:r>
-        <w:rPr>
-          <w:rFonts w:ascii="Times New Roman" w:hAnsi="Times New Roman"/>
-          <w:b/>
-          <w:sz w:val="28"/>
-        </w:rPr>
-        <w:t>10.05.03 Информационная безопасность АС</w:t>
-      </w:r>
-      <w:r>
-        <w:rPr>
-          <w:rFonts w:ascii="Times New Roman" w:hAnsi="Times New Roman"/>
-          <w:sz w:val="28"/>
-        </w:rPr>
-        <w:t xml:space="preserve"> (Специалитет, 300 з.е., ФГОС № 1420, каф. Комплексной безопасности);</w:t>
-      </w:r>
-    </w:p>
-    <w:p>
-      <w:pPr>
-        <w:spacing w:line="276" w:lineRule="auto" w:after="60"/>
-        <w:ind w:left="709"/>
-        <w:jc w:val="both"/>
-      </w:pPr>
-      <w:r>
-        <w:rPr>
-          <w:rFonts w:ascii="Times New Roman" w:hAnsi="Times New Roman"/>
-          <w:b w:val="0"/>
-          <w:sz w:val="28"/>
-        </w:rPr>
-        <w:t xml:space="preserve">• </w:t>
-      </w:r>
-      <w:r>
-        <w:rPr>
-          <w:rFonts w:ascii="Times New Roman" w:hAnsi="Times New Roman"/>
-          <w:sz w:val="28"/>
-        </w:rPr>
-      </w:r>
-      <w:r>
-        <w:rPr>
-          <w:rFonts w:ascii="Times New Roman" w:hAnsi="Times New Roman"/>
-          <w:b/>
-          <w:sz w:val="28"/>
-        </w:rPr>
-        <w:t>09.04.01 Компьютерные интеллектуальные системы</w:t>
-      </w:r>
-      <w:r>
-        <w:rPr>
-          <w:rFonts w:ascii="Times New Roman" w:hAnsi="Times New Roman"/>
-          <w:sz w:val="28"/>
-        </w:rPr>
-        <w:t xml:space="preserve"> (Магистратура, 120 з.е., ФГОС № 1010, каф. ИТ и САПР);</w:t>
-      </w:r>
-    </w:p>
-    <w:p>
-      <w:pPr>
-        <w:spacing w:line="276" w:lineRule="auto" w:after="60"/>
-        <w:ind w:left="709"/>
-        <w:jc w:val="both"/>
-      </w:pPr>
-      <w:r>
-        <w:rPr>
-          <w:rFonts w:ascii="Times New Roman" w:hAnsi="Times New Roman"/>
-          <w:b w:val="0"/>
-          <w:sz w:val="28"/>
-        </w:rPr>
-        <w:t xml:space="preserve">• </w:t>
-      </w:r>
-      <w:r>
-        <w:rPr>
-          <w:rFonts w:ascii="Times New Roman" w:hAnsi="Times New Roman"/>
-          <w:sz w:val="28"/>
-        </w:rPr>
-      </w:r>
-      <w:r>
-        <w:rPr>
-          <w:rFonts w:ascii="Times New Roman" w:hAnsi="Times New Roman"/>
-          <w:b/>
-          <w:sz w:val="28"/>
-        </w:rPr>
-        <w:t>09.04.04 Разработка корпоративных информационных систем</w:t>
-      </w:r>
-      <w:r>
-        <w:rPr>
-          <w:rFonts w:ascii="Times New Roman" w:hAnsi="Times New Roman"/>
-          <w:sz w:val="28"/>
-        </w:rPr>
-        <w:t xml:space="preserve"> (Магистратура, 120 з.е., ФГОС № 1012, каф. Программной инженерии).</w:t>
-      </w:r>
-    </w:p>
-    <w:p>
-      <w:pPr>
-        <w:spacing w:before="160" w:after="80"/>
-        <w:jc w:val="left"/>
-      </w:pPr>
-      <w:r>
-        <w:rPr>
-          <w:rFonts w:ascii="Times New Roman" w:hAnsi="Times New Roman"/>
-          <w:b/>
-          <w:sz w:val="26"/>
-        </w:rPr>
-        <w:t>3.6. Инфоблок «Матрица компетенций ФГОС ВО 3++»</w:t>
-      </w:r>
-    </w:p>
-    <w:p>
-      <w:pPr>
-        <w:spacing w:line="276" w:lineRule="auto" w:after="120"/>
-        <w:ind w:firstLine="709"/>
-        <w:jc w:val="both"/>
-      </w:pPr>
-      <w:r>
-        <w:rPr>
-          <w:rFonts w:ascii="Times New Roman" w:hAnsi="Times New Roman"/>
-          <w:sz w:val="28"/>
-        </w:rPr>
-        <w:t>Инфоблок содержит реестр универсальных (УК), общепрофессиональных (ОПК) и профессиональных компетенций (ПК) с подробными дескрипторами:</w:t>
+        <w:t>Рисунок 5 — Компетенции</w:t>
       </w:r>
     </w:p>
     <w:p>
@@ -3257,7 +1565,7 @@
               <a:graphicData uri="http://schemas.openxmlformats.org/drawingml/2006/picture">
                 <pic:pic>
                   <pic:nvPicPr>
-                    <pic:cNvPr id="0" name="infoblock_competencies_matrix_filled.png"/>
+                    <pic:cNvPr id="0" name="infoblock_departments_structure_filled.png"/>
                     <pic:cNvPicPr/>
                   </pic:nvPicPr>
                   <pic:blipFill>
@@ -3291,251 +1599,7 @@
           <w:i/>
           <w:sz w:val="24"/>
         </w:rPr>
-        <w:t>Рисунок 6 — Инфоблок матрицы компетенций</w:t>
-      </w:r>
-    </w:p>
-    <w:p>
-      <w:pPr>
-        <w:spacing w:line="276" w:lineRule="auto" w:after="60"/>
-        <w:ind w:left="709"/>
-        <w:jc w:val="both"/>
-      </w:pPr>
-      <w:r>
-        <w:rPr>
-          <w:rFonts w:ascii="Times New Roman" w:hAnsi="Times New Roman"/>
-          <w:b w:val="0"/>
-          <w:sz w:val="28"/>
-        </w:rPr>
-        <w:t xml:space="preserve">• </w:t>
-      </w:r>
-      <w:r>
-        <w:rPr>
-          <w:rFonts w:ascii="Times New Roman" w:hAnsi="Times New Roman"/>
-          <w:sz w:val="28"/>
-        </w:rPr>
-      </w:r>
-      <w:r>
-        <w:rPr>
-          <w:rFonts w:ascii="Times New Roman" w:hAnsi="Times New Roman"/>
-          <w:b/>
-          <w:sz w:val="28"/>
-        </w:rPr>
-        <w:t>УК-1 (Системное и критическое мышление):</w:t>
-      </w:r>
-      <w:r>
-        <w:rPr>
-          <w:rFonts w:ascii="Times New Roman" w:hAnsi="Times New Roman"/>
-          <w:sz w:val="28"/>
-        </w:rPr>
-        <w:t xml:space="preserve"> Способен осуществлять поиск, критический анализ и синтез информации, применять системный подход для решения поставленных задач.</w:t>
-      </w:r>
-    </w:p>
-    <w:p>
-      <w:pPr>
-        <w:spacing w:line="276" w:lineRule="auto" w:after="60"/>
-        <w:ind w:left="709"/>
-        <w:jc w:val="both"/>
-      </w:pPr>
-      <w:r>
-        <w:rPr>
-          <w:rFonts w:ascii="Times New Roman" w:hAnsi="Times New Roman"/>
-          <w:b w:val="0"/>
-          <w:sz w:val="28"/>
-        </w:rPr>
-        <w:t xml:space="preserve">• </w:t>
-      </w:r>
-      <w:r>
-        <w:rPr>
-          <w:rFonts w:ascii="Times New Roman" w:hAnsi="Times New Roman"/>
-          <w:sz w:val="28"/>
-        </w:rPr>
-      </w:r>
-      <w:r>
-        <w:rPr>
-          <w:rFonts w:ascii="Times New Roman" w:hAnsi="Times New Roman"/>
-          <w:b/>
-          <w:sz w:val="28"/>
-        </w:rPr>
-        <w:t>УК-2 (Разработка и реализация проектов):</w:t>
-      </w:r>
-      <w:r>
-        <w:rPr>
-          <w:rFonts w:ascii="Times New Roman" w:hAnsi="Times New Roman"/>
-          <w:sz w:val="28"/>
-        </w:rPr>
-        <w:t xml:space="preserve"> Способен определять круг задач в рамках поставленной цели и выбирать оптимальные способы их решения.</w:t>
-      </w:r>
-    </w:p>
-    <w:p>
-      <w:pPr>
-        <w:spacing w:line="276" w:lineRule="auto" w:after="60"/>
-        <w:ind w:left="709"/>
-        <w:jc w:val="both"/>
-      </w:pPr>
-      <w:r>
-        <w:rPr>
-          <w:rFonts w:ascii="Times New Roman" w:hAnsi="Times New Roman"/>
-          <w:b w:val="0"/>
-          <w:sz w:val="28"/>
-        </w:rPr>
-        <w:t xml:space="preserve">• </w:t>
-      </w:r>
-      <w:r>
-        <w:rPr>
-          <w:rFonts w:ascii="Times New Roman" w:hAnsi="Times New Roman"/>
-          <w:sz w:val="28"/>
-        </w:rPr>
-      </w:r>
-      <w:r>
-        <w:rPr>
-          <w:rFonts w:ascii="Times New Roman" w:hAnsi="Times New Roman"/>
-          <w:b/>
-          <w:sz w:val="28"/>
-        </w:rPr>
-        <w:t>ОПК-1 (Математический аппарат):</w:t>
-      </w:r>
-      <w:r>
-        <w:rPr>
-          <w:rFonts w:ascii="Times New Roman" w:hAnsi="Times New Roman"/>
-          <w:sz w:val="28"/>
-        </w:rPr>
-        <w:t xml:space="preserve"> Способен применять естественнонаучные и общеинженерные знания, методы математического анализа и моделирования в профессиональной деятельности.</w:t>
-      </w:r>
-    </w:p>
-    <w:p>
-      <w:pPr>
-        <w:spacing w:line="276" w:lineRule="auto" w:after="60"/>
-        <w:ind w:left="709"/>
-        <w:jc w:val="both"/>
-      </w:pPr>
-      <w:r>
-        <w:rPr>
-          <w:rFonts w:ascii="Times New Roman" w:hAnsi="Times New Roman"/>
-          <w:b w:val="0"/>
-          <w:sz w:val="28"/>
-        </w:rPr>
-        <w:t xml:space="preserve">• </w:t>
-      </w:r>
-      <w:r>
-        <w:rPr>
-          <w:rFonts w:ascii="Times New Roman" w:hAnsi="Times New Roman"/>
-          <w:sz w:val="28"/>
-        </w:rPr>
-      </w:r>
-      <w:r>
-        <w:rPr>
-          <w:rFonts w:ascii="Times New Roman" w:hAnsi="Times New Roman"/>
-          <w:b/>
-          <w:sz w:val="28"/>
-        </w:rPr>
-        <w:t>ОПК-4 (Алгоритмы и структуры данных):</w:t>
-      </w:r>
-      <w:r>
-        <w:rPr>
-          <w:rFonts w:ascii="Times New Roman" w:hAnsi="Times New Roman"/>
-          <w:sz w:val="28"/>
-        </w:rPr>
-        <w:t xml:space="preserve"> Способен разрабатывать алгоритмы и программы практического назначения.</w:t>
-      </w:r>
-    </w:p>
-    <w:p>
-      <w:pPr>
-        <w:spacing w:line="276" w:lineRule="auto" w:after="60"/>
-        <w:ind w:left="709"/>
-        <w:jc w:val="both"/>
-      </w:pPr>
-      <w:r>
-        <w:rPr>
-          <w:rFonts w:ascii="Times New Roman" w:hAnsi="Times New Roman"/>
-          <w:b w:val="0"/>
-          <w:sz w:val="28"/>
-        </w:rPr>
-        <w:t xml:space="preserve">• </w:t>
-      </w:r>
-      <w:r>
-        <w:rPr>
-          <w:rFonts w:ascii="Times New Roman" w:hAnsi="Times New Roman"/>
-          <w:sz w:val="28"/>
-        </w:rPr>
-      </w:r>
-      <w:r>
-        <w:rPr>
-          <w:rFonts w:ascii="Times New Roman" w:hAnsi="Times New Roman"/>
-          <w:b/>
-          <w:sz w:val="28"/>
-        </w:rPr>
-        <w:t>ПК-1 (Проектирование ПО и БД):</w:t>
-      </w:r>
-      <w:r>
-        <w:rPr>
-          <w:rFonts w:ascii="Times New Roman" w:hAnsi="Times New Roman"/>
-          <w:sz w:val="28"/>
-        </w:rPr>
-        <w:t xml:space="preserve"> Способен выполнять концептуальное, функциональное и логическое проектирование информационных систем.</w:t>
-      </w:r>
-    </w:p>
-    <w:p>
-      <w:pPr>
-        <w:spacing w:line="276" w:lineRule="auto" w:after="60"/>
-        <w:ind w:left="709"/>
-        <w:jc w:val="both"/>
-      </w:pPr>
-      <w:r>
-        <w:rPr>
-          <w:rFonts w:ascii="Times New Roman" w:hAnsi="Times New Roman"/>
-          <w:b w:val="0"/>
-          <w:sz w:val="28"/>
-        </w:rPr>
-        <w:t xml:space="preserve">• </w:t>
-      </w:r>
-      <w:r>
-        <w:rPr>
-          <w:rFonts w:ascii="Times New Roman" w:hAnsi="Times New Roman"/>
-          <w:sz w:val="28"/>
-        </w:rPr>
-      </w:r>
-      <w:r>
-        <w:rPr>
-          <w:rFonts w:ascii="Times New Roman" w:hAnsi="Times New Roman"/>
-          <w:b/>
-          <w:sz w:val="28"/>
-        </w:rPr>
-        <w:t>ПК-2 (Разработка и отладка кода):</w:t>
-      </w:r>
-      <w:r>
-        <w:rPr>
-          <w:rFonts w:ascii="Times New Roman" w:hAnsi="Times New Roman"/>
-          <w:sz w:val="28"/>
-        </w:rPr>
-        <w:t xml:space="preserve"> Способен создавать компоненты программных комплексов с применением современных практик CI/CD.</w:t>
-      </w:r>
-    </w:p>
-    <w:p>
-      <w:pPr>
-        <w:spacing w:before="160" w:after="80"/>
-        <w:jc w:val="left"/>
-      </w:pPr>
-      <w:r>
-        <w:rPr>
-          <w:rFonts w:ascii="Times New Roman" w:hAnsi="Times New Roman"/>
-          <w:b/>
-          <w:sz w:val="26"/>
-        </w:rPr>
-        <w:t>3.7. Инфоблок «Организационная структура, кафедры и руководство»</w:t>
-      </w:r>
-    </w:p>
-    <w:p>
-      <w:pPr>
-        <w:spacing w:line="276" w:lineRule="auto" w:after="120"/>
-        <w:ind w:firstLine="709"/>
-        <w:jc w:val="both"/>
-      </w:pPr>
-      <w:r>
-        <w:rPr>
-          <w:rFonts w:ascii="Times New Roman" w:hAnsi="Times New Roman"/>
-          <w:sz w:val="28"/>
-        </w:rPr>
-        <w:t>Инфоблок классифицирует подразделения университета по функциональным ролям:</w:t>
+        <w:t>Рисунок 6 — Подразделения</w:t>
       </w:r>
     </w:p>
     <w:p>
@@ -3555,7 +1619,7 @@
               <a:graphicData uri="http://schemas.openxmlformats.org/drawingml/2006/picture">
                 <pic:pic>
                   <pic:nvPicPr>
-                    <pic:cNvPr id="0" name="infoblock_departments_structure_filled.png"/>
+                    <pic:cNvPr id="0" name="infoblock_news_announcements_filled.png"/>
                     <pic:cNvPicPr/>
                   </pic:nvPicPr>
                   <pic:blipFill>
@@ -3589,179 +1653,7 @@
           <w:i/>
           <w:sz w:val="24"/>
         </w:rPr>
-        <w:t>Рисунок 7 — Инфоблок организационной структуры</w:t>
-      </w:r>
-    </w:p>
-    <w:p>
-      <w:pPr>
-        <w:spacing w:line="276" w:lineRule="auto" w:after="60"/>
-        <w:ind w:left="709"/>
-        <w:jc w:val="both"/>
-      </w:pPr>
-      <w:r>
-        <w:rPr>
-          <w:rFonts w:ascii="Times New Roman" w:hAnsi="Times New Roman"/>
-          <w:b w:val="0"/>
-          <w:sz w:val="28"/>
-        </w:rPr>
-        <w:t xml:space="preserve">• </w:t>
-      </w:r>
-      <w:r>
-        <w:rPr>
-          <w:rFonts w:ascii="Times New Roman" w:hAnsi="Times New Roman"/>
-          <w:sz w:val="28"/>
-        </w:rPr>
-      </w:r>
-      <w:r>
-        <w:rPr>
-          <w:rFonts w:ascii="Times New Roman" w:hAnsi="Times New Roman"/>
-          <w:b/>
-          <w:sz w:val="28"/>
-        </w:rPr>
-        <w:t>Центр АНОК (`EXPERT_ANOK`):</w:t>
-      </w:r>
-      <w:r>
-        <w:rPr>
-          <w:rFonts w:ascii="Times New Roman" w:hAnsi="Times New Roman"/>
-          <w:sz w:val="28"/>
-        </w:rPr>
-        <w:t xml:space="preserve"> Начальник Соловьев А.С. • Контроль качества и экспертиза ФГОС;</w:t>
-      </w:r>
-    </w:p>
-    <w:p>
-      <w:pPr>
-        <w:spacing w:line="276" w:lineRule="auto" w:after="60"/>
-        <w:ind w:left="709"/>
-        <w:jc w:val="both"/>
-      </w:pPr>
-      <w:r>
-        <w:rPr>
-          <w:rFonts w:ascii="Times New Roman" w:hAnsi="Times New Roman"/>
-          <w:b w:val="0"/>
-          <w:sz w:val="28"/>
-        </w:rPr>
-        <w:t xml:space="preserve">• </w:t>
-      </w:r>
-      <w:r>
-        <w:rPr>
-          <w:rFonts w:ascii="Times New Roman" w:hAnsi="Times New Roman"/>
-          <w:sz w:val="28"/>
-        </w:rPr>
-      </w:r>
-      <w:r>
-        <w:rPr>
-          <w:rFonts w:ascii="Times New Roman" w:hAnsi="Times New Roman"/>
-          <w:b/>
-          <w:sz w:val="28"/>
-        </w:rPr>
-        <w:t>Кафедра ИТ и САПР (`RELEASING`):</w:t>
-      </w:r>
-      <w:r>
-        <w:rPr>
-          <w:rFonts w:ascii="Times New Roman" w:hAnsi="Times New Roman"/>
-          <w:sz w:val="28"/>
-        </w:rPr>
-        <w:t xml:space="preserve"> Зав. кафедрой Иванов И.И. • Выпускающее подразделение по 09.03.01 и 09.04.01;</w:t>
-      </w:r>
-    </w:p>
-    <w:p>
-      <w:pPr>
-        <w:spacing w:line="276" w:lineRule="auto" w:after="60"/>
-        <w:ind w:left="709"/>
-        <w:jc w:val="both"/>
-      </w:pPr>
-      <w:r>
-        <w:rPr>
-          <w:rFonts w:ascii="Times New Roman" w:hAnsi="Times New Roman"/>
-          <w:b w:val="0"/>
-          <w:sz w:val="28"/>
-        </w:rPr>
-        <w:t xml:space="preserve">• </w:t>
-      </w:r>
-      <w:r>
-        <w:rPr>
-          <w:rFonts w:ascii="Times New Roman" w:hAnsi="Times New Roman"/>
-          <w:sz w:val="28"/>
-        </w:rPr>
-      </w:r>
-      <w:r>
-        <w:rPr>
-          <w:rFonts w:ascii="Times New Roman" w:hAnsi="Times New Roman"/>
-          <w:b/>
-          <w:sz w:val="28"/>
-        </w:rPr>
-        <w:t>Кафедра Программной инженерии (`RELEASING`):</w:t>
-      </w:r>
-      <w:r>
-        <w:rPr>
-          <w:rFonts w:ascii="Times New Roman" w:hAnsi="Times New Roman"/>
-          <w:sz w:val="28"/>
-        </w:rPr>
-        <w:t xml:space="preserve"> Зав. кафедрой Петров П.П. • Выпускающее подразделение по 09.03.04;</w:t>
-      </w:r>
-    </w:p>
-    <w:p>
-      <w:pPr>
-        <w:spacing w:line="276" w:lineRule="auto" w:after="60"/>
-        <w:ind w:left="709"/>
-        <w:jc w:val="both"/>
-      </w:pPr>
-      <w:r>
-        <w:rPr>
-          <w:rFonts w:ascii="Times New Roman" w:hAnsi="Times New Roman"/>
-          <w:b w:val="0"/>
-          <w:sz w:val="28"/>
-        </w:rPr>
-        <w:t xml:space="preserve">• </w:t>
-      </w:r>
-      <w:r>
-        <w:rPr>
-          <w:rFonts w:ascii="Times New Roman" w:hAnsi="Times New Roman"/>
-          <w:sz w:val="28"/>
-        </w:rPr>
-      </w:r>
-      <w:r>
-        <w:rPr>
-          <w:rFonts w:ascii="Times New Roman" w:hAnsi="Times New Roman"/>
-          <w:b/>
-          <w:sz w:val="28"/>
-        </w:rPr>
-        <w:t>Кафедра Высшей математики (`IMPLEMENTING`):</w:t>
-      </w:r>
-      <w:r>
-        <w:rPr>
-          <w:rFonts w:ascii="Times New Roman" w:hAnsi="Times New Roman"/>
-          <w:sz w:val="28"/>
-        </w:rPr>
-        <w:t xml:space="preserve"> Зав. кафедрой Ковалев Д.А. • Реализующее (обеспечивающее) подразделение.</w:t>
-      </w:r>
-    </w:p>
-    <w:p>
-      <w:pPr>
-        <w:spacing w:before="160" w:after="80"/>
-        <w:jc w:val="left"/>
-      </w:pPr>
-      <w:r>
-        <w:rPr>
-          <w:rFonts w:ascii="Times New Roman" w:hAnsi="Times New Roman"/>
-          <w:b/>
-          <w:sz w:val="26"/>
-        </w:rPr>
-        <w:t>3.8. Инфоблок «Новости, нормативные объявления и график АНОК»</w:t>
-      </w:r>
-    </w:p>
-    <w:p>
-      <w:pPr>
-        <w:spacing w:line="276" w:lineRule="auto" w:after="120"/>
-        <w:ind w:firstLine="709"/>
-        <w:jc w:val="both"/>
-      </w:pPr>
-      <w:r>
-        <w:rPr>
-          <w:rFonts w:ascii="Times New Roman" w:hAnsi="Times New Roman"/>
-          <w:sz w:val="28"/>
-        </w:rPr>
-        <w:t>Инфоблок публикует оперативные объявления, инструкции по подаче служебных записок и график заседаний Ученого совета:</w:t>
+        <w:t>Рисунок 7 — Объявления</w:t>
       </w:r>
     </w:p>
     <w:p>
@@ -3781,7 +1673,7 @@
               <a:graphicData uri="http://schemas.openxmlformats.org/drawingml/2006/picture">
                 <pic:pic>
                   <pic:nvPicPr>
-                    <pic:cNvPr id="0" name="infoblock_news_announcements_filled.png"/>
+                    <pic:cNvPr id="0" name="infoblock_signatures_workflow_filled.png"/>
                     <pic:cNvPicPr/>
                   </pic:nvPicPr>
                   <pic:blipFill>
@@ -3815,95 +1707,7 @@
           <w:i/>
           <w:sz w:val="24"/>
         </w:rPr>
-        <w:t>Рисунок 8 — Инфоблок новостей и регламентов</w:t>
-      </w:r>
-    </w:p>
-    <w:p>
-      <w:pPr>
-        <w:spacing w:line="276" w:lineRule="auto" w:after="60"/>
-        <w:ind w:left="709"/>
-        <w:jc w:val="both"/>
-      </w:pPr>
-      <w:r>
-        <w:rPr>
-          <w:rFonts w:ascii="Times New Roman" w:hAnsi="Times New Roman"/>
-          <w:b w:val="0"/>
-          <w:sz w:val="28"/>
-        </w:rPr>
-        <w:t xml:space="preserve">• </w:t>
-      </w:r>
-      <w:r>
-        <w:rPr>
-          <w:rFonts w:ascii="Times New Roman" w:hAnsi="Times New Roman"/>
-          <w:sz w:val="28"/>
-        </w:rPr>
-        <w:t>*График аккредитационной экспертизы на 2026/2027 учебный год (дедлайн: 25.10.2026);*</w:t>
-      </w:r>
-    </w:p>
-    <w:p>
-      <w:pPr>
-        <w:spacing w:line="276" w:lineRule="auto" w:after="60"/>
-        <w:ind w:left="709"/>
-        <w:jc w:val="both"/>
-      </w:pPr>
-      <w:r>
-        <w:rPr>
-          <w:rFonts w:ascii="Times New Roman" w:hAnsi="Times New Roman"/>
-          <w:b w:val="0"/>
-          <w:sz w:val="28"/>
-        </w:rPr>
-        <w:t xml:space="preserve">• </w:t>
-      </w:r>
-      <w:r>
-        <w:rPr>
-          <w:rFonts w:ascii="Times New Roman" w:hAnsi="Times New Roman"/>
-          <w:sz w:val="28"/>
-        </w:rPr>
-        <w:t>*Инструкция по оформлению двусторонних служебных записок до начала семестра;*</w:t>
-      </w:r>
-    </w:p>
-    <w:p>
-      <w:pPr>
-        <w:spacing w:line="276" w:lineRule="auto" w:after="60"/>
-        <w:ind w:left="709"/>
-        <w:jc w:val="both"/>
-      </w:pPr>
-      <w:r>
-        <w:rPr>
-          <w:rFonts w:ascii="Times New Roman" w:hAnsi="Times New Roman"/>
-          <w:b w:val="0"/>
-          <w:sz w:val="28"/>
-        </w:rPr>
-        <w:t xml:space="preserve">• </w:t>
-      </w:r>
-      <w:r>
-        <w:rPr>
-          <w:rFonts w:ascii="Times New Roman" w:hAnsi="Times New Roman"/>
-          <w:sz w:val="28"/>
-        </w:rPr>
-        <w:t>*Заседание Ученого совета университета по ежегодному утверждению УП (15.11.2026);*</w:t>
-      </w:r>
-    </w:p>
-    <w:p>
-      <w:pPr>
-        <w:spacing w:line="276" w:lineRule="auto" w:after="60"/>
-        <w:ind w:left="709"/>
-        <w:jc w:val="both"/>
-      </w:pPr>
-      <w:r>
-        <w:rPr>
-          <w:rFonts w:ascii="Times New Roman" w:hAnsi="Times New Roman"/>
-          <w:b w:val="0"/>
-          <w:sz w:val="28"/>
-        </w:rPr>
-        <w:t xml:space="preserve">• </w:t>
-      </w:r>
-      <w:r>
-        <w:rPr>
-          <w:rFonts w:ascii="Times New Roman" w:hAnsi="Times New Roman"/>
-          <w:sz w:val="28"/>
-        </w:rPr>
-        <w:t>*Методические рекомендации Минобрнауки РФ по учету контактных часов в ЭИОС.*</w:t>
+        <w:t>Рисунок 8 — Согласование</w:t>
       </w:r>
     </w:p>
     <w:p>
@@ -3917,7 +1721,7 @@
           <w:b/>
           <w:sz w:val="28"/>
         </w:rPr>
-        <w:t>4. Заключение</w:t>
+        <w:t>Заключение</w:t>
       </w:r>
     </w:p>
     <w:p>
@@ -3931,115 +1735,7 @@
           <w:rFonts w:ascii="Times New Roman" w:hAnsi="Times New Roman"/>
           <w:sz w:val="28"/>
         </w:rPr>
-        <w:t>В результате выполнения лабораторной работы № 5:</w:t>
-      </w:r>
-    </w:p>
-    <w:p>
-      <w:pPr>
-        <w:spacing w:line="276" w:lineRule="auto" w:after="60"/>
-        <w:ind w:left="709"/>
-        <w:jc w:val="both"/>
-      </w:pPr>
-      <w:r>
-        <w:rPr>
-          <w:rFonts w:ascii="Times New Roman" w:hAnsi="Times New Roman"/>
-          <w:b/>
-          <w:sz w:val="28"/>
-        </w:rPr>
-        <w:t xml:space="preserve">1. </w:t>
-      </w:r>
-      <w:r>
-        <w:rPr>
-          <w:rFonts w:ascii="Times New Roman" w:hAnsi="Times New Roman"/>
-          <w:sz w:val="28"/>
-        </w:rPr>
-      </w:r>
-      <w:r>
-        <w:rPr>
-          <w:rFonts w:ascii="Times New Roman" w:hAnsi="Times New Roman"/>
-          <w:b/>
-          <w:sz w:val="28"/>
-        </w:rPr>
-        <w:t>Сформирована и структурирована система из 8 информационных блоков (Инфоблоков)</w:t>
-      </w:r>
-      <w:r>
-        <w:rPr>
-          <w:rFonts w:ascii="Times New Roman" w:hAnsi="Times New Roman"/>
-          <w:sz w:val="28"/>
-        </w:rPr>
-        <w:t>, покрывающая все предметные области Варианта № 15 (Учебные планы, Экспертиза ФГОС, Документооборот, Компетенции, Кафедры, Объявления).</w:t>
-      </w:r>
-    </w:p>
-    <w:p>
-      <w:pPr>
-        <w:spacing w:line="276" w:lineRule="auto" w:after="60"/>
-        <w:ind w:left="709"/>
-        <w:jc w:val="both"/>
-      </w:pPr>
-      <w:r>
-        <w:rPr>
-          <w:rFonts w:ascii="Times New Roman" w:hAnsi="Times New Roman"/>
-          <w:b/>
-          <w:sz w:val="28"/>
-        </w:rPr>
-        <w:t xml:space="preserve">2. </w:t>
-      </w:r>
-      <w:r>
-        <w:rPr>
-          <w:rFonts w:ascii="Times New Roman" w:hAnsi="Times New Roman"/>
-          <w:sz w:val="28"/>
-        </w:rPr>
-      </w:r>
-      <w:r>
-        <w:rPr>
-          <w:rFonts w:ascii="Times New Roman" w:hAnsi="Times New Roman"/>
-          <w:b/>
-          <w:sz w:val="28"/>
-        </w:rPr>
-        <w:t>База данных и страницы портала полностью наполнены взаимосвязанной информацией:</w:t>
-      </w:r>
-      <w:r>
-        <w:rPr>
-          <w:rFonts w:ascii="Times New Roman" w:hAnsi="Times New Roman"/>
-          <w:sz w:val="28"/>
-        </w:rPr>
-        <w:t xml:space="preserve"> 64 дисциплины по всем 8 семестрам, 5 образовательных программ, 13 компетенций с дескрипторами, детальные протоколы валидации ФГОС 3++, служебные записки с Diff-анализом и реестр электронных виз.</w:t>
-      </w:r>
-    </w:p>
-    <w:p>
-      <w:pPr>
-        <w:spacing w:line="276" w:lineRule="auto" w:after="60"/>
-        <w:ind w:left="709"/>
-        <w:jc w:val="both"/>
-      </w:pPr>
-      <w:r>
-        <w:rPr>
-          <w:rFonts w:ascii="Times New Roman" w:hAnsi="Times New Roman"/>
-          <w:b/>
-          <w:sz w:val="28"/>
-        </w:rPr>
-        <w:t xml:space="preserve">3. </w:t>
-      </w:r>
-      <w:r>
-        <w:rPr>
-          <w:rFonts w:ascii="Times New Roman" w:hAnsi="Times New Roman"/>
-          <w:sz w:val="28"/>
-        </w:rPr>
-      </w:r>
-      <w:r>
-        <w:rPr>
-          <w:rFonts w:ascii="Times New Roman" w:hAnsi="Times New Roman"/>
-          <w:b/>
-          <w:sz w:val="28"/>
-        </w:rPr>
-        <w:t>Подготовлен комплект из 8 графических макетов заполненных инфоблоков высокого разрешения</w:t>
-      </w:r>
-      <w:r>
-        <w:rPr>
-          <w:rFonts w:ascii="Times New Roman" w:hAnsi="Times New Roman"/>
-          <w:sz w:val="28"/>
-        </w:rPr>
-        <w:t xml:space="preserve"> и полный пакет отчетной документации (MD, DOCX, PDF). Разработанная система полностью готова к интеграции готовых модулей и компонентов в рамках Лабораторной работы № 6.</w:t>
+        <w:t>Сформированы и заполнены информационные блоки локального прототипа. Их состав соответствует таблицам SQLite и страницам приложения.</w:t>
       </w:r>
     </w:p>
     <w:sectPr>

--- a/reports/lab5/LR5_Report_Variant15.docx
+++ b/reports/lab5/LR5_Report_Variant15.docx
@@ -116,20 +116,6 @@
     </w:p>
     <w:p>
       <w:pPr>
-        <w:spacing w:before="240" w:after="120"/>
-        <w:jc w:val="left"/>
-      </w:pPr>
-      <w:r>
-        <w:rPr>
-          <w:rFonts w:ascii="Times New Roman" w:hAnsi="Times New Roman"/>
-          <w:b/>
-          <w:sz w:val="28"/>
-        </w:rPr>
-        <w:t>1. Введение и цели работы</w:t>
-      </w:r>
-    </w:p>
-    <w:p>
-      <w:pPr>
         <w:spacing w:line="276" w:lineRule="auto" w:after="120"/>
         <w:ind w:firstLine="709"/>
         <w:jc w:val="both"/>
@@ -139,439 +125,7 @@
           <w:rFonts w:ascii="Times New Roman" w:hAnsi="Times New Roman"/>
           <w:sz w:val="28"/>
         </w:rPr>
-      </w:r>
-      <w:r>
-        <w:rPr>
-          <w:rFonts w:ascii="Times New Roman" w:hAnsi="Times New Roman"/>
-          <w:b/>
-          <w:sz w:val="28"/>
-        </w:rPr>
-        <w:t>Цель лабораторной работы:</w:t>
-      </w:r>
-      <w:r>
-        <w:rPr>
-          <w:rFonts w:ascii="Times New Roman" w:hAnsi="Times New Roman"/>
-          <w:sz w:val="28"/>
-        </w:rPr>
-        <w:t xml:space="preserve"> Проектирование, структурирование и комплексное информационное наполнение (работа с инфоблоками) корпоративного веб-портала университета (Модуль Центра АНОК) реалистичными структурированными данными по образовательным программам, семестровым учебным планам, матрицам компетенций, маршрутам электронного визирования, нормативным стандартам ФГОС 3++ и служебным запискам в соответствии с бизнес-правилами Варианта № 15.</w:t>
-      </w:r>
-    </w:p>
-    <w:p>
-      <w:pPr>
-        <w:spacing w:before="160" w:after="80"/>
-        <w:jc w:val="left"/>
-      </w:pPr>
-      <w:r>
-        <w:rPr>
-          <w:rFonts w:ascii="Times New Roman" w:hAnsi="Times New Roman"/>
-          <w:b/>
-          <w:sz w:val="26"/>
-        </w:rPr>
-        <w:t>Задачи работы:</w:t>
-      </w:r>
-    </w:p>
-    <w:p>
-      <w:pPr>
-        <w:spacing w:line="276" w:lineRule="auto" w:after="60"/>
-        <w:ind w:left="709"/>
-        <w:jc w:val="both"/>
-      </w:pPr>
-      <w:r>
-        <w:rPr>
-          <w:rFonts w:ascii="Times New Roman" w:hAnsi="Times New Roman"/>
-          <w:b/>
-          <w:sz w:val="28"/>
-        </w:rPr>
-        <w:t xml:space="preserve">1. </w:t>
-      </w:r>
-      <w:r>
-        <w:rPr>
-          <w:rFonts w:ascii="Times New Roman" w:hAnsi="Times New Roman"/>
-          <w:sz w:val="28"/>
-        </w:rPr>
-        <w:t>Выполнить классификацию и структурирование информационных блоков портала (Инфоблоков) по функциональным модулям предметной области АНОК:</w:t>
-      </w:r>
-    </w:p>
-    <w:p>
-      <w:pPr>
-        <w:spacing w:line="276" w:lineRule="auto" w:after="60"/>
-        <w:ind w:left="1134"/>
-        <w:jc w:val="both"/>
-      </w:pPr>
-      <w:r>
-        <w:rPr>
-          <w:rFonts w:ascii="Times New Roman" w:hAnsi="Times New Roman"/>
-          <w:b w:val="0"/>
-          <w:sz w:val="28"/>
-        </w:rPr>
-        <w:t xml:space="preserve">• </w:t>
-      </w:r>
-      <w:r>
-        <w:rPr>
-          <w:rFonts w:ascii="Times New Roman" w:hAnsi="Times New Roman"/>
-          <w:sz w:val="28"/>
-        </w:rPr>
-      </w:r>
-      <w:r>
-        <w:rPr>
-          <w:rFonts w:ascii="Times New Roman" w:hAnsi="Times New Roman"/>
-          <w:b/>
-          <w:sz w:val="28"/>
-        </w:rPr>
-        <w:t>Инфоблок 1:</w:t>
-      </w:r>
-      <w:r>
-        <w:rPr>
-          <w:rFonts w:ascii="Times New Roman" w:hAnsi="Times New Roman"/>
-          <w:sz w:val="28"/>
-        </w:rPr>
-        <w:t xml:space="preserve"> «Реестр учебных планов и семестровая матрица дисциплин (1–8 семестры)»;</w:t>
-      </w:r>
-    </w:p>
-    <w:p>
-      <w:pPr>
-        <w:spacing w:line="276" w:lineRule="auto" w:after="60"/>
-        <w:ind w:left="1134"/>
-        <w:jc w:val="both"/>
-      </w:pPr>
-      <w:r>
-        <w:rPr>
-          <w:rFonts w:ascii="Times New Roman" w:hAnsi="Times New Roman"/>
-          <w:b w:val="0"/>
-          <w:sz w:val="28"/>
-        </w:rPr>
-        <w:t xml:space="preserve">• </w:t>
-      </w:r>
-      <w:r>
-        <w:rPr>
-          <w:rFonts w:ascii="Times New Roman" w:hAnsi="Times New Roman"/>
-          <w:sz w:val="28"/>
-        </w:rPr>
-      </w:r>
-      <w:r>
-        <w:rPr>
-          <w:rFonts w:ascii="Times New Roman" w:hAnsi="Times New Roman"/>
-          <w:b/>
-          <w:sz w:val="28"/>
-        </w:rPr>
-        <w:t>Инфоблок 2:</w:t>
-      </w:r>
-      <w:r>
-        <w:rPr>
-          <w:rFonts w:ascii="Times New Roman" w:hAnsi="Times New Roman"/>
-          <w:sz w:val="28"/>
-        </w:rPr>
-        <w:t xml:space="preserve"> «Протоколы аккредитационной экспертизы и чеклисты валидатора ФГОС ВО 3++»;</w:t>
-      </w:r>
-    </w:p>
-    <w:p>
-      <w:pPr>
-        <w:spacing w:line="276" w:lineRule="auto" w:after="60"/>
-        <w:ind w:left="1134"/>
-        <w:jc w:val="both"/>
-      </w:pPr>
-      <w:r>
-        <w:rPr>
-          <w:rFonts w:ascii="Times New Roman" w:hAnsi="Times New Roman"/>
-          <w:b w:val="0"/>
-          <w:sz w:val="28"/>
-        </w:rPr>
-        <w:t xml:space="preserve">• </w:t>
-      </w:r>
-      <w:r>
-        <w:rPr>
-          <w:rFonts w:ascii="Times New Roman" w:hAnsi="Times New Roman"/>
-          <w:sz w:val="28"/>
-        </w:rPr>
-      </w:r>
-      <w:r>
-        <w:rPr>
-          <w:rFonts w:ascii="Times New Roman" w:hAnsi="Times New Roman"/>
-          <w:b/>
-          <w:sz w:val="28"/>
-        </w:rPr>
-        <w:t>Инфоблок 3:</w:t>
-      </w:r>
-      <w:r>
-        <w:rPr>
-          <w:rFonts w:ascii="Times New Roman" w:hAnsi="Times New Roman"/>
-          <w:sz w:val="28"/>
-        </w:rPr>
-        <w:t xml:space="preserve"> «Служебные записки на актуализацию УП и сопоставительный Diff-трекер («Было» / «Стало»)»;</w:t>
-      </w:r>
-    </w:p>
-    <w:p>
-      <w:pPr>
-        <w:spacing w:line="276" w:lineRule="auto" w:after="60"/>
-        <w:ind w:left="1134"/>
-        <w:jc w:val="both"/>
-      </w:pPr>
-      <w:r>
-        <w:rPr>
-          <w:rFonts w:ascii="Times New Roman" w:hAnsi="Times New Roman"/>
-          <w:b w:val="0"/>
-          <w:sz w:val="28"/>
-        </w:rPr>
-        <w:t xml:space="preserve">• </w:t>
-      </w:r>
-      <w:r>
-        <w:rPr>
-          <w:rFonts w:ascii="Times New Roman" w:hAnsi="Times New Roman"/>
-          <w:sz w:val="28"/>
-        </w:rPr>
-      </w:r>
-      <w:r>
-        <w:rPr>
-          <w:rFonts w:ascii="Times New Roman" w:hAnsi="Times New Roman"/>
-          <w:b/>
-          <w:sz w:val="28"/>
-        </w:rPr>
-        <w:t>Инфоблок 4:</w:t>
-      </w:r>
-      <w:r>
-        <w:rPr>
-          <w:rFonts w:ascii="Times New Roman" w:hAnsi="Times New Roman"/>
-          <w:sz w:val="28"/>
-        </w:rPr>
-        <w:t xml:space="preserve"> «Маршруты электронного согласования, журнал ЭЦП и сертификаты должностных лиц»;</w:t>
-      </w:r>
-    </w:p>
-    <w:p>
-      <w:pPr>
-        <w:spacing w:line="276" w:lineRule="auto" w:after="60"/>
-        <w:ind w:left="1134"/>
-        <w:jc w:val="both"/>
-      </w:pPr>
-      <w:r>
-        <w:rPr>
-          <w:rFonts w:ascii="Times New Roman" w:hAnsi="Times New Roman"/>
-          <w:b w:val="0"/>
-          <w:sz w:val="28"/>
-        </w:rPr>
-        <w:t xml:space="preserve">• </w:t>
-      </w:r>
-      <w:r>
-        <w:rPr>
-          <w:rFonts w:ascii="Times New Roman" w:hAnsi="Times New Roman"/>
-          <w:sz w:val="28"/>
-        </w:rPr>
-      </w:r>
-      <w:r>
-        <w:rPr>
-          <w:rFonts w:ascii="Times New Roman" w:hAnsi="Times New Roman"/>
-          <w:b/>
-          <w:sz w:val="28"/>
-        </w:rPr>
-        <w:t>Инфоблок 5:</w:t>
-      </w:r>
-      <w:r>
-        <w:rPr>
-          <w:rFonts w:ascii="Times New Roman" w:hAnsi="Times New Roman"/>
-          <w:sz w:val="28"/>
-        </w:rPr>
-        <w:t xml:space="preserve"> «Каталог образовательных программ и справочник нормативных стандартов ФГОС 3++»;</w:t>
-      </w:r>
-    </w:p>
-    <w:p>
-      <w:pPr>
-        <w:spacing w:line="276" w:lineRule="auto" w:after="60"/>
-        <w:ind w:left="1134"/>
-        <w:jc w:val="both"/>
-      </w:pPr>
-      <w:r>
-        <w:rPr>
-          <w:rFonts w:ascii="Times New Roman" w:hAnsi="Times New Roman"/>
-          <w:b w:val="0"/>
-          <w:sz w:val="28"/>
-        </w:rPr>
-        <w:t xml:space="preserve">• </w:t>
-      </w:r>
-      <w:r>
-        <w:rPr>
-          <w:rFonts w:ascii="Times New Roman" w:hAnsi="Times New Roman"/>
-          <w:sz w:val="28"/>
-        </w:rPr>
-      </w:r>
-      <w:r>
-        <w:rPr>
-          <w:rFonts w:ascii="Times New Roman" w:hAnsi="Times New Roman"/>
-          <w:b/>
-          <w:sz w:val="28"/>
-        </w:rPr>
-        <w:t>Инфоблок 6:</w:t>
-      </w:r>
-      <w:r>
-        <w:rPr>
-          <w:rFonts w:ascii="Times New Roman" w:hAnsi="Times New Roman"/>
-          <w:sz w:val="28"/>
-        </w:rPr>
-        <w:t xml:space="preserve"> «Матрица компетенций ФГОС ВО (УК, ОПК, ПК) и карты индикаторов достижения»;</w:t>
-      </w:r>
-    </w:p>
-    <w:p>
-      <w:pPr>
-        <w:spacing w:line="276" w:lineRule="auto" w:after="60"/>
-        <w:ind w:left="1134"/>
-        <w:jc w:val="both"/>
-      </w:pPr>
-      <w:r>
-        <w:rPr>
-          <w:rFonts w:ascii="Times New Roman" w:hAnsi="Times New Roman"/>
-          <w:b w:val="0"/>
-          <w:sz w:val="28"/>
-        </w:rPr>
-        <w:t xml:space="preserve">• </w:t>
-      </w:r>
-      <w:r>
-        <w:rPr>
-          <w:rFonts w:ascii="Times New Roman" w:hAnsi="Times New Roman"/>
-          <w:sz w:val="28"/>
-        </w:rPr>
-      </w:r>
-      <w:r>
-        <w:rPr>
-          <w:rFonts w:ascii="Times New Roman" w:hAnsi="Times New Roman"/>
-          <w:b/>
-          <w:sz w:val="28"/>
-        </w:rPr>
-        <w:t>Инфоблок 7:</w:t>
-      </w:r>
-      <w:r>
-        <w:rPr>
-          <w:rFonts w:ascii="Times New Roman" w:hAnsi="Times New Roman"/>
-          <w:sz w:val="28"/>
-        </w:rPr>
-        <w:t xml:space="preserve"> «Организационная структура университета, кафедры и профессорско-преподавательский состав»;</w:t>
-      </w:r>
-    </w:p>
-    <w:p>
-      <w:pPr>
-        <w:spacing w:line="276" w:lineRule="auto" w:after="60"/>
-        <w:ind w:left="1134"/>
-        <w:jc w:val="both"/>
-      </w:pPr>
-      <w:r>
-        <w:rPr>
-          <w:rFonts w:ascii="Times New Roman" w:hAnsi="Times New Roman"/>
-          <w:b w:val="0"/>
-          <w:sz w:val="28"/>
-        </w:rPr>
-        <w:t xml:space="preserve">• </w:t>
-      </w:r>
-      <w:r>
-        <w:rPr>
-          <w:rFonts w:ascii="Times New Roman" w:hAnsi="Times New Roman"/>
-          <w:sz w:val="28"/>
-        </w:rPr>
-      </w:r>
-      <w:r>
-        <w:rPr>
-          <w:rFonts w:ascii="Times New Roman" w:hAnsi="Times New Roman"/>
-          <w:b/>
-          <w:sz w:val="28"/>
-        </w:rPr>
-        <w:t>Инфоблок 8:</w:t>
-      </w:r>
-      <w:r>
-        <w:rPr>
-          <w:rFonts w:ascii="Times New Roman" w:hAnsi="Times New Roman"/>
-          <w:sz w:val="28"/>
-        </w:rPr>
-        <w:t xml:space="preserve"> «Новости, нормативно-методические регламенты Центра АНОК и график заседаний Ученого совета».</w:t>
-      </w:r>
-    </w:p>
-    <w:p>
-      <w:pPr>
-        <w:spacing w:line="276" w:lineRule="auto" w:after="60"/>
-        <w:ind w:left="709"/>
-        <w:jc w:val="both"/>
-      </w:pPr>
-      <w:r>
-        <w:rPr>
-          <w:rFonts w:ascii="Times New Roman" w:hAnsi="Times New Roman"/>
-          <w:b/>
-          <w:sz w:val="28"/>
-        </w:rPr>
-        <w:t xml:space="preserve">2. </w:t>
-      </w:r>
-      <w:r>
-        <w:rPr>
-          <w:rFonts w:ascii="Times New Roman" w:hAnsi="Times New Roman"/>
-          <w:sz w:val="28"/>
-        </w:rPr>
-        <w:t>Наполнить реляционную базу данных и интерфейсные шаблоны портала полным массивом взаимосвязанных сущностей (64 дисциплины по 8 семестрам, 5 образовательных программ, 13 компетенций с дескрипторами, 8 кафедр, служебные записки с двусторонними визами, криптографические хеши SHA-256).</w:t>
-      </w:r>
-    </w:p>
-    <w:p>
-      <w:pPr>
-        <w:spacing w:line="276" w:lineRule="auto" w:after="60"/>
-        <w:ind w:left="709"/>
-        <w:jc w:val="both"/>
-      </w:pPr>
-      <w:r>
-        <w:rPr>
-          <w:rFonts w:ascii="Times New Roman" w:hAnsi="Times New Roman"/>
-          <w:b/>
-          <w:sz w:val="28"/>
-        </w:rPr>
-        <w:t xml:space="preserve">3. </w:t>
-      </w:r>
-      <w:r>
-        <w:rPr>
-          <w:rFonts w:ascii="Times New Roman" w:hAnsi="Times New Roman"/>
-          <w:sz w:val="28"/>
-        </w:rPr>
-        <w:t>Продемонстрировать примеры заполненных страниц и инфоблоков в интерфейсе работающего программного обеспечения.</w:t>
-      </w:r>
-    </w:p>
-    <w:p>
-      <w:pPr>
-        <w:spacing w:line="276" w:lineRule="auto" w:after="60"/>
-        <w:ind w:left="709"/>
-        <w:jc w:val="both"/>
-      </w:pPr>
-      <w:r>
-        <w:rPr>
-          <w:rFonts w:ascii="Times New Roman" w:hAnsi="Times New Roman"/>
-          <w:b/>
-          <w:sz w:val="28"/>
-        </w:rPr>
-        <w:t xml:space="preserve">4. </w:t>
-      </w:r>
-      <w:r>
-        <w:rPr>
-          <w:rFonts w:ascii="Times New Roman" w:hAnsi="Times New Roman"/>
-          <w:sz w:val="28"/>
-        </w:rPr>
-        <w:t>Оформить комплект проектной отчетности (Markdown, DOCX, PDF).</w:t>
-      </w:r>
-    </w:p>
-    <w:p>
-      <w:pPr>
-        <w:spacing w:before="240" w:after="120"/>
-        <w:jc w:val="left"/>
-      </w:pPr>
-      <w:r>
-        <w:rPr>
-          <w:rFonts w:ascii="Times New Roman" w:hAnsi="Times New Roman"/>
-          <w:b/>
-          <w:sz w:val="28"/>
-        </w:rPr>
-        <w:t>2. Классификация и структура информационных блоков портала (Инфоблоков)</w:t>
-      </w:r>
-    </w:p>
-    <w:p>
-      <w:pPr>
-        <w:spacing w:line="276" w:lineRule="auto" w:after="120"/>
-        <w:ind w:firstLine="709"/>
-        <w:jc w:val="both"/>
-      </w:pPr>
-      <w:r>
-        <w:rPr>
-          <w:rFonts w:ascii="Times New Roman" w:hAnsi="Times New Roman"/>
-          <w:sz w:val="28"/>
-        </w:rPr>
-        <w:t>Информационные блоки корпоративного портала Центра АНОК разделены на 4 функциональные категории:</w:t>
+        <w:t>Информационные блоки портала связаны с таблицами MySQL/MariaDB:</w:t>
       </w:r>
     </w:p>
     <w:p>
@@ -604,15 +158,13 @@
         </w:tblBorders>
       </w:tblPr>
       <w:tblGrid>
-        <w:gridCol w:w="2339"/>
-        <w:gridCol w:w="2339"/>
-        <w:gridCol w:w="2339"/>
-        <w:gridCol w:w="2339"/>
+        <w:gridCol w:w="4677"/>
+        <w:gridCol w:w="4677"/>
       </w:tblGrid>
       <w:tr>
         <w:tc>
           <w:tcPr>
-            <w:tcW w:type="dxa" w:w="2339"/>
+            <w:tcW w:type="dxa" w:w="4677"/>
             <w:tcMar>
               <w:top w:w="100" w:type="dxa"/>
               <w:bottom w:w="100" w:type="dxa"/>
@@ -632,13 +184,13 @@
                 <w:b/>
                 <w:sz w:val="22"/>
               </w:rPr>
-              <w:t>Категория инфоблоков</w:t>
+              <w:t>Блок</w:t>
             </w:r>
           </w:p>
         </w:tc>
         <w:tc>
           <w:tcPr>
-            <w:tcW w:type="dxa" w:w="2339"/>
+            <w:tcW w:type="dxa" w:w="4677"/>
             <w:tcMar>
               <w:top w:w="100" w:type="dxa"/>
               <w:bottom w:w="100" w:type="dxa"/>
@@ -658,59 +210,7 @@
                 <w:b/>
                 <w:sz w:val="22"/>
               </w:rPr>
-              <w:t>Наименование инфоблока</w:t>
-            </w:r>
-          </w:p>
-        </w:tc>
-        <w:tc>
-          <w:tcPr>
-            <w:tcW w:type="dxa" w:w="2339"/>
-            <w:tcMar>
-              <w:top w:w="100" w:type="dxa"/>
-              <w:bottom w:w="100" w:type="dxa"/>
-              <w:left w:w="150" w:type="dxa"/>
-              <w:right w:w="150" w:type="dxa"/>
-            </w:tcMar>
-            <w:shd w:fill="E2E8F0"/>
-          </w:tcPr>
-          <w:p>
-            <w:pPr>
-              <w:spacing w:before="40" w:after="40" w:line="252" w:lineRule="auto"/>
-              <w:jc w:val="left"/>
-            </w:pPr>
-            <w:r>
-              <w:rPr>
-                <w:rFonts w:ascii="Times New Roman" w:hAnsi="Times New Roman"/>
-                <w:b/>
-                <w:sz w:val="22"/>
-              </w:rPr>
-              <w:t>Тип данных</w:t>
-            </w:r>
-          </w:p>
-        </w:tc>
-        <w:tc>
-          <w:tcPr>
-            <w:tcW w:type="dxa" w:w="2339"/>
-            <w:tcMar>
-              <w:top w:w="100" w:type="dxa"/>
-              <w:bottom w:w="100" w:type="dxa"/>
-              <w:left w:w="150" w:type="dxa"/>
-              <w:right w:w="150" w:type="dxa"/>
-            </w:tcMar>
-            <w:shd w:fill="E2E8F0"/>
-          </w:tcPr>
-          <w:p>
-            <w:pPr>
-              <w:spacing w:before="40" w:after="40" w:line="252" w:lineRule="auto"/>
-              <w:jc w:val="left"/>
-            </w:pPr>
-            <w:r>
-              <w:rPr>
-                <w:rFonts w:ascii="Times New Roman" w:hAnsi="Times New Roman"/>
-                <w:b/>
-                <w:sz w:val="22"/>
-              </w:rPr>
-              <w:t>Источник наполнения / Роль</w:t>
+              <w:t>Таблица</w:t>
             </w:r>
           </w:p>
         </w:tc>
@@ -718,7 +218,7 @@
       <w:tr>
         <w:tc>
           <w:tcPr>
-            <w:tcW w:type="dxa" w:w="2339"/>
+            <w:tcW w:type="dxa" w:w="4677"/>
             <w:tcMar>
               <w:top w:w="100" w:type="dxa"/>
               <w:bottom w:w="100" w:type="dxa"/>
@@ -736,26 +236,13 @@
                 <w:rFonts w:ascii="Times New Roman" w:hAnsi="Times New Roman"/>
                 <w:sz w:val="22"/>
               </w:rPr>
-            </w:r>
-            <w:r>
-              <w:rPr>
-                <w:rFonts w:ascii="Times New Roman" w:hAnsi="Times New Roman"/>
-                <w:b/>
-                <w:sz w:val="22"/>
-              </w:rPr>
-              <w:t>1. Учебный процесс</w:t>
-            </w:r>
-            <w:r>
-              <w:rPr>
-                <w:rFonts w:ascii="Times New Roman" w:hAnsi="Times New Roman"/>
-                <w:sz w:val="22"/>
-              </w:rPr>
+              <w:t>Учебные планы</w:t>
             </w:r>
           </w:p>
         </w:tc>
         <w:tc>
           <w:tcPr>
-            <w:tcW w:type="dxa" w:w="2339"/>
+            <w:tcW w:type="dxa" w:w="4677"/>
             <w:tcMar>
               <w:top w:w="100" w:type="dxa"/>
               <w:bottom w:w="100" w:type="dxa"/>
@@ -773,13 +260,15 @@
                 <w:rFonts w:ascii="Times New Roman" w:hAnsi="Times New Roman"/>
                 <w:sz w:val="22"/>
               </w:rPr>
-              <w:t>Реестр УП и семестровая матрица дисциплин</w:t>
+              <w:t>`curriculums`</w:t>
             </w:r>
           </w:p>
         </w:tc>
+      </w:tr>
+      <w:tr>
         <w:tc>
           <w:tcPr>
-            <w:tcW w:type="dxa" w:w="2339"/>
+            <w:tcW w:type="dxa" w:w="4677"/>
             <w:tcMar>
               <w:top w:w="100" w:type="dxa"/>
               <w:bottom w:w="100" w:type="dxa"/>
@@ -797,13 +286,13 @@
                 <w:rFonts w:ascii="Times New Roman" w:hAnsi="Times New Roman"/>
                 <w:sz w:val="22"/>
               </w:rPr>
-              <w:t>Реляционный каталог</w:t>
+              <w:t>Дисциплины</w:t>
             </w:r>
           </w:p>
         </w:tc>
         <w:tc>
           <w:tcPr>
-            <w:tcW w:type="dxa" w:w="2339"/>
+            <w:tcW w:type="dxa" w:w="4677"/>
             <w:tcMar>
               <w:top w:w="100" w:type="dxa"/>
               <w:bottom w:w="100" w:type="dxa"/>
@@ -821,7 +310,7 @@
                 <w:rFonts w:ascii="Times New Roman" w:hAnsi="Times New Roman"/>
                 <w:sz w:val="22"/>
               </w:rPr>
-              <w:t>Выпускающие кафедры, УМУ</w:t>
+              <w:t>`curriculum_disciplines`</w:t>
             </w:r>
           </w:p>
         </w:tc>
@@ -829,7 +318,7 @@
       <w:tr>
         <w:tc>
           <w:tcPr>
-            <w:tcW w:type="dxa" w:w="2339"/>
+            <w:tcW w:type="dxa" w:w="4677"/>
             <w:tcMar>
               <w:top w:w="100" w:type="dxa"/>
               <w:bottom w:w="100" w:type="dxa"/>
@@ -847,26 +336,13 @@
                 <w:rFonts w:ascii="Times New Roman" w:hAnsi="Times New Roman"/>
                 <w:sz w:val="22"/>
               </w:rPr>
-            </w:r>
-            <w:r>
-              <w:rPr>
-                <w:rFonts w:ascii="Times New Roman" w:hAnsi="Times New Roman"/>
-                <w:b/>
-                <w:sz w:val="22"/>
-              </w:rPr>
-              <w:t>1. Учебный процесс</w:t>
-            </w:r>
-            <w:r>
-              <w:rPr>
-                <w:rFonts w:ascii="Times New Roman" w:hAnsi="Times New Roman"/>
-                <w:sz w:val="22"/>
-              </w:rPr>
+              <w:t>Стандарты ФГОС</w:t>
             </w:r>
           </w:p>
         </w:tc>
         <w:tc>
           <w:tcPr>
-            <w:tcW w:type="dxa" w:w="2339"/>
+            <w:tcW w:type="dxa" w:w="4677"/>
             <w:tcMar>
               <w:top w:w="100" w:type="dxa"/>
               <w:bottom w:w="100" w:type="dxa"/>
@@ -884,13 +360,15 @@
                 <w:rFonts w:ascii="Times New Roman" w:hAnsi="Times New Roman"/>
                 <w:sz w:val="22"/>
               </w:rPr>
-              <w:t>Матрица компетенций ФГОС (УК, ОПК, ПК)</w:t>
+              <w:t>`standards_fgos`</w:t>
             </w:r>
           </w:p>
         </w:tc>
+      </w:tr>
+      <w:tr>
         <w:tc>
           <w:tcPr>
-            <w:tcW w:type="dxa" w:w="2339"/>
+            <w:tcW w:type="dxa" w:w="4677"/>
             <w:tcMar>
               <w:top w:w="100" w:type="dxa"/>
               <w:bottom w:w="100" w:type="dxa"/>
@@ -908,13 +386,13 @@
                 <w:rFonts w:ascii="Times New Roman" w:hAnsi="Times New Roman"/>
                 <w:sz w:val="22"/>
               </w:rPr>
-              <w:t>Иерархический справочник</w:t>
+              <w:t>Программы</w:t>
             </w:r>
           </w:p>
         </w:tc>
         <w:tc>
           <w:tcPr>
-            <w:tcW w:type="dxa" w:w="2339"/>
+            <w:tcW w:type="dxa" w:w="4677"/>
             <w:tcMar>
               <w:top w:w="100" w:type="dxa"/>
               <w:bottom w:w="100" w:type="dxa"/>
@@ -932,7 +410,7 @@
                 <w:rFonts w:ascii="Times New Roman" w:hAnsi="Times New Roman"/>
                 <w:sz w:val="22"/>
               </w:rPr>
-              <w:t>Руководители ОП, Эксперты АНОК</w:t>
+              <w:t>`educational_programs`</w:t>
             </w:r>
           </w:p>
         </w:tc>
@@ -940,7 +418,7 @@
       <w:tr>
         <w:tc>
           <w:tcPr>
-            <w:tcW w:type="dxa" w:w="2339"/>
+            <w:tcW w:type="dxa" w:w="4677"/>
             <w:tcMar>
               <w:top w:w="100" w:type="dxa"/>
               <w:bottom w:w="100" w:type="dxa"/>
@@ -958,26 +436,13 @@
                 <w:rFonts w:ascii="Times New Roman" w:hAnsi="Times New Roman"/>
                 <w:sz w:val="22"/>
               </w:rPr>
-            </w:r>
-            <w:r>
-              <w:rPr>
-                <w:rFonts w:ascii="Times New Roman" w:hAnsi="Times New Roman"/>
-                <w:b/>
-                <w:sz w:val="22"/>
-              </w:rPr>
-              <w:t>2. Нормативный контроль</w:t>
-            </w:r>
-            <w:r>
-              <w:rPr>
-                <w:rFonts w:ascii="Times New Roman" w:hAnsi="Times New Roman"/>
-                <w:sz w:val="22"/>
-              </w:rPr>
+              <w:t>Подразделения</w:t>
             </w:r>
           </w:p>
         </w:tc>
         <w:tc>
           <w:tcPr>
-            <w:tcW w:type="dxa" w:w="2339"/>
+            <w:tcW w:type="dxa" w:w="4677"/>
             <w:tcMar>
               <w:top w:w="100" w:type="dxa"/>
               <w:bottom w:w="100" w:type="dxa"/>
@@ -995,13 +460,15 @@
                 <w:rFonts w:ascii="Times New Roman" w:hAnsi="Times New Roman"/>
                 <w:sz w:val="22"/>
               </w:rPr>
-              <w:t>Стандарты ФГОС ВО 3++ и приказы</w:t>
+              <w:t>`departments`</w:t>
             </w:r>
           </w:p>
         </w:tc>
+      </w:tr>
+      <w:tr>
         <w:tc>
           <w:tcPr>
-            <w:tcW w:type="dxa" w:w="2339"/>
+            <w:tcW w:type="dxa" w:w="4677"/>
             <w:tcMar>
               <w:top w:w="100" w:type="dxa"/>
               <w:bottom w:w="100" w:type="dxa"/>
@@ -1019,13 +486,13 @@
                 <w:rFonts w:ascii="Times New Roman" w:hAnsi="Times New Roman"/>
                 <w:sz w:val="22"/>
               </w:rPr>
-              <w:t>Нормативная база</w:t>
+              <w:t>Компетенции</w:t>
             </w:r>
           </w:p>
         </w:tc>
         <w:tc>
           <w:tcPr>
-            <w:tcW w:type="dxa" w:w="2339"/>
+            <w:tcW w:type="dxa" w:w="4677"/>
             <w:tcMar>
               <w:top w:w="100" w:type="dxa"/>
               <w:bottom w:w="100" w:type="dxa"/>
@@ -1043,7 +510,7 @@
                 <w:rFonts w:ascii="Times New Roman" w:hAnsi="Times New Roman"/>
                 <w:sz w:val="22"/>
               </w:rPr>
-              <w:t>Эксперты АНОК, Минобрнауки РФ</w:t>
+              <w:t>`competencies`</w:t>
             </w:r>
           </w:p>
         </w:tc>
@@ -1051,7 +518,7 @@
       <w:tr>
         <w:tc>
           <w:tcPr>
-            <w:tcW w:type="dxa" w:w="2339"/>
+            <w:tcW w:type="dxa" w:w="4677"/>
             <w:tcMar>
               <w:top w:w="100" w:type="dxa"/>
               <w:bottom w:w="100" w:type="dxa"/>
@@ -1069,26 +536,13 @@
                 <w:rFonts w:ascii="Times New Roman" w:hAnsi="Times New Roman"/>
                 <w:sz w:val="22"/>
               </w:rPr>
-            </w:r>
-            <w:r>
-              <w:rPr>
-                <w:rFonts w:ascii="Times New Roman" w:hAnsi="Times New Roman"/>
-                <w:b/>
-                <w:sz w:val="22"/>
-              </w:rPr>
-              <w:t>2. Нормативный контроль</w:t>
-            </w:r>
-            <w:r>
-              <w:rPr>
-                <w:rFonts w:ascii="Times New Roman" w:hAnsi="Times New Roman"/>
-                <w:sz w:val="22"/>
-              </w:rPr>
+              <w:t>Служебные записки</w:t>
             </w:r>
           </w:p>
         </w:tc>
         <w:tc>
           <w:tcPr>
-            <w:tcW w:type="dxa" w:w="2339"/>
+            <w:tcW w:type="dxa" w:w="4677"/>
             <w:tcMar>
               <w:top w:w="100" w:type="dxa"/>
               <w:bottom w:w="100" w:type="dxa"/>
@@ -1106,13 +560,15 @@
                 <w:rFonts w:ascii="Times New Roman" w:hAnsi="Times New Roman"/>
                 <w:sz w:val="22"/>
               </w:rPr>
-              <w:t>Протоколы аккредитационной экспертизы</w:t>
+              <w:t>`service_notes`</w:t>
             </w:r>
           </w:p>
         </w:tc>
+      </w:tr>
+      <w:tr>
         <w:tc>
           <w:tcPr>
-            <w:tcW w:type="dxa" w:w="2339"/>
+            <w:tcW w:type="dxa" w:w="4677"/>
             <w:tcMar>
               <w:top w:w="100" w:type="dxa"/>
               <w:bottom w:w="100" w:type="dxa"/>
@@ -1130,13 +586,13 @@
                 <w:rFonts w:ascii="Times New Roman" w:hAnsi="Times New Roman"/>
                 <w:sz w:val="22"/>
               </w:rPr>
-              <w:t>Динамические чек-листы</w:t>
+              <w:t>Согласование</w:t>
             </w:r>
           </w:p>
         </w:tc>
         <w:tc>
           <w:tcPr>
-            <w:tcW w:type="dxa" w:w="2339"/>
+            <w:tcW w:type="dxa" w:w="4677"/>
             <w:tcMar>
               <w:top w:w="100" w:type="dxa"/>
               <w:bottom w:w="100" w:type="dxa"/>
@@ -1154,7 +610,7 @@
                 <w:rFonts w:ascii="Times New Roman" w:hAnsi="Times New Roman"/>
                 <w:sz w:val="22"/>
               </w:rPr>
-              <w:t>Автоматический валидатор АНОК</w:t>
+              <w:t>`document_signatures`</w:t>
             </w:r>
           </w:p>
         </w:tc>
@@ -1162,7 +618,7 @@
       <w:tr>
         <w:tc>
           <w:tcPr>
-            <w:tcW w:type="dxa" w:w="2339"/>
+            <w:tcW w:type="dxa" w:w="4677"/>
             <w:tcMar>
               <w:top w:w="100" w:type="dxa"/>
               <w:bottom w:w="100" w:type="dxa"/>
@@ -1180,26 +636,13 @@
                 <w:rFonts w:ascii="Times New Roman" w:hAnsi="Times New Roman"/>
                 <w:sz w:val="22"/>
               </w:rPr>
-            </w:r>
-            <w:r>
-              <w:rPr>
-                <w:rFonts w:ascii="Times New Roman" w:hAnsi="Times New Roman"/>
-                <w:b/>
-                <w:sz w:val="22"/>
-              </w:rPr>
-              <w:t>3. Документооборот</w:t>
-            </w:r>
-            <w:r>
-              <w:rPr>
-                <w:rFonts w:ascii="Times New Roman" w:hAnsi="Times New Roman"/>
-                <w:sz w:val="22"/>
-              </w:rPr>
+              <w:t>Объявления</w:t>
             </w:r>
           </w:p>
         </w:tc>
         <w:tc>
           <w:tcPr>
-            <w:tcW w:type="dxa" w:w="2339"/>
+            <w:tcW w:type="dxa" w:w="4677"/>
             <w:tcMar>
               <w:top w:w="100" w:type="dxa"/>
               <w:bottom w:w="100" w:type="dxa"/>
@@ -1217,13 +660,15 @@
                 <w:rFonts w:ascii="Times New Roman" w:hAnsi="Times New Roman"/>
                 <w:sz w:val="22"/>
               </w:rPr>
-              <w:t>Маршруты визирования и журнал ЭЦП</w:t>
+              <w:t>`announcements`</w:t>
             </w:r>
           </w:p>
         </w:tc>
+      </w:tr>
+      <w:tr>
         <w:tc>
           <w:tcPr>
-            <w:tcW w:type="dxa" w:w="2339"/>
+            <w:tcW w:type="dxa" w:w="4677"/>
             <w:tcMar>
               <w:top w:w="100" w:type="dxa"/>
               <w:bottom w:w="100" w:type="dxa"/>
@@ -1241,13 +686,13 @@
                 <w:rFonts w:ascii="Times New Roman" w:hAnsi="Times New Roman"/>
                 <w:sz w:val="22"/>
               </w:rPr>
-              <w:t>Протоколы ЭДО (SHA-256)</w:t>
+              <w:t>Аудит</w:t>
             </w:r>
           </w:p>
         </w:tc>
         <w:tc>
           <w:tcPr>
-            <w:tcW w:type="dxa" w:w="2339"/>
+            <w:tcW w:type="dxa" w:w="4677"/>
             <w:tcMar>
               <w:top w:w="100" w:type="dxa"/>
               <w:bottom w:w="100" w:type="dxa"/>
@@ -1265,340 +710,7 @@
                 <w:rFonts w:ascii="Times New Roman" w:hAnsi="Times New Roman"/>
                 <w:sz w:val="22"/>
               </w:rPr>
-              <w:t>Должностные лица вуза (Ректор, Проректор)</w:t>
-            </w:r>
-          </w:p>
-        </w:tc>
-      </w:tr>
-      <w:tr>
-        <w:tc>
-          <w:tcPr>
-            <w:tcW w:type="dxa" w:w="2339"/>
-            <w:tcMar>
-              <w:top w:w="100" w:type="dxa"/>
-              <w:bottom w:w="100" w:type="dxa"/>
-              <w:left w:w="150" w:type="dxa"/>
-              <w:right w:w="150" w:type="dxa"/>
-            </w:tcMar>
-          </w:tcPr>
-          <w:p>
-            <w:pPr>
-              <w:spacing w:before="40" w:after="40" w:line="252" w:lineRule="auto"/>
-              <w:jc w:val="left"/>
-            </w:pPr>
-            <w:r>
-              <w:rPr>
-                <w:rFonts w:ascii="Times New Roman" w:hAnsi="Times New Roman"/>
-                <w:sz w:val="22"/>
-              </w:rPr>
-            </w:r>
-            <w:r>
-              <w:rPr>
-                <w:rFonts w:ascii="Times New Roman" w:hAnsi="Times New Roman"/>
-                <w:b/>
-                <w:sz w:val="22"/>
-              </w:rPr>
-              <w:t>3. Документооборот</w:t>
-            </w:r>
-            <w:r>
-              <w:rPr>
-                <w:rFonts w:ascii="Times New Roman" w:hAnsi="Times New Roman"/>
-                <w:sz w:val="22"/>
-              </w:rPr>
-            </w:r>
-          </w:p>
-        </w:tc>
-        <w:tc>
-          <w:tcPr>
-            <w:tcW w:type="dxa" w:w="2339"/>
-            <w:tcMar>
-              <w:top w:w="100" w:type="dxa"/>
-              <w:bottom w:w="100" w:type="dxa"/>
-              <w:left w:w="150" w:type="dxa"/>
-              <w:right w:w="150" w:type="dxa"/>
-            </w:tcMar>
-          </w:tcPr>
-          <w:p>
-            <w:pPr>
-              <w:spacing w:before="40" w:after="40" w:line="252" w:lineRule="auto"/>
-              <w:jc w:val="left"/>
-            </w:pPr>
-            <w:r>
-              <w:rPr>
-                <w:rFonts w:ascii="Times New Roman" w:hAnsi="Times New Roman"/>
-                <w:sz w:val="22"/>
-              </w:rPr>
-              <w:t>Служебные записки и Diff-анализ</w:t>
-            </w:r>
-          </w:p>
-        </w:tc>
-        <w:tc>
-          <w:tcPr>
-            <w:tcW w:type="dxa" w:w="2339"/>
-            <w:tcMar>
-              <w:top w:w="100" w:type="dxa"/>
-              <w:bottom w:w="100" w:type="dxa"/>
-              <w:left w:w="150" w:type="dxa"/>
-              <w:right w:w="150" w:type="dxa"/>
-            </w:tcMar>
-          </w:tcPr>
-          <w:p>
-            <w:pPr>
-              <w:spacing w:before="40" w:after="40" w:line="252" w:lineRule="auto"/>
-              <w:jc w:val="left"/>
-            </w:pPr>
-            <w:r>
-              <w:rPr>
-                <w:rFonts w:ascii="Times New Roman" w:hAnsi="Times New Roman"/>
-                <w:sz w:val="22"/>
-              </w:rPr>
-              <w:t>Документы изменений</w:t>
-            </w:r>
-          </w:p>
-        </w:tc>
-        <w:tc>
-          <w:tcPr>
-            <w:tcW w:type="dxa" w:w="2339"/>
-            <w:tcMar>
-              <w:top w:w="100" w:type="dxa"/>
-              <w:bottom w:w="100" w:type="dxa"/>
-              <w:left w:w="150" w:type="dxa"/>
-              <w:right w:w="150" w:type="dxa"/>
-            </w:tcMar>
-          </w:tcPr>
-          <w:p>
-            <w:pPr>
-              <w:spacing w:before="40" w:after="40" w:line="252" w:lineRule="auto"/>
-              <w:jc w:val="left"/>
-            </w:pPr>
-            <w:r>
-              <w:rPr>
-                <w:rFonts w:ascii="Times New Roman" w:hAnsi="Times New Roman"/>
-                <w:sz w:val="22"/>
-              </w:rPr>
-              <w:t>Заведующие выпускающими и реализующими каф.</w:t>
-            </w:r>
-          </w:p>
-        </w:tc>
-      </w:tr>
-      <w:tr>
-        <w:tc>
-          <w:tcPr>
-            <w:tcW w:type="dxa" w:w="2339"/>
-            <w:tcMar>
-              <w:top w:w="100" w:type="dxa"/>
-              <w:bottom w:w="100" w:type="dxa"/>
-              <w:left w:w="150" w:type="dxa"/>
-              <w:right w:w="150" w:type="dxa"/>
-            </w:tcMar>
-          </w:tcPr>
-          <w:p>
-            <w:pPr>
-              <w:spacing w:before="40" w:after="40" w:line="252" w:lineRule="auto"/>
-              <w:jc w:val="left"/>
-            </w:pPr>
-            <w:r>
-              <w:rPr>
-                <w:rFonts w:ascii="Times New Roman" w:hAnsi="Times New Roman"/>
-                <w:sz w:val="22"/>
-              </w:rPr>
-            </w:r>
-            <w:r>
-              <w:rPr>
-                <w:rFonts w:ascii="Times New Roman" w:hAnsi="Times New Roman"/>
-                <w:b/>
-                <w:sz w:val="22"/>
-              </w:rPr>
-              <w:t>4. Справочники и коммуникация</w:t>
-            </w:r>
-            <w:r>
-              <w:rPr>
-                <w:rFonts w:ascii="Times New Roman" w:hAnsi="Times New Roman"/>
-                <w:sz w:val="22"/>
-              </w:rPr>
-            </w:r>
-          </w:p>
-        </w:tc>
-        <w:tc>
-          <w:tcPr>
-            <w:tcW w:type="dxa" w:w="2339"/>
-            <w:tcMar>
-              <w:top w:w="100" w:type="dxa"/>
-              <w:bottom w:w="100" w:type="dxa"/>
-              <w:left w:w="150" w:type="dxa"/>
-              <w:right w:w="150" w:type="dxa"/>
-            </w:tcMar>
-          </w:tcPr>
-          <w:p>
-            <w:pPr>
-              <w:spacing w:before="40" w:after="40" w:line="252" w:lineRule="auto"/>
-              <w:jc w:val="left"/>
-            </w:pPr>
-            <w:r>
-              <w:rPr>
-                <w:rFonts w:ascii="Times New Roman" w:hAnsi="Times New Roman"/>
-                <w:sz w:val="22"/>
-              </w:rPr>
-              <w:t>Структура институтов и кафедр</w:t>
-            </w:r>
-          </w:p>
-        </w:tc>
-        <w:tc>
-          <w:tcPr>
-            <w:tcW w:type="dxa" w:w="2339"/>
-            <w:tcMar>
-              <w:top w:w="100" w:type="dxa"/>
-              <w:bottom w:w="100" w:type="dxa"/>
-              <w:left w:w="150" w:type="dxa"/>
-              <w:right w:w="150" w:type="dxa"/>
-            </w:tcMar>
-          </w:tcPr>
-          <w:p>
-            <w:pPr>
-              <w:spacing w:before="40" w:after="40" w:line="252" w:lineRule="auto"/>
-              <w:jc w:val="left"/>
-            </w:pPr>
-            <w:r>
-              <w:rPr>
-                <w:rFonts w:ascii="Times New Roman" w:hAnsi="Times New Roman"/>
-                <w:sz w:val="22"/>
-              </w:rPr>
-              <w:t>Организационный каталог</w:t>
-            </w:r>
-          </w:p>
-        </w:tc>
-        <w:tc>
-          <w:tcPr>
-            <w:tcW w:type="dxa" w:w="2339"/>
-            <w:tcMar>
-              <w:top w:w="100" w:type="dxa"/>
-              <w:bottom w:w="100" w:type="dxa"/>
-              <w:left w:w="150" w:type="dxa"/>
-              <w:right w:w="150" w:type="dxa"/>
-            </w:tcMar>
-          </w:tcPr>
-          <w:p>
-            <w:pPr>
-              <w:spacing w:before="40" w:after="40" w:line="252" w:lineRule="auto"/>
-              <w:jc w:val="left"/>
-            </w:pPr>
-            <w:r>
-              <w:rPr>
-                <w:rFonts w:ascii="Times New Roman" w:hAnsi="Times New Roman"/>
-                <w:sz w:val="22"/>
-              </w:rPr>
-              <w:t>Отдел кадров, Деканаты</w:t>
-            </w:r>
-          </w:p>
-        </w:tc>
-      </w:tr>
-      <w:tr>
-        <w:tc>
-          <w:tcPr>
-            <w:tcW w:type="dxa" w:w="2339"/>
-            <w:tcMar>
-              <w:top w:w="100" w:type="dxa"/>
-              <w:bottom w:w="100" w:type="dxa"/>
-              <w:left w:w="150" w:type="dxa"/>
-              <w:right w:w="150" w:type="dxa"/>
-            </w:tcMar>
-          </w:tcPr>
-          <w:p>
-            <w:pPr>
-              <w:spacing w:before="40" w:after="40" w:line="252" w:lineRule="auto"/>
-              <w:jc w:val="left"/>
-            </w:pPr>
-            <w:r>
-              <w:rPr>
-                <w:rFonts w:ascii="Times New Roman" w:hAnsi="Times New Roman"/>
-                <w:sz w:val="22"/>
-              </w:rPr>
-            </w:r>
-            <w:r>
-              <w:rPr>
-                <w:rFonts w:ascii="Times New Roman" w:hAnsi="Times New Roman"/>
-                <w:b/>
-                <w:sz w:val="22"/>
-              </w:rPr>
-              <w:t>4. Справочники и коммуникация</w:t>
-            </w:r>
-            <w:r>
-              <w:rPr>
-                <w:rFonts w:ascii="Times New Roman" w:hAnsi="Times New Roman"/>
-                <w:sz w:val="22"/>
-              </w:rPr>
-            </w:r>
-          </w:p>
-        </w:tc>
-        <w:tc>
-          <w:tcPr>
-            <w:tcW w:type="dxa" w:w="2339"/>
-            <w:tcMar>
-              <w:top w:w="100" w:type="dxa"/>
-              <w:bottom w:w="100" w:type="dxa"/>
-              <w:left w:w="150" w:type="dxa"/>
-              <w:right w:w="150" w:type="dxa"/>
-            </w:tcMar>
-          </w:tcPr>
-          <w:p>
-            <w:pPr>
-              <w:spacing w:before="40" w:after="40" w:line="252" w:lineRule="auto"/>
-              <w:jc w:val="left"/>
-            </w:pPr>
-            <w:r>
-              <w:rPr>
-                <w:rFonts w:ascii="Times New Roman" w:hAnsi="Times New Roman"/>
-                <w:sz w:val="22"/>
-              </w:rPr>
-              <w:t>Новости, регламенты и приказы АНОК</w:t>
-            </w:r>
-          </w:p>
-        </w:tc>
-        <w:tc>
-          <w:tcPr>
-            <w:tcW w:type="dxa" w:w="2339"/>
-            <w:tcMar>
-              <w:top w:w="100" w:type="dxa"/>
-              <w:bottom w:w="100" w:type="dxa"/>
-              <w:left w:w="150" w:type="dxa"/>
-              <w:right w:w="150" w:type="dxa"/>
-            </w:tcMar>
-          </w:tcPr>
-          <w:p>
-            <w:pPr>
-              <w:spacing w:before="40" w:after="40" w:line="252" w:lineRule="auto"/>
-              <w:jc w:val="left"/>
-            </w:pPr>
-            <w:r>
-              <w:rPr>
-                <w:rFonts w:ascii="Times New Roman" w:hAnsi="Times New Roman"/>
-                <w:sz w:val="22"/>
-              </w:rPr>
-              <w:t>Новостная лента / Документы</w:t>
-            </w:r>
-          </w:p>
-        </w:tc>
-        <w:tc>
-          <w:tcPr>
-            <w:tcW w:type="dxa" w:w="2339"/>
-            <w:tcMar>
-              <w:top w:w="100" w:type="dxa"/>
-              <w:bottom w:w="100" w:type="dxa"/>
-              <w:left w:w="150" w:type="dxa"/>
-              <w:right w:w="150" w:type="dxa"/>
-            </w:tcMar>
-          </w:tcPr>
-          <w:p>
-            <w:pPr>
-              <w:spacing w:before="40" w:after="40" w:line="252" w:lineRule="auto"/>
-              <w:jc w:val="left"/>
-            </w:pPr>
-            <w:r>
-              <w:rPr>
-                <w:rFonts w:ascii="Times New Roman" w:hAnsi="Times New Roman"/>
-                <w:sz w:val="22"/>
-              </w:rPr>
-              <w:t>Секретариат АНОК, Ученый совет</w:t>
+              <w:t>`audit_logs`</w:t>
             </w:r>
           </w:p>
         </w:tc>
@@ -1611,34 +723,6 @@
     </w:p>
     <w:p>
       <w:pPr>
-        <w:spacing w:before="240" w:after="120"/>
-        <w:jc w:val="left"/>
-      </w:pPr>
-      <w:r>
-        <w:rPr>
-          <w:rFonts w:ascii="Times New Roman" w:hAnsi="Times New Roman"/>
-          <w:b/>
-          <w:sz w:val="28"/>
-        </w:rPr>
-        <w:t>3. Примеры заполненных страниц и информационных блоков портала</w:t>
-      </w:r>
-    </w:p>
-    <w:p>
-      <w:pPr>
-        <w:spacing w:before="160" w:after="80"/>
-        <w:jc w:val="left"/>
-      </w:pPr>
-      <w:r>
-        <w:rPr>
-          <w:rFonts w:ascii="Times New Roman" w:hAnsi="Times New Roman"/>
-          <w:b/>
-          <w:sz w:val="26"/>
-        </w:rPr>
-        <w:t>3.1. Инфоблок «Реестр учебных планов и семестровая матрица дисциплин 1–8 семестров»</w:t>
-      </w:r>
-    </w:p>
-    <w:p>
-      <w:pPr>
         <w:spacing w:line="276" w:lineRule="auto" w:after="120"/>
         <w:ind w:firstLine="709"/>
         <w:jc w:val="both"/>
@@ -1648,22 +732,7 @@
           <w:rFonts w:ascii="Times New Roman" w:hAnsi="Times New Roman"/>
           <w:sz w:val="28"/>
         </w:rPr>
-        <w:t xml:space="preserve">Инфоблок содержит полное наполнение структуры образовательной программы </w:t>
-      </w:r>
-      <w:r>
-        <w:rPr>
-          <w:rFonts w:ascii="Times New Roman" w:hAnsi="Times New Roman"/>
-          <w:b/>
-          <w:sz w:val="28"/>
-        </w:rPr>
-        <w:t>09.03.01 «Информатика и вычислительная техника»</w:t>
-      </w:r>
-      <w:r>
-        <w:rPr>
-          <w:rFonts w:ascii="Times New Roman" w:hAnsi="Times New Roman"/>
-          <w:sz w:val="28"/>
-        </w:rPr>
-        <w:t xml:space="preserve"> (профиль: *«Программное обеспечение средств вычислительной техники»*, срок: 4 года, трудоемкость: 240 з.е. / 8640 часов).</w:t>
+        <w:t>Демонстрационные записи загружаются из `portal/database/seed.sql`. Страницы приложения выводят их в таблицах и карточках.</w:t>
       </w:r>
     </w:p>
     <w:p>
@@ -1717,315 +786,7 @@
           <w:i/>
           <w:sz w:val="24"/>
         </w:rPr>
-        <w:t>Рисунок 1 — Инфоблок учебных планов и семестровой матрицы</w:t>
-      </w:r>
-    </w:p>
-    <w:p>
-      <w:pPr>
-        <w:spacing w:before="160" w:after="80"/>
-        <w:jc w:val="left"/>
-      </w:pPr>
-      <w:r>
-        <w:rPr>
-          <w:rFonts w:ascii="Times New Roman" w:hAnsi="Times New Roman"/>
-          <w:b/>
-          <w:sz w:val="26"/>
-        </w:rPr>
-        <w:t>Содержимое инфоблока по 1 семестру (норма 30 з.е. / 1080 часов):</w:t>
-      </w:r>
-    </w:p>
-    <w:p>
-      <w:pPr>
-        <w:spacing w:line="276" w:lineRule="auto" w:after="60"/>
-        <w:ind w:left="709"/>
-        <w:jc w:val="both"/>
-      </w:pPr>
-      <w:r>
-        <w:rPr>
-          <w:rFonts w:ascii="Times New Roman" w:hAnsi="Times New Roman"/>
-          <w:b/>
-          <w:sz w:val="28"/>
-        </w:rPr>
-        <w:t xml:space="preserve">1. </w:t>
-      </w:r>
-      <w:r>
-        <w:rPr>
-          <w:rFonts w:ascii="Times New Roman" w:hAnsi="Times New Roman"/>
-          <w:sz w:val="28"/>
-        </w:rPr>
-      </w:r>
-      <w:r>
-        <w:rPr>
-          <w:rFonts w:ascii="Times New Roman" w:hAnsi="Times New Roman"/>
-          <w:b/>
-          <w:sz w:val="28"/>
-        </w:rPr>
-        <w:t>Б1.О.01 Математический анализ:</w:t>
-      </w:r>
-      <w:r>
-        <w:rPr>
-          <w:rFonts w:ascii="Times New Roman" w:hAnsi="Times New Roman"/>
-          <w:sz w:val="28"/>
-        </w:rPr>
-        <w:t xml:space="preserve"> 5 з.е. (180 ч.) • Лек: 36, Лаб: 0, Прак: 36, СРС: 108 • Форма: *Экзамен* • Кафедра: *Высшая математика*.</w:t>
-      </w:r>
-    </w:p>
-    <w:p>
-      <w:pPr>
-        <w:spacing w:line="276" w:lineRule="auto" w:after="60"/>
-        <w:ind w:left="709"/>
-        <w:jc w:val="both"/>
-      </w:pPr>
-      <w:r>
-        <w:rPr>
-          <w:rFonts w:ascii="Times New Roman" w:hAnsi="Times New Roman"/>
-          <w:b/>
-          <w:sz w:val="28"/>
-        </w:rPr>
-        <w:t xml:space="preserve">2. </w:t>
-      </w:r>
-      <w:r>
-        <w:rPr>
-          <w:rFonts w:ascii="Times New Roman" w:hAnsi="Times New Roman"/>
-          <w:sz w:val="28"/>
-        </w:rPr>
-      </w:r>
-      <w:r>
-        <w:rPr>
-          <w:rFonts w:ascii="Times New Roman" w:hAnsi="Times New Roman"/>
-          <w:b/>
-          <w:sz w:val="28"/>
-        </w:rPr>
-        <w:t>Б1.О.02 Алгоритмизация и основы программирования:</w:t>
-      </w:r>
-      <w:r>
-        <w:rPr>
-          <w:rFonts w:ascii="Times New Roman" w:hAnsi="Times New Roman"/>
-          <w:sz w:val="28"/>
-        </w:rPr>
-        <w:t xml:space="preserve"> 6 з.е. (216 ч.) • Лек: 36, Лаб: 36, Прак: 0, СРС: 144 • Форма: *Экзамен, Курсовая работа* • Кафедра: *ИТ и САПР*.</w:t>
-      </w:r>
-    </w:p>
-    <w:p>
-      <w:pPr>
-        <w:spacing w:line="276" w:lineRule="auto" w:after="60"/>
-        <w:ind w:left="709"/>
-        <w:jc w:val="both"/>
-      </w:pPr>
-      <w:r>
-        <w:rPr>
-          <w:rFonts w:ascii="Times New Roman" w:hAnsi="Times New Roman"/>
-          <w:b/>
-          <w:sz w:val="28"/>
-        </w:rPr>
-        <w:t xml:space="preserve">3. </w:t>
-      </w:r>
-      <w:r>
-        <w:rPr>
-          <w:rFonts w:ascii="Times New Roman" w:hAnsi="Times New Roman"/>
-          <w:sz w:val="28"/>
-        </w:rPr>
-      </w:r>
-      <w:r>
-        <w:rPr>
-          <w:rFonts w:ascii="Times New Roman" w:hAnsi="Times New Roman"/>
-          <w:b/>
-          <w:sz w:val="28"/>
-        </w:rPr>
-        <w:t>Б1.О.03 История России:</w:t>
-      </w:r>
-      <w:r>
-        <w:rPr>
-          <w:rFonts w:ascii="Times New Roman" w:hAnsi="Times New Roman"/>
-          <w:sz w:val="28"/>
-        </w:rPr>
-        <w:t xml:space="preserve"> 3 з.е. (108 ч.) • Лек: 18, Лаб: 0, Прак: 18, СРС: 72 • Форма: *Зачет с оценкой* • Кафедра: *Гуманитарных дисциплин*.</w:t>
-      </w:r>
-    </w:p>
-    <w:p>
-      <w:pPr>
-        <w:spacing w:line="276" w:lineRule="auto" w:after="60"/>
-        <w:ind w:left="709"/>
-        <w:jc w:val="both"/>
-      </w:pPr>
-      <w:r>
-        <w:rPr>
-          <w:rFonts w:ascii="Times New Roman" w:hAnsi="Times New Roman"/>
-          <w:b/>
-          <w:sz w:val="28"/>
-        </w:rPr>
-        <w:t xml:space="preserve">4. </w:t>
-      </w:r>
-      <w:r>
-        <w:rPr>
-          <w:rFonts w:ascii="Times New Roman" w:hAnsi="Times New Roman"/>
-          <w:sz w:val="28"/>
-        </w:rPr>
-      </w:r>
-      <w:r>
-        <w:rPr>
-          <w:rFonts w:ascii="Times New Roman" w:hAnsi="Times New Roman"/>
-          <w:b/>
-          <w:sz w:val="28"/>
-        </w:rPr>
-        <w:t>Б1.О.04 Иностранный язык (базовый курс):</w:t>
-      </w:r>
-      <w:r>
-        <w:rPr>
-          <w:rFonts w:ascii="Times New Roman" w:hAnsi="Times New Roman"/>
-          <w:sz w:val="28"/>
-        </w:rPr>
-        <w:t xml:space="preserve"> 4 з.е. (144 ч.) • Лек: 0, Лаб: 0, Прак: 72, СРС: 72 • Форма: *Зачет* • Кафедра: *Иностранных языков*.</w:t>
-      </w:r>
-    </w:p>
-    <w:p>
-      <w:pPr>
-        <w:spacing w:line="276" w:lineRule="auto" w:after="60"/>
-        <w:ind w:left="709"/>
-        <w:jc w:val="both"/>
-      </w:pPr>
-      <w:r>
-        <w:rPr>
-          <w:rFonts w:ascii="Times New Roman" w:hAnsi="Times New Roman"/>
-          <w:b/>
-          <w:sz w:val="28"/>
-        </w:rPr>
-        <w:t xml:space="preserve">5. </w:t>
-      </w:r>
-      <w:r>
-        <w:rPr>
-          <w:rFonts w:ascii="Times New Roman" w:hAnsi="Times New Roman"/>
-          <w:sz w:val="28"/>
-        </w:rPr>
-      </w:r>
-      <w:r>
-        <w:rPr>
-          <w:rFonts w:ascii="Times New Roman" w:hAnsi="Times New Roman"/>
-          <w:b/>
-          <w:sz w:val="28"/>
-        </w:rPr>
-        <w:t>Б1.О.05 Физика (общий курс):</w:t>
-      </w:r>
-      <w:r>
-        <w:rPr>
-          <w:rFonts w:ascii="Times New Roman" w:hAnsi="Times New Roman"/>
-          <w:sz w:val="28"/>
-        </w:rPr>
-        <w:t xml:space="preserve"> 5 з.е. (180 ч.) • Лек: 36, Лаб: 36, Прак: 0, СРС: 108 • Форма: *Экзамен* • Кафедра: *Общей физики*.</w:t>
-      </w:r>
-    </w:p>
-    <w:p>
-      <w:pPr>
-        <w:spacing w:line="276" w:lineRule="auto" w:after="60"/>
-        <w:ind w:left="709"/>
-        <w:jc w:val="both"/>
-      </w:pPr>
-      <w:r>
-        <w:rPr>
-          <w:rFonts w:ascii="Times New Roman" w:hAnsi="Times New Roman"/>
-          <w:b/>
-          <w:sz w:val="28"/>
-        </w:rPr>
-        <w:t xml:space="preserve">6. </w:t>
-      </w:r>
-      <w:r>
-        <w:rPr>
-          <w:rFonts w:ascii="Times New Roman" w:hAnsi="Times New Roman"/>
-          <w:sz w:val="28"/>
-        </w:rPr>
-      </w:r>
-      <w:r>
-        <w:rPr>
-          <w:rFonts w:ascii="Times New Roman" w:hAnsi="Times New Roman"/>
-          <w:b/>
-          <w:sz w:val="28"/>
-        </w:rPr>
-        <w:t>Б1.О.06 Дискретная математика и математическая логика:</w:t>
-      </w:r>
-      <w:r>
-        <w:rPr>
-          <w:rFonts w:ascii="Times New Roman" w:hAnsi="Times New Roman"/>
-          <w:sz w:val="28"/>
-        </w:rPr>
-        <w:t xml:space="preserve"> 4 з.е. (144 ч.) • Лек: 36, Лаб: 0, Прак: 36, СРС: 72 • Форма: *Экзамен* • Кафедра: *Высшей математики*.</w:t>
-      </w:r>
-    </w:p>
-    <w:p>
-      <w:pPr>
-        <w:spacing w:line="276" w:lineRule="auto" w:after="60"/>
-        <w:ind w:left="709"/>
-        <w:jc w:val="both"/>
-      </w:pPr>
-      <w:r>
-        <w:rPr>
-          <w:rFonts w:ascii="Times New Roman" w:hAnsi="Times New Roman"/>
-          <w:b/>
-          <w:sz w:val="28"/>
-        </w:rPr>
-        <w:t xml:space="preserve">7. </w:t>
-      </w:r>
-      <w:r>
-        <w:rPr>
-          <w:rFonts w:ascii="Times New Roman" w:hAnsi="Times New Roman"/>
-          <w:sz w:val="28"/>
-        </w:rPr>
-      </w:r>
-      <w:r>
-        <w:rPr>
-          <w:rFonts w:ascii="Times New Roman" w:hAnsi="Times New Roman"/>
-          <w:b/>
-          <w:sz w:val="28"/>
-        </w:rPr>
-        <w:t>Б1.О.07 Физическая культура и спорт:</w:t>
-      </w:r>
-      <w:r>
-        <w:rPr>
-          <w:rFonts w:ascii="Times New Roman" w:hAnsi="Times New Roman"/>
-          <w:sz w:val="28"/>
-        </w:rPr>
-        <w:t xml:space="preserve"> 3 з.е. (108 ч.) • Лек: 0, Лаб: 0, Прак: 72, СРС: 36 • Форма: *Зачет* • Кафедра: *Физвоспитания*.</w:t>
-      </w:r>
-    </w:p>
-    <w:p>
-      <w:pPr>
-        <w:spacing w:line="276" w:lineRule="auto" w:after="120"/>
-        <w:ind w:firstLine="709"/>
-        <w:jc w:val="both"/>
-      </w:pPr>
-      <w:r>
-        <w:rPr>
-          <w:rFonts w:ascii="Times New Roman" w:hAnsi="Times New Roman"/>
-          <w:sz w:val="28"/>
-        </w:rPr>
-        <w:t>*Итоговые параметры инфоблока семестра:* 30 з.е. (1080 ч.) • 4 экзамена ($\le 5$) • 3 зачета.</w:t>
-      </w:r>
-    </w:p>
-    <w:p>
-      <w:pPr>
-        <w:spacing w:before="160" w:after="80"/>
-        <w:jc w:val="left"/>
-      </w:pPr>
-      <w:r>
-        <w:rPr>
-          <w:rFonts w:ascii="Times New Roman" w:hAnsi="Times New Roman"/>
-          <w:b/>
-          <w:sz w:val="26"/>
-        </w:rPr>
-        <w:t>3.2. Инфоблок «Протоколы аккредитационной экспертизы и валидатор ФГОС 3++»</w:t>
-      </w:r>
-    </w:p>
-    <w:p>
-      <w:pPr>
-        <w:spacing w:line="276" w:lineRule="auto" w:after="120"/>
-        <w:ind w:firstLine="709"/>
-        <w:jc w:val="both"/>
-      </w:pPr>
-      <w:r>
-        <w:rPr>
-          <w:rFonts w:ascii="Times New Roman" w:hAnsi="Times New Roman"/>
-          <w:sz w:val="28"/>
-        </w:rPr>
-        <w:t>Инфоблок аккумулирует результаты работы автоматизированного аналитического движка валидации образовательного стандарта ФГОС ВО 3++ (Приказ Минобрнауки РФ № 924).</w:t>
+        <w:t>Рисунок 1 — Учебные планы</w:t>
       </w:r>
     </w:p>
     <w:p>
@@ -2079,265 +840,7 @@
           <w:i/>
           <w:sz w:val="24"/>
         </w:rPr>
-        <w:t>Рисунок 2 — Инфоблок аккредитационной экспертизы</w:t>
-      </w:r>
-    </w:p>
-    <w:p>
-      <w:pPr>
-        <w:spacing w:before="160" w:after="80"/>
-        <w:jc w:val="left"/>
-      </w:pPr>
-      <w:r>
-        <w:rPr>
-          <w:rFonts w:ascii="Times New Roman" w:hAnsi="Times New Roman"/>
-          <w:b/>
-          <w:sz w:val="26"/>
-        </w:rPr>
-        <w:t>Заполненные контрольные нормативы инфоблока:</w:t>
-      </w:r>
-    </w:p>
-    <w:p>
-      <w:pPr>
-        <w:spacing w:line="276" w:lineRule="auto" w:after="60"/>
-        <w:ind w:left="709"/>
-        <w:jc w:val="both"/>
-      </w:pPr>
-      <w:r>
-        <w:rPr>
-          <w:rFonts w:ascii="Times New Roman" w:hAnsi="Times New Roman"/>
-          <w:b w:val="0"/>
-          <w:sz w:val="28"/>
-        </w:rPr>
-        <w:t xml:space="preserve">• </w:t>
-      </w:r>
-      <w:r>
-        <w:rPr>
-          <w:rFonts w:ascii="Times New Roman" w:hAnsi="Times New Roman"/>
-          <w:sz w:val="28"/>
-        </w:rPr>
-      </w:r>
-      <w:r>
-        <w:rPr>
-          <w:rFonts w:ascii="Times New Roman" w:hAnsi="Times New Roman"/>
-          <w:b/>
-          <w:sz w:val="28"/>
-        </w:rPr>
-        <w:t>Баланс суммарной трудоемкости:</w:t>
-      </w:r>
-      <w:r>
-        <w:rPr>
-          <w:rFonts w:ascii="Times New Roman" w:hAnsi="Times New Roman"/>
-          <w:sz w:val="28"/>
-        </w:rPr>
-        <w:t xml:space="preserve"> ровно $240 / 240$ ЗЕТ (100% норма стандарта выполнена);</w:t>
-      </w:r>
-    </w:p>
-    <w:p>
-      <w:pPr>
-        <w:spacing w:line="276" w:lineRule="auto" w:after="60"/>
-        <w:ind w:left="709"/>
-        <w:jc w:val="both"/>
-      </w:pPr>
-      <w:r>
-        <w:rPr>
-          <w:rFonts w:ascii="Times New Roman" w:hAnsi="Times New Roman"/>
-          <w:b w:val="0"/>
-          <w:sz w:val="28"/>
-        </w:rPr>
-        <w:t xml:space="preserve">• </w:t>
-      </w:r>
-      <w:r>
-        <w:rPr>
-          <w:rFonts w:ascii="Times New Roman" w:hAnsi="Times New Roman"/>
-          <w:sz w:val="28"/>
-        </w:rPr>
-      </w:r>
-      <w:r>
-        <w:rPr>
-          <w:rFonts w:ascii="Times New Roman" w:hAnsi="Times New Roman"/>
-          <w:b/>
-          <w:sz w:val="28"/>
-        </w:rPr>
-        <w:t>Лимит экзаменационных сессий:</w:t>
-      </w:r>
-      <w:r>
-        <w:rPr>
-          <w:rFonts w:ascii="Times New Roman" w:hAnsi="Times New Roman"/>
-          <w:sz w:val="28"/>
-        </w:rPr>
-        <w:t xml:space="preserve"> максимум 4 экзамена за сессию при нормативе стандарта не более 5 экзаменов;</w:t>
-      </w:r>
-    </w:p>
-    <w:p>
-      <w:pPr>
-        <w:spacing w:line="276" w:lineRule="auto" w:after="60"/>
-        <w:ind w:left="709"/>
-        <w:jc w:val="both"/>
-      </w:pPr>
-      <w:r>
-        <w:rPr>
-          <w:rFonts w:ascii="Times New Roman" w:hAnsi="Times New Roman"/>
-          <w:b w:val="0"/>
-          <w:sz w:val="28"/>
-        </w:rPr>
-        <w:t xml:space="preserve">• </w:t>
-      </w:r>
-      <w:r>
-        <w:rPr>
-          <w:rFonts w:ascii="Times New Roman" w:hAnsi="Times New Roman"/>
-          <w:sz w:val="28"/>
-        </w:rPr>
-      </w:r>
-      <w:r>
-        <w:rPr>
-          <w:rFonts w:ascii="Times New Roman" w:hAnsi="Times New Roman"/>
-          <w:b/>
-          <w:sz w:val="28"/>
-        </w:rPr>
-        <w:t>Обязательная часть Блока 1 (Б1.О):</w:t>
-      </w:r>
-      <w:r>
-        <w:rPr>
-          <w:rFonts w:ascii="Times New Roman" w:hAnsi="Times New Roman"/>
-          <w:sz w:val="28"/>
-        </w:rPr>
-        <w:t xml:space="preserve"> 130 з.е. из 207 з.е. Блока 1 (фактическая доля $62.5\%$ при норме стандарта $\ge 50\%$);</w:t>
-      </w:r>
-    </w:p>
-    <w:p>
-      <w:pPr>
-        <w:spacing w:line="276" w:lineRule="auto" w:after="60"/>
-        <w:ind w:left="709"/>
-        <w:jc w:val="both"/>
-      </w:pPr>
-      <w:r>
-        <w:rPr>
-          <w:rFonts w:ascii="Times New Roman" w:hAnsi="Times New Roman"/>
-          <w:b w:val="0"/>
-          <w:sz w:val="28"/>
-        </w:rPr>
-        <w:t xml:space="preserve">• </w:t>
-      </w:r>
-      <w:r>
-        <w:rPr>
-          <w:rFonts w:ascii="Times New Roman" w:hAnsi="Times New Roman"/>
-          <w:sz w:val="28"/>
-        </w:rPr>
-      </w:r>
-      <w:r>
-        <w:rPr>
-          <w:rFonts w:ascii="Times New Roman" w:hAnsi="Times New Roman"/>
-          <w:b/>
-          <w:sz w:val="28"/>
-        </w:rPr>
-        <w:t>Контактная работа с преподавателем:</w:t>
-      </w:r>
-      <w:r>
-        <w:rPr>
-          <w:rFonts w:ascii="Times New Roman" w:hAnsi="Times New Roman"/>
-          <w:sz w:val="28"/>
-        </w:rPr>
-        <w:t xml:space="preserve"> $48.5\%$ от аудиторной нагрузки (норма стандарта $\ge 40\%$);</w:t>
-      </w:r>
-    </w:p>
-    <w:p>
-      <w:pPr>
-        <w:spacing w:line="276" w:lineRule="auto" w:after="60"/>
-        <w:ind w:left="709"/>
-        <w:jc w:val="both"/>
-      </w:pPr>
-      <w:r>
-        <w:rPr>
-          <w:rFonts w:ascii="Times New Roman" w:hAnsi="Times New Roman"/>
-          <w:b w:val="0"/>
-          <w:sz w:val="28"/>
-        </w:rPr>
-        <w:t xml:space="preserve">• </w:t>
-      </w:r>
-      <w:r>
-        <w:rPr>
-          <w:rFonts w:ascii="Times New Roman" w:hAnsi="Times New Roman"/>
-          <w:sz w:val="28"/>
-        </w:rPr>
-      </w:r>
-      <w:r>
-        <w:rPr>
-          <w:rFonts w:ascii="Times New Roman" w:hAnsi="Times New Roman"/>
-          <w:b/>
-          <w:sz w:val="28"/>
-        </w:rPr>
-        <w:t>Блок 2 «Практика»:</w:t>
-      </w:r>
-      <w:r>
-        <w:rPr>
-          <w:rFonts w:ascii="Times New Roman" w:hAnsi="Times New Roman"/>
-          <w:sz w:val="28"/>
-        </w:rPr>
-        <w:t xml:space="preserve"> 24 з.е. (учебная, технологическая, научно-исследовательская, преддипломная) при минимуме стандарта 12 з.е.;</w:t>
-      </w:r>
-    </w:p>
-    <w:p>
-      <w:pPr>
-        <w:spacing w:line="276" w:lineRule="auto" w:after="60"/>
-        <w:ind w:left="709"/>
-        <w:jc w:val="both"/>
-      </w:pPr>
-      <w:r>
-        <w:rPr>
-          <w:rFonts w:ascii="Times New Roman" w:hAnsi="Times New Roman"/>
-          <w:b w:val="0"/>
-          <w:sz w:val="28"/>
-        </w:rPr>
-        <w:t xml:space="preserve">• </w:t>
-      </w:r>
-      <w:r>
-        <w:rPr>
-          <w:rFonts w:ascii="Times New Roman" w:hAnsi="Times New Roman"/>
-          <w:sz w:val="28"/>
-        </w:rPr>
-      </w:r>
-      <w:r>
-        <w:rPr>
-          <w:rFonts w:ascii="Times New Roman" w:hAnsi="Times New Roman"/>
-          <w:b/>
-          <w:sz w:val="28"/>
-        </w:rPr>
-        <w:t>Блок 3 «Государственная итоговая аттестация (ГИА)»:</w:t>
-      </w:r>
-      <w:r>
-        <w:rPr>
-          <w:rFonts w:ascii="Times New Roman" w:hAnsi="Times New Roman"/>
-          <w:sz w:val="28"/>
-        </w:rPr>
-        <w:t xml:space="preserve"> 9 з.е. (Госэкзамен 3 з.е. + ВКР 6 з.е.) при нормативе стандарта не менее 6 з.е.</w:t>
-      </w:r>
-    </w:p>
-    <w:p>
-      <w:pPr>
-        <w:spacing w:before="160" w:after="80"/>
-        <w:jc w:val="left"/>
-      </w:pPr>
-      <w:r>
-        <w:rPr>
-          <w:rFonts w:ascii="Times New Roman" w:hAnsi="Times New Roman"/>
-          <w:b/>
-          <w:sz w:val="26"/>
-        </w:rPr>
-        <w:t>3.3. Инфоблок «Служебные записки и сопоставительный Diff-трекер»</w:t>
-      </w:r>
-    </w:p>
-    <w:p>
-      <w:pPr>
-        <w:spacing w:line="276" w:lineRule="auto" w:after="120"/>
-        <w:ind w:firstLine="709"/>
-        <w:jc w:val="both"/>
-      </w:pPr>
-      <w:r>
-        <w:rPr>
-          <w:rFonts w:ascii="Times New Roman" w:hAnsi="Times New Roman"/>
-          <w:sz w:val="28"/>
-        </w:rPr>
-        <w:t>Инфоблок обеспечивает прозрачное протоколирование процедуры актуализации учебных планов до начала семестра по инициативе выпускающей кафедры с согласованием реализующей кафедрой.</w:t>
+        <w:t>Рисунок 2 — Проверка ФГОС</w:t>
       </w:r>
     </w:p>
     <w:p>
@@ -2391,279 +894,7 @@
           <w:i/>
           <w:sz w:val="24"/>
         </w:rPr>
-        <w:t>Рисунок 3 — Инфоблок служебных записок и Diff-трекера</w:t>
-      </w:r>
-    </w:p>
-    <w:p>
-      <w:pPr>
-        <w:spacing w:before="160" w:after="80"/>
-        <w:jc w:val="left"/>
-      </w:pPr>
-      <w:r>
-        <w:rPr>
-          <w:rFonts w:ascii="Times New Roman" w:hAnsi="Times New Roman"/>
-          <w:b/>
-          <w:sz w:val="26"/>
-        </w:rPr>
-        <w:t>Структура записи инфоблока (СЗ № СЗ-2026/048 от 01.10.2026):</w:t>
-      </w:r>
-    </w:p>
-    <w:p>
-      <w:pPr>
-        <w:spacing w:line="276" w:lineRule="auto" w:after="60"/>
-        <w:ind w:left="709"/>
-        <w:jc w:val="both"/>
-      </w:pPr>
-      <w:r>
-        <w:rPr>
-          <w:rFonts w:ascii="Times New Roman" w:hAnsi="Times New Roman"/>
-          <w:b w:val="0"/>
-          <w:sz w:val="28"/>
-        </w:rPr>
-        <w:t xml:space="preserve">• </w:t>
-      </w:r>
-      <w:r>
-        <w:rPr>
-          <w:rFonts w:ascii="Times New Roman" w:hAnsi="Times New Roman"/>
-          <w:sz w:val="28"/>
-        </w:rPr>
-      </w:r>
-      <w:r>
-        <w:rPr>
-          <w:rFonts w:ascii="Times New Roman" w:hAnsi="Times New Roman"/>
-          <w:b/>
-          <w:sz w:val="28"/>
-        </w:rPr>
-        <w:t>Основание:</w:t>
-      </w:r>
-      <w:r>
-        <w:rPr>
-          <w:rFonts w:ascii="Times New Roman" w:hAnsi="Times New Roman"/>
-          <w:sz w:val="28"/>
-        </w:rPr>
-        <w:t xml:space="preserve"> Увеличение фундаментальной математической подготовки студентов ИТ-направления.</w:t>
-      </w:r>
-    </w:p>
-    <w:p>
-      <w:pPr>
-        <w:spacing w:line="276" w:lineRule="auto" w:after="60"/>
-        <w:ind w:left="709"/>
-        <w:jc w:val="both"/>
-      </w:pPr>
-      <w:r>
-        <w:rPr>
-          <w:rFonts w:ascii="Times New Roman" w:hAnsi="Times New Roman"/>
-          <w:b w:val="0"/>
-          <w:sz w:val="28"/>
-        </w:rPr>
-        <w:t xml:space="preserve">• </w:t>
-      </w:r>
-      <w:r>
-        <w:rPr>
-          <w:rFonts w:ascii="Times New Roman" w:hAnsi="Times New Roman"/>
-          <w:sz w:val="28"/>
-        </w:rPr>
-      </w:r>
-      <w:r>
-        <w:rPr>
-          <w:rFonts w:ascii="Times New Roman" w:hAnsi="Times New Roman"/>
-          <w:b/>
-          <w:sz w:val="28"/>
-        </w:rPr>
-        <w:t>Таблица сопоставления «Было / Стало»:</w:t>
-      </w:r>
-      <w:r>
-        <w:rPr>
-          <w:rFonts w:ascii="Times New Roman" w:hAnsi="Times New Roman"/>
-          <w:sz w:val="28"/>
-        </w:rPr>
-      </w:r>
-    </w:p>
-    <w:p>
-      <w:pPr>
-        <w:spacing w:line="276" w:lineRule="auto" w:after="60"/>
-        <w:ind w:left="992"/>
-        <w:jc w:val="both"/>
-      </w:pPr>
-      <w:r>
-        <w:rPr>
-          <w:rFonts w:ascii="Times New Roman" w:hAnsi="Times New Roman"/>
-          <w:b w:val="0"/>
-          <w:sz w:val="28"/>
-        </w:rPr>
-        <w:t xml:space="preserve">• </w:t>
-      </w:r>
-      <w:r>
-        <w:rPr>
-          <w:rFonts w:ascii="Times New Roman" w:hAnsi="Times New Roman"/>
-          <w:sz w:val="28"/>
-        </w:rPr>
-        <w:t>*Исходные параметры (Редакция v1.0):* Математический анализ • Семестр 1 • 3 з.е. (108 ч.) • Зачет • Кафедра ВМ.</w:t>
-      </w:r>
-    </w:p>
-    <w:p>
-      <w:pPr>
-        <w:spacing w:line="276" w:lineRule="auto" w:after="60"/>
-        <w:ind w:left="992"/>
-        <w:jc w:val="both"/>
-      </w:pPr>
-      <w:r>
-        <w:rPr>
-          <w:rFonts w:ascii="Times New Roman" w:hAnsi="Times New Roman"/>
-          <w:b w:val="0"/>
-          <w:sz w:val="28"/>
-        </w:rPr>
-        <w:t xml:space="preserve">• </w:t>
-      </w:r>
-      <w:r>
-        <w:rPr>
-          <w:rFonts w:ascii="Times New Roman" w:hAnsi="Times New Roman"/>
-          <w:sz w:val="28"/>
-        </w:rPr>
-        <w:t>*Актуализированные параметры (Редакция v1.1):* Математический анализ • Семестр 1 • 5 з.е. (180 ч., +2 з.е.) • Экзамен • Кафедра ВМ.</w:t>
-      </w:r>
-    </w:p>
-    <w:p>
-      <w:pPr>
-        <w:spacing w:line="276" w:lineRule="auto" w:after="60"/>
-        <w:ind w:left="709"/>
-        <w:jc w:val="both"/>
-      </w:pPr>
-      <w:r>
-        <w:rPr>
-          <w:rFonts w:ascii="Times New Roman" w:hAnsi="Times New Roman"/>
-          <w:b w:val="0"/>
-          <w:sz w:val="28"/>
-        </w:rPr>
-        <w:t xml:space="preserve">• </w:t>
-      </w:r>
-      <w:r>
-        <w:rPr>
-          <w:rFonts w:ascii="Times New Roman" w:hAnsi="Times New Roman"/>
-          <w:sz w:val="28"/>
-        </w:rPr>
-      </w:r>
-      <w:r>
-        <w:rPr>
-          <w:rFonts w:ascii="Times New Roman" w:hAnsi="Times New Roman"/>
-          <w:b/>
-          <w:sz w:val="28"/>
-        </w:rPr>
-        <w:t>Электронные визы подразделений:</w:t>
-      </w:r>
-      <w:r>
-        <w:rPr>
-          <w:rFonts w:ascii="Times New Roman" w:hAnsi="Times New Roman"/>
-          <w:sz w:val="28"/>
-        </w:rPr>
-      </w:r>
-    </w:p>
-    <w:p>
-      <w:pPr>
-        <w:spacing w:line="276" w:lineRule="auto" w:after="60"/>
-        <w:ind w:left="992"/>
-        <w:jc w:val="both"/>
-      </w:pPr>
-      <w:r>
-        <w:rPr>
-          <w:rFonts w:ascii="Times New Roman" w:hAnsi="Times New Roman"/>
-          <w:b w:val="0"/>
-          <w:sz w:val="28"/>
-        </w:rPr>
-        <w:t xml:space="preserve">• </w:t>
-      </w:r>
-      <w:r>
-        <w:rPr>
-          <w:rFonts w:ascii="Times New Roman" w:hAnsi="Times New Roman"/>
-          <w:sz w:val="28"/>
-        </w:rPr>
-        <w:t>Зав. выпускающей кафедрой ИТ Иванов И.И. (ЭЦП от 01.10.2026);</w:t>
-      </w:r>
-    </w:p>
-    <w:p>
-      <w:pPr>
-        <w:spacing w:line="276" w:lineRule="auto" w:after="60"/>
-        <w:ind w:left="992"/>
-        <w:jc w:val="both"/>
-      </w:pPr>
-      <w:r>
-        <w:rPr>
-          <w:rFonts w:ascii="Times New Roman" w:hAnsi="Times New Roman"/>
-          <w:b w:val="0"/>
-          <w:sz w:val="28"/>
-        </w:rPr>
-        <w:t xml:space="preserve">• </w:t>
-      </w:r>
-      <w:r>
-        <w:rPr>
-          <w:rFonts w:ascii="Times New Roman" w:hAnsi="Times New Roman"/>
-          <w:sz w:val="28"/>
-        </w:rPr>
-        <w:t>Зав. реализующей кафедрой ВМ Ковалев Д.А. (ЭЦП от 01.10.2026).</w:t>
-      </w:r>
-    </w:p>
-    <w:p>
-      <w:pPr>
-        <w:spacing w:line="276" w:lineRule="auto" w:after="60"/>
-        <w:ind w:left="709"/>
-        <w:jc w:val="both"/>
-      </w:pPr>
-      <w:r>
-        <w:rPr>
-          <w:rFonts w:ascii="Times New Roman" w:hAnsi="Times New Roman"/>
-          <w:b w:val="0"/>
-          <w:sz w:val="28"/>
-        </w:rPr>
-        <w:t xml:space="preserve">• </w:t>
-      </w:r>
-      <w:r>
-        <w:rPr>
-          <w:rFonts w:ascii="Times New Roman" w:hAnsi="Times New Roman"/>
-          <w:sz w:val="28"/>
-        </w:rPr>
-      </w:r>
-      <w:r>
-        <w:rPr>
-          <w:rFonts w:ascii="Times New Roman" w:hAnsi="Times New Roman"/>
-          <w:b/>
-          <w:sz w:val="28"/>
-        </w:rPr>
-        <w:t>Резолюция АНОК:</w:t>
-      </w:r>
-      <w:r>
-        <w:rPr>
-          <w:rFonts w:ascii="Times New Roman" w:hAnsi="Times New Roman"/>
-          <w:sz w:val="28"/>
-        </w:rPr>
-        <w:t xml:space="preserve"> Валидация ФГОС пройдена успешно (сохранен баланс 240 з.е.), выпущена версия УП `v1.1`.</w:t>
-      </w:r>
-    </w:p>
-    <w:p>
-      <w:pPr>
-        <w:spacing w:before="160" w:after="80"/>
-        <w:jc w:val="left"/>
-      </w:pPr>
-      <w:r>
-        <w:rPr>
-          <w:rFonts w:ascii="Times New Roman" w:hAnsi="Times New Roman"/>
-          <w:b/>
-          <w:sz w:val="26"/>
-        </w:rPr>
-        <w:t>3.4. Инфоблок «Маршруты электронного визирования и журнал ЭЦП»</w:t>
-      </w:r>
-    </w:p>
-    <w:p>
-      <w:pPr>
-        <w:spacing w:line="276" w:lineRule="auto" w:after="120"/>
-        <w:ind w:firstLine="709"/>
-        <w:jc w:val="both"/>
-      </w:pPr>
-      <w:r>
-        <w:rPr>
-          <w:rFonts w:ascii="Times New Roman" w:hAnsi="Times New Roman"/>
-          <w:sz w:val="28"/>
-        </w:rPr>
-        <w:t>Инфоблок отражает регламентную цепочку визирования учебного плана должностными лицами университета с фиксацией цифровых криптографических атрибутов.</w:t>
+        <w:t>Рисунок 3 — Служебные записки</w:t>
       </w:r>
     </w:p>
     <w:p>
@@ -2683,7 +914,7 @@
               <a:graphicData uri="http://schemas.openxmlformats.org/drawingml/2006/picture">
                 <pic:pic>
                   <pic:nvPicPr>
-                    <pic:cNvPr id="0" name="infoblock_signatures_workflow_filled.png"/>
+                    <pic:cNvPr id="0" name="infoblock_programs_standards_filled.png"/>
                     <pic:cNvPicPr/>
                   </pic:nvPicPr>
                   <pic:blipFill>
@@ -2717,229 +948,7 @@
           <w:i/>
           <w:sz w:val="24"/>
         </w:rPr>
-        <w:t>Рисунок 4 — Инфоблок маршрутов визирования и ЭЦП</w:t>
-      </w:r>
-    </w:p>
-    <w:p>
-      <w:pPr>
-        <w:spacing w:before="160" w:after="80"/>
-        <w:jc w:val="left"/>
-      </w:pPr>
-      <w:r>
-        <w:rPr>
-          <w:rFonts w:ascii="Times New Roman" w:hAnsi="Times New Roman"/>
-          <w:b/>
-          <w:sz w:val="26"/>
-        </w:rPr>
-        <w:t>Данные инфоблока визирования:</w:t>
-      </w:r>
-    </w:p>
-    <w:p>
-      <w:pPr>
-        <w:spacing w:line="276" w:lineRule="auto" w:after="60"/>
-        <w:ind w:left="709"/>
-        <w:jc w:val="both"/>
-      </w:pPr>
-      <w:r>
-        <w:rPr>
-          <w:rFonts w:ascii="Times New Roman" w:hAnsi="Times New Roman"/>
-          <w:b/>
-          <w:sz w:val="28"/>
-        </w:rPr>
-        <w:t xml:space="preserve">1. </w:t>
-      </w:r>
-      <w:r>
-        <w:rPr>
-          <w:rFonts w:ascii="Times New Roman" w:hAnsi="Times New Roman"/>
-          <w:sz w:val="28"/>
-        </w:rPr>
-      </w:r>
-      <w:r>
-        <w:rPr>
-          <w:rFonts w:ascii="Times New Roman" w:hAnsi="Times New Roman"/>
-          <w:b/>
-          <w:sz w:val="28"/>
-        </w:rPr>
-        <w:t>Этап 1 (Зав. выпускающей кафедрой):</w:t>
-      </w:r>
-      <w:r>
-        <w:rPr>
-          <w:rFonts w:ascii="Times New Roman" w:hAnsi="Times New Roman"/>
-          <w:sz w:val="28"/>
-        </w:rPr>
-        <w:t xml:space="preserve"> Иванов И.И. • Статус: *ПОДПИСАНО* (03.10.2026 11:20);</w:t>
-      </w:r>
-    </w:p>
-    <w:p>
-      <w:pPr>
-        <w:spacing w:line="276" w:lineRule="auto" w:after="60"/>
-        <w:ind w:left="709"/>
-        <w:jc w:val="both"/>
-      </w:pPr>
-      <w:r>
-        <w:rPr>
-          <w:rFonts w:ascii="Times New Roman" w:hAnsi="Times New Roman"/>
-          <w:b/>
-          <w:sz w:val="28"/>
-        </w:rPr>
-        <w:t xml:space="preserve">2. </w:t>
-      </w:r>
-      <w:r>
-        <w:rPr>
-          <w:rFonts w:ascii="Times New Roman" w:hAnsi="Times New Roman"/>
-          <w:sz w:val="28"/>
-        </w:rPr>
-      </w:r>
-      <w:r>
-        <w:rPr>
-          <w:rFonts w:ascii="Times New Roman" w:hAnsi="Times New Roman"/>
-          <w:b/>
-          <w:sz w:val="28"/>
-        </w:rPr>
-        <w:t>Этап 2 (Начальник Центра АНОК):</w:t>
-      </w:r>
-      <w:r>
-        <w:rPr>
-          <w:rFonts w:ascii="Times New Roman" w:hAnsi="Times New Roman"/>
-          <w:sz w:val="28"/>
-        </w:rPr>
-        <w:t xml:space="preserve"> Соловьев А.С. • Статус: *ПОДПИСАНО* (04.10.2026 15:45);</w:t>
-      </w:r>
-    </w:p>
-    <w:p>
-      <w:pPr>
-        <w:spacing w:line="276" w:lineRule="auto" w:after="60"/>
-        <w:ind w:left="709"/>
-        <w:jc w:val="both"/>
-      </w:pPr>
-      <w:r>
-        <w:rPr>
-          <w:rFonts w:ascii="Times New Roman" w:hAnsi="Times New Roman"/>
-          <w:b/>
-          <w:sz w:val="28"/>
-        </w:rPr>
-        <w:t xml:space="preserve">3. </w:t>
-      </w:r>
-      <w:r>
-        <w:rPr>
-          <w:rFonts w:ascii="Times New Roman" w:hAnsi="Times New Roman"/>
-          <w:sz w:val="28"/>
-        </w:rPr>
-      </w:r>
-      <w:r>
-        <w:rPr>
-          <w:rFonts w:ascii="Times New Roman" w:hAnsi="Times New Roman"/>
-          <w:b/>
-          <w:sz w:val="28"/>
-        </w:rPr>
-        <w:t>Этап 3 (Проректор по учебной работе):</w:t>
-      </w:r>
-      <w:r>
-        <w:rPr>
-          <w:rFonts w:ascii="Times New Roman" w:hAnsi="Times New Roman"/>
-          <w:sz w:val="28"/>
-        </w:rPr>
-        <w:t xml:space="preserve"> Петров В.И. • Статус: *ОЖИДАЕТСЯ* (Активный этап);</w:t>
-      </w:r>
-    </w:p>
-    <w:p>
-      <w:pPr>
-        <w:spacing w:line="276" w:lineRule="auto" w:after="60"/>
-        <w:ind w:left="709"/>
-        <w:jc w:val="both"/>
-      </w:pPr>
-      <w:r>
-        <w:rPr>
-          <w:rFonts w:ascii="Times New Roman" w:hAnsi="Times New Roman"/>
-          <w:b/>
-          <w:sz w:val="28"/>
-        </w:rPr>
-        <w:t xml:space="preserve">4. </w:t>
-      </w:r>
-      <w:r>
-        <w:rPr>
-          <w:rFonts w:ascii="Times New Roman" w:hAnsi="Times New Roman"/>
-          <w:sz w:val="28"/>
-        </w:rPr>
-      </w:r>
-      <w:r>
-        <w:rPr>
-          <w:rFonts w:ascii="Times New Roman" w:hAnsi="Times New Roman"/>
-          <w:b/>
-          <w:sz w:val="28"/>
-        </w:rPr>
-        <w:t>Этап 4 (Ученый совет и Ректор):</w:t>
-      </w:r>
-      <w:r>
-        <w:rPr>
-          <w:rFonts w:ascii="Times New Roman" w:hAnsi="Times New Roman"/>
-          <w:sz w:val="28"/>
-        </w:rPr>
-        <w:t xml:space="preserve"> Воронов М.Н. • Статус: *В ОЧЕРЕДИ*.</w:t>
-      </w:r>
-    </w:p>
-    <w:p>
-      <w:pPr>
-        <w:spacing w:line="276" w:lineRule="auto" w:after="60"/>
-        <w:ind w:left="709"/>
-        <w:jc w:val="both"/>
-      </w:pPr>
-      <w:r>
-        <w:rPr>
-          <w:rFonts w:ascii="Times New Roman" w:hAnsi="Times New Roman"/>
-          <w:b w:val="0"/>
-          <w:sz w:val="28"/>
-        </w:rPr>
-        <w:t xml:space="preserve">• </w:t>
-      </w:r>
-      <w:r>
-        <w:rPr>
-          <w:rFonts w:ascii="Times New Roman" w:hAnsi="Times New Roman"/>
-          <w:sz w:val="28"/>
-        </w:rPr>
-      </w:r>
-      <w:r>
-        <w:rPr>
-          <w:rFonts w:ascii="Times New Roman" w:hAnsi="Times New Roman"/>
-          <w:b/>
-          <w:sz w:val="28"/>
-        </w:rPr>
-        <w:t>Криптографический хеш документа:</w:t>
-      </w:r>
-      <w:r>
-        <w:rPr>
-          <w:rFonts w:ascii="Times New Roman" w:hAnsi="Times New Roman"/>
-          <w:sz w:val="28"/>
-        </w:rPr>
-        <w:t xml:space="preserve"> `a7f5c9e2b1d408f617a29c3e4f5a6b7c8d9e0f1a2b3c4d5e6f7a8b9c0d1e2f3a` (алгоритм SHA-256).</w:t>
-      </w:r>
-    </w:p>
-    <w:p>
-      <w:pPr>
-        <w:spacing w:before="160" w:after="80"/>
-        <w:jc w:val="left"/>
-      </w:pPr>
-      <w:r>
-        <w:rPr>
-          <w:rFonts w:ascii="Times New Roman" w:hAnsi="Times New Roman"/>
-          <w:b/>
-          <w:sz w:val="26"/>
-        </w:rPr>
-        <w:t>3.5. Инфоблок «Каталог образовательных программ и стандарты ФГОС 3++»</w:t>
-      </w:r>
-    </w:p>
-    <w:p>
-      <w:pPr>
-        <w:spacing w:line="276" w:lineRule="auto" w:after="120"/>
-        <w:ind w:firstLine="709"/>
-        <w:jc w:val="both"/>
-      </w:pPr>
-      <w:r>
-        <w:rPr>
-          <w:rFonts w:ascii="Times New Roman" w:hAnsi="Times New Roman"/>
-          <w:sz w:val="28"/>
-        </w:rPr>
-        <w:t>Инфоблок содержит структурированные карточки реализуемых программ высшего образования:</w:t>
+        <w:t>Рисунок 4 — Программы и стандарты</w:t>
       </w:r>
     </w:p>
     <w:p>
@@ -2959,7 +968,7 @@
               <a:graphicData uri="http://schemas.openxmlformats.org/drawingml/2006/picture">
                 <pic:pic>
                   <pic:nvPicPr>
-                    <pic:cNvPr id="0" name="infoblock_programs_standards_filled.png"/>
+                    <pic:cNvPr id="0" name="infoblock_competencies_matrix_filled.png"/>
                     <pic:cNvPicPr/>
                   </pic:nvPicPr>
                   <pic:blipFill>
@@ -2993,251 +1002,7 @@
           <w:i/>
           <w:sz w:val="24"/>
         </w:rPr>
-        <w:t>Рисунок 5 — Инфоблок программ и стандартов</w:t>
-      </w:r>
-    </w:p>
-    <w:p>
-      <w:pPr>
-        <w:spacing w:line="276" w:lineRule="auto" w:after="60"/>
-        <w:ind w:left="709"/>
-        <w:jc w:val="both"/>
-      </w:pPr>
-      <w:r>
-        <w:rPr>
-          <w:rFonts w:ascii="Times New Roman" w:hAnsi="Times New Roman"/>
-          <w:b w:val="0"/>
-          <w:sz w:val="28"/>
-        </w:rPr>
-        <w:t xml:space="preserve">• </w:t>
-      </w:r>
-      <w:r>
-        <w:rPr>
-          <w:rFonts w:ascii="Times New Roman" w:hAnsi="Times New Roman"/>
-          <w:sz w:val="28"/>
-        </w:rPr>
-      </w:r>
-      <w:r>
-        <w:rPr>
-          <w:rFonts w:ascii="Times New Roman" w:hAnsi="Times New Roman"/>
-          <w:b/>
-          <w:sz w:val="28"/>
-        </w:rPr>
-        <w:t>09.03.01 Информатика и ВТ</w:t>
-      </w:r>
-      <w:r>
-        <w:rPr>
-          <w:rFonts w:ascii="Times New Roman" w:hAnsi="Times New Roman"/>
-          <w:sz w:val="28"/>
-        </w:rPr>
-        <w:t xml:space="preserve"> (Бакалавриат, 240 з.е., ФГОС № 924, каф. ИТ и САПР);</w:t>
-      </w:r>
-    </w:p>
-    <w:p>
-      <w:pPr>
-        <w:spacing w:line="276" w:lineRule="auto" w:after="60"/>
-        <w:ind w:left="709"/>
-        <w:jc w:val="both"/>
-      </w:pPr>
-      <w:r>
-        <w:rPr>
-          <w:rFonts w:ascii="Times New Roman" w:hAnsi="Times New Roman"/>
-          <w:b w:val="0"/>
-          <w:sz w:val="28"/>
-        </w:rPr>
-        <w:t xml:space="preserve">• </w:t>
-      </w:r>
-      <w:r>
-        <w:rPr>
-          <w:rFonts w:ascii="Times New Roman" w:hAnsi="Times New Roman"/>
-          <w:sz w:val="28"/>
-        </w:rPr>
-      </w:r>
-      <w:r>
-        <w:rPr>
-          <w:rFonts w:ascii="Times New Roman" w:hAnsi="Times New Roman"/>
-          <w:b/>
-          <w:sz w:val="28"/>
-        </w:rPr>
-        <w:t>09.03.04 Программная инженерия</w:t>
-      </w:r>
-      <w:r>
-        <w:rPr>
-          <w:rFonts w:ascii="Times New Roman" w:hAnsi="Times New Roman"/>
-          <w:sz w:val="28"/>
-        </w:rPr>
-        <w:t xml:space="preserve"> (Бакалавриат, 240 з.е., ФГОС № 929, каф. Программной инженерии);</w:t>
-      </w:r>
-    </w:p>
-    <w:p>
-      <w:pPr>
-        <w:spacing w:line="276" w:lineRule="auto" w:after="60"/>
-        <w:ind w:left="709"/>
-        <w:jc w:val="both"/>
-      </w:pPr>
-      <w:r>
-        <w:rPr>
-          <w:rFonts w:ascii="Times New Roman" w:hAnsi="Times New Roman"/>
-          <w:b w:val="0"/>
-          <w:sz w:val="28"/>
-        </w:rPr>
-        <w:t xml:space="preserve">• </w:t>
-      </w:r>
-      <w:r>
-        <w:rPr>
-          <w:rFonts w:ascii="Times New Roman" w:hAnsi="Times New Roman"/>
-          <w:sz w:val="28"/>
-        </w:rPr>
-      </w:r>
-      <w:r>
-        <w:rPr>
-          <w:rFonts w:ascii="Times New Roman" w:hAnsi="Times New Roman"/>
-          <w:b/>
-          <w:sz w:val="28"/>
-        </w:rPr>
-        <w:t>01.03.02 Прикладная математика и информатика</w:t>
-      </w:r>
-      <w:r>
-        <w:rPr>
-          <w:rFonts w:ascii="Times New Roman" w:hAnsi="Times New Roman"/>
-          <w:sz w:val="28"/>
-        </w:rPr>
-        <w:t xml:space="preserve"> (Бакалавриат, 240 з.е., ФГОС № 802, каф. Высшей математики);</w:t>
-      </w:r>
-    </w:p>
-    <w:p>
-      <w:pPr>
-        <w:spacing w:line="276" w:lineRule="auto" w:after="60"/>
-        <w:ind w:left="709"/>
-        <w:jc w:val="both"/>
-      </w:pPr>
-      <w:r>
-        <w:rPr>
-          <w:rFonts w:ascii="Times New Roman" w:hAnsi="Times New Roman"/>
-          <w:b w:val="0"/>
-          <w:sz w:val="28"/>
-        </w:rPr>
-        <w:t xml:space="preserve">• </w:t>
-      </w:r>
-      <w:r>
-        <w:rPr>
-          <w:rFonts w:ascii="Times New Roman" w:hAnsi="Times New Roman"/>
-          <w:sz w:val="28"/>
-        </w:rPr>
-      </w:r>
-      <w:r>
-        <w:rPr>
-          <w:rFonts w:ascii="Times New Roman" w:hAnsi="Times New Roman"/>
-          <w:b/>
-          <w:sz w:val="28"/>
-        </w:rPr>
-        <w:t>10.05.03 Информационная безопасность АС</w:t>
-      </w:r>
-      <w:r>
-        <w:rPr>
-          <w:rFonts w:ascii="Times New Roman" w:hAnsi="Times New Roman"/>
-          <w:sz w:val="28"/>
-        </w:rPr>
-        <w:t xml:space="preserve"> (Специалитет, 300 з.е., ФГОС № 1420, каф. Комплексной безопасности);</w:t>
-      </w:r>
-    </w:p>
-    <w:p>
-      <w:pPr>
-        <w:spacing w:line="276" w:lineRule="auto" w:after="60"/>
-        <w:ind w:left="709"/>
-        <w:jc w:val="both"/>
-      </w:pPr>
-      <w:r>
-        <w:rPr>
-          <w:rFonts w:ascii="Times New Roman" w:hAnsi="Times New Roman"/>
-          <w:b w:val="0"/>
-          <w:sz w:val="28"/>
-        </w:rPr>
-        <w:t xml:space="preserve">• </w:t>
-      </w:r>
-      <w:r>
-        <w:rPr>
-          <w:rFonts w:ascii="Times New Roman" w:hAnsi="Times New Roman"/>
-          <w:sz w:val="28"/>
-        </w:rPr>
-      </w:r>
-      <w:r>
-        <w:rPr>
-          <w:rFonts w:ascii="Times New Roman" w:hAnsi="Times New Roman"/>
-          <w:b/>
-          <w:sz w:val="28"/>
-        </w:rPr>
-        <w:t>09.04.01 Компьютерные интеллектуальные системы</w:t>
-      </w:r>
-      <w:r>
-        <w:rPr>
-          <w:rFonts w:ascii="Times New Roman" w:hAnsi="Times New Roman"/>
-          <w:sz w:val="28"/>
-        </w:rPr>
-        <w:t xml:space="preserve"> (Магистратура, 120 з.е., ФГОС № 1010, каф. ИТ и САПР);</w:t>
-      </w:r>
-    </w:p>
-    <w:p>
-      <w:pPr>
-        <w:spacing w:line="276" w:lineRule="auto" w:after="60"/>
-        <w:ind w:left="709"/>
-        <w:jc w:val="both"/>
-      </w:pPr>
-      <w:r>
-        <w:rPr>
-          <w:rFonts w:ascii="Times New Roman" w:hAnsi="Times New Roman"/>
-          <w:b w:val="0"/>
-          <w:sz w:val="28"/>
-        </w:rPr>
-        <w:t xml:space="preserve">• </w:t>
-      </w:r>
-      <w:r>
-        <w:rPr>
-          <w:rFonts w:ascii="Times New Roman" w:hAnsi="Times New Roman"/>
-          <w:sz w:val="28"/>
-        </w:rPr>
-      </w:r>
-      <w:r>
-        <w:rPr>
-          <w:rFonts w:ascii="Times New Roman" w:hAnsi="Times New Roman"/>
-          <w:b/>
-          <w:sz w:val="28"/>
-        </w:rPr>
-        <w:t>09.04.04 Разработка корпоративных информационных систем</w:t>
-      </w:r>
-      <w:r>
-        <w:rPr>
-          <w:rFonts w:ascii="Times New Roman" w:hAnsi="Times New Roman"/>
-          <w:sz w:val="28"/>
-        </w:rPr>
-        <w:t xml:space="preserve"> (Магистратура, 120 з.е., ФГОС № 1012, каф. Программной инженерии).</w:t>
-      </w:r>
-    </w:p>
-    <w:p>
-      <w:pPr>
-        <w:spacing w:before="160" w:after="80"/>
-        <w:jc w:val="left"/>
-      </w:pPr>
-      <w:r>
-        <w:rPr>
-          <w:rFonts w:ascii="Times New Roman" w:hAnsi="Times New Roman"/>
-          <w:b/>
-          <w:sz w:val="26"/>
-        </w:rPr>
-        <w:t>3.6. Инфоблок «Матрица компетенций ФГОС ВО 3++»</w:t>
-      </w:r>
-    </w:p>
-    <w:p>
-      <w:pPr>
-        <w:spacing w:line="276" w:lineRule="auto" w:after="120"/>
-        <w:ind w:firstLine="709"/>
-        <w:jc w:val="both"/>
-      </w:pPr>
-      <w:r>
-        <w:rPr>
-          <w:rFonts w:ascii="Times New Roman" w:hAnsi="Times New Roman"/>
-          <w:sz w:val="28"/>
-        </w:rPr>
-        <w:t>Инфоблок содержит реестр универсальных (УК), общепрофессиональных (ОПК) и профессиональных компетенций (ПК) с подробными дескрипторами:</w:t>
+        <w:t>Рисунок 5 — Компетенции</w:t>
       </w:r>
     </w:p>
     <w:p>
@@ -3257,7 +1022,7 @@
               <a:graphicData uri="http://schemas.openxmlformats.org/drawingml/2006/picture">
                 <pic:pic>
                   <pic:nvPicPr>
-                    <pic:cNvPr id="0" name="infoblock_competencies_matrix_filled.png"/>
+                    <pic:cNvPr id="0" name="infoblock_departments_structure_filled.png"/>
                     <pic:cNvPicPr/>
                   </pic:nvPicPr>
                   <pic:blipFill>
@@ -3291,251 +1056,7 @@
           <w:i/>
           <w:sz w:val="24"/>
         </w:rPr>
-        <w:t>Рисунок 6 — Инфоблок матрицы компетенций</w:t>
-      </w:r>
-    </w:p>
-    <w:p>
-      <w:pPr>
-        <w:spacing w:line="276" w:lineRule="auto" w:after="60"/>
-        <w:ind w:left="709"/>
-        <w:jc w:val="both"/>
-      </w:pPr>
-      <w:r>
-        <w:rPr>
-          <w:rFonts w:ascii="Times New Roman" w:hAnsi="Times New Roman"/>
-          <w:b w:val="0"/>
-          <w:sz w:val="28"/>
-        </w:rPr>
-        <w:t xml:space="preserve">• </w:t>
-      </w:r>
-      <w:r>
-        <w:rPr>
-          <w:rFonts w:ascii="Times New Roman" w:hAnsi="Times New Roman"/>
-          <w:sz w:val="28"/>
-        </w:rPr>
-      </w:r>
-      <w:r>
-        <w:rPr>
-          <w:rFonts w:ascii="Times New Roman" w:hAnsi="Times New Roman"/>
-          <w:b/>
-          <w:sz w:val="28"/>
-        </w:rPr>
-        <w:t>УК-1 (Системное и критическое мышление):</w:t>
-      </w:r>
-      <w:r>
-        <w:rPr>
-          <w:rFonts w:ascii="Times New Roman" w:hAnsi="Times New Roman"/>
-          <w:sz w:val="28"/>
-        </w:rPr>
-        <w:t xml:space="preserve"> Способен осуществлять поиск, критический анализ и синтез информации, применять системный подход для решения поставленных задач.</w:t>
-      </w:r>
-    </w:p>
-    <w:p>
-      <w:pPr>
-        <w:spacing w:line="276" w:lineRule="auto" w:after="60"/>
-        <w:ind w:left="709"/>
-        <w:jc w:val="both"/>
-      </w:pPr>
-      <w:r>
-        <w:rPr>
-          <w:rFonts w:ascii="Times New Roman" w:hAnsi="Times New Roman"/>
-          <w:b w:val="0"/>
-          <w:sz w:val="28"/>
-        </w:rPr>
-        <w:t xml:space="preserve">• </w:t>
-      </w:r>
-      <w:r>
-        <w:rPr>
-          <w:rFonts w:ascii="Times New Roman" w:hAnsi="Times New Roman"/>
-          <w:sz w:val="28"/>
-        </w:rPr>
-      </w:r>
-      <w:r>
-        <w:rPr>
-          <w:rFonts w:ascii="Times New Roman" w:hAnsi="Times New Roman"/>
-          <w:b/>
-          <w:sz w:val="28"/>
-        </w:rPr>
-        <w:t>УК-2 (Разработка и реализация проектов):</w:t>
-      </w:r>
-      <w:r>
-        <w:rPr>
-          <w:rFonts w:ascii="Times New Roman" w:hAnsi="Times New Roman"/>
-          <w:sz w:val="28"/>
-        </w:rPr>
-        <w:t xml:space="preserve"> Способен определять круг задач в рамках поставленной цели и выбирать оптимальные способы их решения.</w:t>
-      </w:r>
-    </w:p>
-    <w:p>
-      <w:pPr>
-        <w:spacing w:line="276" w:lineRule="auto" w:after="60"/>
-        <w:ind w:left="709"/>
-        <w:jc w:val="both"/>
-      </w:pPr>
-      <w:r>
-        <w:rPr>
-          <w:rFonts w:ascii="Times New Roman" w:hAnsi="Times New Roman"/>
-          <w:b w:val="0"/>
-          <w:sz w:val="28"/>
-        </w:rPr>
-        <w:t xml:space="preserve">• </w:t>
-      </w:r>
-      <w:r>
-        <w:rPr>
-          <w:rFonts w:ascii="Times New Roman" w:hAnsi="Times New Roman"/>
-          <w:sz w:val="28"/>
-        </w:rPr>
-      </w:r>
-      <w:r>
-        <w:rPr>
-          <w:rFonts w:ascii="Times New Roman" w:hAnsi="Times New Roman"/>
-          <w:b/>
-          <w:sz w:val="28"/>
-        </w:rPr>
-        <w:t>ОПК-1 (Математический аппарат):</w:t>
-      </w:r>
-      <w:r>
-        <w:rPr>
-          <w:rFonts w:ascii="Times New Roman" w:hAnsi="Times New Roman"/>
-          <w:sz w:val="28"/>
-        </w:rPr>
-        <w:t xml:space="preserve"> Способен применять естественнонаучные и общеинженерные знания, методы математического анализа и моделирования в профессиональной деятельности.</w:t>
-      </w:r>
-    </w:p>
-    <w:p>
-      <w:pPr>
-        <w:spacing w:line="276" w:lineRule="auto" w:after="60"/>
-        <w:ind w:left="709"/>
-        <w:jc w:val="both"/>
-      </w:pPr>
-      <w:r>
-        <w:rPr>
-          <w:rFonts w:ascii="Times New Roman" w:hAnsi="Times New Roman"/>
-          <w:b w:val="0"/>
-          <w:sz w:val="28"/>
-        </w:rPr>
-        <w:t xml:space="preserve">• </w:t>
-      </w:r>
-      <w:r>
-        <w:rPr>
-          <w:rFonts w:ascii="Times New Roman" w:hAnsi="Times New Roman"/>
-          <w:sz w:val="28"/>
-        </w:rPr>
-      </w:r>
-      <w:r>
-        <w:rPr>
-          <w:rFonts w:ascii="Times New Roman" w:hAnsi="Times New Roman"/>
-          <w:b/>
-          <w:sz w:val="28"/>
-        </w:rPr>
-        <w:t>ОПК-4 (Алгоритмы и структуры данных):</w:t>
-      </w:r>
-      <w:r>
-        <w:rPr>
-          <w:rFonts w:ascii="Times New Roman" w:hAnsi="Times New Roman"/>
-          <w:sz w:val="28"/>
-        </w:rPr>
-        <w:t xml:space="preserve"> Способен разрабатывать алгоритмы и программы практического назначения.</w:t>
-      </w:r>
-    </w:p>
-    <w:p>
-      <w:pPr>
-        <w:spacing w:line="276" w:lineRule="auto" w:after="60"/>
-        <w:ind w:left="709"/>
-        <w:jc w:val="both"/>
-      </w:pPr>
-      <w:r>
-        <w:rPr>
-          <w:rFonts w:ascii="Times New Roman" w:hAnsi="Times New Roman"/>
-          <w:b w:val="0"/>
-          <w:sz w:val="28"/>
-        </w:rPr>
-        <w:t xml:space="preserve">• </w:t>
-      </w:r>
-      <w:r>
-        <w:rPr>
-          <w:rFonts w:ascii="Times New Roman" w:hAnsi="Times New Roman"/>
-          <w:sz w:val="28"/>
-        </w:rPr>
-      </w:r>
-      <w:r>
-        <w:rPr>
-          <w:rFonts w:ascii="Times New Roman" w:hAnsi="Times New Roman"/>
-          <w:b/>
-          <w:sz w:val="28"/>
-        </w:rPr>
-        <w:t>ПК-1 (Проектирование ПО и БД):</w:t>
-      </w:r>
-      <w:r>
-        <w:rPr>
-          <w:rFonts w:ascii="Times New Roman" w:hAnsi="Times New Roman"/>
-          <w:sz w:val="28"/>
-        </w:rPr>
-        <w:t xml:space="preserve"> Способен выполнять концептуальное, функциональное и логическое проектирование информационных систем.</w:t>
-      </w:r>
-    </w:p>
-    <w:p>
-      <w:pPr>
-        <w:spacing w:line="276" w:lineRule="auto" w:after="60"/>
-        <w:ind w:left="709"/>
-        <w:jc w:val="both"/>
-      </w:pPr>
-      <w:r>
-        <w:rPr>
-          <w:rFonts w:ascii="Times New Roman" w:hAnsi="Times New Roman"/>
-          <w:b w:val="0"/>
-          <w:sz w:val="28"/>
-        </w:rPr>
-        <w:t xml:space="preserve">• </w:t>
-      </w:r>
-      <w:r>
-        <w:rPr>
-          <w:rFonts w:ascii="Times New Roman" w:hAnsi="Times New Roman"/>
-          <w:sz w:val="28"/>
-        </w:rPr>
-      </w:r>
-      <w:r>
-        <w:rPr>
-          <w:rFonts w:ascii="Times New Roman" w:hAnsi="Times New Roman"/>
-          <w:b/>
-          <w:sz w:val="28"/>
-        </w:rPr>
-        <w:t>ПК-2 (Разработка и отладка кода):</w:t>
-      </w:r>
-      <w:r>
-        <w:rPr>
-          <w:rFonts w:ascii="Times New Roman" w:hAnsi="Times New Roman"/>
-          <w:sz w:val="28"/>
-        </w:rPr>
-        <w:t xml:space="preserve"> Способен создавать компоненты программных комплексов с применением современных практик CI/CD.</w:t>
-      </w:r>
-    </w:p>
-    <w:p>
-      <w:pPr>
-        <w:spacing w:before="160" w:after="80"/>
-        <w:jc w:val="left"/>
-      </w:pPr>
-      <w:r>
-        <w:rPr>
-          <w:rFonts w:ascii="Times New Roman" w:hAnsi="Times New Roman"/>
-          <w:b/>
-          <w:sz w:val="26"/>
-        </w:rPr>
-        <w:t>3.7. Инфоблок «Организационная структура, кафедры и руководство»</w:t>
-      </w:r>
-    </w:p>
-    <w:p>
-      <w:pPr>
-        <w:spacing w:line="276" w:lineRule="auto" w:after="120"/>
-        <w:ind w:firstLine="709"/>
-        <w:jc w:val="both"/>
-      </w:pPr>
-      <w:r>
-        <w:rPr>
-          <w:rFonts w:ascii="Times New Roman" w:hAnsi="Times New Roman"/>
-          <w:sz w:val="28"/>
-        </w:rPr>
-        <w:t>Инфоблок классифицирует подразделения университета по функциональным ролям:</w:t>
+        <w:t>Рисунок 6 — Подразделения</w:t>
       </w:r>
     </w:p>
     <w:p>
@@ -3555,7 +1076,7 @@
               <a:graphicData uri="http://schemas.openxmlformats.org/drawingml/2006/picture">
                 <pic:pic>
                   <pic:nvPicPr>
-                    <pic:cNvPr id="0" name="infoblock_departments_structure_filled.png"/>
+                    <pic:cNvPr id="0" name="infoblock_news_announcements_filled.png"/>
                     <pic:cNvPicPr/>
                   </pic:nvPicPr>
                   <pic:blipFill>
@@ -3589,179 +1110,7 @@
           <w:i/>
           <w:sz w:val="24"/>
         </w:rPr>
-        <w:t>Рисунок 7 — Инфоблок организационной структуры</w:t>
-      </w:r>
-    </w:p>
-    <w:p>
-      <w:pPr>
-        <w:spacing w:line="276" w:lineRule="auto" w:after="60"/>
-        <w:ind w:left="709"/>
-        <w:jc w:val="both"/>
-      </w:pPr>
-      <w:r>
-        <w:rPr>
-          <w:rFonts w:ascii="Times New Roman" w:hAnsi="Times New Roman"/>
-          <w:b w:val="0"/>
-          <w:sz w:val="28"/>
-        </w:rPr>
-        <w:t xml:space="preserve">• </w:t>
-      </w:r>
-      <w:r>
-        <w:rPr>
-          <w:rFonts w:ascii="Times New Roman" w:hAnsi="Times New Roman"/>
-          <w:sz w:val="28"/>
-        </w:rPr>
-      </w:r>
-      <w:r>
-        <w:rPr>
-          <w:rFonts w:ascii="Times New Roman" w:hAnsi="Times New Roman"/>
-          <w:b/>
-          <w:sz w:val="28"/>
-        </w:rPr>
-        <w:t>Центр АНОК (`EXPERT_ANOK`):</w:t>
-      </w:r>
-      <w:r>
-        <w:rPr>
-          <w:rFonts w:ascii="Times New Roman" w:hAnsi="Times New Roman"/>
-          <w:sz w:val="28"/>
-        </w:rPr>
-        <w:t xml:space="preserve"> Начальник Соловьев А.С. • Контроль качества и экспертиза ФГОС;</w:t>
-      </w:r>
-    </w:p>
-    <w:p>
-      <w:pPr>
-        <w:spacing w:line="276" w:lineRule="auto" w:after="60"/>
-        <w:ind w:left="709"/>
-        <w:jc w:val="both"/>
-      </w:pPr>
-      <w:r>
-        <w:rPr>
-          <w:rFonts w:ascii="Times New Roman" w:hAnsi="Times New Roman"/>
-          <w:b w:val="0"/>
-          <w:sz w:val="28"/>
-        </w:rPr>
-        <w:t xml:space="preserve">• </w:t>
-      </w:r>
-      <w:r>
-        <w:rPr>
-          <w:rFonts w:ascii="Times New Roman" w:hAnsi="Times New Roman"/>
-          <w:sz w:val="28"/>
-        </w:rPr>
-      </w:r>
-      <w:r>
-        <w:rPr>
-          <w:rFonts w:ascii="Times New Roman" w:hAnsi="Times New Roman"/>
-          <w:b/>
-          <w:sz w:val="28"/>
-        </w:rPr>
-        <w:t>Кафедра ИТ и САПР (`RELEASING`):</w:t>
-      </w:r>
-      <w:r>
-        <w:rPr>
-          <w:rFonts w:ascii="Times New Roman" w:hAnsi="Times New Roman"/>
-          <w:sz w:val="28"/>
-        </w:rPr>
-        <w:t xml:space="preserve"> Зав. кафедрой Иванов И.И. • Выпускающее подразделение по 09.03.01 и 09.04.01;</w:t>
-      </w:r>
-    </w:p>
-    <w:p>
-      <w:pPr>
-        <w:spacing w:line="276" w:lineRule="auto" w:after="60"/>
-        <w:ind w:left="709"/>
-        <w:jc w:val="both"/>
-      </w:pPr>
-      <w:r>
-        <w:rPr>
-          <w:rFonts w:ascii="Times New Roman" w:hAnsi="Times New Roman"/>
-          <w:b w:val="0"/>
-          <w:sz w:val="28"/>
-        </w:rPr>
-        <w:t xml:space="preserve">• </w:t>
-      </w:r>
-      <w:r>
-        <w:rPr>
-          <w:rFonts w:ascii="Times New Roman" w:hAnsi="Times New Roman"/>
-          <w:sz w:val="28"/>
-        </w:rPr>
-      </w:r>
-      <w:r>
-        <w:rPr>
-          <w:rFonts w:ascii="Times New Roman" w:hAnsi="Times New Roman"/>
-          <w:b/>
-          <w:sz w:val="28"/>
-        </w:rPr>
-        <w:t>Кафедра Программной инженерии (`RELEASING`):</w:t>
-      </w:r>
-      <w:r>
-        <w:rPr>
-          <w:rFonts w:ascii="Times New Roman" w:hAnsi="Times New Roman"/>
-          <w:sz w:val="28"/>
-        </w:rPr>
-        <w:t xml:space="preserve"> Зав. кафедрой Петров П.П. • Выпускающее подразделение по 09.03.04;</w:t>
-      </w:r>
-    </w:p>
-    <w:p>
-      <w:pPr>
-        <w:spacing w:line="276" w:lineRule="auto" w:after="60"/>
-        <w:ind w:left="709"/>
-        <w:jc w:val="both"/>
-      </w:pPr>
-      <w:r>
-        <w:rPr>
-          <w:rFonts w:ascii="Times New Roman" w:hAnsi="Times New Roman"/>
-          <w:b w:val="0"/>
-          <w:sz w:val="28"/>
-        </w:rPr>
-        <w:t xml:space="preserve">• </w:t>
-      </w:r>
-      <w:r>
-        <w:rPr>
-          <w:rFonts w:ascii="Times New Roman" w:hAnsi="Times New Roman"/>
-          <w:sz w:val="28"/>
-        </w:rPr>
-      </w:r>
-      <w:r>
-        <w:rPr>
-          <w:rFonts w:ascii="Times New Roman" w:hAnsi="Times New Roman"/>
-          <w:b/>
-          <w:sz w:val="28"/>
-        </w:rPr>
-        <w:t>Кафедра Высшей математики (`IMPLEMENTING`):</w:t>
-      </w:r>
-      <w:r>
-        <w:rPr>
-          <w:rFonts w:ascii="Times New Roman" w:hAnsi="Times New Roman"/>
-          <w:sz w:val="28"/>
-        </w:rPr>
-        <w:t xml:space="preserve"> Зав. кафедрой Ковалев Д.А. • Реализующее (обеспечивающее) подразделение.</w:t>
-      </w:r>
-    </w:p>
-    <w:p>
-      <w:pPr>
-        <w:spacing w:before="160" w:after="80"/>
-        <w:jc w:val="left"/>
-      </w:pPr>
-      <w:r>
-        <w:rPr>
-          <w:rFonts w:ascii="Times New Roman" w:hAnsi="Times New Roman"/>
-          <w:b/>
-          <w:sz w:val="26"/>
-        </w:rPr>
-        <w:t>3.8. Инфоблок «Новости, нормативные объявления и график АНОК»</w:t>
-      </w:r>
-    </w:p>
-    <w:p>
-      <w:pPr>
-        <w:spacing w:line="276" w:lineRule="auto" w:after="120"/>
-        <w:ind w:firstLine="709"/>
-        <w:jc w:val="both"/>
-      </w:pPr>
-      <w:r>
-        <w:rPr>
-          <w:rFonts w:ascii="Times New Roman" w:hAnsi="Times New Roman"/>
-          <w:sz w:val="28"/>
-        </w:rPr>
-        <w:t>Инфоблок публикует оперативные объявления, инструкции по подаче служебных записок и график заседаний Ученого совета:</w:t>
+        <w:t>Рисунок 7 — Объявления</w:t>
       </w:r>
     </w:p>
     <w:p>
@@ -3781,7 +1130,7 @@
               <a:graphicData uri="http://schemas.openxmlformats.org/drawingml/2006/picture">
                 <pic:pic>
                   <pic:nvPicPr>
-                    <pic:cNvPr id="0" name="infoblock_news_announcements_filled.png"/>
+                    <pic:cNvPr id="0" name="infoblock_signatures_workflow_filled.png"/>
                     <pic:cNvPicPr/>
                   </pic:nvPicPr>
                   <pic:blipFill>
@@ -3815,95 +1164,7 @@
           <w:i/>
           <w:sz w:val="24"/>
         </w:rPr>
-        <w:t>Рисунок 8 — Инфоблок новостей и регламентов</w:t>
-      </w:r>
-    </w:p>
-    <w:p>
-      <w:pPr>
-        <w:spacing w:line="276" w:lineRule="auto" w:after="60"/>
-        <w:ind w:left="709"/>
-        <w:jc w:val="both"/>
-      </w:pPr>
-      <w:r>
-        <w:rPr>
-          <w:rFonts w:ascii="Times New Roman" w:hAnsi="Times New Roman"/>
-          <w:b w:val="0"/>
-          <w:sz w:val="28"/>
-        </w:rPr>
-        <w:t xml:space="preserve">• </w:t>
-      </w:r>
-      <w:r>
-        <w:rPr>
-          <w:rFonts w:ascii="Times New Roman" w:hAnsi="Times New Roman"/>
-          <w:sz w:val="28"/>
-        </w:rPr>
-        <w:t>*График аккредитационной экспертизы на 2026/2027 учебный год (дедлайн: 25.10.2026);*</w:t>
-      </w:r>
-    </w:p>
-    <w:p>
-      <w:pPr>
-        <w:spacing w:line="276" w:lineRule="auto" w:after="60"/>
-        <w:ind w:left="709"/>
-        <w:jc w:val="both"/>
-      </w:pPr>
-      <w:r>
-        <w:rPr>
-          <w:rFonts w:ascii="Times New Roman" w:hAnsi="Times New Roman"/>
-          <w:b w:val="0"/>
-          <w:sz w:val="28"/>
-        </w:rPr>
-        <w:t xml:space="preserve">• </w:t>
-      </w:r>
-      <w:r>
-        <w:rPr>
-          <w:rFonts w:ascii="Times New Roman" w:hAnsi="Times New Roman"/>
-          <w:sz w:val="28"/>
-        </w:rPr>
-        <w:t>*Инструкция по оформлению двусторонних служебных записок до начала семестра;*</w:t>
-      </w:r>
-    </w:p>
-    <w:p>
-      <w:pPr>
-        <w:spacing w:line="276" w:lineRule="auto" w:after="60"/>
-        <w:ind w:left="709"/>
-        <w:jc w:val="both"/>
-      </w:pPr>
-      <w:r>
-        <w:rPr>
-          <w:rFonts w:ascii="Times New Roman" w:hAnsi="Times New Roman"/>
-          <w:b w:val="0"/>
-          <w:sz w:val="28"/>
-        </w:rPr>
-        <w:t xml:space="preserve">• </w:t>
-      </w:r>
-      <w:r>
-        <w:rPr>
-          <w:rFonts w:ascii="Times New Roman" w:hAnsi="Times New Roman"/>
-          <w:sz w:val="28"/>
-        </w:rPr>
-        <w:t>*Заседание Ученого совета университета по ежегодному утверждению УП (15.11.2026);*</w:t>
-      </w:r>
-    </w:p>
-    <w:p>
-      <w:pPr>
-        <w:spacing w:line="276" w:lineRule="auto" w:after="60"/>
-        <w:ind w:left="709"/>
-        <w:jc w:val="both"/>
-      </w:pPr>
-      <w:r>
-        <w:rPr>
-          <w:rFonts w:ascii="Times New Roman" w:hAnsi="Times New Roman"/>
-          <w:b w:val="0"/>
-          <w:sz w:val="28"/>
-        </w:rPr>
-        <w:t xml:space="preserve">• </w:t>
-      </w:r>
-      <w:r>
-        <w:rPr>
-          <w:rFonts w:ascii="Times New Roman" w:hAnsi="Times New Roman"/>
-          <w:sz w:val="28"/>
-        </w:rPr>
-        <w:t>*Методические рекомендации Минобрнауки РФ по учету контактных часов в ЭИОС.*</w:t>
+        <w:t>Рисунок 8 — Согласование</w:t>
       </w:r>
     </w:p>
     <w:p>
@@ -3917,7 +1178,7 @@
           <w:b/>
           <w:sz w:val="28"/>
         </w:rPr>
-        <w:t>4. Заключение</w:t>
+        <w:t>Заключение</w:t>
       </w:r>
     </w:p>
     <w:p>
@@ -3931,115 +1192,7 @@
           <w:rFonts w:ascii="Times New Roman" w:hAnsi="Times New Roman"/>
           <w:sz w:val="28"/>
         </w:rPr>
-        <w:t>В результате выполнения лабораторной работы № 5:</w:t>
-      </w:r>
-    </w:p>
-    <w:p>
-      <w:pPr>
-        <w:spacing w:line="276" w:lineRule="auto" w:after="60"/>
-        <w:ind w:left="709"/>
-        <w:jc w:val="both"/>
-      </w:pPr>
-      <w:r>
-        <w:rPr>
-          <w:rFonts w:ascii="Times New Roman" w:hAnsi="Times New Roman"/>
-          <w:b/>
-          <w:sz w:val="28"/>
-        </w:rPr>
-        <w:t xml:space="preserve">1. </w:t>
-      </w:r>
-      <w:r>
-        <w:rPr>
-          <w:rFonts w:ascii="Times New Roman" w:hAnsi="Times New Roman"/>
-          <w:sz w:val="28"/>
-        </w:rPr>
-      </w:r>
-      <w:r>
-        <w:rPr>
-          <w:rFonts w:ascii="Times New Roman" w:hAnsi="Times New Roman"/>
-          <w:b/>
-          <w:sz w:val="28"/>
-        </w:rPr>
-        <w:t>Сформирована и структурирована система из 8 информационных блоков (Инфоблоков)</w:t>
-      </w:r>
-      <w:r>
-        <w:rPr>
-          <w:rFonts w:ascii="Times New Roman" w:hAnsi="Times New Roman"/>
-          <w:sz w:val="28"/>
-        </w:rPr>
-        <w:t>, покрывающая все предметные области Варианта № 15 (Учебные планы, Экспертиза ФГОС, Документооборот, Компетенции, Кафедры, Объявления).</w:t>
-      </w:r>
-    </w:p>
-    <w:p>
-      <w:pPr>
-        <w:spacing w:line="276" w:lineRule="auto" w:after="60"/>
-        <w:ind w:left="709"/>
-        <w:jc w:val="both"/>
-      </w:pPr>
-      <w:r>
-        <w:rPr>
-          <w:rFonts w:ascii="Times New Roman" w:hAnsi="Times New Roman"/>
-          <w:b/>
-          <w:sz w:val="28"/>
-        </w:rPr>
-        <w:t xml:space="preserve">2. </w:t>
-      </w:r>
-      <w:r>
-        <w:rPr>
-          <w:rFonts w:ascii="Times New Roman" w:hAnsi="Times New Roman"/>
-          <w:sz w:val="28"/>
-        </w:rPr>
-      </w:r>
-      <w:r>
-        <w:rPr>
-          <w:rFonts w:ascii="Times New Roman" w:hAnsi="Times New Roman"/>
-          <w:b/>
-          <w:sz w:val="28"/>
-        </w:rPr>
-        <w:t>База данных и страницы портала полностью наполнены взаимосвязанной информацией:</w:t>
-      </w:r>
-      <w:r>
-        <w:rPr>
-          <w:rFonts w:ascii="Times New Roman" w:hAnsi="Times New Roman"/>
-          <w:sz w:val="28"/>
-        </w:rPr>
-        <w:t xml:space="preserve"> 64 дисциплины по всем 8 семестрам, 5 образовательных программ, 13 компетенций с дескрипторами, детальные протоколы валидации ФГОС 3++, служебные записки с Diff-анализом и реестр электронных виз.</w:t>
-      </w:r>
-    </w:p>
-    <w:p>
-      <w:pPr>
-        <w:spacing w:line="276" w:lineRule="auto" w:after="60"/>
-        <w:ind w:left="709"/>
-        <w:jc w:val="both"/>
-      </w:pPr>
-      <w:r>
-        <w:rPr>
-          <w:rFonts w:ascii="Times New Roman" w:hAnsi="Times New Roman"/>
-          <w:b/>
-          <w:sz w:val="28"/>
-        </w:rPr>
-        <w:t xml:space="preserve">3. </w:t>
-      </w:r>
-      <w:r>
-        <w:rPr>
-          <w:rFonts w:ascii="Times New Roman" w:hAnsi="Times New Roman"/>
-          <w:sz w:val="28"/>
-        </w:rPr>
-      </w:r>
-      <w:r>
-        <w:rPr>
-          <w:rFonts w:ascii="Times New Roman" w:hAnsi="Times New Roman"/>
-          <w:b/>
-          <w:sz w:val="28"/>
-        </w:rPr>
-        <w:t>Подготовлен комплект из 8 графических макетов заполненных инфоблоков высокого разрешения</w:t>
-      </w:r>
-      <w:r>
-        <w:rPr>
-          <w:rFonts w:ascii="Times New Roman" w:hAnsi="Times New Roman"/>
-          <w:sz w:val="28"/>
-        </w:rPr>
-        <w:t xml:space="preserve"> и полный пакет отчетной документации (MD, DOCX, PDF). Разработанная система полностью готова к интеграции готовых модулей и компонентов в рамках Лабораторной работы № 6.</w:t>
+        <w:t>Страницы портала наполнены связанными демонстрационными данными из MySQL/MariaDB.</w:t>
       </w:r>
     </w:p>
     <w:sectPr>

--- a/reports/lab5/LR5_Report_Variant15.docx
+++ b/reports/lab5/LR5_Report_Variant15.docx
@@ -2,31 +2,10 @@
 <file path=word/document.xml><?xml version="1.0" encoding="utf-8"?>
 <w:document xmlns:wpc="http://schemas.microsoft.com/office/word/2010/wordprocessingCanvas" xmlns:mo="http://schemas.microsoft.com/office/mac/office/2008/main" xmlns:mc="http://schemas.openxmlformats.org/markup-compatibility/2006" xmlns:mv="urn:schemas-microsoft-com:mac:vml" xmlns:o="urn:schemas-microsoft-com:office:office" xmlns:r="http://schemas.openxmlformats.org/officeDocument/2006/relationships" xmlns:m="http://schemas.openxmlformats.org/officeDocument/2006/math" xmlns:v="urn:schemas-microsoft-com:vml" xmlns:wp14="http://schemas.microsoft.com/office/word/2010/wordprocessingDrawing" xmlns:wp="http://schemas.openxmlformats.org/drawingml/2006/wordprocessingDrawing" xmlns:w10="urn:schemas-microsoft-com:office:word" xmlns:w="http://schemas.openxmlformats.org/wordprocessingml/2006/main" xmlns:w14="http://schemas.microsoft.com/office/word/2010/wordml" xmlns:wpg="http://schemas.microsoft.com/office/word/2010/wordprocessingGroup" xmlns:wpi="http://schemas.microsoft.com/office/word/2010/wordprocessingInk" xmlns:wne="http://schemas.microsoft.com/office/word/2006/wordml" xmlns:wps="http://schemas.microsoft.com/office/word/2010/wordprocessingShape" mc:Ignorable="w14 wp14">
   <w:body>
-    <w:p>
-      <w:pPr>
-        <w:spacing w:before="0" w:after="80" w:line="276" w:lineRule="auto"/>
-        <w:jc w:val="center"/>
-      </w:pPr>
-      <w:r>
-        <w:rPr>
-          <w:rFonts w:ascii="Times New Roman" w:hAnsi="Times New Roman"/>
-          <w:b/>
-          <w:sz w:val="24"/>
-        </w:rPr>
-        <w:t>МИНИСТЕРСТВО НАУКИ И ВЫСШЕГО ОБРАЗОВАНИЯ РОССИЙСКОЙ ФЕДЕРАЦИИ</w:t>
-        <w:br/>
-        <w:t>ФЕДЕРАЛЬНОЕ ГОСУДАРСТВЕННОЕ АВТОНОМНОЕ ОБРАЗОВАТЕЛЬНОЕ УЧРЕЖДЕНИЕ</w:t>
-        <w:br/>
-        <w:t>ВЫСШЕГО ОБРАЗОВАНИЯ</w:t>
-        <w:br/>
-        <w:t>«НАЦИОНАЛЬНЫЙ ИССЛЕДОВАТЕЛЬСКИЙ УНИВЕРСИТЕТ»</w:t>
-        <w:br/>
-        <w:br/>
-        <w:t>Факультет информационных технологий</w:t>
-        <w:br/>
-        <w:t>Кафедра программной инженерии</w:t>
-      </w:r>
-    </w:p>
+    <w:p/>
+    <w:p/>
+    <w:p/>
+    <w:p/>
     <w:p/>
     <w:p/>
     <w:p/>
@@ -116,6 +95,20 @@
     </w:p>
     <w:p>
       <w:pPr>
+        <w:spacing w:before="240" w:after="120"/>
+        <w:jc w:val="left"/>
+      </w:pPr>
+      <w:r>
+        <w:rPr>
+          <w:rFonts w:ascii="Times New Roman" w:hAnsi="Times New Roman"/>
+          <w:b/>
+          <w:sz w:val="28"/>
+        </w:rPr>
+        <w:t>1. Цель работы</w:t>
+      </w:r>
+    </w:p>
+    <w:p>
+      <w:pPr>
         <w:spacing w:line="276" w:lineRule="auto" w:after="120"/>
         <w:ind w:firstLine="709"/>
         <w:jc w:val="both"/>
@@ -125,7 +118,35 @@
           <w:rFonts w:ascii="Times New Roman" w:hAnsi="Times New Roman"/>
           <w:sz w:val="28"/>
         </w:rPr>
-        <w:t>Информационные блоки портала связаны с таблицами MySQL/MariaDB:</w:t>
+        <w:t>Наполнить все разделы и страницы корпоративного портала Центра АНОК взаимосвязанными структурированными данными предметной области (информационными блоками), обеспечив полную согласованность зачетных единиц, академических часов, матриц компетенций, этапов согласования, служебных записок и записей журнала аудита.</w:t>
+      </w:r>
+    </w:p>
+    <w:p>
+      <w:pPr>
+        <w:spacing w:before="240" w:after="120"/>
+        <w:jc w:val="left"/>
+      </w:pPr>
+      <w:r>
+        <w:rPr>
+          <w:rFonts w:ascii="Times New Roman" w:hAnsi="Times New Roman"/>
+          <w:b/>
+          <w:sz w:val="28"/>
+        </w:rPr>
+        <w:t>2. Структура информационных блоков и привязка к сущностям базы данных</w:t>
+      </w:r>
+    </w:p>
+    <w:p>
+      <w:pPr>
+        <w:spacing w:line="276" w:lineRule="auto" w:after="120"/>
+        <w:ind w:firstLine="709"/>
+        <w:jc w:val="both"/>
+      </w:pPr>
+      <w:r>
+        <w:rPr>
+          <w:rFonts w:ascii="Times New Roman" w:hAnsi="Times New Roman"/>
+          <w:sz w:val="28"/>
+        </w:rPr>
+        <w:t>Информационные блоки портала соответствуют реляционным таблицам базы данных `anok_portal`:</w:t>
       </w:r>
     </w:p>
     <w:p>
@@ -158,13 +179,15 @@
         </w:tblBorders>
       </w:tblPr>
       <w:tblGrid>
-        <w:gridCol w:w="4677"/>
-        <w:gridCol w:w="4677"/>
+        <w:gridCol w:w="2339"/>
+        <w:gridCol w:w="2339"/>
+        <w:gridCol w:w="2339"/>
+        <w:gridCol w:w="2339"/>
       </w:tblGrid>
       <w:tr>
         <w:tc>
           <w:tcPr>
-            <w:tcW w:type="dxa" w:w="4677"/>
+            <w:tcW w:type="dxa" w:w="2339"/>
             <w:tcMar>
               <w:top w:w="100" w:type="dxa"/>
               <w:bottom w:w="100" w:type="dxa"/>
@@ -184,13 +207,13 @@
                 <w:b/>
                 <w:sz w:val="22"/>
               </w:rPr>
-              <w:t>Блок</w:t>
+              <w:t>Информационный блок</w:t>
             </w:r>
           </w:p>
         </w:tc>
         <w:tc>
           <w:tcPr>
-            <w:tcW w:type="dxa" w:w="4677"/>
+            <w:tcW w:type="dxa" w:w="2339"/>
             <w:tcMar>
               <w:top w:w="100" w:type="dxa"/>
               <w:bottom w:w="100" w:type="dxa"/>
@@ -210,7 +233,59 @@
                 <w:b/>
                 <w:sz w:val="22"/>
               </w:rPr>
-              <w:t>Таблица</w:t>
+              <w:t>Таблица БД</w:t>
+            </w:r>
+          </w:p>
+        </w:tc>
+        <w:tc>
+          <w:tcPr>
+            <w:tcW w:type="dxa" w:w="2339"/>
+            <w:tcMar>
+              <w:top w:w="100" w:type="dxa"/>
+              <w:bottom w:w="100" w:type="dxa"/>
+              <w:left w:w="150" w:type="dxa"/>
+              <w:right w:w="150" w:type="dxa"/>
+            </w:tcMar>
+            <w:shd w:fill="E2E8F0"/>
+          </w:tcPr>
+          <w:p>
+            <w:pPr>
+              <w:spacing w:before="40" w:after="40" w:line="252" w:lineRule="auto"/>
+              <w:jc w:val="left"/>
+            </w:pPr>
+            <w:r>
+              <w:rPr>
+                <w:rFonts w:ascii="Times New Roman" w:hAnsi="Times New Roman"/>
+                <w:b/>
+                <w:sz w:val="22"/>
+              </w:rPr>
+              <w:t>Количество записей</w:t>
+            </w:r>
+          </w:p>
+        </w:tc>
+        <w:tc>
+          <w:tcPr>
+            <w:tcW w:type="dxa" w:w="2339"/>
+            <w:tcMar>
+              <w:top w:w="100" w:type="dxa"/>
+              <w:bottom w:w="100" w:type="dxa"/>
+              <w:left w:w="150" w:type="dxa"/>
+              <w:right w:w="150" w:type="dxa"/>
+            </w:tcMar>
+            <w:shd w:fill="E2E8F0"/>
+          </w:tcPr>
+          <w:p>
+            <w:pPr>
+              <w:spacing w:before="40" w:after="40" w:line="252" w:lineRule="auto"/>
+              <w:jc w:val="left"/>
+            </w:pPr>
+            <w:r>
+              <w:rPr>
+                <w:rFonts w:ascii="Times New Roman" w:hAnsi="Times New Roman"/>
+                <w:b/>
+                <w:sz w:val="22"/>
+              </w:rPr>
+              <w:t>Назначение и состав данных</w:t>
             </w:r>
           </w:p>
         </w:tc>
@@ -218,7 +293,7 @@
       <w:tr>
         <w:tc>
           <w:tcPr>
-            <w:tcW w:type="dxa" w:w="4677"/>
+            <w:tcW w:type="dxa" w:w="2339"/>
             <w:tcMar>
               <w:top w:w="100" w:type="dxa"/>
               <w:bottom w:w="100" w:type="dxa"/>
@@ -236,13 +311,26 @@
                 <w:rFonts w:ascii="Times New Roman" w:hAnsi="Times New Roman"/>
                 <w:sz w:val="22"/>
               </w:rPr>
+            </w:r>
+            <w:r>
+              <w:rPr>
+                <w:rFonts w:ascii="Times New Roman" w:hAnsi="Times New Roman"/>
+                <w:b/>
+                <w:sz w:val="22"/>
+              </w:rPr>
               <w:t>Учебные планы</w:t>
+            </w:r>
+            <w:r>
+              <w:rPr>
+                <w:rFonts w:ascii="Times New Roman" w:hAnsi="Times New Roman"/>
+                <w:sz w:val="22"/>
+              </w:rPr>
             </w:r>
           </w:p>
         </w:tc>
         <w:tc>
           <w:tcPr>
-            <w:tcW w:type="dxa" w:w="4677"/>
+            <w:tcW w:type="dxa" w:w="2339"/>
             <w:tcMar>
               <w:top w:w="100" w:type="dxa"/>
               <w:bottom w:w="100" w:type="dxa"/>
@@ -264,11 +352,9 @@
             </w:r>
           </w:p>
         </w:tc>
-      </w:tr>
-      <w:tr>
         <w:tc>
           <w:tcPr>
-            <w:tcW w:type="dxa" w:w="4677"/>
+            <w:tcW w:type="dxa" w:w="2339"/>
             <w:tcMar>
               <w:top w:w="100" w:type="dxa"/>
               <w:bottom w:w="100" w:type="dxa"/>
@@ -286,13 +372,76 @@
                 <w:rFonts w:ascii="Times New Roman" w:hAnsi="Times New Roman"/>
                 <w:sz w:val="22"/>
               </w:rPr>
-              <w:t>Дисциплины</w:t>
+              <w:t>1</w:t>
             </w:r>
           </w:p>
         </w:tc>
         <w:tc>
           <w:tcPr>
-            <w:tcW w:type="dxa" w:w="4677"/>
+            <w:tcW w:type="dxa" w:w="2339"/>
+            <w:tcMar>
+              <w:top w:w="100" w:type="dxa"/>
+              <w:bottom w:w="100" w:type="dxa"/>
+              <w:left w:w="150" w:type="dxa"/>
+              <w:right w:w="150" w:type="dxa"/>
+            </w:tcMar>
+          </w:tcPr>
+          <w:p>
+            <w:pPr>
+              <w:spacing w:before="40" w:after="40" w:line="252" w:lineRule="auto"/>
+              <w:jc w:val="left"/>
+            </w:pPr>
+            <w:r>
+              <w:rPr>
+                <w:rFonts w:ascii="Times New Roman" w:hAnsi="Times New Roman"/>
+                <w:sz w:val="22"/>
+              </w:rPr>
+              <w:t>Паспорт УП направления 09.03.04 (2026/2027 уч. год, статус `APPROVED_RECTOR`, протокол № 8/26).</w:t>
+            </w:r>
+          </w:p>
+        </w:tc>
+      </w:tr>
+      <w:tr>
+        <w:tc>
+          <w:tcPr>
+            <w:tcW w:type="dxa" w:w="2339"/>
+            <w:tcMar>
+              <w:top w:w="100" w:type="dxa"/>
+              <w:bottom w:w="100" w:type="dxa"/>
+              <w:left w:w="150" w:type="dxa"/>
+              <w:right w:w="150" w:type="dxa"/>
+            </w:tcMar>
+          </w:tcPr>
+          <w:p>
+            <w:pPr>
+              <w:spacing w:before="40" w:after="40" w:line="252" w:lineRule="auto"/>
+              <w:jc w:val="left"/>
+            </w:pPr>
+            <w:r>
+              <w:rPr>
+                <w:rFonts w:ascii="Times New Roman" w:hAnsi="Times New Roman"/>
+                <w:sz w:val="22"/>
+              </w:rPr>
+            </w:r>
+            <w:r>
+              <w:rPr>
+                <w:rFonts w:ascii="Times New Roman" w:hAnsi="Times New Roman"/>
+                <w:b/>
+                <w:sz w:val="22"/>
+              </w:rPr>
+              <w:t>Дисциплины плана</w:t>
+            </w:r>
+            <w:r>
+              <w:rPr>
+                <w:rFonts w:ascii="Times New Roman" w:hAnsi="Times New Roman"/>
+                <w:sz w:val="22"/>
+              </w:rPr>
+            </w:r>
+          </w:p>
+        </w:tc>
+        <w:tc>
+          <w:tcPr>
+            <w:tcW w:type="dxa" w:w="2339"/>
             <w:tcMar>
               <w:top w:w="100" w:type="dxa"/>
               <w:bottom w:w="100" w:type="dxa"/>
@@ -314,11 +463,9 @@
             </w:r>
           </w:p>
         </w:tc>
-      </w:tr>
-      <w:tr>
         <w:tc>
           <w:tcPr>
-            <w:tcW w:type="dxa" w:w="4677"/>
+            <w:tcW w:type="dxa" w:w="2339"/>
             <w:tcMar>
               <w:top w:w="100" w:type="dxa"/>
               <w:bottom w:w="100" w:type="dxa"/>
@@ -336,13 +483,76 @@
                 <w:rFonts w:ascii="Times New Roman" w:hAnsi="Times New Roman"/>
                 <w:sz w:val="22"/>
               </w:rPr>
-              <w:t>Стандарты ФГОС</w:t>
+              <w:t>51</w:t>
             </w:r>
           </w:p>
         </w:tc>
         <w:tc>
           <w:tcPr>
-            <w:tcW w:type="dxa" w:w="4677"/>
+            <w:tcW w:type="dxa" w:w="2339"/>
+            <w:tcMar>
+              <w:top w:w="100" w:type="dxa"/>
+              <w:bottom w:w="100" w:type="dxa"/>
+              <w:left w:w="150" w:type="dxa"/>
+              <w:right w:w="150" w:type="dxa"/>
+            </w:tcMar>
+          </w:tcPr>
+          <w:p>
+            <w:pPr>
+              <w:spacing w:before="40" w:after="40" w:line="252" w:lineRule="auto"/>
+              <w:jc w:val="left"/>
+            </w:pPr>
+            <w:r>
+              <w:rPr>
+                <w:rFonts w:ascii="Times New Roman" w:hAnsi="Times New Roman"/>
+                <w:sz w:val="22"/>
+              </w:rPr>
+              <w:t>51 дисциплина по 8 семестрам со строгим балансом: 30 з.е. и 1080 часов на семестр (240 з.е. суммарно).</w:t>
+            </w:r>
+          </w:p>
+        </w:tc>
+      </w:tr>
+      <w:tr>
+        <w:tc>
+          <w:tcPr>
+            <w:tcW w:type="dxa" w:w="2339"/>
+            <w:tcMar>
+              <w:top w:w="100" w:type="dxa"/>
+              <w:bottom w:w="100" w:type="dxa"/>
+              <w:left w:w="150" w:type="dxa"/>
+              <w:right w:w="150" w:type="dxa"/>
+            </w:tcMar>
+          </w:tcPr>
+          <w:p>
+            <w:pPr>
+              <w:spacing w:before="40" w:after="40" w:line="252" w:lineRule="auto"/>
+              <w:jc w:val="left"/>
+            </w:pPr>
+            <w:r>
+              <w:rPr>
+                <w:rFonts w:ascii="Times New Roman" w:hAnsi="Times New Roman"/>
+                <w:sz w:val="22"/>
+              </w:rPr>
+            </w:r>
+            <w:r>
+              <w:rPr>
+                <w:rFonts w:ascii="Times New Roman" w:hAnsi="Times New Roman"/>
+                <w:b/>
+                <w:sz w:val="22"/>
+              </w:rPr>
+              <w:t>Стандарты ФГОС</w:t>
+            </w:r>
+            <w:r>
+              <w:rPr>
+                <w:rFonts w:ascii="Times New Roman" w:hAnsi="Times New Roman"/>
+                <w:sz w:val="22"/>
+              </w:rPr>
+            </w:r>
+          </w:p>
+        </w:tc>
+        <w:tc>
+          <w:tcPr>
+            <w:tcW w:type="dxa" w:w="2339"/>
             <w:tcMar>
               <w:top w:w="100" w:type="dxa"/>
               <w:bottom w:w="100" w:type="dxa"/>
@@ -364,11 +574,9 @@
             </w:r>
           </w:p>
         </w:tc>
-      </w:tr>
-      <w:tr>
         <w:tc>
           <w:tcPr>
-            <w:tcW w:type="dxa" w:w="4677"/>
+            <w:tcW w:type="dxa" w:w="2339"/>
             <w:tcMar>
               <w:top w:w="100" w:type="dxa"/>
               <w:bottom w:w="100" w:type="dxa"/>
@@ -386,13 +594,76 @@
                 <w:rFonts w:ascii="Times New Roman" w:hAnsi="Times New Roman"/>
                 <w:sz w:val="22"/>
               </w:rPr>
-              <w:t>Программы</w:t>
+              <w:t>3</w:t>
             </w:r>
           </w:p>
         </w:tc>
         <w:tc>
           <w:tcPr>
-            <w:tcW w:type="dxa" w:w="4677"/>
+            <w:tcW w:type="dxa" w:w="2339"/>
+            <w:tcMar>
+              <w:top w:w="100" w:type="dxa"/>
+              <w:bottom w:w="100" w:type="dxa"/>
+              <w:left w:w="150" w:type="dxa"/>
+              <w:right w:w="150" w:type="dxa"/>
+            </w:tcMar>
+          </w:tcPr>
+          <w:p>
+            <w:pPr>
+              <w:spacing w:before="40" w:after="40" w:line="252" w:lineRule="auto"/>
+              <w:jc w:val="left"/>
+            </w:pPr>
+            <w:r>
+              <w:rPr>
+                <w:rFonts w:ascii="Times New Roman" w:hAnsi="Times New Roman"/>
+                <w:sz w:val="22"/>
+              </w:rPr>
+              <w:t>Стандарты ФГОС ВО 3++ (09.03.04 бакалавриат, 09.03.01 бакалавриат, 09.04.04 магистратура).</w:t>
+            </w:r>
+          </w:p>
+        </w:tc>
+      </w:tr>
+      <w:tr>
+        <w:tc>
+          <w:tcPr>
+            <w:tcW w:type="dxa" w:w="2339"/>
+            <w:tcMar>
+              <w:top w:w="100" w:type="dxa"/>
+              <w:bottom w:w="100" w:type="dxa"/>
+              <w:left w:w="150" w:type="dxa"/>
+              <w:right w:w="150" w:type="dxa"/>
+            </w:tcMar>
+          </w:tcPr>
+          <w:p>
+            <w:pPr>
+              <w:spacing w:before="40" w:after="40" w:line="252" w:lineRule="auto"/>
+              <w:jc w:val="left"/>
+            </w:pPr>
+            <w:r>
+              <w:rPr>
+                <w:rFonts w:ascii="Times New Roman" w:hAnsi="Times New Roman"/>
+                <w:sz w:val="22"/>
+              </w:rPr>
+            </w:r>
+            <w:r>
+              <w:rPr>
+                <w:rFonts w:ascii="Times New Roman" w:hAnsi="Times New Roman"/>
+                <w:b/>
+                <w:sz w:val="22"/>
+              </w:rPr>
+              <w:t>Образовательные программы</w:t>
+            </w:r>
+            <w:r>
+              <w:rPr>
+                <w:rFonts w:ascii="Times New Roman" w:hAnsi="Times New Roman"/>
+                <w:sz w:val="22"/>
+              </w:rPr>
+            </w:r>
+          </w:p>
+        </w:tc>
+        <w:tc>
+          <w:tcPr>
+            <w:tcW w:type="dxa" w:w="2339"/>
             <w:tcMar>
               <w:top w:w="100" w:type="dxa"/>
               <w:bottom w:w="100" w:type="dxa"/>
@@ -414,11 +685,9 @@
             </w:r>
           </w:p>
         </w:tc>
-      </w:tr>
-      <w:tr>
         <w:tc>
           <w:tcPr>
-            <w:tcW w:type="dxa" w:w="4677"/>
+            <w:tcW w:type="dxa" w:w="2339"/>
             <w:tcMar>
               <w:top w:w="100" w:type="dxa"/>
               <w:bottom w:w="100" w:type="dxa"/>
@@ -436,13 +705,187 @@
                 <w:rFonts w:ascii="Times New Roman" w:hAnsi="Times New Roman"/>
                 <w:sz w:val="22"/>
               </w:rPr>
-              <w:t>Подразделения</w:t>
+              <w:t>1</w:t>
             </w:r>
           </w:p>
         </w:tc>
         <w:tc>
           <w:tcPr>
-            <w:tcW w:type="dxa" w:w="4677"/>
+            <w:tcW w:type="dxa" w:w="2339"/>
+            <w:tcMar>
+              <w:top w:w="100" w:type="dxa"/>
+              <w:bottom w:w="100" w:type="dxa"/>
+              <w:left w:w="150" w:type="dxa"/>
+              <w:right w:w="150" w:type="dxa"/>
+            </w:tcMar>
+          </w:tcPr>
+          <w:p>
+            <w:pPr>
+              <w:spacing w:before="40" w:after="40" w:line="252" w:lineRule="auto"/>
+              <w:jc w:val="left"/>
+            </w:pPr>
+            <w:r>
+              <w:rPr>
+                <w:rFonts w:ascii="Times New Roman" w:hAnsi="Times New Roman"/>
+                <w:sz w:val="22"/>
+              </w:rPr>
+              <w:t>Направление 09.03.04 «Программная инженерия» (профиль «Разработка программного обеспечения»).</w:t>
+            </w:r>
+          </w:p>
+        </w:tc>
+      </w:tr>
+      <w:tr>
+        <w:tc>
+          <w:tcPr>
+            <w:tcW w:type="dxa" w:w="2339"/>
+            <w:tcMar>
+              <w:top w:w="100" w:type="dxa"/>
+              <w:bottom w:w="100" w:type="dxa"/>
+              <w:left w:w="150" w:type="dxa"/>
+              <w:right w:w="150" w:type="dxa"/>
+            </w:tcMar>
+          </w:tcPr>
+          <w:p>
+            <w:pPr>
+              <w:spacing w:before="40" w:after="40" w:line="252" w:lineRule="auto"/>
+              <w:jc w:val="left"/>
+            </w:pPr>
+            <w:r>
+              <w:rPr>
+                <w:rFonts w:ascii="Times New Roman" w:hAnsi="Times New Roman"/>
+                <w:sz w:val="22"/>
+              </w:rPr>
+            </w:r>
+            <w:r>
+              <w:rPr>
+                <w:rFonts w:ascii="Times New Roman" w:hAnsi="Times New Roman"/>
+                <w:b/>
+                <w:sz w:val="22"/>
+              </w:rPr>
+              <w:t>Матрица компетенций</w:t>
+            </w:r>
+            <w:r>
+              <w:rPr>
+                <w:rFonts w:ascii="Times New Roman" w:hAnsi="Times New Roman"/>
+                <w:sz w:val="22"/>
+              </w:rPr>
+            </w:r>
+          </w:p>
+        </w:tc>
+        <w:tc>
+          <w:tcPr>
+            <w:tcW w:type="dxa" w:w="2339"/>
+            <w:tcMar>
+              <w:top w:w="100" w:type="dxa"/>
+              <w:bottom w:w="100" w:type="dxa"/>
+              <w:left w:w="150" w:type="dxa"/>
+              <w:right w:w="150" w:type="dxa"/>
+            </w:tcMar>
+          </w:tcPr>
+          <w:p>
+            <w:pPr>
+              <w:spacing w:before="40" w:after="40" w:line="252" w:lineRule="auto"/>
+              <w:jc w:val="left"/>
+            </w:pPr>
+            <w:r>
+              <w:rPr>
+                <w:rFonts w:ascii="Times New Roman" w:hAnsi="Times New Roman"/>
+                <w:sz w:val="22"/>
+              </w:rPr>
+              <w:t>`competencies`</w:t>
+            </w:r>
+          </w:p>
+        </w:tc>
+        <w:tc>
+          <w:tcPr>
+            <w:tcW w:type="dxa" w:w="2339"/>
+            <w:tcMar>
+              <w:top w:w="100" w:type="dxa"/>
+              <w:bottom w:w="100" w:type="dxa"/>
+              <w:left w:w="150" w:type="dxa"/>
+              <w:right w:w="150" w:type="dxa"/>
+            </w:tcMar>
+          </w:tcPr>
+          <w:p>
+            <w:pPr>
+              <w:spacing w:before="40" w:after="40" w:line="252" w:lineRule="auto"/>
+              <w:jc w:val="left"/>
+            </w:pPr>
+            <w:r>
+              <w:rPr>
+                <w:rFonts w:ascii="Times New Roman" w:hAnsi="Times New Roman"/>
+                <w:sz w:val="22"/>
+              </w:rPr>
+              <w:t>13</w:t>
+            </w:r>
+          </w:p>
+        </w:tc>
+        <w:tc>
+          <w:tcPr>
+            <w:tcW w:type="dxa" w:w="2339"/>
+            <w:tcMar>
+              <w:top w:w="100" w:type="dxa"/>
+              <w:bottom w:w="100" w:type="dxa"/>
+              <w:left w:w="150" w:type="dxa"/>
+              <w:right w:w="150" w:type="dxa"/>
+            </w:tcMar>
+          </w:tcPr>
+          <w:p>
+            <w:pPr>
+              <w:spacing w:before="40" w:after="40" w:line="252" w:lineRule="auto"/>
+              <w:jc w:val="left"/>
+            </w:pPr>
+            <w:r>
+              <w:rPr>
+                <w:rFonts w:ascii="Times New Roman" w:hAnsi="Times New Roman"/>
+                <w:sz w:val="22"/>
+              </w:rPr>
+              <w:t>5 универсальных (УК-1..8), 4 общепрофессиональных (ОПК-1..6), 4 профессиональных компетенции (ПК-1..4).</w:t>
+            </w:r>
+          </w:p>
+        </w:tc>
+      </w:tr>
+      <w:tr>
+        <w:tc>
+          <w:tcPr>
+            <w:tcW w:type="dxa" w:w="2339"/>
+            <w:tcMar>
+              <w:top w:w="100" w:type="dxa"/>
+              <w:bottom w:w="100" w:type="dxa"/>
+              <w:left w:w="150" w:type="dxa"/>
+              <w:right w:w="150" w:type="dxa"/>
+            </w:tcMar>
+          </w:tcPr>
+          <w:p>
+            <w:pPr>
+              <w:spacing w:before="40" w:after="40" w:line="252" w:lineRule="auto"/>
+              <w:jc w:val="left"/>
+            </w:pPr>
+            <w:r>
+              <w:rPr>
+                <w:rFonts w:ascii="Times New Roman" w:hAnsi="Times New Roman"/>
+                <w:sz w:val="22"/>
+              </w:rPr>
+            </w:r>
+            <w:r>
+              <w:rPr>
+                <w:rFonts w:ascii="Times New Roman" w:hAnsi="Times New Roman"/>
+                <w:b/>
+                <w:sz w:val="22"/>
+              </w:rPr>
+              <w:t>Подразделения</w:t>
+            </w:r>
+            <w:r>
+              <w:rPr>
+                <w:rFonts w:ascii="Times New Roman" w:hAnsi="Times New Roman"/>
+                <w:sz w:val="22"/>
+              </w:rPr>
+            </w:r>
+          </w:p>
+        </w:tc>
+        <w:tc>
+          <w:tcPr>
+            <w:tcW w:type="dxa" w:w="2339"/>
             <w:tcMar>
               <w:top w:w="100" w:type="dxa"/>
               <w:bottom w:w="100" w:type="dxa"/>
@@ -464,11 +907,9 @@
             </w:r>
           </w:p>
         </w:tc>
-      </w:tr>
-      <w:tr>
         <w:tc>
           <w:tcPr>
-            <w:tcW w:type="dxa" w:w="4677"/>
+            <w:tcW w:type="dxa" w:w="2339"/>
             <w:tcMar>
               <w:top w:w="100" w:type="dxa"/>
               <w:bottom w:w="100" w:type="dxa"/>
@@ -486,13 +927,13 @@
                 <w:rFonts w:ascii="Times New Roman" w:hAnsi="Times New Roman"/>
                 <w:sz w:val="22"/>
               </w:rPr>
-              <w:t>Компетенции</w:t>
+              <w:t>7</w:t>
             </w:r>
           </w:p>
         </w:tc>
         <w:tc>
           <w:tcPr>
-            <w:tcW w:type="dxa" w:w="4677"/>
+            <w:tcW w:type="dxa" w:w="2339"/>
             <w:tcMar>
               <w:top w:w="100" w:type="dxa"/>
               <w:bottom w:w="100" w:type="dxa"/>
@@ -510,7 +951,7 @@
                 <w:rFonts w:ascii="Times New Roman" w:hAnsi="Times New Roman"/>
                 <w:sz w:val="22"/>
               </w:rPr>
-              <w:t>`competencies`</w:t>
+              <w:t>Выпускающие кафедры (ПИ, ИСТ), обеспечивающие (ВМ, ИЯ, ОФ), экспертные (АНОК) и руководство (Ректорат).</w:t>
             </w:r>
           </w:p>
         </w:tc>
@@ -518,7 +959,7 @@
       <w:tr>
         <w:tc>
           <w:tcPr>
-            <w:tcW w:type="dxa" w:w="4677"/>
+            <w:tcW w:type="dxa" w:w="2339"/>
             <w:tcMar>
               <w:top w:w="100" w:type="dxa"/>
               <w:bottom w:w="100" w:type="dxa"/>
@@ -536,13 +977,26 @@
                 <w:rFonts w:ascii="Times New Roman" w:hAnsi="Times New Roman"/>
                 <w:sz w:val="22"/>
               </w:rPr>
+            </w:r>
+            <w:r>
+              <w:rPr>
+                <w:rFonts w:ascii="Times New Roman" w:hAnsi="Times New Roman"/>
+                <w:b/>
+                <w:sz w:val="22"/>
+              </w:rPr>
               <w:t>Служебные записки</w:t>
+            </w:r>
+            <w:r>
+              <w:rPr>
+                <w:rFonts w:ascii="Times New Roman" w:hAnsi="Times New Roman"/>
+                <w:sz w:val="22"/>
+              </w:rPr>
             </w:r>
           </w:p>
         </w:tc>
         <w:tc>
           <w:tcPr>
-            <w:tcW w:type="dxa" w:w="4677"/>
+            <w:tcW w:type="dxa" w:w="2339"/>
             <w:tcMar>
               <w:top w:w="100" w:type="dxa"/>
               <w:bottom w:w="100" w:type="dxa"/>
@@ -564,11 +1018,9 @@
             </w:r>
           </w:p>
         </w:tc>
-      </w:tr>
-      <w:tr>
         <w:tc>
           <w:tcPr>
-            <w:tcW w:type="dxa" w:w="4677"/>
+            <w:tcW w:type="dxa" w:w="2339"/>
             <w:tcMar>
               <w:top w:w="100" w:type="dxa"/>
               <w:bottom w:w="100" w:type="dxa"/>
@@ -586,13 +1038,76 @@
                 <w:rFonts w:ascii="Times New Roman" w:hAnsi="Times New Roman"/>
                 <w:sz w:val="22"/>
               </w:rPr>
-              <w:t>Согласование</w:t>
+              <w:t>4</w:t>
             </w:r>
           </w:p>
         </w:tc>
         <w:tc>
           <w:tcPr>
-            <w:tcW w:type="dxa" w:w="4677"/>
+            <w:tcW w:type="dxa" w:w="2339"/>
+            <w:tcMar>
+              <w:top w:w="100" w:type="dxa"/>
+              <w:bottom w:w="100" w:type="dxa"/>
+              <w:left w:w="150" w:type="dxa"/>
+              <w:right w:w="150" w:type="dxa"/>
+            </w:tcMar>
+          </w:tcPr>
+          <w:p>
+            <w:pPr>
+              <w:spacing w:before="40" w:after="40" w:line="252" w:lineRule="auto"/>
+              <w:jc w:val="left"/>
+            </w:pPr>
+            <w:r>
+              <w:rPr>
+                <w:rFonts w:ascii="Times New Roman" w:hAnsi="Times New Roman"/>
+                <w:sz w:val="22"/>
+              </w:rPr>
+              <w:t>СЗ № 048, 052, 059, 061 на корректировку дисциплин с дифференциалом «Было» → «Стало».</w:t>
+            </w:r>
+          </w:p>
+        </w:tc>
+      </w:tr>
+      <w:tr>
+        <w:tc>
+          <w:tcPr>
+            <w:tcW w:type="dxa" w:w="2339"/>
+            <w:tcMar>
+              <w:top w:w="100" w:type="dxa"/>
+              <w:bottom w:w="100" w:type="dxa"/>
+              <w:left w:w="150" w:type="dxa"/>
+              <w:right w:w="150" w:type="dxa"/>
+            </w:tcMar>
+          </w:tcPr>
+          <w:p>
+            <w:pPr>
+              <w:spacing w:before="40" w:after="40" w:line="252" w:lineRule="auto"/>
+              <w:jc w:val="left"/>
+            </w:pPr>
+            <w:r>
+              <w:rPr>
+                <w:rFonts w:ascii="Times New Roman" w:hAnsi="Times New Roman"/>
+                <w:sz w:val="22"/>
+              </w:rPr>
+            </w:r>
+            <w:r>
+              <w:rPr>
+                <w:rFonts w:ascii="Times New Roman" w:hAnsi="Times New Roman"/>
+                <w:b/>
+                <w:sz w:val="22"/>
+              </w:rPr>
+              <w:t>Маршрут визирования (ЭЦП)</w:t>
+            </w:r>
+            <w:r>
+              <w:rPr>
+                <w:rFonts w:ascii="Times New Roman" w:hAnsi="Times New Roman"/>
+                <w:sz w:val="22"/>
+              </w:rPr>
+            </w:r>
+          </w:p>
+        </w:tc>
+        <w:tc>
+          <w:tcPr>
+            <w:tcW w:type="dxa" w:w="2339"/>
             <w:tcMar>
               <w:top w:w="100" w:type="dxa"/>
               <w:bottom w:w="100" w:type="dxa"/>
@@ -614,11 +1129,9 @@
             </w:r>
           </w:p>
         </w:tc>
-      </w:tr>
-      <w:tr>
         <w:tc>
           <w:tcPr>
-            <w:tcW w:type="dxa" w:w="4677"/>
+            <w:tcW w:type="dxa" w:w="2339"/>
             <w:tcMar>
               <w:top w:w="100" w:type="dxa"/>
               <w:bottom w:w="100" w:type="dxa"/>
@@ -636,13 +1149,76 @@
                 <w:rFonts w:ascii="Times New Roman" w:hAnsi="Times New Roman"/>
                 <w:sz w:val="22"/>
               </w:rPr>
-              <w:t>Объявления</w:t>
+              <w:t>4</w:t>
             </w:r>
           </w:p>
         </w:tc>
         <w:tc>
           <w:tcPr>
-            <w:tcW w:type="dxa" w:w="4677"/>
+            <w:tcW w:type="dxa" w:w="2339"/>
+            <w:tcMar>
+              <w:top w:w="100" w:type="dxa"/>
+              <w:bottom w:w="100" w:type="dxa"/>
+              <w:left w:w="150" w:type="dxa"/>
+              <w:right w:w="150" w:type="dxa"/>
+            </w:tcMar>
+          </w:tcPr>
+          <w:p>
+            <w:pPr>
+              <w:spacing w:before="40" w:after="40" w:line="252" w:lineRule="auto"/>
+              <w:jc w:val="left"/>
+            </w:pPr>
+            <w:r>
+              <w:rPr>
+                <w:rFonts w:ascii="Times New Roman" w:hAnsi="Times New Roman"/>
+                <w:sz w:val="22"/>
+              </w:rPr>
+              <w:t>4 этапа согласования УП (Зав. кафедрой → Нач. АНОК → Проректор → Ректор) с хэшами SHA-256.</w:t>
+            </w:r>
+          </w:p>
+        </w:tc>
+      </w:tr>
+      <w:tr>
+        <w:tc>
+          <w:tcPr>
+            <w:tcW w:type="dxa" w:w="2339"/>
+            <w:tcMar>
+              <w:top w:w="100" w:type="dxa"/>
+              <w:bottom w:w="100" w:type="dxa"/>
+              <w:left w:w="150" w:type="dxa"/>
+              <w:right w:w="150" w:type="dxa"/>
+            </w:tcMar>
+          </w:tcPr>
+          <w:p>
+            <w:pPr>
+              <w:spacing w:before="40" w:after="40" w:line="252" w:lineRule="auto"/>
+              <w:jc w:val="left"/>
+            </w:pPr>
+            <w:r>
+              <w:rPr>
+                <w:rFonts w:ascii="Times New Roman" w:hAnsi="Times New Roman"/>
+                <w:sz w:val="22"/>
+              </w:rPr>
+            </w:r>
+            <w:r>
+              <w:rPr>
+                <w:rFonts w:ascii="Times New Roman" w:hAnsi="Times New Roman"/>
+                <w:b/>
+                <w:sz w:val="22"/>
+              </w:rPr>
+              <w:t>Объявления и регламенты</w:t>
+            </w:r>
+            <w:r>
+              <w:rPr>
+                <w:rFonts w:ascii="Times New Roman" w:hAnsi="Times New Roman"/>
+                <w:sz w:val="22"/>
+              </w:rPr>
+            </w:r>
+          </w:p>
+        </w:tc>
+        <w:tc>
+          <w:tcPr>
+            <w:tcW w:type="dxa" w:w="2339"/>
             <w:tcMar>
               <w:top w:w="100" w:type="dxa"/>
               <w:bottom w:w="100" w:type="dxa"/>
@@ -664,11 +1240,9 @@
             </w:r>
           </w:p>
         </w:tc>
-      </w:tr>
-      <w:tr>
         <w:tc>
           <w:tcPr>
-            <w:tcW w:type="dxa" w:w="4677"/>
+            <w:tcW w:type="dxa" w:w="2339"/>
             <w:tcMar>
               <w:top w:w="100" w:type="dxa"/>
               <w:bottom w:w="100" w:type="dxa"/>
@@ -686,13 +1260,76 @@
                 <w:rFonts w:ascii="Times New Roman" w:hAnsi="Times New Roman"/>
                 <w:sz w:val="22"/>
               </w:rPr>
-              <w:t>Аудит</w:t>
+              <w:t>4</w:t>
             </w:r>
           </w:p>
         </w:tc>
         <w:tc>
           <w:tcPr>
-            <w:tcW w:type="dxa" w:w="4677"/>
+            <w:tcW w:type="dxa" w:w="2339"/>
+            <w:tcMar>
+              <w:top w:w="100" w:type="dxa"/>
+              <w:bottom w:w="100" w:type="dxa"/>
+              <w:left w:w="150" w:type="dxa"/>
+              <w:right w:w="150" w:type="dxa"/>
+            </w:tcMar>
+          </w:tcPr>
+          <w:p>
+            <w:pPr>
+              <w:spacing w:before="40" w:after="40" w:line="252" w:lineRule="auto"/>
+              <w:jc w:val="left"/>
+            </w:pPr>
+            <w:r>
+              <w:rPr>
+                <w:rFonts w:ascii="Times New Roman" w:hAnsi="Times New Roman"/>
+                <w:sz w:val="22"/>
+              </w:rPr>
+              <w:t>Нормативные регламенты и приказы Центра АНОК с метками закрепления.</w:t>
+            </w:r>
+          </w:p>
+        </w:tc>
+      </w:tr>
+      <w:tr>
+        <w:tc>
+          <w:tcPr>
+            <w:tcW w:type="dxa" w:w="2339"/>
+            <w:tcMar>
+              <w:top w:w="100" w:type="dxa"/>
+              <w:bottom w:w="100" w:type="dxa"/>
+              <w:left w:w="150" w:type="dxa"/>
+              <w:right w:w="150" w:type="dxa"/>
+            </w:tcMar>
+          </w:tcPr>
+          <w:p>
+            <w:pPr>
+              <w:spacing w:before="40" w:after="40" w:line="252" w:lineRule="auto"/>
+              <w:jc w:val="left"/>
+            </w:pPr>
+            <w:r>
+              <w:rPr>
+                <w:rFonts w:ascii="Times New Roman" w:hAnsi="Times New Roman"/>
+                <w:sz w:val="22"/>
+              </w:rPr>
+            </w:r>
+            <w:r>
+              <w:rPr>
+                <w:rFonts w:ascii="Times New Roman" w:hAnsi="Times New Roman"/>
+                <w:b/>
+                <w:sz w:val="22"/>
+              </w:rPr>
+              <w:t>Журнал аудита</w:t>
+            </w:r>
+            <w:r>
+              <w:rPr>
+                <w:rFonts w:ascii="Times New Roman" w:hAnsi="Times New Roman"/>
+                <w:sz w:val="22"/>
+              </w:rPr>
+            </w:r>
+          </w:p>
+        </w:tc>
+        <w:tc>
+          <w:tcPr>
+            <w:tcW w:type="dxa" w:w="2339"/>
             <w:tcMar>
               <w:top w:w="100" w:type="dxa"/>
               <w:bottom w:w="100" w:type="dxa"/>
@@ -714,12 +1351,199 @@
             </w:r>
           </w:p>
         </w:tc>
+        <w:tc>
+          <w:tcPr>
+            <w:tcW w:type="dxa" w:w="2339"/>
+            <w:tcMar>
+              <w:top w:w="100" w:type="dxa"/>
+              <w:bottom w:w="100" w:type="dxa"/>
+              <w:left w:w="150" w:type="dxa"/>
+              <w:right w:w="150" w:type="dxa"/>
+            </w:tcMar>
+          </w:tcPr>
+          <w:p>
+            <w:pPr>
+              <w:spacing w:before="40" w:after="40" w:line="252" w:lineRule="auto"/>
+              <w:jc w:val="left"/>
+            </w:pPr>
+            <w:r>
+              <w:rPr>
+                <w:rFonts w:ascii="Times New Roman" w:hAnsi="Times New Roman"/>
+                <w:sz w:val="22"/>
+              </w:rPr>
+              <w:t>7</w:t>
+            </w:r>
+          </w:p>
+        </w:tc>
+        <w:tc>
+          <w:tcPr>
+            <w:tcW w:type="dxa" w:w="2339"/>
+            <w:tcMar>
+              <w:top w:w="100" w:type="dxa"/>
+              <w:bottom w:w="100" w:type="dxa"/>
+              <w:left w:w="150" w:type="dxa"/>
+              <w:right w:w="150" w:type="dxa"/>
+            </w:tcMar>
+          </w:tcPr>
+          <w:p>
+            <w:pPr>
+              <w:spacing w:before="40" w:after="40" w:line="252" w:lineRule="auto"/>
+              <w:jc w:val="left"/>
+            </w:pPr>
+            <w:r>
+              <w:rPr>
+                <w:rFonts w:ascii="Times New Roman" w:hAnsi="Times New Roman"/>
+                <w:sz w:val="22"/>
+              </w:rPr>
+              <w:t>Хронологические записи событий безопасности с фиксацией IP-адресов.</w:t>
+            </w:r>
+          </w:p>
+        </w:tc>
+      </w:tr>
+      <w:tr>
+        <w:tc>
+          <w:tcPr>
+            <w:tcW w:type="dxa" w:w="2339"/>
+            <w:tcMar>
+              <w:top w:w="100" w:type="dxa"/>
+              <w:bottom w:w="100" w:type="dxa"/>
+              <w:left w:w="150" w:type="dxa"/>
+              <w:right w:w="150" w:type="dxa"/>
+            </w:tcMar>
+          </w:tcPr>
+          <w:p>
+            <w:pPr>
+              <w:spacing w:before="40" w:after="40" w:line="252" w:lineRule="auto"/>
+              <w:jc w:val="left"/>
+            </w:pPr>
+            <w:r>
+              <w:rPr>
+                <w:rFonts w:ascii="Times New Roman" w:hAnsi="Times New Roman"/>
+                <w:sz w:val="22"/>
+              </w:rPr>
+            </w:r>
+            <w:r>
+              <w:rPr>
+                <w:rFonts w:ascii="Times New Roman" w:hAnsi="Times New Roman"/>
+                <w:b/>
+                <w:sz w:val="22"/>
+              </w:rPr>
+              <w:t>Пользователи и роли</w:t>
+            </w:r>
+            <w:r>
+              <w:rPr>
+                <w:rFonts w:ascii="Times New Roman" w:hAnsi="Times New Roman"/>
+                <w:sz w:val="22"/>
+              </w:rPr>
+            </w:r>
+          </w:p>
+        </w:tc>
+        <w:tc>
+          <w:tcPr>
+            <w:tcW w:type="dxa" w:w="2339"/>
+            <w:tcMar>
+              <w:top w:w="100" w:type="dxa"/>
+              <w:bottom w:w="100" w:type="dxa"/>
+              <w:left w:w="150" w:type="dxa"/>
+              <w:right w:w="150" w:type="dxa"/>
+            </w:tcMar>
+          </w:tcPr>
+          <w:p>
+            <w:pPr>
+              <w:spacing w:before="40" w:after="40" w:line="252" w:lineRule="auto"/>
+              <w:jc w:val="left"/>
+            </w:pPr>
+            <w:r>
+              <w:rPr>
+                <w:rFonts w:ascii="Times New Roman" w:hAnsi="Times New Roman"/>
+                <w:sz w:val="22"/>
+              </w:rPr>
+              <w:t>`users`, `roles`</w:t>
+            </w:r>
+          </w:p>
+        </w:tc>
+        <w:tc>
+          <w:tcPr>
+            <w:tcW w:type="dxa" w:w="2339"/>
+            <w:tcMar>
+              <w:top w:w="100" w:type="dxa"/>
+              <w:bottom w:w="100" w:type="dxa"/>
+              <w:left w:w="150" w:type="dxa"/>
+              <w:right w:w="150" w:type="dxa"/>
+            </w:tcMar>
+          </w:tcPr>
+          <w:p>
+            <w:pPr>
+              <w:spacing w:before="40" w:after="40" w:line="252" w:lineRule="auto"/>
+              <w:jc w:val="left"/>
+            </w:pPr>
+            <w:r>
+              <w:rPr>
+                <w:rFonts w:ascii="Times New Roman" w:hAnsi="Times New Roman"/>
+                <w:sz w:val="22"/>
+              </w:rPr>
+              <w:t>7 / 7</w:t>
+            </w:r>
+          </w:p>
+        </w:tc>
+        <w:tc>
+          <w:tcPr>
+            <w:tcW w:type="dxa" w:w="2339"/>
+            <w:tcMar>
+              <w:top w:w="100" w:type="dxa"/>
+              <w:bottom w:w="100" w:type="dxa"/>
+              <w:left w:w="150" w:type="dxa"/>
+              <w:right w:w="150" w:type="dxa"/>
+            </w:tcMar>
+          </w:tcPr>
+          <w:p>
+            <w:pPr>
+              <w:spacing w:before="40" w:after="40" w:line="252" w:lineRule="auto"/>
+              <w:jc w:val="left"/>
+            </w:pPr>
+            <w:r>
+              <w:rPr>
+                <w:rFonts w:ascii="Times New Roman" w:hAnsi="Times New Roman"/>
+                <w:sz w:val="22"/>
+              </w:rPr>
+              <w:t>Справочник учетных записей сотрудников университета с ролями доступа.</w:t>
+            </w:r>
+          </w:p>
+        </w:tc>
       </w:tr>
     </w:tbl>
     <w:p>
       <w:pPr>
         <w:spacing w:after="120"/>
       </w:pPr>
+    </w:p>
+    <w:p>
+      <w:pPr>
+        <w:spacing w:before="240" w:after="120"/>
+        <w:jc w:val="left"/>
+      </w:pPr>
+      <w:r>
+        <w:rPr>
+          <w:rFonts w:ascii="Times New Roman" w:hAnsi="Times New Roman"/>
+          <w:b/>
+          <w:sz w:val="28"/>
+        </w:rPr>
+        <w:t>3. Детальный анализ информационного наполнения</w:t>
+      </w:r>
+    </w:p>
+    <w:p>
+      <w:pPr>
+        <w:spacing w:before="160" w:after="80"/>
+        <w:jc w:val="left"/>
+      </w:pPr>
+      <w:r>
+        <w:rPr>
+          <w:rFonts w:ascii="Times New Roman" w:hAnsi="Times New Roman"/>
+          <w:b/>
+          <w:sz w:val="26"/>
+        </w:rPr>
+        <w:t>3.1. Балансировка учебного плана направления 09.03.04</w:t>
+      </w:r>
     </w:p>
     <w:p>
       <w:pPr>
@@ -732,8 +1556,2169 @@
           <w:rFonts w:ascii="Times New Roman" w:hAnsi="Times New Roman"/>
           <w:sz w:val="28"/>
         </w:rPr>
-        <w:t>Демонстрационные записи загружаются из `portal/database/seed.sql`. Страницы приложения выводят их в таблицах и карточках.</w:t>
+        <w:t>Учебный план спроектирован в строгом соответствии с требованиями ФГОС ВО 3++ по направлению 09.03.04 «Программная инженерия» (уровень бакалавриата, очная форма обучения):</w:t>
       </w:r>
+    </w:p>
+    <w:p>
+      <w:pPr>
+        <w:spacing w:before="160" w:after="80"/>
+        <w:ind w:firstLine="709"/>
+        <w:jc w:val="left"/>
+      </w:pPr>
+      <w:r>
+        <w:rPr>
+          <w:rFonts w:ascii="Times New Roman" w:hAnsi="Times New Roman"/>
+          <w:b/>
+          <w:sz w:val="24"/>
+        </w:rPr>
+        <w:t>Таблица 2 — Спецификация данных</w:t>
+      </w:r>
+    </w:p>
+    <w:tbl>
+      <w:tblPr>
+        <w:tblW w:type="auto" w:w="0"/>
+        <w:jc w:val="center"/>
+        <w:tblLook w:firstColumn="1" w:firstRow="1" w:lastColumn="0" w:lastRow="0" w:noHBand="0" w:noVBand="1" w:val="04A0"/>
+        <w:tblBorders>
+          <w:top w:val="single" w:sz="4" w:space="0" w:color="CBD5E1"/>
+          <w:bottom w:val="single" w:sz="4" w:space="0" w:color="CBD5E1"/>
+          <w:insideH w:val="single" w:sz="4" w:space="0" w:color="CBD5E1"/>
+          <w:insideV w:val="single" w:sz="4" w:space="0" w:color="CBD5E1"/>
+          <w:left w:val="single" w:sz="4" w:space="0" w:color="CBD5E1"/>
+          <w:right w:val="single" w:sz="4" w:space="0" w:color="CBD5E1"/>
+        </w:tblBorders>
+      </w:tblPr>
+      <w:tblGrid>
+        <w:gridCol w:w="1336"/>
+        <w:gridCol w:w="1336"/>
+        <w:gridCol w:w="1336"/>
+        <w:gridCol w:w="1336"/>
+        <w:gridCol w:w="1336"/>
+        <w:gridCol w:w="1336"/>
+        <w:gridCol w:w="1336"/>
+      </w:tblGrid>
+      <w:tr>
+        <w:tc>
+          <w:tcPr>
+            <w:tcW w:type="dxa" w:w="1336"/>
+            <w:tcMar>
+              <w:top w:w="100" w:type="dxa"/>
+              <w:bottom w:w="100" w:type="dxa"/>
+              <w:left w:w="150" w:type="dxa"/>
+              <w:right w:w="150" w:type="dxa"/>
+            </w:tcMar>
+            <w:shd w:fill="E2E8F0"/>
+          </w:tcPr>
+          <w:p>
+            <w:pPr>
+              <w:spacing w:before="40" w:after="40" w:line="252" w:lineRule="auto"/>
+              <w:jc w:val="left"/>
+            </w:pPr>
+            <w:r>
+              <w:rPr>
+                <w:rFonts w:ascii="Times New Roman" w:hAnsi="Times New Roman"/>
+                <w:b/>
+                <w:sz w:val="22"/>
+              </w:rPr>
+              <w:t>Семестр</w:t>
+            </w:r>
+          </w:p>
+        </w:tc>
+        <w:tc>
+          <w:tcPr>
+            <w:tcW w:type="dxa" w:w="1336"/>
+            <w:tcMar>
+              <w:top w:w="100" w:type="dxa"/>
+              <w:bottom w:w="100" w:type="dxa"/>
+              <w:left w:w="150" w:type="dxa"/>
+              <w:right w:w="150" w:type="dxa"/>
+            </w:tcMar>
+            <w:shd w:fill="E2E8F0"/>
+          </w:tcPr>
+          <w:p>
+            <w:pPr>
+              <w:spacing w:before="40" w:after="40" w:line="252" w:lineRule="auto"/>
+              <w:jc w:val="left"/>
+            </w:pPr>
+            <w:r>
+              <w:rPr>
+                <w:rFonts w:ascii="Times New Roman" w:hAnsi="Times New Roman"/>
+                <w:b/>
+                <w:sz w:val="22"/>
+              </w:rPr>
+              <w:t>Кол-во дисциплин</w:t>
+            </w:r>
+          </w:p>
+        </w:tc>
+        <w:tc>
+          <w:tcPr>
+            <w:tcW w:type="dxa" w:w="1336"/>
+            <w:tcMar>
+              <w:top w:w="100" w:type="dxa"/>
+              <w:bottom w:w="100" w:type="dxa"/>
+              <w:left w:w="150" w:type="dxa"/>
+              <w:right w:w="150" w:type="dxa"/>
+            </w:tcMar>
+            <w:shd w:fill="E2E8F0"/>
+          </w:tcPr>
+          <w:p>
+            <w:pPr>
+              <w:spacing w:before="40" w:after="40" w:line="252" w:lineRule="auto"/>
+              <w:jc w:val="left"/>
+            </w:pPr>
+            <w:r>
+              <w:rPr>
+                <w:rFonts w:ascii="Times New Roman" w:hAnsi="Times New Roman"/>
+                <w:b/>
+                <w:sz w:val="22"/>
+              </w:rPr>
+              <w:t>Сумма зачетных единиц (норма: 30 з.е.)</w:t>
+            </w:r>
+          </w:p>
+        </w:tc>
+        <w:tc>
+          <w:tcPr>
+            <w:tcW w:type="dxa" w:w="1336"/>
+            <w:tcMar>
+              <w:top w:w="100" w:type="dxa"/>
+              <w:bottom w:w="100" w:type="dxa"/>
+              <w:left w:w="150" w:type="dxa"/>
+              <w:right w:w="150" w:type="dxa"/>
+            </w:tcMar>
+            <w:shd w:fill="E2E8F0"/>
+          </w:tcPr>
+          <w:p>
+            <w:pPr>
+              <w:spacing w:before="40" w:after="40" w:line="252" w:lineRule="auto"/>
+              <w:jc w:val="left"/>
+            </w:pPr>
+            <w:r>
+              <w:rPr>
+                <w:rFonts w:ascii="Times New Roman" w:hAnsi="Times New Roman"/>
+                <w:b/>
+                <w:sz w:val="22"/>
+              </w:rPr>
+              <w:t>Аудиторные часы (Лек/Лаб/Прак)</w:t>
+            </w:r>
+          </w:p>
+        </w:tc>
+        <w:tc>
+          <w:tcPr>
+            <w:tcW w:type="dxa" w:w="1336"/>
+            <w:tcMar>
+              <w:top w:w="100" w:type="dxa"/>
+              <w:bottom w:w="100" w:type="dxa"/>
+              <w:left w:w="150" w:type="dxa"/>
+              <w:right w:w="150" w:type="dxa"/>
+            </w:tcMar>
+            <w:shd w:fill="E2E8F0"/>
+          </w:tcPr>
+          <w:p>
+            <w:pPr>
+              <w:spacing w:before="40" w:after="40" w:line="252" w:lineRule="auto"/>
+              <w:jc w:val="left"/>
+            </w:pPr>
+            <w:r>
+              <w:rPr>
+                <w:rFonts w:ascii="Times New Roman" w:hAnsi="Times New Roman"/>
+                <w:b/>
+                <w:sz w:val="22"/>
+              </w:rPr>
+              <w:t>СРС (часы)</w:t>
+            </w:r>
+          </w:p>
+        </w:tc>
+        <w:tc>
+          <w:tcPr>
+            <w:tcW w:type="dxa" w:w="1336"/>
+            <w:tcMar>
+              <w:top w:w="100" w:type="dxa"/>
+              <w:bottom w:w="100" w:type="dxa"/>
+              <w:left w:w="150" w:type="dxa"/>
+              <w:right w:w="150" w:type="dxa"/>
+            </w:tcMar>
+            <w:shd w:fill="E2E8F0"/>
+          </w:tcPr>
+          <w:p>
+            <w:pPr>
+              <w:spacing w:before="40" w:after="40" w:line="252" w:lineRule="auto"/>
+              <w:jc w:val="left"/>
+            </w:pPr>
+            <w:r>
+              <w:rPr>
+                <w:rFonts w:ascii="Times New Roman" w:hAnsi="Times New Roman"/>
+                <w:b/>
+                <w:sz w:val="22"/>
+              </w:rPr>
+              <w:t>Всего часов (норма: 1080 ч.)</w:t>
+            </w:r>
+          </w:p>
+        </w:tc>
+        <w:tc>
+          <w:tcPr>
+            <w:tcW w:type="dxa" w:w="1336"/>
+            <w:tcMar>
+              <w:top w:w="100" w:type="dxa"/>
+              <w:bottom w:w="100" w:type="dxa"/>
+              <w:left w:w="150" w:type="dxa"/>
+              <w:right w:w="150" w:type="dxa"/>
+            </w:tcMar>
+            <w:shd w:fill="E2E8F0"/>
+          </w:tcPr>
+          <w:p>
+            <w:pPr>
+              <w:spacing w:before="40" w:after="40" w:line="252" w:lineRule="auto"/>
+              <w:jc w:val="left"/>
+            </w:pPr>
+            <w:r>
+              <w:rPr>
+                <w:rFonts w:ascii="Times New Roman" w:hAnsi="Times New Roman"/>
+                <w:b/>
+                <w:sz w:val="22"/>
+              </w:rPr>
+              <w:t>Формы контроля</w:t>
+            </w:r>
+          </w:p>
+        </w:tc>
+      </w:tr>
+      <w:tr>
+        <w:tc>
+          <w:tcPr>
+            <w:tcW w:type="dxa" w:w="1336"/>
+            <w:tcMar>
+              <w:top w:w="100" w:type="dxa"/>
+              <w:bottom w:w="100" w:type="dxa"/>
+              <w:left w:w="150" w:type="dxa"/>
+              <w:right w:w="150" w:type="dxa"/>
+            </w:tcMar>
+          </w:tcPr>
+          <w:p>
+            <w:pPr>
+              <w:spacing w:before="40" w:after="40" w:line="252" w:lineRule="auto"/>
+              <w:jc w:val="left"/>
+            </w:pPr>
+            <w:r>
+              <w:rPr>
+                <w:rFonts w:ascii="Times New Roman" w:hAnsi="Times New Roman"/>
+                <w:sz w:val="22"/>
+              </w:rPr>
+            </w:r>
+            <w:r>
+              <w:rPr>
+                <w:rFonts w:ascii="Times New Roman" w:hAnsi="Times New Roman"/>
+                <w:b/>
+                <w:sz w:val="22"/>
+              </w:rPr>
+              <w:t>1</w:t>
+            </w:r>
+            <w:r>
+              <w:rPr>
+                <w:rFonts w:ascii="Times New Roman" w:hAnsi="Times New Roman"/>
+                <w:sz w:val="22"/>
+              </w:rPr>
+            </w:r>
+          </w:p>
+        </w:tc>
+        <w:tc>
+          <w:tcPr>
+            <w:tcW w:type="dxa" w:w="1336"/>
+            <w:tcMar>
+              <w:top w:w="100" w:type="dxa"/>
+              <w:bottom w:w="100" w:type="dxa"/>
+              <w:left w:w="150" w:type="dxa"/>
+              <w:right w:w="150" w:type="dxa"/>
+            </w:tcMar>
+          </w:tcPr>
+          <w:p>
+            <w:pPr>
+              <w:spacing w:before="40" w:after="40" w:line="252" w:lineRule="auto"/>
+              <w:jc w:val="left"/>
+            </w:pPr>
+            <w:r>
+              <w:rPr>
+                <w:rFonts w:ascii="Times New Roman" w:hAnsi="Times New Roman"/>
+                <w:sz w:val="22"/>
+              </w:rPr>
+              <w:t>7</w:t>
+            </w:r>
+          </w:p>
+        </w:tc>
+        <w:tc>
+          <w:tcPr>
+            <w:tcW w:type="dxa" w:w="1336"/>
+            <w:tcMar>
+              <w:top w:w="100" w:type="dxa"/>
+              <w:bottom w:w="100" w:type="dxa"/>
+              <w:left w:w="150" w:type="dxa"/>
+              <w:right w:w="150" w:type="dxa"/>
+            </w:tcMar>
+          </w:tcPr>
+          <w:p>
+            <w:pPr>
+              <w:spacing w:before="40" w:after="40" w:line="252" w:lineRule="auto"/>
+              <w:jc w:val="left"/>
+            </w:pPr>
+            <w:r>
+              <w:rPr>
+                <w:rFonts w:ascii="Times New Roman" w:hAnsi="Times New Roman"/>
+                <w:sz w:val="22"/>
+              </w:rPr>
+            </w:r>
+            <w:r>
+              <w:rPr>
+                <w:rFonts w:ascii="Times New Roman" w:hAnsi="Times New Roman"/>
+                <w:b/>
+                <w:sz w:val="22"/>
+              </w:rPr>
+              <w:t>30 з.е.</w:t>
+            </w:r>
+            <w:r>
+              <w:rPr>
+                <w:rFonts w:ascii="Times New Roman" w:hAnsi="Times New Roman"/>
+                <w:sz w:val="22"/>
+              </w:rPr>
+            </w:r>
+          </w:p>
+        </w:tc>
+        <w:tc>
+          <w:tcPr>
+            <w:tcW w:type="dxa" w:w="1336"/>
+            <w:tcMar>
+              <w:top w:w="100" w:type="dxa"/>
+              <w:bottom w:w="100" w:type="dxa"/>
+              <w:left w:w="150" w:type="dxa"/>
+              <w:right w:w="150" w:type="dxa"/>
+            </w:tcMar>
+          </w:tcPr>
+          <w:p>
+            <w:pPr>
+              <w:spacing w:before="40" w:after="40" w:line="252" w:lineRule="auto"/>
+              <w:jc w:val="left"/>
+            </w:pPr>
+            <w:r>
+              <w:rPr>
+                <w:rFonts w:ascii="Times New Roman" w:hAnsi="Times New Roman"/>
+                <w:sz w:val="22"/>
+              </w:rPr>
+              <w:t>360 ч. (126 / 72 / 162)</w:t>
+            </w:r>
+          </w:p>
+        </w:tc>
+        <w:tc>
+          <w:tcPr>
+            <w:tcW w:type="dxa" w:w="1336"/>
+            <w:tcMar>
+              <w:top w:w="100" w:type="dxa"/>
+              <w:bottom w:w="100" w:type="dxa"/>
+              <w:left w:w="150" w:type="dxa"/>
+              <w:right w:w="150" w:type="dxa"/>
+            </w:tcMar>
+          </w:tcPr>
+          <w:p>
+            <w:pPr>
+              <w:spacing w:before="40" w:after="40" w:line="252" w:lineRule="auto"/>
+              <w:jc w:val="left"/>
+            </w:pPr>
+            <w:r>
+              <w:rPr>
+                <w:rFonts w:ascii="Times New Roman" w:hAnsi="Times New Roman"/>
+                <w:sz w:val="22"/>
+              </w:rPr>
+              <w:t>720 ч.</w:t>
+            </w:r>
+          </w:p>
+        </w:tc>
+        <w:tc>
+          <w:tcPr>
+            <w:tcW w:type="dxa" w:w="1336"/>
+            <w:tcMar>
+              <w:top w:w="100" w:type="dxa"/>
+              <w:bottom w:w="100" w:type="dxa"/>
+              <w:left w:w="150" w:type="dxa"/>
+              <w:right w:w="150" w:type="dxa"/>
+            </w:tcMar>
+          </w:tcPr>
+          <w:p>
+            <w:pPr>
+              <w:spacing w:before="40" w:after="40" w:line="252" w:lineRule="auto"/>
+              <w:jc w:val="left"/>
+            </w:pPr>
+            <w:r>
+              <w:rPr>
+                <w:rFonts w:ascii="Times New Roman" w:hAnsi="Times New Roman"/>
+                <w:sz w:val="22"/>
+              </w:rPr>
+            </w:r>
+            <w:r>
+              <w:rPr>
+                <w:rFonts w:ascii="Times New Roman" w:hAnsi="Times New Roman"/>
+                <w:b/>
+                <w:sz w:val="22"/>
+              </w:rPr>
+              <w:t>1080 ч.</w:t>
+            </w:r>
+            <w:r>
+              <w:rPr>
+                <w:rFonts w:ascii="Times New Roman" w:hAnsi="Times New Roman"/>
+                <w:sz w:val="22"/>
+              </w:rPr>
+            </w:r>
+          </w:p>
+        </w:tc>
+        <w:tc>
+          <w:tcPr>
+            <w:tcW w:type="dxa" w:w="1336"/>
+            <w:tcMar>
+              <w:top w:w="100" w:type="dxa"/>
+              <w:bottom w:w="100" w:type="dxa"/>
+              <w:left w:w="150" w:type="dxa"/>
+              <w:right w:w="150" w:type="dxa"/>
+            </w:tcMar>
+          </w:tcPr>
+          <w:p>
+            <w:pPr>
+              <w:spacing w:before="40" w:after="40" w:line="252" w:lineRule="auto"/>
+              <w:jc w:val="left"/>
+            </w:pPr>
+            <w:r>
+              <w:rPr>
+                <w:rFonts w:ascii="Times New Roman" w:hAnsi="Times New Roman"/>
+                <w:sz w:val="22"/>
+              </w:rPr>
+              <w:t>4 Экзамена, 3 Зачета</w:t>
+            </w:r>
+          </w:p>
+        </w:tc>
+      </w:tr>
+      <w:tr>
+        <w:tc>
+          <w:tcPr>
+            <w:tcW w:type="dxa" w:w="1336"/>
+            <w:tcMar>
+              <w:top w:w="100" w:type="dxa"/>
+              <w:bottom w:w="100" w:type="dxa"/>
+              <w:left w:w="150" w:type="dxa"/>
+              <w:right w:w="150" w:type="dxa"/>
+            </w:tcMar>
+          </w:tcPr>
+          <w:p>
+            <w:pPr>
+              <w:spacing w:before="40" w:after="40" w:line="252" w:lineRule="auto"/>
+              <w:jc w:val="left"/>
+            </w:pPr>
+            <w:r>
+              <w:rPr>
+                <w:rFonts w:ascii="Times New Roman" w:hAnsi="Times New Roman"/>
+                <w:sz w:val="22"/>
+              </w:rPr>
+            </w:r>
+            <w:r>
+              <w:rPr>
+                <w:rFonts w:ascii="Times New Roman" w:hAnsi="Times New Roman"/>
+                <w:b/>
+                <w:sz w:val="22"/>
+              </w:rPr>
+              <w:t>2</w:t>
+            </w:r>
+            <w:r>
+              <w:rPr>
+                <w:rFonts w:ascii="Times New Roman" w:hAnsi="Times New Roman"/>
+                <w:sz w:val="22"/>
+              </w:rPr>
+            </w:r>
+          </w:p>
+        </w:tc>
+        <w:tc>
+          <w:tcPr>
+            <w:tcW w:type="dxa" w:w="1336"/>
+            <w:tcMar>
+              <w:top w:w="100" w:type="dxa"/>
+              <w:bottom w:w="100" w:type="dxa"/>
+              <w:left w:w="150" w:type="dxa"/>
+              <w:right w:w="150" w:type="dxa"/>
+            </w:tcMar>
+          </w:tcPr>
+          <w:p>
+            <w:pPr>
+              <w:spacing w:before="40" w:after="40" w:line="252" w:lineRule="auto"/>
+              <w:jc w:val="left"/>
+            </w:pPr>
+            <w:r>
+              <w:rPr>
+                <w:rFonts w:ascii="Times New Roman" w:hAnsi="Times New Roman"/>
+                <w:sz w:val="22"/>
+              </w:rPr>
+              <w:t>7</w:t>
+            </w:r>
+          </w:p>
+        </w:tc>
+        <w:tc>
+          <w:tcPr>
+            <w:tcW w:type="dxa" w:w="1336"/>
+            <w:tcMar>
+              <w:top w:w="100" w:type="dxa"/>
+              <w:bottom w:w="100" w:type="dxa"/>
+              <w:left w:w="150" w:type="dxa"/>
+              <w:right w:w="150" w:type="dxa"/>
+            </w:tcMar>
+          </w:tcPr>
+          <w:p>
+            <w:pPr>
+              <w:spacing w:before="40" w:after="40" w:line="252" w:lineRule="auto"/>
+              <w:jc w:val="left"/>
+            </w:pPr>
+            <w:r>
+              <w:rPr>
+                <w:rFonts w:ascii="Times New Roman" w:hAnsi="Times New Roman"/>
+                <w:sz w:val="22"/>
+              </w:rPr>
+            </w:r>
+            <w:r>
+              <w:rPr>
+                <w:rFonts w:ascii="Times New Roman" w:hAnsi="Times New Roman"/>
+                <w:b/>
+                <w:sz w:val="22"/>
+              </w:rPr>
+              <w:t>30 з.е.</w:t>
+            </w:r>
+            <w:r>
+              <w:rPr>
+                <w:rFonts w:ascii="Times New Roman" w:hAnsi="Times New Roman"/>
+                <w:sz w:val="22"/>
+              </w:rPr>
+            </w:r>
+          </w:p>
+        </w:tc>
+        <w:tc>
+          <w:tcPr>
+            <w:tcW w:type="dxa" w:w="1336"/>
+            <w:tcMar>
+              <w:top w:w="100" w:type="dxa"/>
+              <w:bottom w:w="100" w:type="dxa"/>
+              <w:left w:w="150" w:type="dxa"/>
+              <w:right w:w="150" w:type="dxa"/>
+            </w:tcMar>
+          </w:tcPr>
+          <w:p>
+            <w:pPr>
+              <w:spacing w:before="40" w:after="40" w:line="252" w:lineRule="auto"/>
+              <w:jc w:val="left"/>
+            </w:pPr>
+            <w:r>
+              <w:rPr>
+                <w:rFonts w:ascii="Times New Roman" w:hAnsi="Times New Roman"/>
+                <w:sz w:val="22"/>
+              </w:rPr>
+              <w:t>360 ч. (126 / 72 / 162)</w:t>
+            </w:r>
+          </w:p>
+        </w:tc>
+        <w:tc>
+          <w:tcPr>
+            <w:tcW w:type="dxa" w:w="1336"/>
+            <w:tcMar>
+              <w:top w:w="100" w:type="dxa"/>
+              <w:bottom w:w="100" w:type="dxa"/>
+              <w:left w:w="150" w:type="dxa"/>
+              <w:right w:w="150" w:type="dxa"/>
+            </w:tcMar>
+          </w:tcPr>
+          <w:p>
+            <w:pPr>
+              <w:spacing w:before="40" w:after="40" w:line="252" w:lineRule="auto"/>
+              <w:jc w:val="left"/>
+            </w:pPr>
+            <w:r>
+              <w:rPr>
+                <w:rFonts w:ascii="Times New Roman" w:hAnsi="Times New Roman"/>
+                <w:sz w:val="22"/>
+              </w:rPr>
+              <w:t>720 ч.</w:t>
+            </w:r>
+          </w:p>
+        </w:tc>
+        <w:tc>
+          <w:tcPr>
+            <w:tcW w:type="dxa" w:w="1336"/>
+            <w:tcMar>
+              <w:top w:w="100" w:type="dxa"/>
+              <w:bottom w:w="100" w:type="dxa"/>
+              <w:left w:w="150" w:type="dxa"/>
+              <w:right w:w="150" w:type="dxa"/>
+            </w:tcMar>
+          </w:tcPr>
+          <w:p>
+            <w:pPr>
+              <w:spacing w:before="40" w:after="40" w:line="252" w:lineRule="auto"/>
+              <w:jc w:val="left"/>
+            </w:pPr>
+            <w:r>
+              <w:rPr>
+                <w:rFonts w:ascii="Times New Roman" w:hAnsi="Times New Roman"/>
+                <w:sz w:val="22"/>
+              </w:rPr>
+            </w:r>
+            <w:r>
+              <w:rPr>
+                <w:rFonts w:ascii="Times New Roman" w:hAnsi="Times New Roman"/>
+                <w:b/>
+                <w:sz w:val="22"/>
+              </w:rPr>
+              <w:t>1080 ч.</w:t>
+            </w:r>
+            <w:r>
+              <w:rPr>
+                <w:rFonts w:ascii="Times New Roman" w:hAnsi="Times New Roman"/>
+                <w:sz w:val="22"/>
+              </w:rPr>
+            </w:r>
+          </w:p>
+        </w:tc>
+        <w:tc>
+          <w:tcPr>
+            <w:tcW w:type="dxa" w:w="1336"/>
+            <w:tcMar>
+              <w:top w:w="100" w:type="dxa"/>
+              <w:bottom w:w="100" w:type="dxa"/>
+              <w:left w:w="150" w:type="dxa"/>
+              <w:right w:w="150" w:type="dxa"/>
+            </w:tcMar>
+          </w:tcPr>
+          <w:p>
+            <w:pPr>
+              <w:spacing w:before="40" w:after="40" w:line="252" w:lineRule="auto"/>
+              <w:jc w:val="left"/>
+            </w:pPr>
+            <w:r>
+              <w:rPr>
+                <w:rFonts w:ascii="Times New Roman" w:hAnsi="Times New Roman"/>
+                <w:sz w:val="22"/>
+              </w:rPr>
+              <w:t>4 Экзамена, 3 Зачета</w:t>
+            </w:r>
+          </w:p>
+        </w:tc>
+      </w:tr>
+      <w:tr>
+        <w:tc>
+          <w:tcPr>
+            <w:tcW w:type="dxa" w:w="1336"/>
+            <w:tcMar>
+              <w:top w:w="100" w:type="dxa"/>
+              <w:bottom w:w="100" w:type="dxa"/>
+              <w:left w:w="150" w:type="dxa"/>
+              <w:right w:w="150" w:type="dxa"/>
+            </w:tcMar>
+          </w:tcPr>
+          <w:p>
+            <w:pPr>
+              <w:spacing w:before="40" w:after="40" w:line="252" w:lineRule="auto"/>
+              <w:jc w:val="left"/>
+            </w:pPr>
+            <w:r>
+              <w:rPr>
+                <w:rFonts w:ascii="Times New Roman" w:hAnsi="Times New Roman"/>
+                <w:sz w:val="22"/>
+              </w:rPr>
+            </w:r>
+            <w:r>
+              <w:rPr>
+                <w:rFonts w:ascii="Times New Roman" w:hAnsi="Times New Roman"/>
+                <w:b/>
+                <w:sz w:val="22"/>
+              </w:rPr>
+              <w:t>3</w:t>
+            </w:r>
+            <w:r>
+              <w:rPr>
+                <w:rFonts w:ascii="Times New Roman" w:hAnsi="Times New Roman"/>
+                <w:sz w:val="22"/>
+              </w:rPr>
+            </w:r>
+          </w:p>
+        </w:tc>
+        <w:tc>
+          <w:tcPr>
+            <w:tcW w:type="dxa" w:w="1336"/>
+            <w:tcMar>
+              <w:top w:w="100" w:type="dxa"/>
+              <w:bottom w:w="100" w:type="dxa"/>
+              <w:left w:w="150" w:type="dxa"/>
+              <w:right w:w="150" w:type="dxa"/>
+            </w:tcMar>
+          </w:tcPr>
+          <w:p>
+            <w:pPr>
+              <w:spacing w:before="40" w:after="40" w:line="252" w:lineRule="auto"/>
+              <w:jc w:val="left"/>
+            </w:pPr>
+            <w:r>
+              <w:rPr>
+                <w:rFonts w:ascii="Times New Roman" w:hAnsi="Times New Roman"/>
+                <w:sz w:val="22"/>
+              </w:rPr>
+              <w:t>7</w:t>
+            </w:r>
+          </w:p>
+        </w:tc>
+        <w:tc>
+          <w:tcPr>
+            <w:tcW w:type="dxa" w:w="1336"/>
+            <w:tcMar>
+              <w:top w:w="100" w:type="dxa"/>
+              <w:bottom w:w="100" w:type="dxa"/>
+              <w:left w:w="150" w:type="dxa"/>
+              <w:right w:w="150" w:type="dxa"/>
+            </w:tcMar>
+          </w:tcPr>
+          <w:p>
+            <w:pPr>
+              <w:spacing w:before="40" w:after="40" w:line="252" w:lineRule="auto"/>
+              <w:jc w:val="left"/>
+            </w:pPr>
+            <w:r>
+              <w:rPr>
+                <w:rFonts w:ascii="Times New Roman" w:hAnsi="Times New Roman"/>
+                <w:sz w:val="22"/>
+              </w:rPr>
+            </w:r>
+            <w:r>
+              <w:rPr>
+                <w:rFonts w:ascii="Times New Roman" w:hAnsi="Times New Roman"/>
+                <w:b/>
+                <w:sz w:val="22"/>
+              </w:rPr>
+              <w:t>30 з.е.</w:t>
+            </w:r>
+            <w:r>
+              <w:rPr>
+                <w:rFonts w:ascii="Times New Roman" w:hAnsi="Times New Roman"/>
+                <w:sz w:val="22"/>
+              </w:rPr>
+            </w:r>
+          </w:p>
+        </w:tc>
+        <w:tc>
+          <w:tcPr>
+            <w:tcW w:type="dxa" w:w="1336"/>
+            <w:tcMar>
+              <w:top w:w="100" w:type="dxa"/>
+              <w:bottom w:w="100" w:type="dxa"/>
+              <w:left w:w="150" w:type="dxa"/>
+              <w:right w:w="150" w:type="dxa"/>
+            </w:tcMar>
+          </w:tcPr>
+          <w:p>
+            <w:pPr>
+              <w:spacing w:before="40" w:after="40" w:line="252" w:lineRule="auto"/>
+              <w:jc w:val="left"/>
+            </w:pPr>
+            <w:r>
+              <w:rPr>
+                <w:rFonts w:ascii="Times New Roman" w:hAnsi="Times New Roman"/>
+                <w:sz w:val="22"/>
+              </w:rPr>
+              <w:t>360 ч. (180 / 90 / 90)</w:t>
+            </w:r>
+          </w:p>
+        </w:tc>
+        <w:tc>
+          <w:tcPr>
+            <w:tcW w:type="dxa" w:w="1336"/>
+            <w:tcMar>
+              <w:top w:w="100" w:type="dxa"/>
+              <w:bottom w:w="100" w:type="dxa"/>
+              <w:left w:w="150" w:type="dxa"/>
+              <w:right w:w="150" w:type="dxa"/>
+            </w:tcMar>
+          </w:tcPr>
+          <w:p>
+            <w:pPr>
+              <w:spacing w:before="40" w:after="40" w:line="252" w:lineRule="auto"/>
+              <w:jc w:val="left"/>
+            </w:pPr>
+            <w:r>
+              <w:rPr>
+                <w:rFonts w:ascii="Times New Roman" w:hAnsi="Times New Roman"/>
+                <w:sz w:val="22"/>
+              </w:rPr>
+              <w:t>720 ч.</w:t>
+            </w:r>
+          </w:p>
+        </w:tc>
+        <w:tc>
+          <w:tcPr>
+            <w:tcW w:type="dxa" w:w="1336"/>
+            <w:tcMar>
+              <w:top w:w="100" w:type="dxa"/>
+              <w:bottom w:w="100" w:type="dxa"/>
+              <w:left w:w="150" w:type="dxa"/>
+              <w:right w:w="150" w:type="dxa"/>
+            </w:tcMar>
+          </w:tcPr>
+          <w:p>
+            <w:pPr>
+              <w:spacing w:before="40" w:after="40" w:line="252" w:lineRule="auto"/>
+              <w:jc w:val="left"/>
+            </w:pPr>
+            <w:r>
+              <w:rPr>
+                <w:rFonts w:ascii="Times New Roman" w:hAnsi="Times New Roman"/>
+                <w:sz w:val="22"/>
+              </w:rPr>
+            </w:r>
+            <w:r>
+              <w:rPr>
+                <w:rFonts w:ascii="Times New Roman" w:hAnsi="Times New Roman"/>
+                <w:b/>
+                <w:sz w:val="22"/>
+              </w:rPr>
+              <w:t>1080 ч.</w:t>
+            </w:r>
+            <w:r>
+              <w:rPr>
+                <w:rFonts w:ascii="Times New Roman" w:hAnsi="Times New Roman"/>
+                <w:sz w:val="22"/>
+              </w:rPr>
+            </w:r>
+          </w:p>
+        </w:tc>
+        <w:tc>
+          <w:tcPr>
+            <w:tcW w:type="dxa" w:w="1336"/>
+            <w:tcMar>
+              <w:top w:w="100" w:type="dxa"/>
+              <w:bottom w:w="100" w:type="dxa"/>
+              <w:left w:w="150" w:type="dxa"/>
+              <w:right w:w="150" w:type="dxa"/>
+            </w:tcMar>
+          </w:tcPr>
+          <w:p>
+            <w:pPr>
+              <w:spacing w:before="40" w:after="40" w:line="252" w:lineRule="auto"/>
+              <w:jc w:val="left"/>
+            </w:pPr>
+            <w:r>
+              <w:rPr>
+                <w:rFonts w:ascii="Times New Roman" w:hAnsi="Times New Roman"/>
+                <w:sz w:val="22"/>
+              </w:rPr>
+              <w:t>4 Экзамена, 3 Зачета</w:t>
+            </w:r>
+          </w:p>
+        </w:tc>
+      </w:tr>
+      <w:tr>
+        <w:tc>
+          <w:tcPr>
+            <w:tcW w:type="dxa" w:w="1336"/>
+            <w:tcMar>
+              <w:top w:w="100" w:type="dxa"/>
+              <w:bottom w:w="100" w:type="dxa"/>
+              <w:left w:w="150" w:type="dxa"/>
+              <w:right w:w="150" w:type="dxa"/>
+            </w:tcMar>
+          </w:tcPr>
+          <w:p>
+            <w:pPr>
+              <w:spacing w:before="40" w:after="40" w:line="252" w:lineRule="auto"/>
+              <w:jc w:val="left"/>
+            </w:pPr>
+            <w:r>
+              <w:rPr>
+                <w:rFonts w:ascii="Times New Roman" w:hAnsi="Times New Roman"/>
+                <w:sz w:val="22"/>
+              </w:rPr>
+            </w:r>
+            <w:r>
+              <w:rPr>
+                <w:rFonts w:ascii="Times New Roman" w:hAnsi="Times New Roman"/>
+                <w:b/>
+                <w:sz w:val="22"/>
+              </w:rPr>
+              <w:t>4</w:t>
+            </w:r>
+            <w:r>
+              <w:rPr>
+                <w:rFonts w:ascii="Times New Roman" w:hAnsi="Times New Roman"/>
+                <w:sz w:val="22"/>
+              </w:rPr>
+            </w:r>
+          </w:p>
+        </w:tc>
+        <w:tc>
+          <w:tcPr>
+            <w:tcW w:type="dxa" w:w="1336"/>
+            <w:tcMar>
+              <w:top w:w="100" w:type="dxa"/>
+              <w:bottom w:w="100" w:type="dxa"/>
+              <w:left w:w="150" w:type="dxa"/>
+              <w:right w:w="150" w:type="dxa"/>
+            </w:tcMar>
+          </w:tcPr>
+          <w:p>
+            <w:pPr>
+              <w:spacing w:before="40" w:after="40" w:line="252" w:lineRule="auto"/>
+              <w:jc w:val="left"/>
+            </w:pPr>
+            <w:r>
+              <w:rPr>
+                <w:rFonts w:ascii="Times New Roman" w:hAnsi="Times New Roman"/>
+                <w:sz w:val="22"/>
+              </w:rPr>
+              <w:t>6</w:t>
+            </w:r>
+          </w:p>
+        </w:tc>
+        <w:tc>
+          <w:tcPr>
+            <w:tcW w:type="dxa" w:w="1336"/>
+            <w:tcMar>
+              <w:top w:w="100" w:type="dxa"/>
+              <w:bottom w:w="100" w:type="dxa"/>
+              <w:left w:w="150" w:type="dxa"/>
+              <w:right w:w="150" w:type="dxa"/>
+            </w:tcMar>
+          </w:tcPr>
+          <w:p>
+            <w:pPr>
+              <w:spacing w:before="40" w:after="40" w:line="252" w:lineRule="auto"/>
+              <w:jc w:val="left"/>
+            </w:pPr>
+            <w:r>
+              <w:rPr>
+                <w:rFonts w:ascii="Times New Roman" w:hAnsi="Times New Roman"/>
+                <w:sz w:val="22"/>
+              </w:rPr>
+            </w:r>
+            <w:r>
+              <w:rPr>
+                <w:rFonts w:ascii="Times New Roman" w:hAnsi="Times New Roman"/>
+                <w:b/>
+                <w:sz w:val="22"/>
+              </w:rPr>
+              <w:t>30 з.е.</w:t>
+            </w:r>
+            <w:r>
+              <w:rPr>
+                <w:rFonts w:ascii="Times New Roman" w:hAnsi="Times New Roman"/>
+                <w:sz w:val="22"/>
+              </w:rPr>
+            </w:r>
+          </w:p>
+        </w:tc>
+        <w:tc>
+          <w:tcPr>
+            <w:tcW w:type="dxa" w:w="1336"/>
+            <w:tcMar>
+              <w:top w:w="100" w:type="dxa"/>
+              <w:bottom w:w="100" w:type="dxa"/>
+              <w:left w:w="150" w:type="dxa"/>
+              <w:right w:w="150" w:type="dxa"/>
+            </w:tcMar>
+          </w:tcPr>
+          <w:p>
+            <w:pPr>
+              <w:spacing w:before="40" w:after="40" w:line="252" w:lineRule="auto"/>
+              <w:jc w:val="left"/>
+            </w:pPr>
+            <w:r>
+              <w:rPr>
+                <w:rFonts w:ascii="Times New Roman" w:hAnsi="Times New Roman"/>
+                <w:sz w:val="22"/>
+              </w:rPr>
+              <w:t>360 ч. (144 / 108 / 108)</w:t>
+            </w:r>
+          </w:p>
+        </w:tc>
+        <w:tc>
+          <w:tcPr>
+            <w:tcW w:type="dxa" w:w="1336"/>
+            <w:tcMar>
+              <w:top w:w="100" w:type="dxa"/>
+              <w:bottom w:w="100" w:type="dxa"/>
+              <w:left w:w="150" w:type="dxa"/>
+              <w:right w:w="150" w:type="dxa"/>
+            </w:tcMar>
+          </w:tcPr>
+          <w:p>
+            <w:pPr>
+              <w:spacing w:before="40" w:after="40" w:line="252" w:lineRule="auto"/>
+              <w:jc w:val="left"/>
+            </w:pPr>
+            <w:r>
+              <w:rPr>
+                <w:rFonts w:ascii="Times New Roman" w:hAnsi="Times New Roman"/>
+                <w:sz w:val="22"/>
+              </w:rPr>
+              <w:t>720 ч.</w:t>
+            </w:r>
+          </w:p>
+        </w:tc>
+        <w:tc>
+          <w:tcPr>
+            <w:tcW w:type="dxa" w:w="1336"/>
+            <w:tcMar>
+              <w:top w:w="100" w:type="dxa"/>
+              <w:bottom w:w="100" w:type="dxa"/>
+              <w:left w:w="150" w:type="dxa"/>
+              <w:right w:w="150" w:type="dxa"/>
+            </w:tcMar>
+          </w:tcPr>
+          <w:p>
+            <w:pPr>
+              <w:spacing w:before="40" w:after="40" w:line="252" w:lineRule="auto"/>
+              <w:jc w:val="left"/>
+            </w:pPr>
+            <w:r>
+              <w:rPr>
+                <w:rFonts w:ascii="Times New Roman" w:hAnsi="Times New Roman"/>
+                <w:sz w:val="22"/>
+              </w:rPr>
+            </w:r>
+            <w:r>
+              <w:rPr>
+                <w:rFonts w:ascii="Times New Roman" w:hAnsi="Times New Roman"/>
+                <w:b/>
+                <w:sz w:val="22"/>
+              </w:rPr>
+              <w:t>1080 ч.</w:t>
+            </w:r>
+            <w:r>
+              <w:rPr>
+                <w:rFonts w:ascii="Times New Roman" w:hAnsi="Times New Roman"/>
+                <w:sz w:val="22"/>
+              </w:rPr>
+            </w:r>
+          </w:p>
+        </w:tc>
+        <w:tc>
+          <w:tcPr>
+            <w:tcW w:type="dxa" w:w="1336"/>
+            <w:tcMar>
+              <w:top w:w="100" w:type="dxa"/>
+              <w:bottom w:w="100" w:type="dxa"/>
+              <w:left w:w="150" w:type="dxa"/>
+              <w:right w:w="150" w:type="dxa"/>
+            </w:tcMar>
+          </w:tcPr>
+          <w:p>
+            <w:pPr>
+              <w:spacing w:before="40" w:after="40" w:line="252" w:lineRule="auto"/>
+              <w:jc w:val="left"/>
+            </w:pPr>
+            <w:r>
+              <w:rPr>
+                <w:rFonts w:ascii="Times New Roman" w:hAnsi="Times New Roman"/>
+                <w:sz w:val="22"/>
+              </w:rPr>
+              <w:t>4 Экзамена, 2 Зачета</w:t>
+            </w:r>
+          </w:p>
+        </w:tc>
+      </w:tr>
+      <w:tr>
+        <w:tc>
+          <w:tcPr>
+            <w:tcW w:type="dxa" w:w="1336"/>
+            <w:tcMar>
+              <w:top w:w="100" w:type="dxa"/>
+              <w:bottom w:w="100" w:type="dxa"/>
+              <w:left w:w="150" w:type="dxa"/>
+              <w:right w:w="150" w:type="dxa"/>
+            </w:tcMar>
+          </w:tcPr>
+          <w:p>
+            <w:pPr>
+              <w:spacing w:before="40" w:after="40" w:line="252" w:lineRule="auto"/>
+              <w:jc w:val="left"/>
+            </w:pPr>
+            <w:r>
+              <w:rPr>
+                <w:rFonts w:ascii="Times New Roman" w:hAnsi="Times New Roman"/>
+                <w:sz w:val="22"/>
+              </w:rPr>
+            </w:r>
+            <w:r>
+              <w:rPr>
+                <w:rFonts w:ascii="Times New Roman" w:hAnsi="Times New Roman"/>
+                <w:b/>
+                <w:sz w:val="22"/>
+              </w:rPr>
+              <w:t>5</w:t>
+            </w:r>
+            <w:r>
+              <w:rPr>
+                <w:rFonts w:ascii="Times New Roman" w:hAnsi="Times New Roman"/>
+                <w:sz w:val="22"/>
+              </w:rPr>
+            </w:r>
+          </w:p>
+        </w:tc>
+        <w:tc>
+          <w:tcPr>
+            <w:tcW w:type="dxa" w:w="1336"/>
+            <w:tcMar>
+              <w:top w:w="100" w:type="dxa"/>
+              <w:bottom w:w="100" w:type="dxa"/>
+              <w:left w:w="150" w:type="dxa"/>
+              <w:right w:w="150" w:type="dxa"/>
+            </w:tcMar>
+          </w:tcPr>
+          <w:p>
+            <w:pPr>
+              <w:spacing w:before="40" w:after="40" w:line="252" w:lineRule="auto"/>
+              <w:jc w:val="left"/>
+            </w:pPr>
+            <w:r>
+              <w:rPr>
+                <w:rFonts w:ascii="Times New Roman" w:hAnsi="Times New Roman"/>
+                <w:sz w:val="22"/>
+              </w:rPr>
+              <w:t>7</w:t>
+            </w:r>
+          </w:p>
+        </w:tc>
+        <w:tc>
+          <w:tcPr>
+            <w:tcW w:type="dxa" w:w="1336"/>
+            <w:tcMar>
+              <w:top w:w="100" w:type="dxa"/>
+              <w:bottom w:w="100" w:type="dxa"/>
+              <w:left w:w="150" w:type="dxa"/>
+              <w:right w:w="150" w:type="dxa"/>
+            </w:tcMar>
+          </w:tcPr>
+          <w:p>
+            <w:pPr>
+              <w:spacing w:before="40" w:after="40" w:line="252" w:lineRule="auto"/>
+              <w:jc w:val="left"/>
+            </w:pPr>
+            <w:r>
+              <w:rPr>
+                <w:rFonts w:ascii="Times New Roman" w:hAnsi="Times New Roman"/>
+                <w:sz w:val="22"/>
+              </w:rPr>
+            </w:r>
+            <w:r>
+              <w:rPr>
+                <w:rFonts w:ascii="Times New Roman" w:hAnsi="Times New Roman"/>
+                <w:b/>
+                <w:sz w:val="22"/>
+              </w:rPr>
+              <w:t>30 з.е.</w:t>
+            </w:r>
+            <w:r>
+              <w:rPr>
+                <w:rFonts w:ascii="Times New Roman" w:hAnsi="Times New Roman"/>
+                <w:sz w:val="22"/>
+              </w:rPr>
+            </w:r>
+          </w:p>
+        </w:tc>
+        <w:tc>
+          <w:tcPr>
+            <w:tcW w:type="dxa" w:w="1336"/>
+            <w:tcMar>
+              <w:top w:w="100" w:type="dxa"/>
+              <w:bottom w:w="100" w:type="dxa"/>
+              <w:left w:w="150" w:type="dxa"/>
+              <w:right w:w="150" w:type="dxa"/>
+            </w:tcMar>
+          </w:tcPr>
+          <w:p>
+            <w:pPr>
+              <w:spacing w:before="40" w:after="40" w:line="252" w:lineRule="auto"/>
+              <w:jc w:val="left"/>
+            </w:pPr>
+            <w:r>
+              <w:rPr>
+                <w:rFonts w:ascii="Times New Roman" w:hAnsi="Times New Roman"/>
+                <w:sz w:val="22"/>
+              </w:rPr>
+              <w:t>360 ч. (144 / 108 / 108)</w:t>
+            </w:r>
+          </w:p>
+        </w:tc>
+        <w:tc>
+          <w:tcPr>
+            <w:tcW w:type="dxa" w:w="1336"/>
+            <w:tcMar>
+              <w:top w:w="100" w:type="dxa"/>
+              <w:bottom w:w="100" w:type="dxa"/>
+              <w:left w:w="150" w:type="dxa"/>
+              <w:right w:w="150" w:type="dxa"/>
+            </w:tcMar>
+          </w:tcPr>
+          <w:p>
+            <w:pPr>
+              <w:spacing w:before="40" w:after="40" w:line="252" w:lineRule="auto"/>
+              <w:jc w:val="left"/>
+            </w:pPr>
+            <w:r>
+              <w:rPr>
+                <w:rFonts w:ascii="Times New Roman" w:hAnsi="Times New Roman"/>
+                <w:sz w:val="22"/>
+              </w:rPr>
+              <w:t>720 ч.</w:t>
+            </w:r>
+          </w:p>
+        </w:tc>
+        <w:tc>
+          <w:tcPr>
+            <w:tcW w:type="dxa" w:w="1336"/>
+            <w:tcMar>
+              <w:top w:w="100" w:type="dxa"/>
+              <w:bottom w:w="100" w:type="dxa"/>
+              <w:left w:w="150" w:type="dxa"/>
+              <w:right w:w="150" w:type="dxa"/>
+            </w:tcMar>
+          </w:tcPr>
+          <w:p>
+            <w:pPr>
+              <w:spacing w:before="40" w:after="40" w:line="252" w:lineRule="auto"/>
+              <w:jc w:val="left"/>
+            </w:pPr>
+            <w:r>
+              <w:rPr>
+                <w:rFonts w:ascii="Times New Roman" w:hAnsi="Times New Roman"/>
+                <w:sz w:val="22"/>
+              </w:rPr>
+            </w:r>
+            <w:r>
+              <w:rPr>
+                <w:rFonts w:ascii="Times New Roman" w:hAnsi="Times New Roman"/>
+                <w:b/>
+                <w:sz w:val="22"/>
+              </w:rPr>
+              <w:t>1080 ч.</w:t>
+            </w:r>
+            <w:r>
+              <w:rPr>
+                <w:rFonts w:ascii="Times New Roman" w:hAnsi="Times New Roman"/>
+                <w:sz w:val="22"/>
+              </w:rPr>
+            </w:r>
+          </w:p>
+        </w:tc>
+        <w:tc>
+          <w:tcPr>
+            <w:tcW w:type="dxa" w:w="1336"/>
+            <w:tcMar>
+              <w:top w:w="100" w:type="dxa"/>
+              <w:bottom w:w="100" w:type="dxa"/>
+              <w:left w:w="150" w:type="dxa"/>
+              <w:right w:w="150" w:type="dxa"/>
+            </w:tcMar>
+          </w:tcPr>
+          <w:p>
+            <w:pPr>
+              <w:spacing w:before="40" w:after="40" w:line="252" w:lineRule="auto"/>
+              <w:jc w:val="left"/>
+            </w:pPr>
+            <w:r>
+              <w:rPr>
+                <w:rFonts w:ascii="Times New Roman" w:hAnsi="Times New Roman"/>
+                <w:sz w:val="22"/>
+              </w:rPr>
+              <w:t>3 Экзамена, 4 Зачета</w:t>
+            </w:r>
+          </w:p>
+        </w:tc>
+      </w:tr>
+      <w:tr>
+        <w:tc>
+          <w:tcPr>
+            <w:tcW w:type="dxa" w:w="1336"/>
+            <w:tcMar>
+              <w:top w:w="100" w:type="dxa"/>
+              <w:bottom w:w="100" w:type="dxa"/>
+              <w:left w:w="150" w:type="dxa"/>
+              <w:right w:w="150" w:type="dxa"/>
+            </w:tcMar>
+          </w:tcPr>
+          <w:p>
+            <w:pPr>
+              <w:spacing w:before="40" w:after="40" w:line="252" w:lineRule="auto"/>
+              <w:jc w:val="left"/>
+            </w:pPr>
+            <w:r>
+              <w:rPr>
+                <w:rFonts w:ascii="Times New Roman" w:hAnsi="Times New Roman"/>
+                <w:sz w:val="22"/>
+              </w:rPr>
+            </w:r>
+            <w:r>
+              <w:rPr>
+                <w:rFonts w:ascii="Times New Roman" w:hAnsi="Times New Roman"/>
+                <w:b/>
+                <w:sz w:val="22"/>
+              </w:rPr>
+              <w:t>6</w:t>
+            </w:r>
+            <w:r>
+              <w:rPr>
+                <w:rFonts w:ascii="Times New Roman" w:hAnsi="Times New Roman"/>
+                <w:sz w:val="22"/>
+              </w:rPr>
+            </w:r>
+          </w:p>
+        </w:tc>
+        <w:tc>
+          <w:tcPr>
+            <w:tcW w:type="dxa" w:w="1336"/>
+            <w:tcMar>
+              <w:top w:w="100" w:type="dxa"/>
+              <w:bottom w:w="100" w:type="dxa"/>
+              <w:left w:w="150" w:type="dxa"/>
+              <w:right w:w="150" w:type="dxa"/>
+            </w:tcMar>
+          </w:tcPr>
+          <w:p>
+            <w:pPr>
+              <w:spacing w:before="40" w:after="40" w:line="252" w:lineRule="auto"/>
+              <w:jc w:val="left"/>
+            </w:pPr>
+            <w:r>
+              <w:rPr>
+                <w:rFonts w:ascii="Times New Roman" w:hAnsi="Times New Roman"/>
+                <w:sz w:val="22"/>
+              </w:rPr>
+              <w:t>6</w:t>
+            </w:r>
+          </w:p>
+        </w:tc>
+        <w:tc>
+          <w:tcPr>
+            <w:tcW w:type="dxa" w:w="1336"/>
+            <w:tcMar>
+              <w:top w:w="100" w:type="dxa"/>
+              <w:bottom w:w="100" w:type="dxa"/>
+              <w:left w:w="150" w:type="dxa"/>
+              <w:right w:w="150" w:type="dxa"/>
+            </w:tcMar>
+          </w:tcPr>
+          <w:p>
+            <w:pPr>
+              <w:spacing w:before="40" w:after="40" w:line="252" w:lineRule="auto"/>
+              <w:jc w:val="left"/>
+            </w:pPr>
+            <w:r>
+              <w:rPr>
+                <w:rFonts w:ascii="Times New Roman" w:hAnsi="Times New Roman"/>
+                <w:sz w:val="22"/>
+              </w:rPr>
+            </w:r>
+            <w:r>
+              <w:rPr>
+                <w:rFonts w:ascii="Times New Roman" w:hAnsi="Times New Roman"/>
+                <w:b/>
+                <w:sz w:val="22"/>
+              </w:rPr>
+              <w:t>30 з.е.</w:t>
+            </w:r>
+            <w:r>
+              <w:rPr>
+                <w:rFonts w:ascii="Times New Roman" w:hAnsi="Times New Roman"/>
+                <w:sz w:val="22"/>
+              </w:rPr>
+            </w:r>
+          </w:p>
+        </w:tc>
+        <w:tc>
+          <w:tcPr>
+            <w:tcW w:type="dxa" w:w="1336"/>
+            <w:tcMar>
+              <w:top w:w="100" w:type="dxa"/>
+              <w:bottom w:w="100" w:type="dxa"/>
+              <w:left w:w="150" w:type="dxa"/>
+              <w:right w:w="150" w:type="dxa"/>
+            </w:tcMar>
+          </w:tcPr>
+          <w:p>
+            <w:pPr>
+              <w:spacing w:before="40" w:after="40" w:line="252" w:lineRule="auto"/>
+              <w:jc w:val="left"/>
+            </w:pPr>
+            <w:r>
+              <w:rPr>
+                <w:rFonts w:ascii="Times New Roman" w:hAnsi="Times New Roman"/>
+                <w:sz w:val="22"/>
+              </w:rPr>
+              <w:t>360 ч. (108 / 144 / 108)</w:t>
+            </w:r>
+          </w:p>
+        </w:tc>
+        <w:tc>
+          <w:tcPr>
+            <w:tcW w:type="dxa" w:w="1336"/>
+            <w:tcMar>
+              <w:top w:w="100" w:type="dxa"/>
+              <w:bottom w:w="100" w:type="dxa"/>
+              <w:left w:w="150" w:type="dxa"/>
+              <w:right w:w="150" w:type="dxa"/>
+            </w:tcMar>
+          </w:tcPr>
+          <w:p>
+            <w:pPr>
+              <w:spacing w:before="40" w:after="40" w:line="252" w:lineRule="auto"/>
+              <w:jc w:val="left"/>
+            </w:pPr>
+            <w:r>
+              <w:rPr>
+                <w:rFonts w:ascii="Times New Roman" w:hAnsi="Times New Roman"/>
+                <w:sz w:val="22"/>
+              </w:rPr>
+              <w:t>720 ч.</w:t>
+            </w:r>
+          </w:p>
+        </w:tc>
+        <w:tc>
+          <w:tcPr>
+            <w:tcW w:type="dxa" w:w="1336"/>
+            <w:tcMar>
+              <w:top w:w="100" w:type="dxa"/>
+              <w:bottom w:w="100" w:type="dxa"/>
+              <w:left w:w="150" w:type="dxa"/>
+              <w:right w:w="150" w:type="dxa"/>
+            </w:tcMar>
+          </w:tcPr>
+          <w:p>
+            <w:pPr>
+              <w:spacing w:before="40" w:after="40" w:line="252" w:lineRule="auto"/>
+              <w:jc w:val="left"/>
+            </w:pPr>
+            <w:r>
+              <w:rPr>
+                <w:rFonts w:ascii="Times New Roman" w:hAnsi="Times New Roman"/>
+                <w:sz w:val="22"/>
+              </w:rPr>
+            </w:r>
+            <w:r>
+              <w:rPr>
+                <w:rFonts w:ascii="Times New Roman" w:hAnsi="Times New Roman"/>
+                <w:b/>
+                <w:sz w:val="22"/>
+              </w:rPr>
+              <w:t>1080 ч.</w:t>
+            </w:r>
+            <w:r>
+              <w:rPr>
+                <w:rFonts w:ascii="Times New Roman" w:hAnsi="Times New Roman"/>
+                <w:sz w:val="22"/>
+              </w:rPr>
+            </w:r>
+          </w:p>
+        </w:tc>
+        <w:tc>
+          <w:tcPr>
+            <w:tcW w:type="dxa" w:w="1336"/>
+            <w:tcMar>
+              <w:top w:w="100" w:type="dxa"/>
+              <w:bottom w:w="100" w:type="dxa"/>
+              <w:left w:w="150" w:type="dxa"/>
+              <w:right w:w="150" w:type="dxa"/>
+            </w:tcMar>
+          </w:tcPr>
+          <w:p>
+            <w:pPr>
+              <w:spacing w:before="40" w:after="40" w:line="252" w:lineRule="auto"/>
+              <w:jc w:val="left"/>
+            </w:pPr>
+            <w:r>
+              <w:rPr>
+                <w:rFonts w:ascii="Times New Roman" w:hAnsi="Times New Roman"/>
+                <w:sz w:val="22"/>
+              </w:rPr>
+              <w:t>4 Экзамена, 2 Зачета</w:t>
+            </w:r>
+          </w:p>
+        </w:tc>
+      </w:tr>
+      <w:tr>
+        <w:tc>
+          <w:tcPr>
+            <w:tcW w:type="dxa" w:w="1336"/>
+            <w:tcMar>
+              <w:top w:w="100" w:type="dxa"/>
+              <w:bottom w:w="100" w:type="dxa"/>
+              <w:left w:w="150" w:type="dxa"/>
+              <w:right w:w="150" w:type="dxa"/>
+            </w:tcMar>
+          </w:tcPr>
+          <w:p>
+            <w:pPr>
+              <w:spacing w:before="40" w:after="40" w:line="252" w:lineRule="auto"/>
+              <w:jc w:val="left"/>
+            </w:pPr>
+            <w:r>
+              <w:rPr>
+                <w:rFonts w:ascii="Times New Roman" w:hAnsi="Times New Roman"/>
+                <w:sz w:val="22"/>
+              </w:rPr>
+            </w:r>
+            <w:r>
+              <w:rPr>
+                <w:rFonts w:ascii="Times New Roman" w:hAnsi="Times New Roman"/>
+                <w:b/>
+                <w:sz w:val="22"/>
+              </w:rPr>
+              <w:t>7</w:t>
+            </w:r>
+            <w:r>
+              <w:rPr>
+                <w:rFonts w:ascii="Times New Roman" w:hAnsi="Times New Roman"/>
+                <w:sz w:val="22"/>
+              </w:rPr>
+            </w:r>
+          </w:p>
+        </w:tc>
+        <w:tc>
+          <w:tcPr>
+            <w:tcW w:type="dxa" w:w="1336"/>
+            <w:tcMar>
+              <w:top w:w="100" w:type="dxa"/>
+              <w:bottom w:w="100" w:type="dxa"/>
+              <w:left w:w="150" w:type="dxa"/>
+              <w:right w:w="150" w:type="dxa"/>
+            </w:tcMar>
+          </w:tcPr>
+          <w:p>
+            <w:pPr>
+              <w:spacing w:before="40" w:after="40" w:line="252" w:lineRule="auto"/>
+              <w:jc w:val="left"/>
+            </w:pPr>
+            <w:r>
+              <w:rPr>
+                <w:rFonts w:ascii="Times New Roman" w:hAnsi="Times New Roman"/>
+                <w:sz w:val="22"/>
+              </w:rPr>
+              <w:t>6</w:t>
+            </w:r>
+          </w:p>
+        </w:tc>
+        <w:tc>
+          <w:tcPr>
+            <w:tcW w:type="dxa" w:w="1336"/>
+            <w:tcMar>
+              <w:top w:w="100" w:type="dxa"/>
+              <w:bottom w:w="100" w:type="dxa"/>
+              <w:left w:w="150" w:type="dxa"/>
+              <w:right w:w="150" w:type="dxa"/>
+            </w:tcMar>
+          </w:tcPr>
+          <w:p>
+            <w:pPr>
+              <w:spacing w:before="40" w:after="40" w:line="252" w:lineRule="auto"/>
+              <w:jc w:val="left"/>
+            </w:pPr>
+            <w:r>
+              <w:rPr>
+                <w:rFonts w:ascii="Times New Roman" w:hAnsi="Times New Roman"/>
+                <w:sz w:val="22"/>
+              </w:rPr>
+            </w:r>
+            <w:r>
+              <w:rPr>
+                <w:rFonts w:ascii="Times New Roman" w:hAnsi="Times New Roman"/>
+                <w:b/>
+                <w:sz w:val="22"/>
+              </w:rPr>
+              <w:t>30 з.е.</w:t>
+            </w:r>
+            <w:r>
+              <w:rPr>
+                <w:rFonts w:ascii="Times New Roman" w:hAnsi="Times New Roman"/>
+                <w:sz w:val="22"/>
+              </w:rPr>
+            </w:r>
+          </w:p>
+        </w:tc>
+        <w:tc>
+          <w:tcPr>
+            <w:tcW w:type="dxa" w:w="1336"/>
+            <w:tcMar>
+              <w:top w:w="100" w:type="dxa"/>
+              <w:bottom w:w="100" w:type="dxa"/>
+              <w:left w:w="150" w:type="dxa"/>
+              <w:right w:w="150" w:type="dxa"/>
+            </w:tcMar>
+          </w:tcPr>
+          <w:p>
+            <w:pPr>
+              <w:spacing w:before="40" w:after="40" w:line="252" w:lineRule="auto"/>
+              <w:jc w:val="left"/>
+            </w:pPr>
+            <w:r>
+              <w:rPr>
+                <w:rFonts w:ascii="Times New Roman" w:hAnsi="Times New Roman"/>
+                <w:sz w:val="22"/>
+              </w:rPr>
+              <w:t>360 ч. (108 / 144 / 108)</w:t>
+            </w:r>
+          </w:p>
+        </w:tc>
+        <w:tc>
+          <w:tcPr>
+            <w:tcW w:type="dxa" w:w="1336"/>
+            <w:tcMar>
+              <w:top w:w="100" w:type="dxa"/>
+              <w:bottom w:w="100" w:type="dxa"/>
+              <w:left w:w="150" w:type="dxa"/>
+              <w:right w:w="150" w:type="dxa"/>
+            </w:tcMar>
+          </w:tcPr>
+          <w:p>
+            <w:pPr>
+              <w:spacing w:before="40" w:after="40" w:line="252" w:lineRule="auto"/>
+              <w:jc w:val="left"/>
+            </w:pPr>
+            <w:r>
+              <w:rPr>
+                <w:rFonts w:ascii="Times New Roman" w:hAnsi="Times New Roman"/>
+                <w:sz w:val="22"/>
+              </w:rPr>
+              <w:t>720 ч.</w:t>
+            </w:r>
+          </w:p>
+        </w:tc>
+        <w:tc>
+          <w:tcPr>
+            <w:tcW w:type="dxa" w:w="1336"/>
+            <w:tcMar>
+              <w:top w:w="100" w:type="dxa"/>
+              <w:bottom w:w="100" w:type="dxa"/>
+              <w:left w:w="150" w:type="dxa"/>
+              <w:right w:w="150" w:type="dxa"/>
+            </w:tcMar>
+          </w:tcPr>
+          <w:p>
+            <w:pPr>
+              <w:spacing w:before="40" w:after="40" w:line="252" w:lineRule="auto"/>
+              <w:jc w:val="left"/>
+            </w:pPr>
+            <w:r>
+              <w:rPr>
+                <w:rFonts w:ascii="Times New Roman" w:hAnsi="Times New Roman"/>
+                <w:sz w:val="22"/>
+              </w:rPr>
+            </w:r>
+            <w:r>
+              <w:rPr>
+                <w:rFonts w:ascii="Times New Roman" w:hAnsi="Times New Roman"/>
+                <w:b/>
+                <w:sz w:val="22"/>
+              </w:rPr>
+              <w:t>1080 ч.</w:t>
+            </w:r>
+            <w:r>
+              <w:rPr>
+                <w:rFonts w:ascii="Times New Roman" w:hAnsi="Times New Roman"/>
+                <w:sz w:val="22"/>
+              </w:rPr>
+            </w:r>
+          </w:p>
+        </w:tc>
+        <w:tc>
+          <w:tcPr>
+            <w:tcW w:type="dxa" w:w="1336"/>
+            <w:tcMar>
+              <w:top w:w="100" w:type="dxa"/>
+              <w:bottom w:w="100" w:type="dxa"/>
+              <w:left w:w="150" w:type="dxa"/>
+              <w:right w:w="150" w:type="dxa"/>
+            </w:tcMar>
+          </w:tcPr>
+          <w:p>
+            <w:pPr>
+              <w:spacing w:before="40" w:after="40" w:line="252" w:lineRule="auto"/>
+              <w:jc w:val="left"/>
+            </w:pPr>
+            <w:r>
+              <w:rPr>
+                <w:rFonts w:ascii="Times New Roman" w:hAnsi="Times New Roman"/>
+                <w:sz w:val="22"/>
+              </w:rPr>
+              <w:t>3 Экзамена, 3 Зачета</w:t>
+            </w:r>
+          </w:p>
+        </w:tc>
+      </w:tr>
+      <w:tr>
+        <w:tc>
+          <w:tcPr>
+            <w:tcW w:type="dxa" w:w="1336"/>
+            <w:tcMar>
+              <w:top w:w="100" w:type="dxa"/>
+              <w:bottom w:w="100" w:type="dxa"/>
+              <w:left w:w="150" w:type="dxa"/>
+              <w:right w:w="150" w:type="dxa"/>
+            </w:tcMar>
+          </w:tcPr>
+          <w:p>
+            <w:pPr>
+              <w:spacing w:before="40" w:after="40" w:line="252" w:lineRule="auto"/>
+              <w:jc w:val="left"/>
+            </w:pPr>
+            <w:r>
+              <w:rPr>
+                <w:rFonts w:ascii="Times New Roman" w:hAnsi="Times New Roman"/>
+                <w:sz w:val="22"/>
+              </w:rPr>
+            </w:r>
+            <w:r>
+              <w:rPr>
+                <w:rFonts w:ascii="Times New Roman" w:hAnsi="Times New Roman"/>
+                <w:b/>
+                <w:sz w:val="22"/>
+              </w:rPr>
+              <w:t>8</w:t>
+            </w:r>
+            <w:r>
+              <w:rPr>
+                <w:rFonts w:ascii="Times New Roman" w:hAnsi="Times New Roman"/>
+                <w:sz w:val="22"/>
+              </w:rPr>
+            </w:r>
+          </w:p>
+        </w:tc>
+        <w:tc>
+          <w:tcPr>
+            <w:tcW w:type="dxa" w:w="1336"/>
+            <w:tcMar>
+              <w:top w:w="100" w:type="dxa"/>
+              <w:bottom w:w="100" w:type="dxa"/>
+              <w:left w:w="150" w:type="dxa"/>
+              <w:right w:w="150" w:type="dxa"/>
+            </w:tcMar>
+          </w:tcPr>
+          <w:p>
+            <w:pPr>
+              <w:spacing w:before="40" w:after="40" w:line="252" w:lineRule="auto"/>
+              <w:jc w:val="left"/>
+            </w:pPr>
+            <w:r>
+              <w:rPr>
+                <w:rFonts w:ascii="Times New Roman" w:hAnsi="Times New Roman"/>
+                <w:sz w:val="22"/>
+              </w:rPr>
+              <w:t>5</w:t>
+            </w:r>
+          </w:p>
+        </w:tc>
+        <w:tc>
+          <w:tcPr>
+            <w:tcW w:type="dxa" w:w="1336"/>
+            <w:tcMar>
+              <w:top w:w="100" w:type="dxa"/>
+              <w:bottom w:w="100" w:type="dxa"/>
+              <w:left w:w="150" w:type="dxa"/>
+              <w:right w:w="150" w:type="dxa"/>
+            </w:tcMar>
+          </w:tcPr>
+          <w:p>
+            <w:pPr>
+              <w:spacing w:before="40" w:after="40" w:line="252" w:lineRule="auto"/>
+              <w:jc w:val="left"/>
+            </w:pPr>
+            <w:r>
+              <w:rPr>
+                <w:rFonts w:ascii="Times New Roman" w:hAnsi="Times New Roman"/>
+                <w:sz w:val="22"/>
+              </w:rPr>
+            </w:r>
+            <w:r>
+              <w:rPr>
+                <w:rFonts w:ascii="Times New Roman" w:hAnsi="Times New Roman"/>
+                <w:b/>
+                <w:sz w:val="22"/>
+              </w:rPr>
+              <w:t>30 з.е.</w:t>
+            </w:r>
+            <w:r>
+              <w:rPr>
+                <w:rFonts w:ascii="Times New Roman" w:hAnsi="Times New Roman"/>
+                <w:sz w:val="22"/>
+              </w:rPr>
+            </w:r>
+          </w:p>
+        </w:tc>
+        <w:tc>
+          <w:tcPr>
+            <w:tcW w:type="dxa" w:w="1336"/>
+            <w:tcMar>
+              <w:top w:w="100" w:type="dxa"/>
+              <w:bottom w:w="100" w:type="dxa"/>
+              <w:left w:w="150" w:type="dxa"/>
+              <w:right w:w="150" w:type="dxa"/>
+            </w:tcMar>
+          </w:tcPr>
+          <w:p>
+            <w:pPr>
+              <w:spacing w:before="40" w:after="40" w:line="252" w:lineRule="auto"/>
+              <w:jc w:val="left"/>
+            </w:pPr>
+            <w:r>
+              <w:rPr>
+                <w:rFonts w:ascii="Times New Roman" w:hAnsi="Times New Roman"/>
+                <w:sz w:val="22"/>
+              </w:rPr>
+              <w:t>144 ч. (18 / 36 / 90)</w:t>
+            </w:r>
+          </w:p>
+        </w:tc>
+        <w:tc>
+          <w:tcPr>
+            <w:tcW w:type="dxa" w:w="1336"/>
+            <w:tcMar>
+              <w:top w:w="100" w:type="dxa"/>
+              <w:bottom w:w="100" w:type="dxa"/>
+              <w:left w:w="150" w:type="dxa"/>
+              <w:right w:w="150" w:type="dxa"/>
+            </w:tcMar>
+          </w:tcPr>
+          <w:p>
+            <w:pPr>
+              <w:spacing w:before="40" w:after="40" w:line="252" w:lineRule="auto"/>
+              <w:jc w:val="left"/>
+            </w:pPr>
+            <w:r>
+              <w:rPr>
+                <w:rFonts w:ascii="Times New Roman" w:hAnsi="Times New Roman"/>
+                <w:sz w:val="22"/>
+              </w:rPr>
+              <w:t>936 ч.</w:t>
+            </w:r>
+          </w:p>
+        </w:tc>
+        <w:tc>
+          <w:tcPr>
+            <w:tcW w:type="dxa" w:w="1336"/>
+            <w:tcMar>
+              <w:top w:w="100" w:type="dxa"/>
+              <w:bottom w:w="100" w:type="dxa"/>
+              <w:left w:w="150" w:type="dxa"/>
+              <w:right w:w="150" w:type="dxa"/>
+            </w:tcMar>
+          </w:tcPr>
+          <w:p>
+            <w:pPr>
+              <w:spacing w:before="40" w:after="40" w:line="252" w:lineRule="auto"/>
+              <w:jc w:val="left"/>
+            </w:pPr>
+            <w:r>
+              <w:rPr>
+                <w:rFonts w:ascii="Times New Roman" w:hAnsi="Times New Roman"/>
+                <w:sz w:val="22"/>
+              </w:rPr>
+            </w:r>
+            <w:r>
+              <w:rPr>
+                <w:rFonts w:ascii="Times New Roman" w:hAnsi="Times New Roman"/>
+                <w:b/>
+                <w:sz w:val="22"/>
+              </w:rPr>
+              <w:t>1080 ч.</w:t>
+            </w:r>
+            <w:r>
+              <w:rPr>
+                <w:rFonts w:ascii="Times New Roman" w:hAnsi="Times New Roman"/>
+                <w:sz w:val="22"/>
+              </w:rPr>
+            </w:r>
+          </w:p>
+        </w:tc>
+        <w:tc>
+          <w:tcPr>
+            <w:tcW w:type="dxa" w:w="1336"/>
+            <w:tcMar>
+              <w:top w:w="100" w:type="dxa"/>
+              <w:bottom w:w="100" w:type="dxa"/>
+              <w:left w:w="150" w:type="dxa"/>
+              <w:right w:w="150" w:type="dxa"/>
+            </w:tcMar>
+          </w:tcPr>
+          <w:p>
+            <w:pPr>
+              <w:spacing w:before="40" w:after="40" w:line="252" w:lineRule="auto"/>
+              <w:jc w:val="left"/>
+            </w:pPr>
+            <w:r>
+              <w:rPr>
+                <w:rFonts w:ascii="Times New Roman" w:hAnsi="Times New Roman"/>
+                <w:sz w:val="22"/>
+              </w:rPr>
+              <w:t>1 Экзамен, 2 Зачета, ГИА, ВКР</w:t>
+            </w:r>
+          </w:p>
+        </w:tc>
+      </w:tr>
+      <w:tr>
+        <w:tc>
+          <w:tcPr>
+            <w:tcW w:type="dxa" w:w="1336"/>
+            <w:tcMar>
+              <w:top w:w="100" w:type="dxa"/>
+              <w:bottom w:w="100" w:type="dxa"/>
+              <w:left w:w="150" w:type="dxa"/>
+              <w:right w:w="150" w:type="dxa"/>
+            </w:tcMar>
+          </w:tcPr>
+          <w:p>
+            <w:pPr>
+              <w:spacing w:before="40" w:after="40" w:line="252" w:lineRule="auto"/>
+              <w:jc w:val="left"/>
+            </w:pPr>
+            <w:r>
+              <w:rPr>
+                <w:rFonts w:ascii="Times New Roman" w:hAnsi="Times New Roman"/>
+                <w:sz w:val="22"/>
+              </w:rPr>
+            </w:r>
+            <w:r>
+              <w:rPr>
+                <w:rFonts w:ascii="Times New Roman" w:hAnsi="Times New Roman"/>
+                <w:b/>
+                <w:sz w:val="22"/>
+              </w:rPr>
+              <w:t>ИТОГО</w:t>
+            </w:r>
+            <w:r>
+              <w:rPr>
+                <w:rFonts w:ascii="Times New Roman" w:hAnsi="Times New Roman"/>
+                <w:sz w:val="22"/>
+              </w:rPr>
+            </w:r>
+          </w:p>
+        </w:tc>
+        <w:tc>
+          <w:tcPr>
+            <w:tcW w:type="dxa" w:w="1336"/>
+            <w:tcMar>
+              <w:top w:w="100" w:type="dxa"/>
+              <w:bottom w:w="100" w:type="dxa"/>
+              <w:left w:w="150" w:type="dxa"/>
+              <w:right w:w="150" w:type="dxa"/>
+            </w:tcMar>
+          </w:tcPr>
+          <w:p>
+            <w:pPr>
+              <w:spacing w:before="40" w:after="40" w:line="252" w:lineRule="auto"/>
+              <w:jc w:val="left"/>
+            </w:pPr>
+            <w:r>
+              <w:rPr>
+                <w:rFonts w:ascii="Times New Roman" w:hAnsi="Times New Roman"/>
+                <w:sz w:val="22"/>
+              </w:rPr>
+            </w:r>
+            <w:r>
+              <w:rPr>
+                <w:rFonts w:ascii="Times New Roman" w:hAnsi="Times New Roman"/>
+                <w:b/>
+                <w:sz w:val="22"/>
+              </w:rPr>
+              <w:t>51</w:t>
+            </w:r>
+            <w:r>
+              <w:rPr>
+                <w:rFonts w:ascii="Times New Roman" w:hAnsi="Times New Roman"/>
+                <w:sz w:val="22"/>
+              </w:rPr>
+            </w:r>
+          </w:p>
+        </w:tc>
+        <w:tc>
+          <w:tcPr>
+            <w:tcW w:type="dxa" w:w="1336"/>
+            <w:tcMar>
+              <w:top w:w="100" w:type="dxa"/>
+              <w:bottom w:w="100" w:type="dxa"/>
+              <w:left w:w="150" w:type="dxa"/>
+              <w:right w:w="150" w:type="dxa"/>
+            </w:tcMar>
+          </w:tcPr>
+          <w:p>
+            <w:pPr>
+              <w:spacing w:before="40" w:after="40" w:line="252" w:lineRule="auto"/>
+              <w:jc w:val="left"/>
+            </w:pPr>
+            <w:r>
+              <w:rPr>
+                <w:rFonts w:ascii="Times New Roman" w:hAnsi="Times New Roman"/>
+                <w:sz w:val="22"/>
+              </w:rPr>
+            </w:r>
+            <w:r>
+              <w:rPr>
+                <w:rFonts w:ascii="Times New Roman" w:hAnsi="Times New Roman"/>
+                <w:b/>
+                <w:sz w:val="22"/>
+              </w:rPr>
+              <w:t>240 з.е.</w:t>
+            </w:r>
+            <w:r>
+              <w:rPr>
+                <w:rFonts w:ascii="Times New Roman" w:hAnsi="Times New Roman"/>
+                <w:sz w:val="22"/>
+              </w:rPr>
+            </w:r>
+          </w:p>
+        </w:tc>
+        <w:tc>
+          <w:tcPr>
+            <w:tcW w:type="dxa" w:w="1336"/>
+            <w:tcMar>
+              <w:top w:w="100" w:type="dxa"/>
+              <w:bottom w:w="100" w:type="dxa"/>
+              <w:left w:w="150" w:type="dxa"/>
+              <w:right w:w="150" w:type="dxa"/>
+            </w:tcMar>
+          </w:tcPr>
+          <w:p>
+            <w:pPr>
+              <w:spacing w:before="40" w:after="40" w:line="252" w:lineRule="auto"/>
+              <w:jc w:val="left"/>
+            </w:pPr>
+            <w:r>
+              <w:rPr>
+                <w:rFonts w:ascii="Times New Roman" w:hAnsi="Times New Roman"/>
+                <w:sz w:val="22"/>
+              </w:rPr>
+            </w:r>
+            <w:r>
+              <w:rPr>
+                <w:rFonts w:ascii="Times New Roman" w:hAnsi="Times New Roman"/>
+                <w:b/>
+                <w:sz w:val="22"/>
+              </w:rPr>
+              <w:t>2664 ч.</w:t>
+            </w:r>
+            <w:r>
+              <w:rPr>
+                <w:rFonts w:ascii="Times New Roman" w:hAnsi="Times New Roman"/>
+                <w:sz w:val="22"/>
+              </w:rPr>
+            </w:r>
+          </w:p>
+        </w:tc>
+        <w:tc>
+          <w:tcPr>
+            <w:tcW w:type="dxa" w:w="1336"/>
+            <w:tcMar>
+              <w:top w:w="100" w:type="dxa"/>
+              <w:bottom w:w="100" w:type="dxa"/>
+              <w:left w:w="150" w:type="dxa"/>
+              <w:right w:w="150" w:type="dxa"/>
+            </w:tcMar>
+          </w:tcPr>
+          <w:p>
+            <w:pPr>
+              <w:spacing w:before="40" w:after="40" w:line="252" w:lineRule="auto"/>
+              <w:jc w:val="left"/>
+            </w:pPr>
+            <w:r>
+              <w:rPr>
+                <w:rFonts w:ascii="Times New Roman" w:hAnsi="Times New Roman"/>
+                <w:sz w:val="22"/>
+              </w:rPr>
+            </w:r>
+            <w:r>
+              <w:rPr>
+                <w:rFonts w:ascii="Times New Roman" w:hAnsi="Times New Roman"/>
+                <w:b/>
+                <w:sz w:val="22"/>
+              </w:rPr>
+              <w:t>5976 ч.</w:t>
+            </w:r>
+            <w:r>
+              <w:rPr>
+                <w:rFonts w:ascii="Times New Roman" w:hAnsi="Times New Roman"/>
+                <w:sz w:val="22"/>
+              </w:rPr>
+            </w:r>
+          </w:p>
+        </w:tc>
+        <w:tc>
+          <w:tcPr>
+            <w:tcW w:type="dxa" w:w="1336"/>
+            <w:tcMar>
+              <w:top w:w="100" w:type="dxa"/>
+              <w:bottom w:w="100" w:type="dxa"/>
+              <w:left w:w="150" w:type="dxa"/>
+              <w:right w:w="150" w:type="dxa"/>
+            </w:tcMar>
+          </w:tcPr>
+          <w:p>
+            <w:pPr>
+              <w:spacing w:before="40" w:after="40" w:line="252" w:lineRule="auto"/>
+              <w:jc w:val="left"/>
+            </w:pPr>
+            <w:r>
+              <w:rPr>
+                <w:rFonts w:ascii="Times New Roman" w:hAnsi="Times New Roman"/>
+                <w:sz w:val="22"/>
+              </w:rPr>
+            </w:r>
+            <w:r>
+              <w:rPr>
+                <w:rFonts w:ascii="Times New Roman" w:hAnsi="Times New Roman"/>
+                <w:b/>
+                <w:sz w:val="22"/>
+              </w:rPr>
+              <w:t>8640 ч.</w:t>
+            </w:r>
+            <w:r>
+              <w:rPr>
+                <w:rFonts w:ascii="Times New Roman" w:hAnsi="Times New Roman"/>
+                <w:sz w:val="22"/>
+              </w:rPr>
+            </w:r>
+          </w:p>
+        </w:tc>
+        <w:tc>
+          <w:tcPr>
+            <w:tcW w:type="dxa" w:w="1336"/>
+            <w:tcMar>
+              <w:top w:w="100" w:type="dxa"/>
+              <w:bottom w:w="100" w:type="dxa"/>
+              <w:left w:w="150" w:type="dxa"/>
+              <w:right w:w="150" w:type="dxa"/>
+            </w:tcMar>
+          </w:tcPr>
+          <w:p>
+            <w:pPr>
+              <w:spacing w:before="40" w:after="40" w:line="252" w:lineRule="auto"/>
+              <w:jc w:val="left"/>
+            </w:pPr>
+            <w:r>
+              <w:rPr>
+                <w:rFonts w:ascii="Times New Roman" w:hAnsi="Times New Roman"/>
+                <w:sz w:val="22"/>
+              </w:rPr>
+            </w:r>
+            <w:r>
+              <w:rPr>
+                <w:rFonts w:ascii="Times New Roman" w:hAnsi="Times New Roman"/>
+                <w:b/>
+                <w:sz w:val="22"/>
+              </w:rPr>
+              <w:t>100% баланс ФГОС 3++</w:t>
+            </w:r>
+            <w:r>
+              <w:rPr>
+                <w:rFonts w:ascii="Times New Roman" w:hAnsi="Times New Roman"/>
+                <w:sz w:val="22"/>
+              </w:rPr>
+            </w:r>
+          </w:p>
+        </w:tc>
+      </w:tr>
+    </w:tbl>
+    <w:p>
+      <w:pPr>
+        <w:spacing w:after="120"/>
+      </w:pPr>
     </w:p>
     <w:p>
       <w:pPr>
@@ -845,6 +3830,425 @@
     </w:p>
     <w:p>
       <w:pPr>
+        <w:spacing w:before="160" w:after="80"/>
+        <w:jc w:val="left"/>
+      </w:pPr>
+      <w:r>
+        <w:rPr>
+          <w:rFonts w:ascii="Times New Roman" w:hAnsi="Times New Roman"/>
+          <w:b/>
+          <w:sz w:val="26"/>
+        </w:rPr>
+        <w:t>3.2. Матрица компетенций образовательной программы</w:t>
+      </w:r>
+    </w:p>
+    <w:p>
+      <w:pPr>
+        <w:spacing w:line="276" w:lineRule="auto" w:after="120"/>
+        <w:ind w:firstLine="709"/>
+        <w:jc w:val="both"/>
+      </w:pPr>
+      <w:r>
+        <w:rPr>
+          <w:rFonts w:ascii="Times New Roman" w:hAnsi="Times New Roman"/>
+          <w:sz w:val="28"/>
+        </w:rPr>
+        <w:t>В системе зафиксировано 13 компетенций, охватывающих все квалификационные дескрипторы выпускника программной инженерии:</w:t>
+      </w:r>
+    </w:p>
+    <w:p>
+      <w:pPr>
+        <w:spacing w:line="276" w:lineRule="auto" w:after="60"/>
+        <w:ind w:left="709"/>
+        <w:jc w:val="both"/>
+      </w:pPr>
+      <w:r>
+        <w:rPr>
+          <w:rFonts w:ascii="Times New Roman" w:hAnsi="Times New Roman"/>
+          <w:b w:val="0"/>
+          <w:sz w:val="28"/>
+        </w:rPr>
+        <w:t xml:space="preserve">• </w:t>
+      </w:r>
+      <w:r>
+        <w:rPr>
+          <w:rFonts w:ascii="Times New Roman" w:hAnsi="Times New Roman"/>
+          <w:sz w:val="28"/>
+        </w:rPr>
+      </w:r>
+      <w:r>
+        <w:rPr>
+          <w:rFonts w:ascii="Times New Roman" w:hAnsi="Times New Roman"/>
+          <w:b/>
+          <w:sz w:val="28"/>
+        </w:rPr>
+        <w:t>Универсальные компетенции (УК):</w:t>
+      </w:r>
+      <w:r>
+        <w:rPr>
+          <w:rFonts w:ascii="Times New Roman" w:hAnsi="Times New Roman"/>
+          <w:sz w:val="28"/>
+        </w:rPr>
+      </w:r>
+    </w:p>
+    <w:p>
+      <w:pPr>
+        <w:spacing w:line="276" w:lineRule="auto" w:after="60"/>
+        <w:ind w:left="992"/>
+        <w:jc w:val="both"/>
+      </w:pPr>
+      <w:r>
+        <w:rPr>
+          <w:rFonts w:ascii="Times New Roman" w:hAnsi="Times New Roman"/>
+          <w:b w:val="0"/>
+          <w:sz w:val="28"/>
+        </w:rPr>
+        <w:t xml:space="preserve">• </w:t>
+      </w:r>
+      <w:r>
+        <w:rPr>
+          <w:rFonts w:ascii="Times New Roman" w:hAnsi="Times New Roman"/>
+          <w:sz w:val="28"/>
+        </w:rPr>
+        <w:t>`УК-1`: Системное и критическое мышление;</w:t>
+      </w:r>
+    </w:p>
+    <w:p>
+      <w:pPr>
+        <w:spacing w:line="276" w:lineRule="auto" w:after="60"/>
+        <w:ind w:left="992"/>
+        <w:jc w:val="both"/>
+      </w:pPr>
+      <w:r>
+        <w:rPr>
+          <w:rFonts w:ascii="Times New Roman" w:hAnsi="Times New Roman"/>
+          <w:b w:val="0"/>
+          <w:sz w:val="28"/>
+        </w:rPr>
+        <w:t xml:space="preserve">• </w:t>
+      </w:r>
+      <w:r>
+        <w:rPr>
+          <w:rFonts w:ascii="Times New Roman" w:hAnsi="Times New Roman"/>
+          <w:sz w:val="28"/>
+        </w:rPr>
+        <w:t>`УК-2`: Разработка и реализация проектов;</w:t>
+      </w:r>
+    </w:p>
+    <w:p>
+      <w:pPr>
+        <w:spacing w:line="276" w:lineRule="auto" w:after="60"/>
+        <w:ind w:left="992"/>
+        <w:jc w:val="both"/>
+      </w:pPr>
+      <w:r>
+        <w:rPr>
+          <w:rFonts w:ascii="Times New Roman" w:hAnsi="Times New Roman"/>
+          <w:b w:val="0"/>
+          <w:sz w:val="28"/>
+        </w:rPr>
+        <w:t xml:space="preserve">• </w:t>
+      </w:r>
+      <w:r>
+        <w:rPr>
+          <w:rFonts w:ascii="Times New Roman" w:hAnsi="Times New Roman"/>
+          <w:sz w:val="28"/>
+        </w:rPr>
+        <w:t>`УК-3`: Командная работа и лидерство;</w:t>
+      </w:r>
+    </w:p>
+    <w:p>
+      <w:pPr>
+        <w:spacing w:line="276" w:lineRule="auto" w:after="60"/>
+        <w:ind w:left="992"/>
+        <w:jc w:val="both"/>
+      </w:pPr>
+      <w:r>
+        <w:rPr>
+          <w:rFonts w:ascii="Times New Roman" w:hAnsi="Times New Roman"/>
+          <w:b w:val="0"/>
+          <w:sz w:val="28"/>
+        </w:rPr>
+        <w:t xml:space="preserve">• </w:t>
+      </w:r>
+      <w:r>
+        <w:rPr>
+          <w:rFonts w:ascii="Times New Roman" w:hAnsi="Times New Roman"/>
+          <w:sz w:val="28"/>
+        </w:rPr>
+        <w:t>`УК-4`: Деловая коммуникация;</w:t>
+      </w:r>
+    </w:p>
+    <w:p>
+      <w:pPr>
+        <w:spacing w:line="276" w:lineRule="auto" w:after="60"/>
+        <w:ind w:left="992"/>
+        <w:jc w:val="both"/>
+      </w:pPr>
+      <w:r>
+        <w:rPr>
+          <w:rFonts w:ascii="Times New Roman" w:hAnsi="Times New Roman"/>
+          <w:b w:val="0"/>
+          <w:sz w:val="28"/>
+        </w:rPr>
+        <w:t xml:space="preserve">• </w:t>
+      </w:r>
+      <w:r>
+        <w:rPr>
+          <w:rFonts w:ascii="Times New Roman" w:hAnsi="Times New Roman"/>
+          <w:sz w:val="28"/>
+        </w:rPr>
+        <w:t>`УК-8`: Безопасность жизнедеятельности.</w:t>
+      </w:r>
+    </w:p>
+    <w:p>
+      <w:pPr>
+        <w:spacing w:line="276" w:lineRule="auto" w:after="60"/>
+        <w:ind w:left="709"/>
+        <w:jc w:val="both"/>
+      </w:pPr>
+      <w:r>
+        <w:rPr>
+          <w:rFonts w:ascii="Times New Roman" w:hAnsi="Times New Roman"/>
+          <w:b w:val="0"/>
+          <w:sz w:val="28"/>
+        </w:rPr>
+        <w:t xml:space="preserve">• </w:t>
+      </w:r>
+      <w:r>
+        <w:rPr>
+          <w:rFonts w:ascii="Times New Roman" w:hAnsi="Times New Roman"/>
+          <w:sz w:val="28"/>
+        </w:rPr>
+      </w:r>
+      <w:r>
+        <w:rPr>
+          <w:rFonts w:ascii="Times New Roman" w:hAnsi="Times New Roman"/>
+          <w:b/>
+          <w:sz w:val="28"/>
+        </w:rPr>
+        <w:t>Общепрофессиональные компетенции (ОПК):</w:t>
+      </w:r>
+      <w:r>
+        <w:rPr>
+          <w:rFonts w:ascii="Times New Roman" w:hAnsi="Times New Roman"/>
+          <w:sz w:val="28"/>
+        </w:rPr>
+      </w:r>
+    </w:p>
+    <w:p>
+      <w:pPr>
+        <w:spacing w:line="276" w:lineRule="auto" w:after="60"/>
+        <w:ind w:left="992"/>
+        <w:jc w:val="both"/>
+      </w:pPr>
+      <w:r>
+        <w:rPr>
+          <w:rFonts w:ascii="Times New Roman" w:hAnsi="Times New Roman"/>
+          <w:b w:val="0"/>
+          <w:sz w:val="28"/>
+        </w:rPr>
+        <w:t xml:space="preserve">• </w:t>
+      </w:r>
+      <w:r>
+        <w:rPr>
+          <w:rFonts w:ascii="Times New Roman" w:hAnsi="Times New Roman"/>
+          <w:sz w:val="28"/>
+        </w:rPr>
+        <w:t>`ОПК-1`: Математический и естественнонаучный аппарат;</w:t>
+      </w:r>
+    </w:p>
+    <w:p>
+      <w:pPr>
+        <w:spacing w:line="276" w:lineRule="auto" w:after="60"/>
+        <w:ind w:left="992"/>
+        <w:jc w:val="both"/>
+      </w:pPr>
+      <w:r>
+        <w:rPr>
+          <w:rFonts w:ascii="Times New Roman" w:hAnsi="Times New Roman"/>
+          <w:b w:val="0"/>
+          <w:sz w:val="28"/>
+        </w:rPr>
+        <w:t xml:space="preserve">• </w:t>
+      </w:r>
+      <w:r>
+        <w:rPr>
+          <w:rFonts w:ascii="Times New Roman" w:hAnsi="Times New Roman"/>
+          <w:sz w:val="28"/>
+        </w:rPr>
+        <w:t>`ОПК-2`: Информационно-коммуникационные технологии;</w:t>
+      </w:r>
+    </w:p>
+    <w:p>
+      <w:pPr>
+        <w:spacing w:line="276" w:lineRule="auto" w:after="60"/>
+        <w:ind w:left="992"/>
+        <w:jc w:val="both"/>
+      </w:pPr>
+      <w:r>
+        <w:rPr>
+          <w:rFonts w:ascii="Times New Roman" w:hAnsi="Times New Roman"/>
+          <w:b w:val="0"/>
+          <w:sz w:val="28"/>
+        </w:rPr>
+        <w:t xml:space="preserve">• </w:t>
+      </w:r>
+      <w:r>
+        <w:rPr>
+          <w:rFonts w:ascii="Times New Roman" w:hAnsi="Times New Roman"/>
+          <w:sz w:val="28"/>
+        </w:rPr>
+        <w:t>`ОПК-4`: Алгоритмы и структуры данных;</w:t>
+      </w:r>
+    </w:p>
+    <w:p>
+      <w:pPr>
+        <w:spacing w:line="276" w:lineRule="auto" w:after="60"/>
+        <w:ind w:left="992"/>
+        <w:jc w:val="both"/>
+      </w:pPr>
+      <w:r>
+        <w:rPr>
+          <w:rFonts w:ascii="Times New Roman" w:hAnsi="Times New Roman"/>
+          <w:b w:val="0"/>
+          <w:sz w:val="28"/>
+        </w:rPr>
+        <w:t xml:space="preserve">• </w:t>
+      </w:r>
+      <w:r>
+        <w:rPr>
+          <w:rFonts w:ascii="Times New Roman" w:hAnsi="Times New Roman"/>
+          <w:sz w:val="28"/>
+        </w:rPr>
+        <w:t>`ОПК-6`: Информационная безопасность вычислительных систем.</w:t>
+      </w:r>
+    </w:p>
+    <w:p>
+      <w:pPr>
+        <w:spacing w:line="276" w:lineRule="auto" w:after="60"/>
+        <w:ind w:left="709"/>
+        <w:jc w:val="both"/>
+      </w:pPr>
+      <w:r>
+        <w:rPr>
+          <w:rFonts w:ascii="Times New Roman" w:hAnsi="Times New Roman"/>
+          <w:b w:val="0"/>
+          <w:sz w:val="28"/>
+        </w:rPr>
+        <w:t xml:space="preserve">• </w:t>
+      </w:r>
+      <w:r>
+        <w:rPr>
+          <w:rFonts w:ascii="Times New Roman" w:hAnsi="Times New Roman"/>
+          <w:sz w:val="28"/>
+        </w:rPr>
+      </w:r>
+      <w:r>
+        <w:rPr>
+          <w:rFonts w:ascii="Times New Roman" w:hAnsi="Times New Roman"/>
+          <w:b/>
+          <w:sz w:val="28"/>
+        </w:rPr>
+        <w:t>Профессиональные компетенции (ПК):</w:t>
+      </w:r>
+      <w:r>
+        <w:rPr>
+          <w:rFonts w:ascii="Times New Roman" w:hAnsi="Times New Roman"/>
+          <w:sz w:val="28"/>
+        </w:rPr>
+      </w:r>
+    </w:p>
+    <w:p>
+      <w:pPr>
+        <w:spacing w:line="276" w:lineRule="auto" w:after="60"/>
+        <w:ind w:left="992"/>
+        <w:jc w:val="both"/>
+      </w:pPr>
+      <w:r>
+        <w:rPr>
+          <w:rFonts w:ascii="Times New Roman" w:hAnsi="Times New Roman"/>
+          <w:b w:val="0"/>
+          <w:sz w:val="28"/>
+        </w:rPr>
+        <w:t xml:space="preserve">• </w:t>
+      </w:r>
+      <w:r>
+        <w:rPr>
+          <w:rFonts w:ascii="Times New Roman" w:hAnsi="Times New Roman"/>
+          <w:sz w:val="28"/>
+        </w:rPr>
+        <w:t>`ПК-1`: Проектирование программных комплексов и баз данных;</w:t>
+      </w:r>
+    </w:p>
+    <w:p>
+      <w:pPr>
+        <w:spacing w:line="276" w:lineRule="auto" w:after="60"/>
+        <w:ind w:left="992"/>
+        <w:jc w:val="both"/>
+      </w:pPr>
+      <w:r>
+        <w:rPr>
+          <w:rFonts w:ascii="Times New Roman" w:hAnsi="Times New Roman"/>
+          <w:b w:val="0"/>
+          <w:sz w:val="28"/>
+        </w:rPr>
+        <w:t xml:space="preserve">• </w:t>
+      </w:r>
+      <w:r>
+        <w:rPr>
+          <w:rFonts w:ascii="Times New Roman" w:hAnsi="Times New Roman"/>
+          <w:sz w:val="28"/>
+        </w:rPr>
+        <w:t>`ПК-2`: Разработка и отладка программного кода с применением CI/CD;</w:t>
+      </w:r>
+    </w:p>
+    <w:p>
+      <w:pPr>
+        <w:spacing w:line="276" w:lineRule="auto" w:after="60"/>
+        <w:ind w:left="992"/>
+        <w:jc w:val="both"/>
+      </w:pPr>
+      <w:r>
+        <w:rPr>
+          <w:rFonts w:ascii="Times New Roman" w:hAnsi="Times New Roman"/>
+          <w:b w:val="0"/>
+          <w:sz w:val="28"/>
+        </w:rPr>
+        <w:t xml:space="preserve">• </w:t>
+      </w:r>
+      <w:r>
+        <w:rPr>
+          <w:rFonts w:ascii="Times New Roman" w:hAnsi="Times New Roman"/>
+          <w:sz w:val="28"/>
+        </w:rPr>
+        <w:t>`ПК-3`: Тестирование, верификация и оптимизация ПО;</w:t>
+      </w:r>
+    </w:p>
+    <w:p>
+      <w:pPr>
+        <w:spacing w:line="276" w:lineRule="auto" w:after="60"/>
+        <w:ind w:left="992"/>
+        <w:jc w:val="both"/>
+      </w:pPr>
+      <w:r>
+        <w:rPr>
+          <w:rFonts w:ascii="Times New Roman" w:hAnsi="Times New Roman"/>
+          <w:b w:val="0"/>
+          <w:sz w:val="28"/>
+        </w:rPr>
+        <w:t xml:space="preserve">• </w:t>
+      </w:r>
+      <w:r>
+        <w:rPr>
+          <w:rFonts w:ascii="Times New Roman" w:hAnsi="Times New Roman"/>
+          <w:sz w:val="28"/>
+        </w:rPr>
+        <w:t>`ПК-4`: Сопровождение и администрирование распределенных систем.</w:t>
+      </w:r>
+    </w:p>
+    <w:p>
+      <w:pPr>
         <w:spacing w:before="200" w:after="80"/>
         <w:jc w:val="center"/>
       </w:pPr>
@@ -860,7 +4264,7 @@
               <a:graphicData uri="http://schemas.openxmlformats.org/drawingml/2006/picture">
                 <pic:pic>
                   <pic:nvPicPr>
-                    <pic:cNvPr id="0" name="infoblock_memos_diff_filled.png"/>
+                    <pic:cNvPr id="0" name="infoblock_competencies_matrix_filled.png"/>
                     <pic:cNvPicPr/>
                   </pic:nvPicPr>
                   <pic:blipFill>
@@ -894,7 +4298,7 @@
           <w:i/>
           <w:sz w:val="24"/>
         </w:rPr>
-        <w:t>Рисунок 3 — Служебные записки</w:t>
+        <w:t>Рисунок 3 — Компетенции</w:t>
       </w:r>
     </w:p>
     <w:p>
@@ -953,6 +4357,178 @@
     </w:p>
     <w:p>
       <w:pPr>
+        <w:spacing w:before="160" w:after="80"/>
+        <w:jc w:val="left"/>
+      </w:pPr>
+      <w:r>
+        <w:rPr>
+          <w:rFonts w:ascii="Times New Roman" w:hAnsi="Times New Roman"/>
+          <w:b/>
+          <w:sz w:val="26"/>
+        </w:rPr>
+        <w:t>3.3. Служебные записки и механизм дифференциации («Было» → «Стало»)</w:t>
+      </w:r>
+    </w:p>
+    <w:p>
+      <w:pPr>
+        <w:spacing w:line="276" w:lineRule="auto" w:after="120"/>
+        <w:ind w:firstLine="709"/>
+        <w:jc w:val="both"/>
+      </w:pPr>
+      <w:r>
+        <w:rPr>
+          <w:rFonts w:ascii="Times New Roman" w:hAnsi="Times New Roman"/>
+          <w:sz w:val="28"/>
+        </w:rPr>
+        <w:t>Инфоблок служебных записок фиксирует документооборот по оперативным корректировкам учебного плана:</w:t>
+      </w:r>
+    </w:p>
+    <w:p>
+      <w:pPr>
+        <w:spacing w:line="276" w:lineRule="auto" w:after="60"/>
+        <w:ind w:left="709"/>
+        <w:jc w:val="both"/>
+      </w:pPr>
+      <w:r>
+        <w:rPr>
+          <w:rFonts w:ascii="Times New Roman" w:hAnsi="Times New Roman"/>
+          <w:b w:val="0"/>
+          <w:sz w:val="28"/>
+        </w:rPr>
+        <w:t xml:space="preserve">• </w:t>
+      </w:r>
+      <w:r>
+        <w:rPr>
+          <w:rFonts w:ascii="Times New Roman" w:hAnsi="Times New Roman"/>
+          <w:sz w:val="28"/>
+        </w:rPr>
+      </w:r>
+      <w:r>
+        <w:rPr>
+          <w:rFonts w:ascii="Times New Roman" w:hAnsi="Times New Roman"/>
+          <w:b/>
+          <w:sz w:val="28"/>
+        </w:rPr>
+        <w:t>СЗ № 2026/048 (Статус `APPLIED`):</w:t>
+      </w:r>
+      <w:r>
+        <w:rPr>
+          <w:rFonts w:ascii="Times New Roman" w:hAnsi="Times New Roman"/>
+          <w:sz w:val="28"/>
+        </w:rPr>
+        <w:t xml:space="preserve"> Увеличение трудоемкости дисциплины «Математический анализ» в 1 семестре с 3 до 5 з.е. и замена формы контроля «Зачет» на «Экзамен».</w:t>
+      </w:r>
+    </w:p>
+    <w:p>
+      <w:pPr>
+        <w:spacing w:line="276" w:lineRule="auto" w:after="60"/>
+        <w:ind w:left="709"/>
+        <w:jc w:val="both"/>
+      </w:pPr>
+      <w:r>
+        <w:rPr>
+          <w:rFonts w:ascii="Times New Roman" w:hAnsi="Times New Roman"/>
+          <w:b w:val="0"/>
+          <w:sz w:val="28"/>
+        </w:rPr>
+        <w:t xml:space="preserve">• </w:t>
+      </w:r>
+      <w:r>
+        <w:rPr>
+          <w:rFonts w:ascii="Times New Roman" w:hAnsi="Times New Roman"/>
+          <w:sz w:val="28"/>
+        </w:rPr>
+      </w:r>
+      <w:r>
+        <w:rPr>
+          <w:rFonts w:ascii="Times New Roman" w:hAnsi="Times New Roman"/>
+          <w:b/>
+          <w:sz w:val="28"/>
+        </w:rPr>
+        <w:t>СЗ № 2026/052 (Статус `APPLIED`):</w:t>
+      </w:r>
+      <w:r>
+        <w:rPr>
+          <w:rFonts w:ascii="Times New Roman" w:hAnsi="Times New Roman"/>
+          <w:sz w:val="28"/>
+        </w:rPr>
+        <w:t xml:space="preserve"> Перераспределение контактных часов по дисциплине «Алгоритмизация и основы программирования» (добавление 36 ч. лабораторного практикума за счет СРС).</w:t>
+      </w:r>
+    </w:p>
+    <w:p>
+      <w:pPr>
+        <w:spacing w:line="276" w:lineRule="auto" w:after="60"/>
+        <w:ind w:left="709"/>
+        <w:jc w:val="both"/>
+      </w:pPr>
+      <w:r>
+        <w:rPr>
+          <w:rFonts w:ascii="Times New Roman" w:hAnsi="Times New Roman"/>
+          <w:b w:val="0"/>
+          <w:sz w:val="28"/>
+        </w:rPr>
+        <w:t xml:space="preserve">• </w:t>
+      </w:r>
+      <w:r>
+        <w:rPr>
+          <w:rFonts w:ascii="Times New Roman" w:hAnsi="Times New Roman"/>
+          <w:sz w:val="28"/>
+        </w:rPr>
+      </w:r>
+      <w:r>
+        <w:rPr>
+          <w:rFonts w:ascii="Times New Roman" w:hAnsi="Times New Roman"/>
+          <w:b/>
+          <w:sz w:val="28"/>
+        </w:rPr>
+        <w:t>СЗ № 2026/059 (Статус `IN_ANOK`):</w:t>
+      </w:r>
+      <w:r>
+        <w:rPr>
+          <w:rFonts w:ascii="Times New Roman" w:hAnsi="Times New Roman"/>
+          <w:sz w:val="28"/>
+        </w:rPr>
+        <w:t xml:space="preserve"> Закрепление дисциплины по выбору «Разработка мобильных приложений» за профильной лабораторией.</w:t>
+      </w:r>
+    </w:p>
+    <w:p>
+      <w:pPr>
+        <w:spacing w:line="276" w:lineRule="auto" w:after="60"/>
+        <w:ind w:left="709"/>
+        <w:jc w:val="both"/>
+      </w:pPr>
+      <w:r>
+        <w:rPr>
+          <w:rFonts w:ascii="Times New Roman" w:hAnsi="Times New Roman"/>
+          <w:b w:val="0"/>
+          <w:sz w:val="28"/>
+        </w:rPr>
+        <w:t xml:space="preserve">• </w:t>
+      </w:r>
+      <w:r>
+        <w:rPr>
+          <w:rFonts w:ascii="Times New Roman" w:hAnsi="Times New Roman"/>
+          <w:sz w:val="28"/>
+        </w:rPr>
+      </w:r>
+      <w:r>
+        <w:rPr>
+          <w:rFonts w:ascii="Times New Roman" w:hAnsi="Times New Roman"/>
+          <w:b/>
+          <w:sz w:val="28"/>
+        </w:rPr>
+        <w:t>СЗ № 2026/061 (Статус `SIGNED_RELEASING`):</w:t>
+      </w:r>
+      <w:r>
+        <w:rPr>
+          <w:rFonts w:ascii="Times New Roman" w:hAnsi="Times New Roman"/>
+          <w:sz w:val="28"/>
+        </w:rPr>
+        <w:t xml:space="preserve"> Корректировка календарного графика производственной практики.</w:t>
+      </w:r>
+    </w:p>
+    <w:p>
+      <w:pPr>
         <w:spacing w:before="200" w:after="80"/>
         <w:jc w:val="center"/>
       </w:pPr>
@@ -968,7 +4544,7 @@
               <a:graphicData uri="http://schemas.openxmlformats.org/drawingml/2006/picture">
                 <pic:pic>
                   <pic:nvPicPr>
-                    <pic:cNvPr id="0" name="infoblock_competencies_matrix_filled.png"/>
+                    <pic:cNvPr id="0" name="infoblock_memos_diff_filled.png"/>
                     <pic:cNvPicPr/>
                   </pic:nvPicPr>
                   <pic:blipFill>
@@ -1002,7 +4578,7 @@
           <w:i/>
           <w:sz w:val="24"/>
         </w:rPr>
-        <w:t>Рисунок 5 — Компетенции</w:t>
+        <w:t>Рисунок 5 — Служебные записки</w:t>
       </w:r>
     </w:p>
     <w:p>
@@ -1022,7 +4598,7 @@
               <a:graphicData uri="http://schemas.openxmlformats.org/drawingml/2006/picture">
                 <pic:pic>
                   <pic:nvPicPr>
-                    <pic:cNvPr id="0" name="infoblock_departments_structure_filled.png"/>
+                    <pic:cNvPr id="0" name="infoblock_signatures_workflow_filled.png"/>
                     <pic:cNvPicPr/>
                   </pic:nvPicPr>
                   <pic:blipFill>
@@ -1056,7 +4632,7 @@
           <w:i/>
           <w:sz w:val="24"/>
         </w:rPr>
-        <w:t>Рисунок 6 — Подразделения</w:t>
+        <w:t>Рисунок 6 — Согласование</w:t>
       </w:r>
     </w:p>
     <w:p>
@@ -1076,7 +4652,7 @@
               <a:graphicData uri="http://schemas.openxmlformats.org/drawingml/2006/picture">
                 <pic:pic>
                   <pic:nvPicPr>
-                    <pic:cNvPr id="0" name="infoblock_news_announcements_filled.png"/>
+                    <pic:cNvPr id="0" name="infoblock_departments_structure_filled.png"/>
                     <pic:cNvPicPr/>
                   </pic:nvPicPr>
                   <pic:blipFill>
@@ -1110,7 +4686,7 @@
           <w:i/>
           <w:sz w:val="24"/>
         </w:rPr>
-        <w:t>Рисунок 7 — Объявления</w:t>
+        <w:t>Рисунок 7 — Подразделения</w:t>
       </w:r>
     </w:p>
     <w:p>
@@ -1130,7 +4706,7 @@
               <a:graphicData uri="http://schemas.openxmlformats.org/drawingml/2006/picture">
                 <pic:pic>
                   <pic:nvPicPr>
-                    <pic:cNvPr id="0" name="infoblock_signatures_workflow_filled.png"/>
+                    <pic:cNvPr id="0" name="infoblock_news_announcements_filled.png"/>
                     <pic:cNvPicPr/>
                   </pic:nvPicPr>
                   <pic:blipFill>
@@ -1164,7 +4740,7 @@
           <w:i/>
           <w:sz w:val="24"/>
         </w:rPr>
-        <w:t>Рисунок 8 — Согласование</w:t>
+        <w:t>Рисунок 8 — Объявления</w:t>
       </w:r>
     </w:p>
     <w:p>
@@ -1178,7 +4754,7 @@
           <w:b/>
           <w:sz w:val="28"/>
         </w:rPr>
-        <w:t>Заключение</w:t>
+        <w:t>4. Заключение</w:t>
       </w:r>
     </w:p>
     <w:p>
@@ -1192,7 +4768,7 @@
           <w:rFonts w:ascii="Times New Roman" w:hAnsi="Times New Roman"/>
           <w:sz w:val="28"/>
         </w:rPr>
-        <w:t>Страницы портала наполнены связанными демонстрационными данными из MySQL/MariaDB.</w:t>
+        <w:t>В рамках лабораторной работы № 5 выполнено полное информационное наполнение всех разделов портала Центра АНОК с загрузкой 51 дисциплины (240 з.е.), 13 компетенций, 7 подразделений, 4 служебных записок, 4 регламентных объявлений и записей журнала аудита.</w:t>
       </w:r>
     </w:p>
     <w:sectPr>

--- a/reports/lab5/LR5_Report_Variant15.docx
+++ b/reports/lab5/LR5_Report_Variant15.docx
@@ -116,6 +116,8 @@
       <w:r>
         <w:rPr>
           <w:rFonts w:ascii="Times New Roman" w:hAnsi="Times New Roman"/>
+          <w:b w:val="0"/>
+          <w:i w:val="0"/>
           <w:sz w:val="28"/>
         </w:rPr>
         <w:t>Наполнить все разделы и страницы корпоративного портала Центра АНОК взаимосвязанными структурированными данными предметной области (информационными блоками), обеспечив полную согласованность зачетных единиц, академических часов, матриц компетенций, этапов согласования, служебных записок и записей журнала аудита.</w:t>
@@ -144,9 +146,29 @@
       <w:r>
         <w:rPr>
           <w:rFonts w:ascii="Times New Roman" w:hAnsi="Times New Roman"/>
+          <w:b w:val="0"/>
+          <w:i w:val="0"/>
           <w:sz w:val="28"/>
         </w:rPr>
-        <w:t>Информационные блоки портала соответствуют реляционным таблицам базы данных `anok_portal`:</w:t>
+        <w:t xml:space="preserve">Информационные блоки портала соответствуют реляционным таблицам базы данных </w:t>
+      </w:r>
+      <w:r>
+        <w:rPr>
+          <w:rFonts w:ascii="Courier New" w:hAnsi="Courier New"/>
+          <w:b w:val="0"/>
+          <w:i w:val="0"/>
+          <w:sz w:val="28"/>
+        </w:rPr>
+        <w:t>anok_portal</w:t>
+      </w:r>
+      <w:r>
+        <w:rPr>
+          <w:rFonts w:ascii="Times New Roman" w:hAnsi="Times New Roman"/>
+          <w:b w:val="0"/>
+          <w:i w:val="0"/>
+          <w:sz w:val="28"/>
+        </w:rPr>
+        <w:t>:</w:t>
       </w:r>
     </w:p>
     <w:p>
@@ -205,6 +227,7 @@
               <w:rPr>
                 <w:rFonts w:ascii="Times New Roman" w:hAnsi="Times New Roman"/>
                 <w:b/>
+                <w:i w:val="0"/>
                 <w:sz w:val="22"/>
               </w:rPr>
               <w:t>Информационный блок</w:t>
@@ -231,6 +254,7 @@
               <w:rPr>
                 <w:rFonts w:ascii="Times New Roman" w:hAnsi="Times New Roman"/>
                 <w:b/>
+                <w:i w:val="0"/>
                 <w:sz w:val="22"/>
               </w:rPr>
               <w:t>Таблица БД</w:t>
@@ -257,6 +281,7 @@
               <w:rPr>
                 <w:rFonts w:ascii="Times New Roman" w:hAnsi="Times New Roman"/>
                 <w:b/>
+                <w:i w:val="0"/>
                 <w:sz w:val="22"/>
               </w:rPr>
               <w:t>Количество записей</w:t>
@@ -283,6 +308,7 @@
               <w:rPr>
                 <w:rFonts w:ascii="Times New Roman" w:hAnsi="Times New Roman"/>
                 <w:b/>
+                <w:i w:val="0"/>
                 <w:sz w:val="22"/>
               </w:rPr>
               <w:t>Назначение и состав данных</w:t>
@@ -309,22 +335,37 @@
             <w:r>
               <w:rPr>
                 <w:rFonts w:ascii="Times New Roman" w:hAnsi="Times New Roman"/>
-                <w:sz w:val="22"/>
-              </w:rPr>
-            </w:r>
-            <w:r>
-              <w:rPr>
-                <w:rFonts w:ascii="Times New Roman" w:hAnsi="Times New Roman"/>
                 <w:b/>
+                <w:i w:val="0"/>
                 <w:sz w:val="22"/>
               </w:rPr>
               <w:t>Учебные планы</w:t>
             </w:r>
+          </w:p>
+        </w:tc>
+        <w:tc>
+          <w:tcPr>
+            <w:tcW w:type="dxa" w:w="2339"/>
+            <w:tcMar>
+              <w:top w:w="100" w:type="dxa"/>
+              <w:bottom w:w="100" w:type="dxa"/>
+              <w:left w:w="150" w:type="dxa"/>
+              <w:right w:w="150" w:type="dxa"/>
+            </w:tcMar>
+          </w:tcPr>
+          <w:p>
+            <w:pPr>
+              <w:spacing w:before="40" w:after="40" w:line="252" w:lineRule="auto"/>
+              <w:jc w:val="left"/>
+            </w:pPr>
             <w:r>
               <w:rPr>
-                <w:rFonts w:ascii="Times New Roman" w:hAnsi="Times New Roman"/>
+                <w:rFonts w:ascii="Courier New" w:hAnsi="Courier New"/>
+                <w:b w:val="0"/>
+                <w:i w:val="0"/>
                 <w:sz w:val="22"/>
               </w:rPr>
+              <w:t>curriculums</w:t>
             </w:r>
           </w:p>
         </w:tc>
@@ -346,30 +387,8 @@
             <w:r>
               <w:rPr>
                 <w:rFonts w:ascii="Times New Roman" w:hAnsi="Times New Roman"/>
-                <w:sz w:val="22"/>
-              </w:rPr>
-              <w:t>`curriculums`</w:t>
-            </w:r>
-          </w:p>
-        </w:tc>
-        <w:tc>
-          <w:tcPr>
-            <w:tcW w:type="dxa" w:w="2339"/>
-            <w:tcMar>
-              <w:top w:w="100" w:type="dxa"/>
-              <w:bottom w:w="100" w:type="dxa"/>
-              <w:left w:w="150" w:type="dxa"/>
-              <w:right w:w="150" w:type="dxa"/>
-            </w:tcMar>
-          </w:tcPr>
-          <w:p>
-            <w:pPr>
-              <w:spacing w:before="40" w:after="40" w:line="252" w:lineRule="auto"/>
-              <w:jc w:val="left"/>
-            </w:pPr>
-            <w:r>
-              <w:rPr>
-                <w:rFonts w:ascii="Times New Roman" w:hAnsi="Times New Roman"/>
+                <w:b w:val="0"/>
+                <w:i w:val="0"/>
                 <w:sz w:val="22"/>
               </w:rPr>
               <w:t>1</w:t>
@@ -394,9 +413,29 @@
             <w:r>
               <w:rPr>
                 <w:rFonts w:ascii="Times New Roman" w:hAnsi="Times New Roman"/>
+                <w:b w:val="0"/>
+                <w:i w:val="0"/>
                 <w:sz w:val="22"/>
               </w:rPr>
-              <w:t>Паспорт УП направления 09.03.04 (2026/2027 уч. год, статус `APPROVED_RECTOR`, протокол № 8/26).</w:t>
+              <w:t xml:space="preserve">Паспорт УП направления 09.03.04 (2026/2027 уч. год, статус </w:t>
+            </w:r>
+            <w:r>
+              <w:rPr>
+                <w:rFonts w:ascii="Courier New" w:hAnsi="Courier New"/>
+                <w:b w:val="0"/>
+                <w:i w:val="0"/>
+                <w:sz w:val="22"/>
+              </w:rPr>
+              <w:t>APPROVED_RECTOR</w:t>
+            </w:r>
+            <w:r>
+              <w:rPr>
+                <w:rFonts w:ascii="Times New Roman" w:hAnsi="Times New Roman"/>
+                <w:b w:val="0"/>
+                <w:i w:val="0"/>
+                <w:sz w:val="22"/>
+              </w:rPr>
+              <w:t>, протокол № 8/26).</w:t>
             </w:r>
           </w:p>
         </w:tc>
@@ -420,22 +459,37 @@
             <w:r>
               <w:rPr>
                 <w:rFonts w:ascii="Times New Roman" w:hAnsi="Times New Roman"/>
-                <w:sz w:val="22"/>
-              </w:rPr>
-            </w:r>
-            <w:r>
-              <w:rPr>
-                <w:rFonts w:ascii="Times New Roman" w:hAnsi="Times New Roman"/>
                 <w:b/>
+                <w:i w:val="0"/>
                 <w:sz w:val="22"/>
               </w:rPr>
               <w:t>Дисциплины плана</w:t>
             </w:r>
+          </w:p>
+        </w:tc>
+        <w:tc>
+          <w:tcPr>
+            <w:tcW w:type="dxa" w:w="2339"/>
+            <w:tcMar>
+              <w:top w:w="100" w:type="dxa"/>
+              <w:bottom w:w="100" w:type="dxa"/>
+              <w:left w:w="150" w:type="dxa"/>
+              <w:right w:w="150" w:type="dxa"/>
+            </w:tcMar>
+          </w:tcPr>
+          <w:p>
+            <w:pPr>
+              <w:spacing w:before="40" w:after="40" w:line="252" w:lineRule="auto"/>
+              <w:jc w:val="left"/>
+            </w:pPr>
             <w:r>
               <w:rPr>
-                <w:rFonts w:ascii="Times New Roman" w:hAnsi="Times New Roman"/>
+                <w:rFonts w:ascii="Courier New" w:hAnsi="Courier New"/>
+                <w:b w:val="0"/>
+                <w:i w:val="0"/>
                 <w:sz w:val="22"/>
               </w:rPr>
+              <w:t>curriculum_disciplines</w:t>
             </w:r>
           </w:p>
         </w:tc>
@@ -457,30 +511,8 @@
             <w:r>
               <w:rPr>
                 <w:rFonts w:ascii="Times New Roman" w:hAnsi="Times New Roman"/>
-                <w:sz w:val="22"/>
-              </w:rPr>
-              <w:t>`curriculum_disciplines`</w:t>
-            </w:r>
-          </w:p>
-        </w:tc>
-        <w:tc>
-          <w:tcPr>
-            <w:tcW w:type="dxa" w:w="2339"/>
-            <w:tcMar>
-              <w:top w:w="100" w:type="dxa"/>
-              <w:bottom w:w="100" w:type="dxa"/>
-              <w:left w:w="150" w:type="dxa"/>
-              <w:right w:w="150" w:type="dxa"/>
-            </w:tcMar>
-          </w:tcPr>
-          <w:p>
-            <w:pPr>
-              <w:spacing w:before="40" w:after="40" w:line="252" w:lineRule="auto"/>
-              <w:jc w:val="left"/>
-            </w:pPr>
-            <w:r>
-              <w:rPr>
-                <w:rFonts w:ascii="Times New Roman" w:hAnsi="Times New Roman"/>
+                <w:b w:val="0"/>
+                <w:i w:val="0"/>
                 <w:sz w:val="22"/>
               </w:rPr>
               <w:t>51</w:t>
@@ -505,6 +537,8 @@
             <w:r>
               <w:rPr>
                 <w:rFonts w:ascii="Times New Roman" w:hAnsi="Times New Roman"/>
+                <w:b w:val="0"/>
+                <w:i w:val="0"/>
                 <w:sz w:val="22"/>
               </w:rPr>
               <w:t>51 дисциплина по 8 семестрам со строгим балансом: 30 з.е. и 1080 часов на семестр (240 з.е. суммарно).</w:t>
@@ -531,22 +565,37 @@
             <w:r>
               <w:rPr>
                 <w:rFonts w:ascii="Times New Roman" w:hAnsi="Times New Roman"/>
-                <w:sz w:val="22"/>
-              </w:rPr>
-            </w:r>
-            <w:r>
-              <w:rPr>
-                <w:rFonts w:ascii="Times New Roman" w:hAnsi="Times New Roman"/>
                 <w:b/>
+                <w:i w:val="0"/>
                 <w:sz w:val="22"/>
               </w:rPr>
               <w:t>Стандарты ФГОС</w:t>
             </w:r>
+          </w:p>
+        </w:tc>
+        <w:tc>
+          <w:tcPr>
+            <w:tcW w:type="dxa" w:w="2339"/>
+            <w:tcMar>
+              <w:top w:w="100" w:type="dxa"/>
+              <w:bottom w:w="100" w:type="dxa"/>
+              <w:left w:w="150" w:type="dxa"/>
+              <w:right w:w="150" w:type="dxa"/>
+            </w:tcMar>
+          </w:tcPr>
+          <w:p>
+            <w:pPr>
+              <w:spacing w:before="40" w:after="40" w:line="252" w:lineRule="auto"/>
+              <w:jc w:val="left"/>
+            </w:pPr>
             <w:r>
               <w:rPr>
-                <w:rFonts w:ascii="Times New Roman" w:hAnsi="Times New Roman"/>
+                <w:rFonts w:ascii="Courier New" w:hAnsi="Courier New"/>
+                <w:b w:val="0"/>
+                <w:i w:val="0"/>
                 <w:sz w:val="22"/>
               </w:rPr>
+              <w:t>standards_fgos</w:t>
             </w:r>
           </w:p>
         </w:tc>
@@ -568,30 +617,8 @@
             <w:r>
               <w:rPr>
                 <w:rFonts w:ascii="Times New Roman" w:hAnsi="Times New Roman"/>
-                <w:sz w:val="22"/>
-              </w:rPr>
-              <w:t>`standards_fgos`</w:t>
-            </w:r>
-          </w:p>
-        </w:tc>
-        <w:tc>
-          <w:tcPr>
-            <w:tcW w:type="dxa" w:w="2339"/>
-            <w:tcMar>
-              <w:top w:w="100" w:type="dxa"/>
-              <w:bottom w:w="100" w:type="dxa"/>
-              <w:left w:w="150" w:type="dxa"/>
-              <w:right w:w="150" w:type="dxa"/>
-            </w:tcMar>
-          </w:tcPr>
-          <w:p>
-            <w:pPr>
-              <w:spacing w:before="40" w:after="40" w:line="252" w:lineRule="auto"/>
-              <w:jc w:val="left"/>
-            </w:pPr>
-            <w:r>
-              <w:rPr>
-                <w:rFonts w:ascii="Times New Roman" w:hAnsi="Times New Roman"/>
+                <w:b w:val="0"/>
+                <w:i w:val="0"/>
                 <w:sz w:val="22"/>
               </w:rPr>
               <w:t>3</w:t>
@@ -616,6 +643,8 @@
             <w:r>
               <w:rPr>
                 <w:rFonts w:ascii="Times New Roman" w:hAnsi="Times New Roman"/>
+                <w:b w:val="0"/>
+                <w:i w:val="0"/>
                 <w:sz w:val="22"/>
               </w:rPr>
               <w:t>Стандарты ФГОС ВО 3++ (09.03.04 бакалавриат, 09.03.01 бакалавриат, 09.04.04 магистратура).</w:t>
@@ -642,22 +671,37 @@
             <w:r>
               <w:rPr>
                 <w:rFonts w:ascii="Times New Roman" w:hAnsi="Times New Roman"/>
-                <w:sz w:val="22"/>
-              </w:rPr>
-            </w:r>
-            <w:r>
-              <w:rPr>
-                <w:rFonts w:ascii="Times New Roman" w:hAnsi="Times New Roman"/>
                 <w:b/>
+                <w:i w:val="0"/>
                 <w:sz w:val="22"/>
               </w:rPr>
               <w:t>Образовательные программы</w:t>
             </w:r>
+          </w:p>
+        </w:tc>
+        <w:tc>
+          <w:tcPr>
+            <w:tcW w:type="dxa" w:w="2339"/>
+            <w:tcMar>
+              <w:top w:w="100" w:type="dxa"/>
+              <w:bottom w:w="100" w:type="dxa"/>
+              <w:left w:w="150" w:type="dxa"/>
+              <w:right w:w="150" w:type="dxa"/>
+            </w:tcMar>
+          </w:tcPr>
+          <w:p>
+            <w:pPr>
+              <w:spacing w:before="40" w:after="40" w:line="252" w:lineRule="auto"/>
+              <w:jc w:val="left"/>
+            </w:pPr>
             <w:r>
               <w:rPr>
-                <w:rFonts w:ascii="Times New Roman" w:hAnsi="Times New Roman"/>
+                <w:rFonts w:ascii="Courier New" w:hAnsi="Courier New"/>
+                <w:b w:val="0"/>
+                <w:i w:val="0"/>
                 <w:sz w:val="22"/>
               </w:rPr>
+              <w:t>educational_programs</w:t>
             </w:r>
           </w:p>
         </w:tc>
@@ -679,30 +723,8 @@
             <w:r>
               <w:rPr>
                 <w:rFonts w:ascii="Times New Roman" w:hAnsi="Times New Roman"/>
-                <w:sz w:val="22"/>
-              </w:rPr>
-              <w:t>`educational_programs`</w:t>
-            </w:r>
-          </w:p>
-        </w:tc>
-        <w:tc>
-          <w:tcPr>
-            <w:tcW w:type="dxa" w:w="2339"/>
-            <w:tcMar>
-              <w:top w:w="100" w:type="dxa"/>
-              <w:bottom w:w="100" w:type="dxa"/>
-              <w:left w:w="150" w:type="dxa"/>
-              <w:right w:w="150" w:type="dxa"/>
-            </w:tcMar>
-          </w:tcPr>
-          <w:p>
-            <w:pPr>
-              <w:spacing w:before="40" w:after="40" w:line="252" w:lineRule="auto"/>
-              <w:jc w:val="left"/>
-            </w:pPr>
-            <w:r>
-              <w:rPr>
-                <w:rFonts w:ascii="Times New Roman" w:hAnsi="Times New Roman"/>
+                <w:b w:val="0"/>
+                <w:i w:val="0"/>
                 <w:sz w:val="22"/>
               </w:rPr>
               <w:t>1</w:t>
@@ -727,6 +749,8 @@
             <w:r>
               <w:rPr>
                 <w:rFonts w:ascii="Times New Roman" w:hAnsi="Times New Roman"/>
+                <w:b w:val="0"/>
+                <w:i w:val="0"/>
                 <w:sz w:val="22"/>
               </w:rPr>
               <w:t>Направление 09.03.04 «Программная инженерия» (профиль «Разработка программного обеспечения»).</w:t>
@@ -753,22 +777,37 @@
             <w:r>
               <w:rPr>
                 <w:rFonts w:ascii="Times New Roman" w:hAnsi="Times New Roman"/>
-                <w:sz w:val="22"/>
-              </w:rPr>
-            </w:r>
-            <w:r>
-              <w:rPr>
-                <w:rFonts w:ascii="Times New Roman" w:hAnsi="Times New Roman"/>
                 <w:b/>
+                <w:i w:val="0"/>
                 <w:sz w:val="22"/>
               </w:rPr>
               <w:t>Матрица компетенций</w:t>
             </w:r>
+          </w:p>
+        </w:tc>
+        <w:tc>
+          <w:tcPr>
+            <w:tcW w:type="dxa" w:w="2339"/>
+            <w:tcMar>
+              <w:top w:w="100" w:type="dxa"/>
+              <w:bottom w:w="100" w:type="dxa"/>
+              <w:left w:w="150" w:type="dxa"/>
+              <w:right w:w="150" w:type="dxa"/>
+            </w:tcMar>
+          </w:tcPr>
+          <w:p>
+            <w:pPr>
+              <w:spacing w:before="40" w:after="40" w:line="252" w:lineRule="auto"/>
+              <w:jc w:val="left"/>
+            </w:pPr>
             <w:r>
               <w:rPr>
-                <w:rFonts w:ascii="Times New Roman" w:hAnsi="Times New Roman"/>
+                <w:rFonts w:ascii="Courier New" w:hAnsi="Courier New"/>
+                <w:b w:val="0"/>
+                <w:i w:val="0"/>
                 <w:sz w:val="22"/>
               </w:rPr>
+              <w:t>competencies</w:t>
             </w:r>
           </w:p>
         </w:tc>
@@ -790,30 +829,8 @@
             <w:r>
               <w:rPr>
                 <w:rFonts w:ascii="Times New Roman" w:hAnsi="Times New Roman"/>
-                <w:sz w:val="22"/>
-              </w:rPr>
-              <w:t>`competencies`</w:t>
-            </w:r>
-          </w:p>
-        </w:tc>
-        <w:tc>
-          <w:tcPr>
-            <w:tcW w:type="dxa" w:w="2339"/>
-            <w:tcMar>
-              <w:top w:w="100" w:type="dxa"/>
-              <w:bottom w:w="100" w:type="dxa"/>
-              <w:left w:w="150" w:type="dxa"/>
-              <w:right w:w="150" w:type="dxa"/>
-            </w:tcMar>
-          </w:tcPr>
-          <w:p>
-            <w:pPr>
-              <w:spacing w:before="40" w:after="40" w:line="252" w:lineRule="auto"/>
-              <w:jc w:val="left"/>
-            </w:pPr>
-            <w:r>
-              <w:rPr>
-                <w:rFonts w:ascii="Times New Roman" w:hAnsi="Times New Roman"/>
+                <w:b w:val="0"/>
+                <w:i w:val="0"/>
                 <w:sz w:val="22"/>
               </w:rPr>
               <w:t>13</w:t>
@@ -838,6 +855,8 @@
             <w:r>
               <w:rPr>
                 <w:rFonts w:ascii="Times New Roman" w:hAnsi="Times New Roman"/>
+                <w:b w:val="0"/>
+                <w:i w:val="0"/>
                 <w:sz w:val="22"/>
               </w:rPr>
               <w:t>5 универсальных (УК-1..8), 4 общепрофессиональных (ОПК-1..6), 4 профессиональных компетенции (ПК-1..4).</w:t>
@@ -864,22 +883,37 @@
             <w:r>
               <w:rPr>
                 <w:rFonts w:ascii="Times New Roman" w:hAnsi="Times New Roman"/>
-                <w:sz w:val="22"/>
-              </w:rPr>
-            </w:r>
-            <w:r>
-              <w:rPr>
-                <w:rFonts w:ascii="Times New Roman" w:hAnsi="Times New Roman"/>
                 <w:b/>
+                <w:i w:val="0"/>
                 <w:sz w:val="22"/>
               </w:rPr>
               <w:t>Подразделения</w:t>
             </w:r>
+          </w:p>
+        </w:tc>
+        <w:tc>
+          <w:tcPr>
+            <w:tcW w:type="dxa" w:w="2339"/>
+            <w:tcMar>
+              <w:top w:w="100" w:type="dxa"/>
+              <w:bottom w:w="100" w:type="dxa"/>
+              <w:left w:w="150" w:type="dxa"/>
+              <w:right w:w="150" w:type="dxa"/>
+            </w:tcMar>
+          </w:tcPr>
+          <w:p>
+            <w:pPr>
+              <w:spacing w:before="40" w:after="40" w:line="252" w:lineRule="auto"/>
+              <w:jc w:val="left"/>
+            </w:pPr>
             <w:r>
               <w:rPr>
-                <w:rFonts w:ascii="Times New Roman" w:hAnsi="Times New Roman"/>
+                <w:rFonts w:ascii="Courier New" w:hAnsi="Courier New"/>
+                <w:b w:val="0"/>
+                <w:i w:val="0"/>
                 <w:sz w:val="22"/>
               </w:rPr>
+              <w:t>departments</w:t>
             </w:r>
           </w:p>
         </w:tc>
@@ -901,30 +935,8 @@
             <w:r>
               <w:rPr>
                 <w:rFonts w:ascii="Times New Roman" w:hAnsi="Times New Roman"/>
-                <w:sz w:val="22"/>
-              </w:rPr>
-              <w:t>`departments`</w:t>
-            </w:r>
-          </w:p>
-        </w:tc>
-        <w:tc>
-          <w:tcPr>
-            <w:tcW w:type="dxa" w:w="2339"/>
-            <w:tcMar>
-              <w:top w:w="100" w:type="dxa"/>
-              <w:bottom w:w="100" w:type="dxa"/>
-              <w:left w:w="150" w:type="dxa"/>
-              <w:right w:w="150" w:type="dxa"/>
-            </w:tcMar>
-          </w:tcPr>
-          <w:p>
-            <w:pPr>
-              <w:spacing w:before="40" w:after="40" w:line="252" w:lineRule="auto"/>
-              <w:jc w:val="left"/>
-            </w:pPr>
-            <w:r>
-              <w:rPr>
-                <w:rFonts w:ascii="Times New Roman" w:hAnsi="Times New Roman"/>
+                <w:b w:val="0"/>
+                <w:i w:val="0"/>
                 <w:sz w:val="22"/>
               </w:rPr>
               <w:t>7</w:t>
@@ -949,6 +961,8 @@
             <w:r>
               <w:rPr>
                 <w:rFonts w:ascii="Times New Roman" w:hAnsi="Times New Roman"/>
+                <w:b w:val="0"/>
+                <w:i w:val="0"/>
                 <w:sz w:val="22"/>
               </w:rPr>
               <w:t>Выпускающие кафедры (ПИ, ИСТ), обеспечивающие (ВМ, ИЯ, ОФ), экспертные (АНОК) и руководство (Ректорат).</w:t>
@@ -975,22 +989,37 @@
             <w:r>
               <w:rPr>
                 <w:rFonts w:ascii="Times New Roman" w:hAnsi="Times New Roman"/>
-                <w:sz w:val="22"/>
-              </w:rPr>
-            </w:r>
-            <w:r>
-              <w:rPr>
-                <w:rFonts w:ascii="Times New Roman" w:hAnsi="Times New Roman"/>
                 <w:b/>
+                <w:i w:val="0"/>
                 <w:sz w:val="22"/>
               </w:rPr>
               <w:t>Служебные записки</w:t>
             </w:r>
+          </w:p>
+        </w:tc>
+        <w:tc>
+          <w:tcPr>
+            <w:tcW w:type="dxa" w:w="2339"/>
+            <w:tcMar>
+              <w:top w:w="100" w:type="dxa"/>
+              <w:bottom w:w="100" w:type="dxa"/>
+              <w:left w:w="150" w:type="dxa"/>
+              <w:right w:w="150" w:type="dxa"/>
+            </w:tcMar>
+          </w:tcPr>
+          <w:p>
+            <w:pPr>
+              <w:spacing w:before="40" w:after="40" w:line="252" w:lineRule="auto"/>
+              <w:jc w:val="left"/>
+            </w:pPr>
             <w:r>
               <w:rPr>
-                <w:rFonts w:ascii="Times New Roman" w:hAnsi="Times New Roman"/>
+                <w:rFonts w:ascii="Courier New" w:hAnsi="Courier New"/>
+                <w:b w:val="0"/>
+                <w:i w:val="0"/>
                 <w:sz w:val="22"/>
               </w:rPr>
+              <w:t>service_notes</w:t>
             </w:r>
           </w:p>
         </w:tc>
@@ -1012,30 +1041,8 @@
             <w:r>
               <w:rPr>
                 <w:rFonts w:ascii="Times New Roman" w:hAnsi="Times New Roman"/>
-                <w:sz w:val="22"/>
-              </w:rPr>
-              <w:t>`service_notes`</w:t>
-            </w:r>
-          </w:p>
-        </w:tc>
-        <w:tc>
-          <w:tcPr>
-            <w:tcW w:type="dxa" w:w="2339"/>
-            <w:tcMar>
-              <w:top w:w="100" w:type="dxa"/>
-              <w:bottom w:w="100" w:type="dxa"/>
-              <w:left w:w="150" w:type="dxa"/>
-              <w:right w:w="150" w:type="dxa"/>
-            </w:tcMar>
-          </w:tcPr>
-          <w:p>
-            <w:pPr>
-              <w:spacing w:before="40" w:after="40" w:line="252" w:lineRule="auto"/>
-              <w:jc w:val="left"/>
-            </w:pPr>
-            <w:r>
-              <w:rPr>
-                <w:rFonts w:ascii="Times New Roman" w:hAnsi="Times New Roman"/>
+                <w:b w:val="0"/>
+                <w:i w:val="0"/>
                 <w:sz w:val="22"/>
               </w:rPr>
               <w:t>4</w:t>
@@ -1060,6 +1067,8 @@
             <w:r>
               <w:rPr>
                 <w:rFonts w:ascii="Times New Roman" w:hAnsi="Times New Roman"/>
+                <w:b w:val="0"/>
+                <w:i w:val="0"/>
                 <w:sz w:val="22"/>
               </w:rPr>
               <w:t>СЗ № 048, 052, 059, 061 на корректировку дисциплин с дифференциалом «Было» → «Стало».</w:t>
@@ -1086,22 +1095,37 @@
             <w:r>
               <w:rPr>
                 <w:rFonts w:ascii="Times New Roman" w:hAnsi="Times New Roman"/>
-                <w:sz w:val="22"/>
-              </w:rPr>
-            </w:r>
-            <w:r>
-              <w:rPr>
-                <w:rFonts w:ascii="Times New Roman" w:hAnsi="Times New Roman"/>
                 <w:b/>
+                <w:i w:val="0"/>
                 <w:sz w:val="22"/>
               </w:rPr>
               <w:t>Маршрут визирования (ЭЦП)</w:t>
             </w:r>
+          </w:p>
+        </w:tc>
+        <w:tc>
+          <w:tcPr>
+            <w:tcW w:type="dxa" w:w="2339"/>
+            <w:tcMar>
+              <w:top w:w="100" w:type="dxa"/>
+              <w:bottom w:w="100" w:type="dxa"/>
+              <w:left w:w="150" w:type="dxa"/>
+              <w:right w:w="150" w:type="dxa"/>
+            </w:tcMar>
+          </w:tcPr>
+          <w:p>
+            <w:pPr>
+              <w:spacing w:before="40" w:after="40" w:line="252" w:lineRule="auto"/>
+              <w:jc w:val="left"/>
+            </w:pPr>
             <w:r>
               <w:rPr>
-                <w:rFonts w:ascii="Times New Roman" w:hAnsi="Times New Roman"/>
+                <w:rFonts w:ascii="Courier New" w:hAnsi="Courier New"/>
+                <w:b w:val="0"/>
+                <w:i w:val="0"/>
                 <w:sz w:val="22"/>
               </w:rPr>
+              <w:t>document_signatures</w:t>
             </w:r>
           </w:p>
         </w:tc>
@@ -1123,30 +1147,8 @@
             <w:r>
               <w:rPr>
                 <w:rFonts w:ascii="Times New Roman" w:hAnsi="Times New Roman"/>
-                <w:sz w:val="22"/>
-              </w:rPr>
-              <w:t>`document_signatures`</w:t>
-            </w:r>
-          </w:p>
-        </w:tc>
-        <w:tc>
-          <w:tcPr>
-            <w:tcW w:type="dxa" w:w="2339"/>
-            <w:tcMar>
-              <w:top w:w="100" w:type="dxa"/>
-              <w:bottom w:w="100" w:type="dxa"/>
-              <w:left w:w="150" w:type="dxa"/>
-              <w:right w:w="150" w:type="dxa"/>
-            </w:tcMar>
-          </w:tcPr>
-          <w:p>
-            <w:pPr>
-              <w:spacing w:before="40" w:after="40" w:line="252" w:lineRule="auto"/>
-              <w:jc w:val="left"/>
-            </w:pPr>
-            <w:r>
-              <w:rPr>
-                <w:rFonts w:ascii="Times New Roman" w:hAnsi="Times New Roman"/>
+                <w:b w:val="0"/>
+                <w:i w:val="0"/>
                 <w:sz w:val="22"/>
               </w:rPr>
               <w:t>4</w:t>
@@ -1171,6 +1173,8 @@
             <w:r>
               <w:rPr>
                 <w:rFonts w:ascii="Times New Roman" w:hAnsi="Times New Roman"/>
+                <w:b w:val="0"/>
+                <w:i w:val="0"/>
                 <w:sz w:val="22"/>
               </w:rPr>
               <w:t>4 этапа согласования УП (Зав. кафедрой → Нач. АНОК → Проректор → Ректор) с хэшами SHA-256.</w:t>
@@ -1197,22 +1201,37 @@
             <w:r>
               <w:rPr>
                 <w:rFonts w:ascii="Times New Roman" w:hAnsi="Times New Roman"/>
-                <w:sz w:val="22"/>
-              </w:rPr>
-            </w:r>
-            <w:r>
-              <w:rPr>
-                <w:rFonts w:ascii="Times New Roman" w:hAnsi="Times New Roman"/>
                 <w:b/>
+                <w:i w:val="0"/>
                 <w:sz w:val="22"/>
               </w:rPr>
               <w:t>Объявления и регламенты</w:t>
             </w:r>
+          </w:p>
+        </w:tc>
+        <w:tc>
+          <w:tcPr>
+            <w:tcW w:type="dxa" w:w="2339"/>
+            <w:tcMar>
+              <w:top w:w="100" w:type="dxa"/>
+              <w:bottom w:w="100" w:type="dxa"/>
+              <w:left w:w="150" w:type="dxa"/>
+              <w:right w:w="150" w:type="dxa"/>
+            </w:tcMar>
+          </w:tcPr>
+          <w:p>
+            <w:pPr>
+              <w:spacing w:before="40" w:after="40" w:line="252" w:lineRule="auto"/>
+              <w:jc w:val="left"/>
+            </w:pPr>
             <w:r>
               <w:rPr>
-                <w:rFonts w:ascii="Times New Roman" w:hAnsi="Times New Roman"/>
+                <w:rFonts w:ascii="Courier New" w:hAnsi="Courier New"/>
+                <w:b w:val="0"/>
+                <w:i w:val="0"/>
                 <w:sz w:val="22"/>
               </w:rPr>
+              <w:t>announcements</w:t>
             </w:r>
           </w:p>
         </w:tc>
@@ -1234,30 +1253,8 @@
             <w:r>
               <w:rPr>
                 <w:rFonts w:ascii="Times New Roman" w:hAnsi="Times New Roman"/>
-                <w:sz w:val="22"/>
-              </w:rPr>
-              <w:t>`announcements`</w:t>
-            </w:r>
-          </w:p>
-        </w:tc>
-        <w:tc>
-          <w:tcPr>
-            <w:tcW w:type="dxa" w:w="2339"/>
-            <w:tcMar>
-              <w:top w:w="100" w:type="dxa"/>
-              <w:bottom w:w="100" w:type="dxa"/>
-              <w:left w:w="150" w:type="dxa"/>
-              <w:right w:w="150" w:type="dxa"/>
-            </w:tcMar>
-          </w:tcPr>
-          <w:p>
-            <w:pPr>
-              <w:spacing w:before="40" w:after="40" w:line="252" w:lineRule="auto"/>
-              <w:jc w:val="left"/>
-            </w:pPr>
-            <w:r>
-              <w:rPr>
-                <w:rFonts w:ascii="Times New Roman" w:hAnsi="Times New Roman"/>
+                <w:b w:val="0"/>
+                <w:i w:val="0"/>
                 <w:sz w:val="22"/>
               </w:rPr>
               <w:t>4</w:t>
@@ -1282,6 +1279,8 @@
             <w:r>
               <w:rPr>
                 <w:rFonts w:ascii="Times New Roman" w:hAnsi="Times New Roman"/>
+                <w:b w:val="0"/>
+                <w:i w:val="0"/>
                 <w:sz w:val="22"/>
               </w:rPr>
               <w:t>Нормативные регламенты и приказы Центра АНОК с метками закрепления.</w:t>
@@ -1308,22 +1307,37 @@
             <w:r>
               <w:rPr>
                 <w:rFonts w:ascii="Times New Roman" w:hAnsi="Times New Roman"/>
-                <w:sz w:val="22"/>
-              </w:rPr>
-            </w:r>
-            <w:r>
-              <w:rPr>
-                <w:rFonts w:ascii="Times New Roman" w:hAnsi="Times New Roman"/>
                 <w:b/>
+                <w:i w:val="0"/>
                 <w:sz w:val="22"/>
               </w:rPr>
               <w:t>Журнал аудита</w:t>
             </w:r>
+          </w:p>
+        </w:tc>
+        <w:tc>
+          <w:tcPr>
+            <w:tcW w:type="dxa" w:w="2339"/>
+            <w:tcMar>
+              <w:top w:w="100" w:type="dxa"/>
+              <w:bottom w:w="100" w:type="dxa"/>
+              <w:left w:w="150" w:type="dxa"/>
+              <w:right w:w="150" w:type="dxa"/>
+            </w:tcMar>
+          </w:tcPr>
+          <w:p>
+            <w:pPr>
+              <w:spacing w:before="40" w:after="40" w:line="252" w:lineRule="auto"/>
+              <w:jc w:val="left"/>
+            </w:pPr>
             <w:r>
               <w:rPr>
-                <w:rFonts w:ascii="Times New Roman" w:hAnsi="Times New Roman"/>
+                <w:rFonts w:ascii="Courier New" w:hAnsi="Courier New"/>
+                <w:b w:val="0"/>
+                <w:i w:val="0"/>
                 <w:sz w:val="22"/>
               </w:rPr>
+              <w:t>audit_logs</w:t>
             </w:r>
           </w:p>
         </w:tc>
@@ -1345,30 +1359,8 @@
             <w:r>
               <w:rPr>
                 <w:rFonts w:ascii="Times New Roman" w:hAnsi="Times New Roman"/>
-                <w:sz w:val="22"/>
-              </w:rPr>
-              <w:t>`audit_logs`</w:t>
-            </w:r>
-          </w:p>
-        </w:tc>
-        <w:tc>
-          <w:tcPr>
-            <w:tcW w:type="dxa" w:w="2339"/>
-            <w:tcMar>
-              <w:top w:w="100" w:type="dxa"/>
-              <w:bottom w:w="100" w:type="dxa"/>
-              <w:left w:w="150" w:type="dxa"/>
-              <w:right w:w="150" w:type="dxa"/>
-            </w:tcMar>
-          </w:tcPr>
-          <w:p>
-            <w:pPr>
-              <w:spacing w:before="40" w:after="40" w:line="252" w:lineRule="auto"/>
-              <w:jc w:val="left"/>
-            </w:pPr>
-            <w:r>
-              <w:rPr>
-                <w:rFonts w:ascii="Times New Roman" w:hAnsi="Times New Roman"/>
+                <w:b w:val="0"/>
+                <w:i w:val="0"/>
                 <w:sz w:val="22"/>
               </w:rPr>
               <w:t>7</w:t>
@@ -1393,6 +1385,8 @@
             <w:r>
               <w:rPr>
                 <w:rFonts w:ascii="Times New Roman" w:hAnsi="Times New Roman"/>
+                <w:b w:val="0"/>
+                <w:i w:val="0"/>
                 <w:sz w:val="22"/>
               </w:rPr>
               <w:t>Хронологические записи событий безопасности с фиксацией IP-адресов.</w:t>
@@ -1419,22 +1413,55 @@
             <w:r>
               <w:rPr>
                 <w:rFonts w:ascii="Times New Roman" w:hAnsi="Times New Roman"/>
+                <w:b/>
+                <w:i w:val="0"/>
                 <w:sz w:val="22"/>
               </w:rPr>
+              <w:t>Пользователи и роли</w:t>
+            </w:r>
+          </w:p>
+        </w:tc>
+        <w:tc>
+          <w:tcPr>
+            <w:tcW w:type="dxa" w:w="2339"/>
+            <w:tcMar>
+              <w:top w:w="100" w:type="dxa"/>
+              <w:bottom w:w="100" w:type="dxa"/>
+              <w:left w:w="150" w:type="dxa"/>
+              <w:right w:w="150" w:type="dxa"/>
+            </w:tcMar>
+          </w:tcPr>
+          <w:p>
+            <w:pPr>
+              <w:spacing w:before="40" w:after="40" w:line="252" w:lineRule="auto"/>
+              <w:jc w:val="left"/>
+            </w:pPr>
+            <w:r>
+              <w:rPr>
+                <w:rFonts w:ascii="Courier New" w:hAnsi="Courier New"/>
+                <w:b w:val="0"/>
+                <w:i w:val="0"/>
+                <w:sz w:val="22"/>
+              </w:rPr>
+              <w:t>users</w:t>
             </w:r>
             <w:r>
               <w:rPr>
                 <w:rFonts w:ascii="Times New Roman" w:hAnsi="Times New Roman"/>
-                <w:b/>
+                <w:b w:val="0"/>
+                <w:i w:val="0"/>
                 <w:sz w:val="22"/>
               </w:rPr>
-              <w:t>Пользователи и роли</w:t>
+              <w:t xml:space="preserve">, </w:t>
             </w:r>
             <w:r>
               <w:rPr>
-                <w:rFonts w:ascii="Times New Roman" w:hAnsi="Times New Roman"/>
+                <w:rFonts w:ascii="Courier New" w:hAnsi="Courier New"/>
+                <w:b w:val="0"/>
+                <w:i w:val="0"/>
                 <w:sz w:val="22"/>
               </w:rPr>
+              <w:t>roles</w:t>
             </w:r>
           </w:p>
         </w:tc>
@@ -1456,30 +1483,8 @@
             <w:r>
               <w:rPr>
                 <w:rFonts w:ascii="Times New Roman" w:hAnsi="Times New Roman"/>
-                <w:sz w:val="22"/>
-              </w:rPr>
-              <w:t>`users`, `roles`</w:t>
-            </w:r>
-          </w:p>
-        </w:tc>
-        <w:tc>
-          <w:tcPr>
-            <w:tcW w:type="dxa" w:w="2339"/>
-            <w:tcMar>
-              <w:top w:w="100" w:type="dxa"/>
-              <w:bottom w:w="100" w:type="dxa"/>
-              <w:left w:w="150" w:type="dxa"/>
-              <w:right w:w="150" w:type="dxa"/>
-            </w:tcMar>
-          </w:tcPr>
-          <w:p>
-            <w:pPr>
-              <w:spacing w:before="40" w:after="40" w:line="252" w:lineRule="auto"/>
-              <w:jc w:val="left"/>
-            </w:pPr>
-            <w:r>
-              <w:rPr>
-                <w:rFonts w:ascii="Times New Roman" w:hAnsi="Times New Roman"/>
+                <w:b w:val="0"/>
+                <w:i w:val="0"/>
                 <w:sz w:val="22"/>
               </w:rPr>
               <w:t>7 / 7</w:t>
@@ -1504,6 +1509,8 @@
             <w:r>
               <w:rPr>
                 <w:rFonts w:ascii="Times New Roman" w:hAnsi="Times New Roman"/>
+                <w:b w:val="0"/>
+                <w:i w:val="0"/>
                 <w:sz w:val="22"/>
               </w:rPr>
               <w:t>Справочник учетных записей сотрудников университета с ролями доступа.</w:t>
@@ -1554,6 +1561,8 @@
       <w:r>
         <w:rPr>
           <w:rFonts w:ascii="Times New Roman" w:hAnsi="Times New Roman"/>
+          <w:b w:val="0"/>
+          <w:i w:val="0"/>
           <w:sz w:val="28"/>
         </w:rPr>
         <w:t>Учебный план спроектирован в строгом соответствии с требованиями ФГОС ВО 3++ по направлению 09.03.04 «Программная инженерия» (уровень бакалавриата, очная форма обучения):</w:t>
@@ -1618,6 +1627,7 @@
               <w:rPr>
                 <w:rFonts w:ascii="Times New Roman" w:hAnsi="Times New Roman"/>
                 <w:b/>
+                <w:i w:val="0"/>
                 <w:sz w:val="22"/>
               </w:rPr>
               <w:t>Семестр</w:t>
@@ -1644,6 +1654,7 @@
               <w:rPr>
                 <w:rFonts w:ascii="Times New Roman" w:hAnsi="Times New Roman"/>
                 <w:b/>
+                <w:i w:val="0"/>
                 <w:sz w:val="22"/>
               </w:rPr>
               <w:t>Кол-во дисциплин</w:t>
@@ -1670,6 +1681,7 @@
               <w:rPr>
                 <w:rFonts w:ascii="Times New Roman" w:hAnsi="Times New Roman"/>
                 <w:b/>
+                <w:i w:val="0"/>
                 <w:sz w:val="22"/>
               </w:rPr>
               <w:t>Сумма зачетных единиц (норма: 30 з.е.)</w:t>
@@ -1696,6 +1708,7 @@
               <w:rPr>
                 <w:rFonts w:ascii="Times New Roman" w:hAnsi="Times New Roman"/>
                 <w:b/>
+                <w:i w:val="0"/>
                 <w:sz w:val="22"/>
               </w:rPr>
               <w:t>Аудиторные часы (Лек/Лаб/Прак)</w:t>
@@ -1722,6 +1735,7 @@
               <w:rPr>
                 <w:rFonts w:ascii="Times New Roman" w:hAnsi="Times New Roman"/>
                 <w:b/>
+                <w:i w:val="0"/>
                 <w:sz w:val="22"/>
               </w:rPr>
               <w:t>СРС (часы)</w:t>
@@ -1748,6 +1762,7 @@
               <w:rPr>
                 <w:rFonts w:ascii="Times New Roman" w:hAnsi="Times New Roman"/>
                 <w:b/>
+                <w:i w:val="0"/>
                 <w:sz w:val="22"/>
               </w:rPr>
               <w:t>Всего часов (норма: 1080 ч.)</w:t>
@@ -1774,6 +1789,7 @@
               <w:rPr>
                 <w:rFonts w:ascii="Times New Roman" w:hAnsi="Times New Roman"/>
                 <w:b/>
+                <w:i w:val="0"/>
                 <w:sz w:val="22"/>
               </w:rPr>
               <w:t>Формы контроля</w:t>
@@ -1800,22 +1816,11 @@
             <w:r>
               <w:rPr>
                 <w:rFonts w:ascii="Times New Roman" w:hAnsi="Times New Roman"/>
-                <w:sz w:val="22"/>
-              </w:rPr>
-            </w:r>
-            <w:r>
-              <w:rPr>
-                <w:rFonts w:ascii="Times New Roman" w:hAnsi="Times New Roman"/>
                 <w:b/>
+                <w:i w:val="0"/>
                 <w:sz w:val="22"/>
               </w:rPr>
               <w:t>1</w:t>
-            </w:r>
-            <w:r>
-              <w:rPr>
-                <w:rFonts w:ascii="Times New Roman" w:hAnsi="Times New Roman"/>
-                <w:sz w:val="22"/>
-              </w:rPr>
             </w:r>
           </w:p>
         </w:tc>
@@ -1837,6 +1842,8 @@
             <w:r>
               <w:rPr>
                 <w:rFonts w:ascii="Times New Roman" w:hAnsi="Times New Roman"/>
+                <w:b w:val="0"/>
+                <w:i w:val="0"/>
                 <w:sz w:val="22"/>
               </w:rPr>
               <w:t>7</w:t>
@@ -1861,22 +1868,11 @@
             <w:r>
               <w:rPr>
                 <w:rFonts w:ascii="Times New Roman" w:hAnsi="Times New Roman"/>
-                <w:sz w:val="22"/>
-              </w:rPr>
-            </w:r>
-            <w:r>
-              <w:rPr>
-                <w:rFonts w:ascii="Times New Roman" w:hAnsi="Times New Roman"/>
                 <w:b/>
+                <w:i w:val="0"/>
                 <w:sz w:val="22"/>
               </w:rPr>
               <w:t>30 з.е.</w:t>
-            </w:r>
-            <w:r>
-              <w:rPr>
-                <w:rFonts w:ascii="Times New Roman" w:hAnsi="Times New Roman"/>
-                <w:sz w:val="22"/>
-              </w:rPr>
             </w:r>
           </w:p>
         </w:tc>
@@ -1898,6 +1894,8 @@
             <w:r>
               <w:rPr>
                 <w:rFonts w:ascii="Times New Roman" w:hAnsi="Times New Roman"/>
+                <w:b w:val="0"/>
+                <w:i w:val="0"/>
                 <w:sz w:val="22"/>
               </w:rPr>
               <w:t>360 ч. (126 / 72 / 162)</w:t>
@@ -1922,6 +1920,8 @@
             <w:r>
               <w:rPr>
                 <w:rFonts w:ascii="Times New Roman" w:hAnsi="Times New Roman"/>
+                <w:b w:val="0"/>
+                <w:i w:val="0"/>
                 <w:sz w:val="22"/>
               </w:rPr>
               <w:t>720 ч.</w:t>
@@ -1946,22 +1946,11 @@
             <w:r>
               <w:rPr>
                 <w:rFonts w:ascii="Times New Roman" w:hAnsi="Times New Roman"/>
-                <w:sz w:val="22"/>
-              </w:rPr>
-            </w:r>
-            <w:r>
-              <w:rPr>
-                <w:rFonts w:ascii="Times New Roman" w:hAnsi="Times New Roman"/>
                 <w:b/>
+                <w:i w:val="0"/>
                 <w:sz w:val="22"/>
               </w:rPr>
               <w:t>1080 ч.</w:t>
-            </w:r>
-            <w:r>
-              <w:rPr>
-                <w:rFonts w:ascii="Times New Roman" w:hAnsi="Times New Roman"/>
-                <w:sz w:val="22"/>
-              </w:rPr>
             </w:r>
           </w:p>
         </w:tc>
@@ -1983,6 +1972,8 @@
             <w:r>
               <w:rPr>
                 <w:rFonts w:ascii="Times New Roman" w:hAnsi="Times New Roman"/>
+                <w:b w:val="0"/>
+                <w:i w:val="0"/>
                 <w:sz w:val="22"/>
               </w:rPr>
               <w:t>4 Экзамена, 3 Зачета</w:t>
@@ -2009,22 +2000,11 @@
             <w:r>
               <w:rPr>
                 <w:rFonts w:ascii="Times New Roman" w:hAnsi="Times New Roman"/>
-                <w:sz w:val="22"/>
-              </w:rPr>
-            </w:r>
-            <w:r>
-              <w:rPr>
-                <w:rFonts w:ascii="Times New Roman" w:hAnsi="Times New Roman"/>
                 <w:b/>
+                <w:i w:val="0"/>
                 <w:sz w:val="22"/>
               </w:rPr>
               <w:t>2</w:t>
-            </w:r>
-            <w:r>
-              <w:rPr>
-                <w:rFonts w:ascii="Times New Roman" w:hAnsi="Times New Roman"/>
-                <w:sz w:val="22"/>
-              </w:rPr>
             </w:r>
           </w:p>
         </w:tc>
@@ -2046,6 +2026,8 @@
             <w:r>
               <w:rPr>
                 <w:rFonts w:ascii="Times New Roman" w:hAnsi="Times New Roman"/>
+                <w:b w:val="0"/>
+                <w:i w:val="0"/>
                 <w:sz w:val="22"/>
               </w:rPr>
               <w:t>7</w:t>
@@ -2070,22 +2052,11 @@
             <w:r>
               <w:rPr>
                 <w:rFonts w:ascii="Times New Roman" w:hAnsi="Times New Roman"/>
-                <w:sz w:val="22"/>
-              </w:rPr>
-            </w:r>
-            <w:r>
-              <w:rPr>
-                <w:rFonts w:ascii="Times New Roman" w:hAnsi="Times New Roman"/>
                 <w:b/>
+                <w:i w:val="0"/>
                 <w:sz w:val="22"/>
               </w:rPr>
               <w:t>30 з.е.</w:t>
-            </w:r>
-            <w:r>
-              <w:rPr>
-                <w:rFonts w:ascii="Times New Roman" w:hAnsi="Times New Roman"/>
-                <w:sz w:val="22"/>
-              </w:rPr>
             </w:r>
           </w:p>
         </w:tc>
@@ -2107,6 +2078,8 @@
             <w:r>
               <w:rPr>
                 <w:rFonts w:ascii="Times New Roman" w:hAnsi="Times New Roman"/>
+                <w:b w:val="0"/>
+                <w:i w:val="0"/>
                 <w:sz w:val="22"/>
               </w:rPr>
               <w:t>360 ч. (126 / 72 / 162)</w:t>
@@ -2131,6 +2104,8 @@
             <w:r>
               <w:rPr>
                 <w:rFonts w:ascii="Times New Roman" w:hAnsi="Times New Roman"/>
+                <w:b w:val="0"/>
+                <w:i w:val="0"/>
                 <w:sz w:val="22"/>
               </w:rPr>
               <w:t>720 ч.</w:t>
@@ -2155,22 +2130,11 @@
             <w:r>
               <w:rPr>
                 <w:rFonts w:ascii="Times New Roman" w:hAnsi="Times New Roman"/>
-                <w:sz w:val="22"/>
-              </w:rPr>
-            </w:r>
-            <w:r>
-              <w:rPr>
-                <w:rFonts w:ascii="Times New Roman" w:hAnsi="Times New Roman"/>
                 <w:b/>
+                <w:i w:val="0"/>
                 <w:sz w:val="22"/>
               </w:rPr>
               <w:t>1080 ч.</w:t>
-            </w:r>
-            <w:r>
-              <w:rPr>
-                <w:rFonts w:ascii="Times New Roman" w:hAnsi="Times New Roman"/>
-                <w:sz w:val="22"/>
-              </w:rPr>
             </w:r>
           </w:p>
         </w:tc>
@@ -2192,6 +2156,8 @@
             <w:r>
               <w:rPr>
                 <w:rFonts w:ascii="Times New Roman" w:hAnsi="Times New Roman"/>
+                <w:b w:val="0"/>
+                <w:i w:val="0"/>
                 <w:sz w:val="22"/>
               </w:rPr>
               <w:t>4 Экзамена, 3 Зачета</w:t>
@@ -2218,22 +2184,11 @@
             <w:r>
               <w:rPr>
                 <w:rFonts w:ascii="Times New Roman" w:hAnsi="Times New Roman"/>
-                <w:sz w:val="22"/>
-              </w:rPr>
-            </w:r>
-            <w:r>
-              <w:rPr>
-                <w:rFonts w:ascii="Times New Roman" w:hAnsi="Times New Roman"/>
                 <w:b/>
+                <w:i w:val="0"/>
                 <w:sz w:val="22"/>
               </w:rPr>
               <w:t>3</w:t>
-            </w:r>
-            <w:r>
-              <w:rPr>
-                <w:rFonts w:ascii="Times New Roman" w:hAnsi="Times New Roman"/>
-                <w:sz w:val="22"/>
-              </w:rPr>
             </w:r>
           </w:p>
         </w:tc>
@@ -2255,6 +2210,8 @@
             <w:r>
               <w:rPr>
                 <w:rFonts w:ascii="Times New Roman" w:hAnsi="Times New Roman"/>
+                <w:b w:val="0"/>
+                <w:i w:val="0"/>
                 <w:sz w:val="22"/>
               </w:rPr>
               <w:t>7</w:t>
@@ -2279,22 +2236,11 @@
             <w:r>
               <w:rPr>
                 <w:rFonts w:ascii="Times New Roman" w:hAnsi="Times New Roman"/>
-                <w:sz w:val="22"/>
-              </w:rPr>
-            </w:r>
-            <w:r>
-              <w:rPr>
-                <w:rFonts w:ascii="Times New Roman" w:hAnsi="Times New Roman"/>
                 <w:b/>
+                <w:i w:val="0"/>
                 <w:sz w:val="22"/>
               </w:rPr>
               <w:t>30 з.е.</w:t>
-            </w:r>
-            <w:r>
-              <w:rPr>
-                <w:rFonts w:ascii="Times New Roman" w:hAnsi="Times New Roman"/>
-                <w:sz w:val="22"/>
-              </w:rPr>
             </w:r>
           </w:p>
         </w:tc>
@@ -2316,6 +2262,8 @@
             <w:r>
               <w:rPr>
                 <w:rFonts w:ascii="Times New Roman" w:hAnsi="Times New Roman"/>
+                <w:b w:val="0"/>
+                <w:i w:val="0"/>
                 <w:sz w:val="22"/>
               </w:rPr>
               <w:t>360 ч. (180 / 90 / 90)</w:t>
@@ -2340,6 +2288,8 @@
             <w:r>
               <w:rPr>
                 <w:rFonts w:ascii="Times New Roman" w:hAnsi="Times New Roman"/>
+                <w:b w:val="0"/>
+                <w:i w:val="0"/>
                 <w:sz w:val="22"/>
               </w:rPr>
               <w:t>720 ч.</w:t>
@@ -2364,22 +2314,11 @@
             <w:r>
               <w:rPr>
                 <w:rFonts w:ascii="Times New Roman" w:hAnsi="Times New Roman"/>
-                <w:sz w:val="22"/>
-              </w:rPr>
-            </w:r>
-            <w:r>
-              <w:rPr>
-                <w:rFonts w:ascii="Times New Roman" w:hAnsi="Times New Roman"/>
                 <w:b/>
+                <w:i w:val="0"/>
                 <w:sz w:val="22"/>
               </w:rPr>
               <w:t>1080 ч.</w:t>
-            </w:r>
-            <w:r>
-              <w:rPr>
-                <w:rFonts w:ascii="Times New Roman" w:hAnsi="Times New Roman"/>
-                <w:sz w:val="22"/>
-              </w:rPr>
             </w:r>
           </w:p>
         </w:tc>
@@ -2401,6 +2340,8 @@
             <w:r>
               <w:rPr>
                 <w:rFonts w:ascii="Times New Roman" w:hAnsi="Times New Roman"/>
+                <w:b w:val="0"/>
+                <w:i w:val="0"/>
                 <w:sz w:val="22"/>
               </w:rPr>
               <w:t>4 Экзамена, 3 Зачета</w:t>
@@ -2427,22 +2368,11 @@
             <w:r>
               <w:rPr>
                 <w:rFonts w:ascii="Times New Roman" w:hAnsi="Times New Roman"/>
-                <w:sz w:val="22"/>
-              </w:rPr>
-            </w:r>
-            <w:r>
-              <w:rPr>
-                <w:rFonts w:ascii="Times New Roman" w:hAnsi="Times New Roman"/>
                 <w:b/>
+                <w:i w:val="0"/>
                 <w:sz w:val="22"/>
               </w:rPr>
               <w:t>4</w:t>
-            </w:r>
-            <w:r>
-              <w:rPr>
-                <w:rFonts w:ascii="Times New Roman" w:hAnsi="Times New Roman"/>
-                <w:sz w:val="22"/>
-              </w:rPr>
             </w:r>
           </w:p>
         </w:tc>
@@ -2464,6 +2394,8 @@
             <w:r>
               <w:rPr>
                 <w:rFonts w:ascii="Times New Roman" w:hAnsi="Times New Roman"/>
+                <w:b w:val="0"/>
+                <w:i w:val="0"/>
                 <w:sz w:val="22"/>
               </w:rPr>
               <w:t>6</w:t>
@@ -2488,22 +2420,11 @@
             <w:r>
               <w:rPr>
                 <w:rFonts w:ascii="Times New Roman" w:hAnsi="Times New Roman"/>
-                <w:sz w:val="22"/>
-              </w:rPr>
-            </w:r>
-            <w:r>
-              <w:rPr>
-                <w:rFonts w:ascii="Times New Roman" w:hAnsi="Times New Roman"/>
                 <w:b/>
+                <w:i w:val="0"/>
                 <w:sz w:val="22"/>
               </w:rPr>
               <w:t>30 з.е.</w:t>
-            </w:r>
-            <w:r>
-              <w:rPr>
-                <w:rFonts w:ascii="Times New Roman" w:hAnsi="Times New Roman"/>
-                <w:sz w:val="22"/>
-              </w:rPr>
             </w:r>
           </w:p>
         </w:tc>
@@ -2525,6 +2446,8 @@
             <w:r>
               <w:rPr>
                 <w:rFonts w:ascii="Times New Roman" w:hAnsi="Times New Roman"/>
+                <w:b w:val="0"/>
+                <w:i w:val="0"/>
                 <w:sz w:val="22"/>
               </w:rPr>
               <w:t>360 ч. (144 / 108 / 108)</w:t>
@@ -2549,6 +2472,8 @@
             <w:r>
               <w:rPr>
                 <w:rFonts w:ascii="Times New Roman" w:hAnsi="Times New Roman"/>
+                <w:b w:val="0"/>
+                <w:i w:val="0"/>
                 <w:sz w:val="22"/>
               </w:rPr>
               <w:t>720 ч.</w:t>
@@ -2573,22 +2498,11 @@
             <w:r>
               <w:rPr>
                 <w:rFonts w:ascii="Times New Roman" w:hAnsi="Times New Roman"/>
-                <w:sz w:val="22"/>
-              </w:rPr>
-            </w:r>
-            <w:r>
-              <w:rPr>
-                <w:rFonts w:ascii="Times New Roman" w:hAnsi="Times New Roman"/>
                 <w:b/>
+                <w:i w:val="0"/>
                 <w:sz w:val="22"/>
               </w:rPr>
               <w:t>1080 ч.</w:t>
-            </w:r>
-            <w:r>
-              <w:rPr>
-                <w:rFonts w:ascii="Times New Roman" w:hAnsi="Times New Roman"/>
-                <w:sz w:val="22"/>
-              </w:rPr>
             </w:r>
           </w:p>
         </w:tc>
@@ -2610,6 +2524,8 @@
             <w:r>
               <w:rPr>
                 <w:rFonts w:ascii="Times New Roman" w:hAnsi="Times New Roman"/>
+                <w:b w:val="0"/>
+                <w:i w:val="0"/>
                 <w:sz w:val="22"/>
               </w:rPr>
               <w:t>4 Экзамена, 2 Зачета</w:t>
@@ -2636,22 +2552,11 @@
             <w:r>
               <w:rPr>
                 <w:rFonts w:ascii="Times New Roman" w:hAnsi="Times New Roman"/>
-                <w:sz w:val="22"/>
-              </w:rPr>
-            </w:r>
-            <w:r>
-              <w:rPr>
-                <w:rFonts w:ascii="Times New Roman" w:hAnsi="Times New Roman"/>
                 <w:b/>
+                <w:i w:val="0"/>
                 <w:sz w:val="22"/>
               </w:rPr>
               <w:t>5</w:t>
-            </w:r>
-            <w:r>
-              <w:rPr>
-                <w:rFonts w:ascii="Times New Roman" w:hAnsi="Times New Roman"/>
-                <w:sz w:val="22"/>
-              </w:rPr>
             </w:r>
           </w:p>
         </w:tc>
@@ -2673,6 +2578,8 @@
             <w:r>
               <w:rPr>
                 <w:rFonts w:ascii="Times New Roman" w:hAnsi="Times New Roman"/>
+                <w:b w:val="0"/>
+                <w:i w:val="0"/>
                 <w:sz w:val="22"/>
               </w:rPr>
               <w:t>7</w:t>
@@ -2697,22 +2604,11 @@
             <w:r>
               <w:rPr>
                 <w:rFonts w:ascii="Times New Roman" w:hAnsi="Times New Roman"/>
-                <w:sz w:val="22"/>
-              </w:rPr>
-            </w:r>
-            <w:r>
-              <w:rPr>
-                <w:rFonts w:ascii="Times New Roman" w:hAnsi="Times New Roman"/>
                 <w:b/>
+                <w:i w:val="0"/>
                 <w:sz w:val="22"/>
               </w:rPr>
               <w:t>30 з.е.</w:t>
-            </w:r>
-            <w:r>
-              <w:rPr>
-                <w:rFonts w:ascii="Times New Roman" w:hAnsi="Times New Roman"/>
-                <w:sz w:val="22"/>
-              </w:rPr>
             </w:r>
           </w:p>
         </w:tc>
@@ -2734,6 +2630,8 @@
             <w:r>
               <w:rPr>
                 <w:rFonts w:ascii="Times New Roman" w:hAnsi="Times New Roman"/>
+                <w:b w:val="0"/>
+                <w:i w:val="0"/>
                 <w:sz w:val="22"/>
               </w:rPr>
               <w:t>360 ч. (144 / 108 / 108)</w:t>
@@ -2758,6 +2656,8 @@
             <w:r>
               <w:rPr>
                 <w:rFonts w:ascii="Times New Roman" w:hAnsi="Times New Roman"/>
+                <w:b w:val="0"/>
+                <w:i w:val="0"/>
                 <w:sz w:val="22"/>
               </w:rPr>
               <w:t>720 ч.</w:t>
@@ -2782,22 +2682,11 @@
             <w:r>
               <w:rPr>
                 <w:rFonts w:ascii="Times New Roman" w:hAnsi="Times New Roman"/>
-                <w:sz w:val="22"/>
-              </w:rPr>
-            </w:r>
-            <w:r>
-              <w:rPr>
-                <w:rFonts w:ascii="Times New Roman" w:hAnsi="Times New Roman"/>
                 <w:b/>
+                <w:i w:val="0"/>
                 <w:sz w:val="22"/>
               </w:rPr>
               <w:t>1080 ч.</w:t>
-            </w:r>
-            <w:r>
-              <w:rPr>
-                <w:rFonts w:ascii="Times New Roman" w:hAnsi="Times New Roman"/>
-                <w:sz w:val="22"/>
-              </w:rPr>
             </w:r>
           </w:p>
         </w:tc>
@@ -2819,6 +2708,8 @@
             <w:r>
               <w:rPr>
                 <w:rFonts w:ascii="Times New Roman" w:hAnsi="Times New Roman"/>
+                <w:b w:val="0"/>
+                <w:i w:val="0"/>
                 <w:sz w:val="22"/>
               </w:rPr>
               <w:t>3 Экзамена, 4 Зачета</w:t>
@@ -2845,43 +2736,8 @@
             <w:r>
               <w:rPr>
                 <w:rFonts w:ascii="Times New Roman" w:hAnsi="Times New Roman"/>
-                <w:sz w:val="22"/>
-              </w:rPr>
-            </w:r>
-            <w:r>
-              <w:rPr>
-                <w:rFonts w:ascii="Times New Roman" w:hAnsi="Times New Roman"/>
                 <w:b/>
-                <w:sz w:val="22"/>
-              </w:rPr>
-              <w:t>6</w:t>
-            </w:r>
-            <w:r>
-              <w:rPr>
-                <w:rFonts w:ascii="Times New Roman" w:hAnsi="Times New Roman"/>
-                <w:sz w:val="22"/>
-              </w:rPr>
-            </w:r>
-          </w:p>
-        </w:tc>
-        <w:tc>
-          <w:tcPr>
-            <w:tcW w:type="dxa" w:w="1336"/>
-            <w:tcMar>
-              <w:top w:w="100" w:type="dxa"/>
-              <w:bottom w:w="100" w:type="dxa"/>
-              <w:left w:w="150" w:type="dxa"/>
-              <w:right w:w="150" w:type="dxa"/>
-            </w:tcMar>
-          </w:tcPr>
-          <w:p>
-            <w:pPr>
-              <w:spacing w:before="40" w:after="40" w:line="252" w:lineRule="auto"/>
-              <w:jc w:val="left"/>
-            </w:pPr>
-            <w:r>
-              <w:rPr>
-                <w:rFonts w:ascii="Times New Roman" w:hAnsi="Times New Roman"/>
+                <w:i w:val="0"/>
                 <w:sz w:val="22"/>
               </w:rPr>
               <w:t>6</w:t>
@@ -2906,22 +2762,11 @@
             <w:r>
               <w:rPr>
                 <w:rFonts w:ascii="Times New Roman" w:hAnsi="Times New Roman"/>
+                <w:b w:val="0"/>
+                <w:i w:val="0"/>
                 <w:sz w:val="22"/>
               </w:rPr>
-            </w:r>
-            <w:r>
-              <w:rPr>
-                <w:rFonts w:ascii="Times New Roman" w:hAnsi="Times New Roman"/>
-                <w:b/>
-                <w:sz w:val="22"/>
-              </w:rPr>
-              <w:t>30 з.е.</w:t>
-            </w:r>
-            <w:r>
-              <w:rPr>
-                <w:rFonts w:ascii="Times New Roman" w:hAnsi="Times New Roman"/>
-                <w:sz w:val="22"/>
-              </w:rPr>
+              <w:t>6</w:t>
             </w:r>
           </w:p>
         </w:tc>
@@ -2943,6 +2788,34 @@
             <w:r>
               <w:rPr>
                 <w:rFonts w:ascii="Times New Roman" w:hAnsi="Times New Roman"/>
+                <w:b/>
+                <w:i w:val="0"/>
+                <w:sz w:val="22"/>
+              </w:rPr>
+              <w:t>30 з.е.</w:t>
+            </w:r>
+          </w:p>
+        </w:tc>
+        <w:tc>
+          <w:tcPr>
+            <w:tcW w:type="dxa" w:w="1336"/>
+            <w:tcMar>
+              <w:top w:w="100" w:type="dxa"/>
+              <w:bottom w:w="100" w:type="dxa"/>
+              <w:left w:w="150" w:type="dxa"/>
+              <w:right w:w="150" w:type="dxa"/>
+            </w:tcMar>
+          </w:tcPr>
+          <w:p>
+            <w:pPr>
+              <w:spacing w:before="40" w:after="40" w:line="252" w:lineRule="auto"/>
+              <w:jc w:val="left"/>
+            </w:pPr>
+            <w:r>
+              <w:rPr>
+                <w:rFonts w:ascii="Times New Roman" w:hAnsi="Times New Roman"/>
+                <w:b w:val="0"/>
+                <w:i w:val="0"/>
                 <w:sz w:val="22"/>
               </w:rPr>
               <w:t>360 ч. (108 / 144 / 108)</w:t>
@@ -2967,6 +2840,8 @@
             <w:r>
               <w:rPr>
                 <w:rFonts w:ascii="Times New Roman" w:hAnsi="Times New Roman"/>
+                <w:b w:val="0"/>
+                <w:i w:val="0"/>
                 <w:sz w:val="22"/>
               </w:rPr>
               <w:t>720 ч.</w:t>
@@ -2991,22 +2866,11 @@
             <w:r>
               <w:rPr>
                 <w:rFonts w:ascii="Times New Roman" w:hAnsi="Times New Roman"/>
-                <w:sz w:val="22"/>
-              </w:rPr>
-            </w:r>
-            <w:r>
-              <w:rPr>
-                <w:rFonts w:ascii="Times New Roman" w:hAnsi="Times New Roman"/>
                 <w:b/>
+                <w:i w:val="0"/>
                 <w:sz w:val="22"/>
               </w:rPr>
               <w:t>1080 ч.</w:t>
-            </w:r>
-            <w:r>
-              <w:rPr>
-                <w:rFonts w:ascii="Times New Roman" w:hAnsi="Times New Roman"/>
-                <w:sz w:val="22"/>
-              </w:rPr>
             </w:r>
           </w:p>
         </w:tc>
@@ -3028,6 +2892,8 @@
             <w:r>
               <w:rPr>
                 <w:rFonts w:ascii="Times New Roman" w:hAnsi="Times New Roman"/>
+                <w:b w:val="0"/>
+                <w:i w:val="0"/>
                 <w:sz w:val="22"/>
               </w:rPr>
               <w:t>4 Экзамена, 2 Зачета</w:t>
@@ -3054,22 +2920,11 @@
             <w:r>
               <w:rPr>
                 <w:rFonts w:ascii="Times New Roman" w:hAnsi="Times New Roman"/>
-                <w:sz w:val="22"/>
-              </w:rPr>
-            </w:r>
-            <w:r>
-              <w:rPr>
-                <w:rFonts w:ascii="Times New Roman" w:hAnsi="Times New Roman"/>
                 <w:b/>
+                <w:i w:val="0"/>
                 <w:sz w:val="22"/>
               </w:rPr>
               <w:t>7</w:t>
-            </w:r>
-            <w:r>
-              <w:rPr>
-                <w:rFonts w:ascii="Times New Roman" w:hAnsi="Times New Roman"/>
-                <w:sz w:val="22"/>
-              </w:rPr>
             </w:r>
           </w:p>
         </w:tc>
@@ -3091,6 +2946,8 @@
             <w:r>
               <w:rPr>
                 <w:rFonts w:ascii="Times New Roman" w:hAnsi="Times New Roman"/>
+                <w:b w:val="0"/>
+                <w:i w:val="0"/>
                 <w:sz w:val="22"/>
               </w:rPr>
               <w:t>6</w:t>
@@ -3115,22 +2972,11 @@
             <w:r>
               <w:rPr>
                 <w:rFonts w:ascii="Times New Roman" w:hAnsi="Times New Roman"/>
-                <w:sz w:val="22"/>
-              </w:rPr>
-            </w:r>
-            <w:r>
-              <w:rPr>
-                <w:rFonts w:ascii="Times New Roman" w:hAnsi="Times New Roman"/>
                 <w:b/>
+                <w:i w:val="0"/>
                 <w:sz w:val="22"/>
               </w:rPr>
               <w:t>30 з.е.</w:t>
-            </w:r>
-            <w:r>
-              <w:rPr>
-                <w:rFonts w:ascii="Times New Roman" w:hAnsi="Times New Roman"/>
-                <w:sz w:val="22"/>
-              </w:rPr>
             </w:r>
           </w:p>
         </w:tc>
@@ -3152,6 +2998,8 @@
             <w:r>
               <w:rPr>
                 <w:rFonts w:ascii="Times New Roman" w:hAnsi="Times New Roman"/>
+                <w:b w:val="0"/>
+                <w:i w:val="0"/>
                 <w:sz w:val="22"/>
               </w:rPr>
               <w:t>360 ч. (108 / 144 / 108)</w:t>
@@ -3176,6 +3024,8 @@
             <w:r>
               <w:rPr>
                 <w:rFonts w:ascii="Times New Roman" w:hAnsi="Times New Roman"/>
+                <w:b w:val="0"/>
+                <w:i w:val="0"/>
                 <w:sz w:val="22"/>
               </w:rPr>
               <w:t>720 ч.</w:t>
@@ -3200,22 +3050,11 @@
             <w:r>
               <w:rPr>
                 <w:rFonts w:ascii="Times New Roman" w:hAnsi="Times New Roman"/>
-                <w:sz w:val="22"/>
-              </w:rPr>
-            </w:r>
-            <w:r>
-              <w:rPr>
-                <w:rFonts w:ascii="Times New Roman" w:hAnsi="Times New Roman"/>
                 <w:b/>
+                <w:i w:val="0"/>
                 <w:sz w:val="22"/>
               </w:rPr>
               <w:t>1080 ч.</w:t>
-            </w:r>
-            <w:r>
-              <w:rPr>
-                <w:rFonts w:ascii="Times New Roman" w:hAnsi="Times New Roman"/>
-                <w:sz w:val="22"/>
-              </w:rPr>
             </w:r>
           </w:p>
         </w:tc>
@@ -3237,6 +3076,8 @@
             <w:r>
               <w:rPr>
                 <w:rFonts w:ascii="Times New Roman" w:hAnsi="Times New Roman"/>
+                <w:b w:val="0"/>
+                <w:i w:val="0"/>
                 <w:sz w:val="22"/>
               </w:rPr>
               <w:t>3 Экзамена, 3 Зачета</w:t>
@@ -3263,22 +3104,11 @@
             <w:r>
               <w:rPr>
                 <w:rFonts w:ascii="Times New Roman" w:hAnsi="Times New Roman"/>
-                <w:sz w:val="22"/>
-              </w:rPr>
-            </w:r>
-            <w:r>
-              <w:rPr>
-                <w:rFonts w:ascii="Times New Roman" w:hAnsi="Times New Roman"/>
                 <w:b/>
+                <w:i w:val="0"/>
                 <w:sz w:val="22"/>
               </w:rPr>
               <w:t>8</w:t>
-            </w:r>
-            <w:r>
-              <w:rPr>
-                <w:rFonts w:ascii="Times New Roman" w:hAnsi="Times New Roman"/>
-                <w:sz w:val="22"/>
-              </w:rPr>
             </w:r>
           </w:p>
         </w:tc>
@@ -3300,6 +3130,8 @@
             <w:r>
               <w:rPr>
                 <w:rFonts w:ascii="Times New Roman" w:hAnsi="Times New Roman"/>
+                <w:b w:val="0"/>
+                <w:i w:val="0"/>
                 <w:sz w:val="22"/>
               </w:rPr>
               <w:t>5</w:t>
@@ -3324,22 +3156,11 @@
             <w:r>
               <w:rPr>
                 <w:rFonts w:ascii="Times New Roman" w:hAnsi="Times New Roman"/>
-                <w:sz w:val="22"/>
-              </w:rPr>
-            </w:r>
-            <w:r>
-              <w:rPr>
-                <w:rFonts w:ascii="Times New Roman" w:hAnsi="Times New Roman"/>
                 <w:b/>
+                <w:i w:val="0"/>
                 <w:sz w:val="22"/>
               </w:rPr>
               <w:t>30 з.е.</w:t>
-            </w:r>
-            <w:r>
-              <w:rPr>
-                <w:rFonts w:ascii="Times New Roman" w:hAnsi="Times New Roman"/>
-                <w:sz w:val="22"/>
-              </w:rPr>
             </w:r>
           </w:p>
         </w:tc>
@@ -3361,6 +3182,8 @@
             <w:r>
               <w:rPr>
                 <w:rFonts w:ascii="Times New Roman" w:hAnsi="Times New Roman"/>
+                <w:b w:val="0"/>
+                <w:i w:val="0"/>
                 <w:sz w:val="22"/>
               </w:rPr>
               <w:t>144 ч. (18 / 36 / 90)</w:t>
@@ -3385,6 +3208,8 @@
             <w:r>
               <w:rPr>
                 <w:rFonts w:ascii="Times New Roman" w:hAnsi="Times New Roman"/>
+                <w:b w:val="0"/>
+                <w:i w:val="0"/>
                 <w:sz w:val="22"/>
               </w:rPr>
               <w:t>936 ч.</w:t>
@@ -3409,22 +3234,11 @@
             <w:r>
               <w:rPr>
                 <w:rFonts w:ascii="Times New Roman" w:hAnsi="Times New Roman"/>
-                <w:sz w:val="22"/>
-              </w:rPr>
-            </w:r>
-            <w:r>
-              <w:rPr>
-                <w:rFonts w:ascii="Times New Roman" w:hAnsi="Times New Roman"/>
                 <w:b/>
+                <w:i w:val="0"/>
                 <w:sz w:val="22"/>
               </w:rPr>
               <w:t>1080 ч.</w:t>
-            </w:r>
-            <w:r>
-              <w:rPr>
-                <w:rFonts w:ascii="Times New Roman" w:hAnsi="Times New Roman"/>
-                <w:sz w:val="22"/>
-              </w:rPr>
             </w:r>
           </w:p>
         </w:tc>
@@ -3446,6 +3260,8 @@
             <w:r>
               <w:rPr>
                 <w:rFonts w:ascii="Times New Roman" w:hAnsi="Times New Roman"/>
+                <w:b w:val="0"/>
+                <w:i w:val="0"/>
                 <w:sz w:val="22"/>
               </w:rPr>
               <w:t>1 Экзамен, 2 Зачета, ГИА, ВКР</w:t>
@@ -3472,22 +3288,11 @@
             <w:r>
               <w:rPr>
                 <w:rFonts w:ascii="Times New Roman" w:hAnsi="Times New Roman"/>
-                <w:sz w:val="22"/>
-              </w:rPr>
-            </w:r>
-            <w:r>
-              <w:rPr>
-                <w:rFonts w:ascii="Times New Roman" w:hAnsi="Times New Roman"/>
                 <w:b/>
+                <w:i w:val="0"/>
                 <w:sz w:val="22"/>
               </w:rPr>
               <w:t>ИТОГО</w:t>
-            </w:r>
-            <w:r>
-              <w:rPr>
-                <w:rFonts w:ascii="Times New Roman" w:hAnsi="Times New Roman"/>
-                <w:sz w:val="22"/>
-              </w:rPr>
             </w:r>
           </w:p>
         </w:tc>
@@ -3509,22 +3314,11 @@
             <w:r>
               <w:rPr>
                 <w:rFonts w:ascii="Times New Roman" w:hAnsi="Times New Roman"/>
-                <w:sz w:val="22"/>
-              </w:rPr>
-            </w:r>
-            <w:r>
-              <w:rPr>
-                <w:rFonts w:ascii="Times New Roman" w:hAnsi="Times New Roman"/>
                 <w:b/>
+                <w:i w:val="0"/>
                 <w:sz w:val="22"/>
               </w:rPr>
               <w:t>51</w:t>
-            </w:r>
-            <w:r>
-              <w:rPr>
-                <w:rFonts w:ascii="Times New Roman" w:hAnsi="Times New Roman"/>
-                <w:sz w:val="22"/>
-              </w:rPr>
             </w:r>
           </w:p>
         </w:tc>
@@ -3546,22 +3340,11 @@
             <w:r>
               <w:rPr>
                 <w:rFonts w:ascii="Times New Roman" w:hAnsi="Times New Roman"/>
-                <w:sz w:val="22"/>
-              </w:rPr>
-            </w:r>
-            <w:r>
-              <w:rPr>
-                <w:rFonts w:ascii="Times New Roman" w:hAnsi="Times New Roman"/>
                 <w:b/>
+                <w:i w:val="0"/>
                 <w:sz w:val="22"/>
               </w:rPr>
               <w:t>240 з.е.</w:t>
-            </w:r>
-            <w:r>
-              <w:rPr>
-                <w:rFonts w:ascii="Times New Roman" w:hAnsi="Times New Roman"/>
-                <w:sz w:val="22"/>
-              </w:rPr>
             </w:r>
           </w:p>
         </w:tc>
@@ -3583,22 +3366,11 @@
             <w:r>
               <w:rPr>
                 <w:rFonts w:ascii="Times New Roman" w:hAnsi="Times New Roman"/>
-                <w:sz w:val="22"/>
-              </w:rPr>
-            </w:r>
-            <w:r>
-              <w:rPr>
-                <w:rFonts w:ascii="Times New Roman" w:hAnsi="Times New Roman"/>
                 <w:b/>
+                <w:i w:val="0"/>
                 <w:sz w:val="22"/>
               </w:rPr>
               <w:t>2664 ч.</w:t>
-            </w:r>
-            <w:r>
-              <w:rPr>
-                <w:rFonts w:ascii="Times New Roman" w:hAnsi="Times New Roman"/>
-                <w:sz w:val="22"/>
-              </w:rPr>
             </w:r>
           </w:p>
         </w:tc>
@@ -3620,22 +3392,11 @@
             <w:r>
               <w:rPr>
                 <w:rFonts w:ascii="Times New Roman" w:hAnsi="Times New Roman"/>
-                <w:sz w:val="22"/>
-              </w:rPr>
-            </w:r>
-            <w:r>
-              <w:rPr>
-                <w:rFonts w:ascii="Times New Roman" w:hAnsi="Times New Roman"/>
                 <w:b/>
+                <w:i w:val="0"/>
                 <w:sz w:val="22"/>
               </w:rPr>
               <w:t>5976 ч.</w:t>
-            </w:r>
-            <w:r>
-              <w:rPr>
-                <w:rFonts w:ascii="Times New Roman" w:hAnsi="Times New Roman"/>
-                <w:sz w:val="22"/>
-              </w:rPr>
             </w:r>
           </w:p>
         </w:tc>
@@ -3657,22 +3418,11 @@
             <w:r>
               <w:rPr>
                 <w:rFonts w:ascii="Times New Roman" w:hAnsi="Times New Roman"/>
-                <w:sz w:val="22"/>
-              </w:rPr>
-            </w:r>
-            <w:r>
-              <w:rPr>
-                <w:rFonts w:ascii="Times New Roman" w:hAnsi="Times New Roman"/>
                 <w:b/>
+                <w:i w:val="0"/>
                 <w:sz w:val="22"/>
               </w:rPr>
               <w:t>8640 ч.</w:t>
-            </w:r>
-            <w:r>
-              <w:rPr>
-                <w:rFonts w:ascii="Times New Roman" w:hAnsi="Times New Roman"/>
-                <w:sz w:val="22"/>
-              </w:rPr>
             </w:r>
           </w:p>
         </w:tc>
@@ -3694,22 +3444,11 @@
             <w:r>
               <w:rPr>
                 <w:rFonts w:ascii="Times New Roman" w:hAnsi="Times New Roman"/>
-                <w:sz w:val="22"/>
-              </w:rPr>
-            </w:r>
-            <w:r>
-              <w:rPr>
-                <w:rFonts w:ascii="Times New Roman" w:hAnsi="Times New Roman"/>
                 <w:b/>
+                <w:i w:val="0"/>
                 <w:sz w:val="22"/>
               </w:rPr>
               <w:t>100% баланс ФГОС 3++</w:t>
-            </w:r>
-            <w:r>
-              <w:rPr>
-                <w:rFonts w:ascii="Times New Roman" w:hAnsi="Times New Roman"/>
-                <w:sz w:val="22"/>
-              </w:rPr>
             </w:r>
           </w:p>
         </w:tc>
@@ -3851,6 +3590,8 @@
       <w:r>
         <w:rPr>
           <w:rFonts w:ascii="Times New Roman" w:hAnsi="Times New Roman"/>
+          <w:b w:val="0"/>
+          <w:i w:val="0"/>
           <w:sz w:val="28"/>
         </w:rPr>
         <w:t>В системе зафиксировано 13 компетенций, охватывающих все квалификационные дескрипторы выпускника программной инженерии:</w:t>
@@ -3873,22 +3614,11 @@
       <w:r>
         <w:rPr>
           <w:rFonts w:ascii="Times New Roman" w:hAnsi="Times New Roman"/>
-          <w:sz w:val="28"/>
-        </w:rPr>
-      </w:r>
-      <w:r>
-        <w:rPr>
-          <w:rFonts w:ascii="Times New Roman" w:hAnsi="Times New Roman"/>
           <w:b/>
+          <w:i w:val="0"/>
           <w:sz w:val="28"/>
         </w:rPr>
         <w:t>Универсальные компетенции (УК):</w:t>
-      </w:r>
-      <w:r>
-        <w:rPr>
-          <w:rFonts w:ascii="Times New Roman" w:hAnsi="Times New Roman"/>
-          <w:sz w:val="28"/>
-        </w:rPr>
       </w:r>
     </w:p>
     <w:p>
@@ -3907,10 +3637,21 @@
       </w:r>
       <w:r>
         <w:rPr>
-          <w:rFonts w:ascii="Times New Roman" w:hAnsi="Times New Roman"/>
+          <w:rFonts w:ascii="Courier New" w:hAnsi="Courier New"/>
+          <w:b w:val="0"/>
+          <w:i w:val="0"/>
           <w:sz w:val="28"/>
         </w:rPr>
-        <w:t>`УК-1`: Системное и критическое мышление;</w:t>
+        <w:t>УК-1</w:t>
+      </w:r>
+      <w:r>
+        <w:rPr>
+          <w:rFonts w:ascii="Times New Roman" w:hAnsi="Times New Roman"/>
+          <w:b w:val="0"/>
+          <w:i w:val="0"/>
+          <w:sz w:val="28"/>
+        </w:rPr>
+        <w:t>: Системное и критическое мышление;</w:t>
       </w:r>
     </w:p>
     <w:p>
@@ -3929,10 +3670,21 @@
       </w:r>
       <w:r>
         <w:rPr>
-          <w:rFonts w:ascii="Times New Roman" w:hAnsi="Times New Roman"/>
+          <w:rFonts w:ascii="Courier New" w:hAnsi="Courier New"/>
+          <w:b w:val="0"/>
+          <w:i w:val="0"/>
           <w:sz w:val="28"/>
         </w:rPr>
-        <w:t>`УК-2`: Разработка и реализация проектов;</w:t>
+        <w:t>УК-2</w:t>
+      </w:r>
+      <w:r>
+        <w:rPr>
+          <w:rFonts w:ascii="Times New Roman" w:hAnsi="Times New Roman"/>
+          <w:b w:val="0"/>
+          <w:i w:val="0"/>
+          <w:sz w:val="28"/>
+        </w:rPr>
+        <w:t>: Разработка и реализация проектов;</w:t>
       </w:r>
     </w:p>
     <w:p>
@@ -3951,10 +3703,21 @@
       </w:r>
       <w:r>
         <w:rPr>
-          <w:rFonts w:ascii="Times New Roman" w:hAnsi="Times New Roman"/>
+          <w:rFonts w:ascii="Courier New" w:hAnsi="Courier New"/>
+          <w:b w:val="0"/>
+          <w:i w:val="0"/>
           <w:sz w:val="28"/>
         </w:rPr>
-        <w:t>`УК-3`: Командная работа и лидерство;</w:t>
+        <w:t>УК-3</w:t>
+      </w:r>
+      <w:r>
+        <w:rPr>
+          <w:rFonts w:ascii="Times New Roman" w:hAnsi="Times New Roman"/>
+          <w:b w:val="0"/>
+          <w:i w:val="0"/>
+          <w:sz w:val="28"/>
+        </w:rPr>
+        <w:t>: Командная работа и лидерство;</w:t>
       </w:r>
     </w:p>
     <w:p>
@@ -3973,10 +3736,21 @@
       </w:r>
       <w:r>
         <w:rPr>
-          <w:rFonts w:ascii="Times New Roman" w:hAnsi="Times New Roman"/>
+          <w:rFonts w:ascii="Courier New" w:hAnsi="Courier New"/>
+          <w:b w:val="0"/>
+          <w:i w:val="0"/>
           <w:sz w:val="28"/>
         </w:rPr>
-        <w:t>`УК-4`: Деловая коммуникация;</w:t>
+        <w:t>УК-4</w:t>
+      </w:r>
+      <w:r>
+        <w:rPr>
+          <w:rFonts w:ascii="Times New Roman" w:hAnsi="Times New Roman"/>
+          <w:b w:val="0"/>
+          <w:i w:val="0"/>
+          <w:sz w:val="28"/>
+        </w:rPr>
+        <w:t>: Деловая коммуникация;</w:t>
       </w:r>
     </w:p>
     <w:p>
@@ -3995,10 +3769,21 @@
       </w:r>
       <w:r>
         <w:rPr>
-          <w:rFonts w:ascii="Times New Roman" w:hAnsi="Times New Roman"/>
+          <w:rFonts w:ascii="Courier New" w:hAnsi="Courier New"/>
+          <w:b w:val="0"/>
+          <w:i w:val="0"/>
           <w:sz w:val="28"/>
         </w:rPr>
-        <w:t>`УК-8`: Безопасность жизнедеятельности.</w:t>
+        <w:t>УК-8</w:t>
+      </w:r>
+      <w:r>
+        <w:rPr>
+          <w:rFonts w:ascii="Times New Roman" w:hAnsi="Times New Roman"/>
+          <w:b w:val="0"/>
+          <w:i w:val="0"/>
+          <w:sz w:val="28"/>
+        </w:rPr>
+        <w:t>: Безопасность жизнедеятельности.</w:t>
       </w:r>
     </w:p>
     <w:p>
@@ -4018,22 +3803,11 @@
       <w:r>
         <w:rPr>
           <w:rFonts w:ascii="Times New Roman" w:hAnsi="Times New Roman"/>
-          <w:sz w:val="28"/>
-        </w:rPr>
-      </w:r>
-      <w:r>
-        <w:rPr>
-          <w:rFonts w:ascii="Times New Roman" w:hAnsi="Times New Roman"/>
           <w:b/>
+          <w:i w:val="0"/>
           <w:sz w:val="28"/>
         </w:rPr>
         <w:t>Общепрофессиональные компетенции (ОПК):</w:t>
-      </w:r>
-      <w:r>
-        <w:rPr>
-          <w:rFonts w:ascii="Times New Roman" w:hAnsi="Times New Roman"/>
-          <w:sz w:val="28"/>
-        </w:rPr>
       </w:r>
     </w:p>
     <w:p>
@@ -4052,10 +3826,21 @@
       </w:r>
       <w:r>
         <w:rPr>
-          <w:rFonts w:ascii="Times New Roman" w:hAnsi="Times New Roman"/>
+          <w:rFonts w:ascii="Courier New" w:hAnsi="Courier New"/>
+          <w:b w:val="0"/>
+          <w:i w:val="0"/>
           <w:sz w:val="28"/>
         </w:rPr>
-        <w:t>`ОПК-1`: Математический и естественнонаучный аппарат;</w:t>
+        <w:t>ОПК-1</w:t>
+      </w:r>
+      <w:r>
+        <w:rPr>
+          <w:rFonts w:ascii="Times New Roman" w:hAnsi="Times New Roman"/>
+          <w:b w:val="0"/>
+          <w:i w:val="0"/>
+          <w:sz w:val="28"/>
+        </w:rPr>
+        <w:t>: Математический и естественнонаучный аппарат;</w:t>
       </w:r>
     </w:p>
     <w:p>
@@ -4074,10 +3859,21 @@
       </w:r>
       <w:r>
         <w:rPr>
-          <w:rFonts w:ascii="Times New Roman" w:hAnsi="Times New Roman"/>
+          <w:rFonts w:ascii="Courier New" w:hAnsi="Courier New"/>
+          <w:b w:val="0"/>
+          <w:i w:val="0"/>
           <w:sz w:val="28"/>
         </w:rPr>
-        <w:t>`ОПК-2`: Информационно-коммуникационные технологии;</w:t>
+        <w:t>ОПК-2</w:t>
+      </w:r>
+      <w:r>
+        <w:rPr>
+          <w:rFonts w:ascii="Times New Roman" w:hAnsi="Times New Roman"/>
+          <w:b w:val="0"/>
+          <w:i w:val="0"/>
+          <w:sz w:val="28"/>
+        </w:rPr>
+        <w:t>: Информационно-коммуникационные технологии;</w:t>
       </w:r>
     </w:p>
     <w:p>
@@ -4096,10 +3892,21 @@
       </w:r>
       <w:r>
         <w:rPr>
-          <w:rFonts w:ascii="Times New Roman" w:hAnsi="Times New Roman"/>
+          <w:rFonts w:ascii="Courier New" w:hAnsi="Courier New"/>
+          <w:b w:val="0"/>
+          <w:i w:val="0"/>
           <w:sz w:val="28"/>
         </w:rPr>
-        <w:t>`ОПК-4`: Алгоритмы и структуры данных;</w:t>
+        <w:t>ОПК-4</w:t>
+      </w:r>
+      <w:r>
+        <w:rPr>
+          <w:rFonts w:ascii="Times New Roman" w:hAnsi="Times New Roman"/>
+          <w:b w:val="0"/>
+          <w:i w:val="0"/>
+          <w:sz w:val="28"/>
+        </w:rPr>
+        <w:t>: Алгоритмы и структуры данных;</w:t>
       </w:r>
     </w:p>
     <w:p>
@@ -4118,10 +3925,21 @@
       </w:r>
       <w:r>
         <w:rPr>
-          <w:rFonts w:ascii="Times New Roman" w:hAnsi="Times New Roman"/>
+          <w:rFonts w:ascii="Courier New" w:hAnsi="Courier New"/>
+          <w:b w:val="0"/>
+          <w:i w:val="0"/>
           <w:sz w:val="28"/>
         </w:rPr>
-        <w:t>`ОПК-6`: Информационная безопасность вычислительных систем.</w:t>
+        <w:t>ОПК-6</w:t>
+      </w:r>
+      <w:r>
+        <w:rPr>
+          <w:rFonts w:ascii="Times New Roman" w:hAnsi="Times New Roman"/>
+          <w:b w:val="0"/>
+          <w:i w:val="0"/>
+          <w:sz w:val="28"/>
+        </w:rPr>
+        <w:t>: Информационная безопасность вычислительных систем.</w:t>
       </w:r>
     </w:p>
     <w:p>
@@ -4141,22 +3959,11 @@
       <w:r>
         <w:rPr>
           <w:rFonts w:ascii="Times New Roman" w:hAnsi="Times New Roman"/>
-          <w:sz w:val="28"/>
-        </w:rPr>
-      </w:r>
-      <w:r>
-        <w:rPr>
-          <w:rFonts w:ascii="Times New Roman" w:hAnsi="Times New Roman"/>
           <w:b/>
+          <w:i w:val="0"/>
           <w:sz w:val="28"/>
         </w:rPr>
         <w:t>Профессиональные компетенции (ПК):</w:t>
-      </w:r>
-      <w:r>
-        <w:rPr>
-          <w:rFonts w:ascii="Times New Roman" w:hAnsi="Times New Roman"/>
-          <w:sz w:val="28"/>
-        </w:rPr>
       </w:r>
     </w:p>
     <w:p>
@@ -4175,10 +3982,21 @@
       </w:r>
       <w:r>
         <w:rPr>
-          <w:rFonts w:ascii="Times New Roman" w:hAnsi="Times New Roman"/>
+          <w:rFonts w:ascii="Courier New" w:hAnsi="Courier New"/>
+          <w:b w:val="0"/>
+          <w:i w:val="0"/>
           <w:sz w:val="28"/>
         </w:rPr>
-        <w:t>`ПК-1`: Проектирование программных комплексов и баз данных;</w:t>
+        <w:t>ПК-1</w:t>
+      </w:r>
+      <w:r>
+        <w:rPr>
+          <w:rFonts w:ascii="Times New Roman" w:hAnsi="Times New Roman"/>
+          <w:b w:val="0"/>
+          <w:i w:val="0"/>
+          <w:sz w:val="28"/>
+        </w:rPr>
+        <w:t>: Проектирование программных комплексов и баз данных;</w:t>
       </w:r>
     </w:p>
     <w:p>
@@ -4197,10 +4015,21 @@
       </w:r>
       <w:r>
         <w:rPr>
-          <w:rFonts w:ascii="Times New Roman" w:hAnsi="Times New Roman"/>
+          <w:rFonts w:ascii="Courier New" w:hAnsi="Courier New"/>
+          <w:b w:val="0"/>
+          <w:i w:val="0"/>
           <w:sz w:val="28"/>
         </w:rPr>
-        <w:t>`ПК-2`: Разработка и отладка программного кода с применением CI/CD;</w:t>
+        <w:t>ПК-2</w:t>
+      </w:r>
+      <w:r>
+        <w:rPr>
+          <w:rFonts w:ascii="Times New Roman" w:hAnsi="Times New Roman"/>
+          <w:b w:val="0"/>
+          <w:i w:val="0"/>
+          <w:sz w:val="28"/>
+        </w:rPr>
+        <w:t>: Разработка и отладка программного кода с применением CI/CD;</w:t>
       </w:r>
     </w:p>
     <w:p>
@@ -4219,10 +4048,21 @@
       </w:r>
       <w:r>
         <w:rPr>
-          <w:rFonts w:ascii="Times New Roman" w:hAnsi="Times New Roman"/>
+          <w:rFonts w:ascii="Courier New" w:hAnsi="Courier New"/>
+          <w:b w:val="0"/>
+          <w:i w:val="0"/>
           <w:sz w:val="28"/>
         </w:rPr>
-        <w:t>`ПК-3`: Тестирование, верификация и оптимизация ПО;</w:t>
+        <w:t>ПК-3</w:t>
+      </w:r>
+      <w:r>
+        <w:rPr>
+          <w:rFonts w:ascii="Times New Roman" w:hAnsi="Times New Roman"/>
+          <w:b w:val="0"/>
+          <w:i w:val="0"/>
+          <w:sz w:val="28"/>
+        </w:rPr>
+        <w:t>: Тестирование, верификация и оптимизация ПО;</w:t>
       </w:r>
     </w:p>
     <w:p>
@@ -4241,10 +4081,21 @@
       </w:r>
       <w:r>
         <w:rPr>
-          <w:rFonts w:ascii="Times New Roman" w:hAnsi="Times New Roman"/>
+          <w:rFonts w:ascii="Courier New" w:hAnsi="Courier New"/>
+          <w:b w:val="0"/>
+          <w:i w:val="0"/>
           <w:sz w:val="28"/>
         </w:rPr>
-        <w:t>`ПК-4`: Сопровождение и администрирование распределенных систем.</w:t>
+        <w:t>ПК-4</w:t>
+      </w:r>
+      <w:r>
+        <w:rPr>
+          <w:rFonts w:ascii="Times New Roman" w:hAnsi="Times New Roman"/>
+          <w:b w:val="0"/>
+          <w:i w:val="0"/>
+          <w:sz w:val="28"/>
+        </w:rPr>
+        <w:t>: Сопровождение и администрирование распределенных систем.</w:t>
       </w:r>
     </w:p>
     <w:p>
@@ -4378,6 +4229,8 @@
       <w:r>
         <w:rPr>
           <w:rFonts w:ascii="Times New Roman" w:hAnsi="Times New Roman"/>
+          <w:b w:val="0"/>
+          <w:i w:val="0"/>
           <w:sz w:val="28"/>
         </w:rPr>
         <w:t>Инфоблок служебных записок фиксирует документооборот по оперативным корректировкам учебного плана:</w:t>
@@ -4400,20 +4253,35 @@
       <w:r>
         <w:rPr>
           <w:rFonts w:ascii="Times New Roman" w:hAnsi="Times New Roman"/>
+          <w:b/>
+          <w:i w:val="0"/>
           <w:sz w:val="28"/>
         </w:rPr>
+        <w:t xml:space="preserve">СЗ № 2026/048 (Статус </w:t>
+      </w:r>
+      <w:r>
+        <w:rPr>
+          <w:rFonts w:ascii="Courier New" w:hAnsi="Courier New"/>
+          <w:b/>
+          <w:i w:val="0"/>
+          <w:sz w:val="28"/>
+        </w:rPr>
+        <w:t>APPLIED</w:t>
       </w:r>
       <w:r>
         <w:rPr>
           <w:rFonts w:ascii="Times New Roman" w:hAnsi="Times New Roman"/>
           <w:b/>
+          <w:i w:val="0"/>
           <w:sz w:val="28"/>
         </w:rPr>
-        <w:t>СЗ № 2026/048 (Статус `APPLIED`):</w:t>
+        <w:t>):</w:t>
       </w:r>
       <w:r>
         <w:rPr>
           <w:rFonts w:ascii="Times New Roman" w:hAnsi="Times New Roman"/>
+          <w:b w:val="0"/>
+          <w:i w:val="0"/>
           <w:sz w:val="28"/>
         </w:rPr>
         <w:t xml:space="preserve"> Увеличение трудоемкости дисциплины «Математический анализ» в 1 семестре с 3 до 5 з.е. и замена формы контроля «Зачет» на «Экзамен».</w:t>
@@ -4436,20 +4304,35 @@
       <w:r>
         <w:rPr>
           <w:rFonts w:ascii="Times New Roman" w:hAnsi="Times New Roman"/>
+          <w:b/>
+          <w:i w:val="0"/>
           <w:sz w:val="28"/>
         </w:rPr>
+        <w:t xml:space="preserve">СЗ № 2026/052 (Статус </w:t>
+      </w:r>
+      <w:r>
+        <w:rPr>
+          <w:rFonts w:ascii="Courier New" w:hAnsi="Courier New"/>
+          <w:b/>
+          <w:i w:val="0"/>
+          <w:sz w:val="28"/>
+        </w:rPr>
+        <w:t>APPLIED</w:t>
       </w:r>
       <w:r>
         <w:rPr>
           <w:rFonts w:ascii="Times New Roman" w:hAnsi="Times New Roman"/>
           <w:b/>
+          <w:i w:val="0"/>
           <w:sz w:val="28"/>
         </w:rPr>
-        <w:t>СЗ № 2026/052 (Статус `APPLIED`):</w:t>
+        <w:t>):</w:t>
       </w:r>
       <w:r>
         <w:rPr>
           <w:rFonts w:ascii="Times New Roman" w:hAnsi="Times New Roman"/>
+          <w:b w:val="0"/>
+          <w:i w:val="0"/>
           <w:sz w:val="28"/>
         </w:rPr>
         <w:t xml:space="preserve"> Перераспределение контактных часов по дисциплине «Алгоритмизация и основы программирования» (добавление 36 ч. лабораторного практикума за счет СРС).</w:t>
@@ -4472,20 +4355,35 @@
       <w:r>
         <w:rPr>
           <w:rFonts w:ascii="Times New Roman" w:hAnsi="Times New Roman"/>
+          <w:b/>
+          <w:i w:val="0"/>
           <w:sz w:val="28"/>
         </w:rPr>
+        <w:t xml:space="preserve">СЗ № 2026/059 (Статус </w:t>
+      </w:r>
+      <w:r>
+        <w:rPr>
+          <w:rFonts w:ascii="Courier New" w:hAnsi="Courier New"/>
+          <w:b/>
+          <w:i w:val="0"/>
+          <w:sz w:val="28"/>
+        </w:rPr>
+        <w:t>IN_ANOK</w:t>
       </w:r>
       <w:r>
         <w:rPr>
           <w:rFonts w:ascii="Times New Roman" w:hAnsi="Times New Roman"/>
           <w:b/>
+          <w:i w:val="0"/>
           <w:sz w:val="28"/>
         </w:rPr>
-        <w:t>СЗ № 2026/059 (Статус `IN_ANOK`):</w:t>
+        <w:t>):</w:t>
       </w:r>
       <w:r>
         <w:rPr>
           <w:rFonts w:ascii="Times New Roman" w:hAnsi="Times New Roman"/>
+          <w:b w:val="0"/>
+          <w:i w:val="0"/>
           <w:sz w:val="28"/>
         </w:rPr>
         <w:t xml:space="preserve"> Закрепление дисциплины по выбору «Разработка мобильных приложений» за профильной лабораторией.</w:t>
@@ -4508,20 +4406,35 @@
       <w:r>
         <w:rPr>
           <w:rFonts w:ascii="Times New Roman" w:hAnsi="Times New Roman"/>
+          <w:b/>
+          <w:i w:val="0"/>
           <w:sz w:val="28"/>
         </w:rPr>
+        <w:t xml:space="preserve">СЗ № 2026/061 (Статус </w:t>
+      </w:r>
+      <w:r>
+        <w:rPr>
+          <w:rFonts w:ascii="Courier New" w:hAnsi="Courier New"/>
+          <w:b/>
+          <w:i w:val="0"/>
+          <w:sz w:val="28"/>
+        </w:rPr>
+        <w:t>SIGNED_RELEASING</w:t>
       </w:r>
       <w:r>
         <w:rPr>
           <w:rFonts w:ascii="Times New Roman" w:hAnsi="Times New Roman"/>
           <w:b/>
+          <w:i w:val="0"/>
           <w:sz w:val="28"/>
         </w:rPr>
-        <w:t>СЗ № 2026/061 (Статус `SIGNED_RELEASING`):</w:t>
+        <w:t>):</w:t>
       </w:r>
       <w:r>
         <w:rPr>
           <w:rFonts w:ascii="Times New Roman" w:hAnsi="Times New Roman"/>
+          <w:b w:val="0"/>
+          <w:i w:val="0"/>
           <w:sz w:val="28"/>
         </w:rPr>
         <w:t xml:space="preserve"> Корректировка календарного графика производственной практики.</w:t>
@@ -4766,6 +4679,8 @@
       <w:r>
         <w:rPr>
           <w:rFonts w:ascii="Times New Roman" w:hAnsi="Times New Roman"/>
+          <w:b w:val="0"/>
+          <w:i w:val="0"/>
           <w:sz w:val="28"/>
         </w:rPr>
         <w:t>В рамках лабораторной работы № 5 выполнено полное информационное наполнение всех разделов портала Центра АНОК с загрузкой 51 дисциплины (240 з.е.), 13 компетенций, 7 подразделений, 4 служебных записок, 4 регламентных объявлений и записей журнала аудита.</w:t>

--- a/reports/lab5/LR5_Report_Variant15.docx
+++ b/reports/lab5/LR5_Report_Variant15.docx
@@ -95,6 +95,9 @@
     </w:p>
     <w:p>
       <w:pPr>
+        <w:keepNext/>
+        <w:keepLines/>
+        <w:widowControl/>
         <w:spacing w:before="240" w:after="120"/>
         <w:jc w:val="left"/>
       </w:pPr>
@@ -109,6 +112,7 @@
     </w:p>
     <w:p>
       <w:pPr>
+        <w:widowControl/>
         <w:spacing w:line="276" w:lineRule="auto" w:after="120"/>
         <w:ind w:firstLine="709"/>
         <w:jc w:val="both"/>
@@ -125,6 +129,10 @@
     </w:p>
     <w:p>
       <w:pPr>
+        <w:keepNext/>
+        <w:keepLines/>
+        <w:pageBreakBefore/>
+        <w:widowControl/>
         <w:spacing w:before="240" w:after="120"/>
         <w:jc w:val="left"/>
       </w:pPr>
@@ -139,6 +147,7 @@
     </w:p>
     <w:p>
       <w:pPr>
+        <w:widowControl/>
         <w:spacing w:line="276" w:lineRule="auto" w:after="120"/>
         <w:ind w:firstLine="709"/>
         <w:jc w:val="both"/>
@@ -173,6 +182,8 @@
     </w:p>
     <w:p>
       <w:pPr>
+        <w:keepNext/>
+        <w:keepLines/>
         <w:spacing w:before="160" w:after="80"/>
         <w:ind w:firstLine="709"/>
         <w:jc w:val="left"/>
@@ -207,6 +218,10 @@
         <w:gridCol w:w="2339"/>
       </w:tblGrid>
       <w:tr>
+        <w:trPr>
+          <w:cantSplit/>
+          <w:tblHeader w:val="true"/>
+        </w:trPr>
         <w:tc>
           <w:tcPr>
             <w:tcW w:type="dxa" w:w="2339"/>
@@ -317,6 +332,9 @@
         </w:tc>
       </w:tr>
       <w:tr>
+        <w:trPr>
+          <w:cantSplit/>
+        </w:trPr>
         <w:tc>
           <w:tcPr>
             <w:tcW w:type="dxa" w:w="2339"/>
@@ -441,6 +459,9 @@
         </w:tc>
       </w:tr>
       <w:tr>
+        <w:trPr>
+          <w:cantSplit/>
+        </w:trPr>
         <w:tc>
           <w:tcPr>
             <w:tcW w:type="dxa" w:w="2339"/>
@@ -547,6 +568,9 @@
         </w:tc>
       </w:tr>
       <w:tr>
+        <w:trPr>
+          <w:cantSplit/>
+        </w:trPr>
         <w:tc>
           <w:tcPr>
             <w:tcW w:type="dxa" w:w="2339"/>
@@ -653,6 +677,9 @@
         </w:tc>
       </w:tr>
       <w:tr>
+        <w:trPr>
+          <w:cantSplit/>
+        </w:trPr>
         <w:tc>
           <w:tcPr>
             <w:tcW w:type="dxa" w:w="2339"/>
@@ -759,6 +786,9 @@
         </w:tc>
       </w:tr>
       <w:tr>
+        <w:trPr>
+          <w:cantSplit/>
+        </w:trPr>
         <w:tc>
           <w:tcPr>
             <w:tcW w:type="dxa" w:w="2339"/>
@@ -865,6 +895,9 @@
         </w:tc>
       </w:tr>
       <w:tr>
+        <w:trPr>
+          <w:cantSplit/>
+        </w:trPr>
         <w:tc>
           <w:tcPr>
             <w:tcW w:type="dxa" w:w="2339"/>
@@ -971,6 +1004,9 @@
         </w:tc>
       </w:tr>
       <w:tr>
+        <w:trPr>
+          <w:cantSplit/>
+        </w:trPr>
         <w:tc>
           <w:tcPr>
             <w:tcW w:type="dxa" w:w="2339"/>
@@ -1077,6 +1113,9 @@
         </w:tc>
       </w:tr>
       <w:tr>
+        <w:trPr>
+          <w:cantSplit/>
+        </w:trPr>
         <w:tc>
           <w:tcPr>
             <w:tcW w:type="dxa" w:w="2339"/>
@@ -1183,6 +1222,9 @@
         </w:tc>
       </w:tr>
       <w:tr>
+        <w:trPr>
+          <w:cantSplit/>
+        </w:trPr>
         <w:tc>
           <w:tcPr>
             <w:tcW w:type="dxa" w:w="2339"/>
@@ -1289,6 +1331,9 @@
         </w:tc>
       </w:tr>
       <w:tr>
+        <w:trPr>
+          <w:cantSplit/>
+        </w:trPr>
         <w:tc>
           <w:tcPr>
             <w:tcW w:type="dxa" w:w="2339"/>
@@ -1395,6 +1440,9 @@
         </w:tc>
       </w:tr>
       <w:tr>
+        <w:trPr>
+          <w:cantSplit/>
+        </w:trPr>
         <w:tc>
           <w:tcPr>
             <w:tcW w:type="dxa" w:w="2339"/>
@@ -1526,6 +1574,10 @@
     </w:p>
     <w:p>
       <w:pPr>
+        <w:keepNext/>
+        <w:keepLines/>
+        <w:pageBreakBefore/>
+        <w:widowControl/>
         <w:spacing w:before="240" w:after="120"/>
         <w:jc w:val="left"/>
       </w:pPr>
@@ -1540,6 +1592,9 @@
     </w:p>
     <w:p>
       <w:pPr>
+        <w:keepNext/>
+        <w:keepLines/>
+        <w:widowControl/>
         <w:spacing w:before="160" w:after="80"/>
         <w:jc w:val="left"/>
       </w:pPr>
@@ -1554,6 +1609,7 @@
     </w:p>
     <w:p>
       <w:pPr>
+        <w:widowControl/>
         <w:spacing w:line="276" w:lineRule="auto" w:after="120"/>
         <w:ind w:firstLine="709"/>
         <w:jc w:val="both"/>
@@ -1570,6 +1626,8 @@
     </w:p>
     <w:p>
       <w:pPr>
+        <w:keepNext/>
+        <w:keepLines/>
         <w:spacing w:before="160" w:after="80"/>
         <w:ind w:firstLine="709"/>
         <w:jc w:val="left"/>
@@ -1607,6 +1665,10 @@
         <w:gridCol w:w="1336"/>
       </w:tblGrid>
       <w:tr>
+        <w:trPr>
+          <w:cantSplit/>
+          <w:tblHeader w:val="true"/>
+        </w:trPr>
         <w:tc>
           <w:tcPr>
             <w:tcW w:type="dxa" w:w="1336"/>
@@ -1798,6 +1860,9 @@
         </w:tc>
       </w:tr>
       <w:tr>
+        <w:trPr>
+          <w:cantSplit/>
+        </w:trPr>
         <w:tc>
           <w:tcPr>
             <w:tcW w:type="dxa" w:w="1336"/>
@@ -1982,6 +2047,9 @@
         </w:tc>
       </w:tr>
       <w:tr>
+        <w:trPr>
+          <w:cantSplit/>
+        </w:trPr>
         <w:tc>
           <w:tcPr>
             <w:tcW w:type="dxa" w:w="1336"/>
@@ -2166,6 +2234,9 @@
         </w:tc>
       </w:tr>
       <w:tr>
+        <w:trPr>
+          <w:cantSplit/>
+        </w:trPr>
         <w:tc>
           <w:tcPr>
             <w:tcW w:type="dxa" w:w="1336"/>
@@ -2350,6 +2421,9 @@
         </w:tc>
       </w:tr>
       <w:tr>
+        <w:trPr>
+          <w:cantSplit/>
+        </w:trPr>
         <w:tc>
           <w:tcPr>
             <w:tcW w:type="dxa" w:w="1336"/>
@@ -2534,6 +2608,9 @@
         </w:tc>
       </w:tr>
       <w:tr>
+        <w:trPr>
+          <w:cantSplit/>
+        </w:trPr>
         <w:tc>
           <w:tcPr>
             <w:tcW w:type="dxa" w:w="1336"/>
@@ -2718,6 +2795,9 @@
         </w:tc>
       </w:tr>
       <w:tr>
+        <w:trPr>
+          <w:cantSplit/>
+        </w:trPr>
         <w:tc>
           <w:tcPr>
             <w:tcW w:type="dxa" w:w="1336"/>
@@ -2902,6 +2982,9 @@
         </w:tc>
       </w:tr>
       <w:tr>
+        <w:trPr>
+          <w:cantSplit/>
+        </w:trPr>
         <w:tc>
           <w:tcPr>
             <w:tcW w:type="dxa" w:w="1336"/>
@@ -3086,6 +3169,9 @@
         </w:tc>
       </w:tr>
       <w:tr>
+        <w:trPr>
+          <w:cantSplit/>
+        </w:trPr>
         <w:tc>
           <w:tcPr>
             <w:tcW w:type="dxa" w:w="1336"/>
@@ -3270,6 +3356,9 @@
         </w:tc>
       </w:tr>
       <w:tr>
+        <w:trPr>
+          <w:cantSplit/>
+        </w:trPr>
         <w:tc>
           <w:tcPr>
             <w:tcW w:type="dxa" w:w="1336"/>
@@ -3461,13 +3550,15 @@
     </w:p>
     <w:p>
       <w:pPr>
+        <w:keepNext/>
+        <w:keepLines/>
         <w:spacing w:before="200" w:after="80"/>
         <w:jc w:val="center"/>
       </w:pPr>
       <w:r>
         <w:drawing>
           <wp:inline xmlns:a="http://schemas.openxmlformats.org/drawingml/2006/main" xmlns:pic="http://schemas.openxmlformats.org/drawingml/2006/picture">
-            <wp:extent cx="5760000" cy="3626667"/>
+            <wp:extent cx="5760000" cy="3626666"/>
             <wp:docPr id="1" name="Picture 1"/>
             <wp:cNvGraphicFramePr>
               <a:graphicFrameLocks noChangeAspect="1"/>
@@ -3488,7 +3579,7 @@
                   <pic:spPr>
                     <a:xfrm>
                       <a:off x="0" y="0"/>
-                      <a:ext cx="5760000" cy="3626667"/>
+                      <a:ext cx="5760000" cy="3626666"/>
                     </a:xfrm>
                     <a:prstGeom prst="rect"/>
                   </pic:spPr>
@@ -3501,6 +3592,8 @@
     </w:p>
     <w:p>
       <w:pPr>
+        <w:keepLines/>
+        <w:widowControl/>
         <w:spacing w:before="80" w:after="240"/>
         <w:jc w:val="center"/>
       </w:pPr>
@@ -3515,13 +3608,15 @@
     </w:p>
     <w:p>
       <w:pPr>
+        <w:keepNext/>
+        <w:keepLines/>
         <w:spacing w:before="200" w:after="80"/>
         <w:jc w:val="center"/>
       </w:pPr>
       <w:r>
         <w:drawing>
           <wp:inline xmlns:a="http://schemas.openxmlformats.org/drawingml/2006/main" xmlns:pic="http://schemas.openxmlformats.org/drawingml/2006/picture">
-            <wp:extent cx="5760000" cy="3626667"/>
+            <wp:extent cx="5760000" cy="3626666"/>
             <wp:docPr id="2" name="Picture 2"/>
             <wp:cNvGraphicFramePr>
               <a:graphicFrameLocks noChangeAspect="1"/>
@@ -3542,7 +3637,7 @@
                   <pic:spPr>
                     <a:xfrm>
                       <a:off x="0" y="0"/>
-                      <a:ext cx="5760000" cy="3626667"/>
+                      <a:ext cx="5760000" cy="3626666"/>
                     </a:xfrm>
                     <a:prstGeom prst="rect"/>
                   </pic:spPr>
@@ -3555,6 +3650,8 @@
     </w:p>
     <w:p>
       <w:pPr>
+        <w:keepLines/>
+        <w:widowControl/>
         <w:spacing w:before="80" w:after="240"/>
         <w:jc w:val="center"/>
       </w:pPr>
@@ -3569,6 +3666,9 @@
     </w:p>
     <w:p>
       <w:pPr>
+        <w:keepNext/>
+        <w:keepLines/>
+        <w:widowControl/>
         <w:spacing w:before="160" w:after="80"/>
         <w:jc w:val="left"/>
       </w:pPr>
@@ -3583,6 +3683,7 @@
     </w:p>
     <w:p>
       <w:pPr>
+        <w:widowControl/>
         <w:spacing w:line="276" w:lineRule="auto" w:after="120"/>
         <w:ind w:firstLine="709"/>
         <w:jc w:val="both"/>
@@ -3599,6 +3700,8 @@
     </w:p>
     <w:p>
       <w:pPr>
+        <w:keepLines/>
+        <w:widowControl/>
         <w:spacing w:line="276" w:lineRule="auto" w:after="60"/>
         <w:ind w:left="709"/>
         <w:jc w:val="both"/>
@@ -3623,6 +3726,8 @@
     </w:p>
     <w:p>
       <w:pPr>
+        <w:keepLines/>
+        <w:widowControl/>
         <w:spacing w:line="276" w:lineRule="auto" w:after="60"/>
         <w:ind w:left="992"/>
         <w:jc w:val="both"/>
@@ -3656,6 +3761,8 @@
     </w:p>
     <w:p>
       <w:pPr>
+        <w:keepLines/>
+        <w:widowControl/>
         <w:spacing w:line="276" w:lineRule="auto" w:after="60"/>
         <w:ind w:left="992"/>
         <w:jc w:val="both"/>
@@ -3689,6 +3796,8 @@
     </w:p>
     <w:p>
       <w:pPr>
+        <w:keepLines/>
+        <w:widowControl/>
         <w:spacing w:line="276" w:lineRule="auto" w:after="60"/>
         <w:ind w:left="992"/>
         <w:jc w:val="both"/>
@@ -3722,6 +3831,8 @@
     </w:p>
     <w:p>
       <w:pPr>
+        <w:keepLines/>
+        <w:widowControl/>
         <w:spacing w:line="276" w:lineRule="auto" w:after="60"/>
         <w:ind w:left="992"/>
         <w:jc w:val="both"/>
@@ -3755,6 +3866,8 @@
     </w:p>
     <w:p>
       <w:pPr>
+        <w:keepLines/>
+        <w:widowControl/>
         <w:spacing w:line="276" w:lineRule="auto" w:after="60"/>
         <w:ind w:left="992"/>
         <w:jc w:val="both"/>
@@ -3788,6 +3901,8 @@
     </w:p>
     <w:p>
       <w:pPr>
+        <w:keepLines/>
+        <w:widowControl/>
         <w:spacing w:line="276" w:lineRule="auto" w:after="60"/>
         <w:ind w:left="709"/>
         <w:jc w:val="both"/>
@@ -3812,6 +3927,8 @@
     </w:p>
     <w:p>
       <w:pPr>
+        <w:keepLines/>
+        <w:widowControl/>
         <w:spacing w:line="276" w:lineRule="auto" w:after="60"/>
         <w:ind w:left="992"/>
         <w:jc w:val="both"/>
@@ -3845,6 +3962,8 @@
     </w:p>
     <w:p>
       <w:pPr>
+        <w:keepLines/>
+        <w:widowControl/>
         <w:spacing w:line="276" w:lineRule="auto" w:after="60"/>
         <w:ind w:left="992"/>
         <w:jc w:val="both"/>
@@ -3878,6 +3997,8 @@
     </w:p>
     <w:p>
       <w:pPr>
+        <w:keepLines/>
+        <w:widowControl/>
         <w:spacing w:line="276" w:lineRule="auto" w:after="60"/>
         <w:ind w:left="992"/>
         <w:jc w:val="both"/>
@@ -3911,6 +4032,8 @@
     </w:p>
     <w:p>
       <w:pPr>
+        <w:keepLines/>
+        <w:widowControl/>
         <w:spacing w:line="276" w:lineRule="auto" w:after="60"/>
         <w:ind w:left="992"/>
         <w:jc w:val="both"/>
@@ -3944,6 +4067,8 @@
     </w:p>
     <w:p>
       <w:pPr>
+        <w:keepLines/>
+        <w:widowControl/>
         <w:spacing w:line="276" w:lineRule="auto" w:after="60"/>
         <w:ind w:left="709"/>
         <w:jc w:val="both"/>
@@ -3968,6 +4093,8 @@
     </w:p>
     <w:p>
       <w:pPr>
+        <w:keepLines/>
+        <w:widowControl/>
         <w:spacing w:line="276" w:lineRule="auto" w:after="60"/>
         <w:ind w:left="992"/>
         <w:jc w:val="both"/>
@@ -4001,6 +4128,8 @@
     </w:p>
     <w:p>
       <w:pPr>
+        <w:keepLines/>
+        <w:widowControl/>
         <w:spacing w:line="276" w:lineRule="auto" w:after="60"/>
         <w:ind w:left="992"/>
         <w:jc w:val="both"/>
@@ -4034,6 +4163,8 @@
     </w:p>
     <w:p>
       <w:pPr>
+        <w:keepLines/>
+        <w:widowControl/>
         <w:spacing w:line="276" w:lineRule="auto" w:after="60"/>
         <w:ind w:left="992"/>
         <w:jc w:val="both"/>
@@ -4067,6 +4198,8 @@
     </w:p>
     <w:p>
       <w:pPr>
+        <w:keepLines/>
+        <w:widowControl/>
         <w:spacing w:line="276" w:lineRule="auto" w:after="60"/>
         <w:ind w:left="992"/>
         <w:jc w:val="both"/>
@@ -4100,13 +4233,15 @@
     </w:p>
     <w:p>
       <w:pPr>
+        <w:keepNext/>
+        <w:keepLines/>
         <w:spacing w:before="200" w:after="80"/>
         <w:jc w:val="center"/>
       </w:pPr>
       <w:r>
         <w:drawing>
           <wp:inline xmlns:a="http://schemas.openxmlformats.org/drawingml/2006/main" xmlns:pic="http://schemas.openxmlformats.org/drawingml/2006/picture">
-            <wp:extent cx="5760000" cy="3626667"/>
+            <wp:extent cx="5760000" cy="3626666"/>
             <wp:docPr id="3" name="Picture 3"/>
             <wp:cNvGraphicFramePr>
               <a:graphicFrameLocks noChangeAspect="1"/>
@@ -4127,7 +4262,7 @@
                   <pic:spPr>
                     <a:xfrm>
                       <a:off x="0" y="0"/>
-                      <a:ext cx="5760000" cy="3626667"/>
+                      <a:ext cx="5760000" cy="3626666"/>
                     </a:xfrm>
                     <a:prstGeom prst="rect"/>
                   </pic:spPr>
@@ -4140,6 +4275,8 @@
     </w:p>
     <w:p>
       <w:pPr>
+        <w:keepLines/>
+        <w:widowControl/>
         <w:spacing w:before="80" w:after="240"/>
         <w:jc w:val="center"/>
       </w:pPr>
@@ -4154,13 +4291,15 @@
     </w:p>
     <w:p>
       <w:pPr>
+        <w:keepNext/>
+        <w:keepLines/>
         <w:spacing w:before="200" w:after="80"/>
         <w:jc w:val="center"/>
       </w:pPr>
       <w:r>
         <w:drawing>
           <wp:inline xmlns:a="http://schemas.openxmlformats.org/drawingml/2006/main" xmlns:pic="http://schemas.openxmlformats.org/drawingml/2006/picture">
-            <wp:extent cx="5760000" cy="3626667"/>
+            <wp:extent cx="5760000" cy="3626666"/>
             <wp:docPr id="4" name="Picture 4"/>
             <wp:cNvGraphicFramePr>
               <a:graphicFrameLocks noChangeAspect="1"/>
@@ -4181,7 +4320,7 @@
                   <pic:spPr>
                     <a:xfrm>
                       <a:off x="0" y="0"/>
-                      <a:ext cx="5760000" cy="3626667"/>
+                      <a:ext cx="5760000" cy="3626666"/>
                     </a:xfrm>
                     <a:prstGeom prst="rect"/>
                   </pic:spPr>
@@ -4194,6 +4333,8 @@
     </w:p>
     <w:p>
       <w:pPr>
+        <w:keepLines/>
+        <w:widowControl/>
         <w:spacing w:before="80" w:after="240"/>
         <w:jc w:val="center"/>
       </w:pPr>
@@ -4208,6 +4349,9 @@
     </w:p>
     <w:p>
       <w:pPr>
+        <w:keepNext/>
+        <w:keepLines/>
+        <w:widowControl/>
         <w:spacing w:before="160" w:after="80"/>
         <w:jc w:val="left"/>
       </w:pPr>
@@ -4222,6 +4366,7 @@
     </w:p>
     <w:p>
       <w:pPr>
+        <w:widowControl/>
         <w:spacing w:line="276" w:lineRule="auto" w:after="120"/>
         <w:ind w:firstLine="709"/>
         <w:jc w:val="both"/>
@@ -4238,6 +4383,8 @@
     </w:p>
     <w:p>
       <w:pPr>
+        <w:keepLines/>
+        <w:widowControl/>
         <w:spacing w:line="276" w:lineRule="auto" w:after="60"/>
         <w:ind w:left="709"/>
         <w:jc w:val="both"/>
@@ -4289,6 +4436,8 @@
     </w:p>
     <w:p>
       <w:pPr>
+        <w:keepLines/>
+        <w:widowControl/>
         <w:spacing w:line="276" w:lineRule="auto" w:after="60"/>
         <w:ind w:left="709"/>
         <w:jc w:val="both"/>
@@ -4340,6 +4489,8 @@
     </w:p>
     <w:p>
       <w:pPr>
+        <w:keepLines/>
+        <w:widowControl/>
         <w:spacing w:line="276" w:lineRule="auto" w:after="60"/>
         <w:ind w:left="709"/>
         <w:jc w:val="both"/>
@@ -4391,6 +4542,8 @@
     </w:p>
     <w:p>
       <w:pPr>
+        <w:keepLines/>
+        <w:widowControl/>
         <w:spacing w:line="276" w:lineRule="auto" w:after="60"/>
         <w:ind w:left="709"/>
         <w:jc w:val="both"/>
@@ -4442,13 +4595,15 @@
     </w:p>
     <w:p>
       <w:pPr>
+        <w:keepNext/>
+        <w:keepLines/>
         <w:spacing w:before="200" w:after="80"/>
         <w:jc w:val="center"/>
       </w:pPr>
       <w:r>
         <w:drawing>
           <wp:inline xmlns:a="http://schemas.openxmlformats.org/drawingml/2006/main" xmlns:pic="http://schemas.openxmlformats.org/drawingml/2006/picture">
-            <wp:extent cx="5760000" cy="3626667"/>
+            <wp:extent cx="5760000" cy="3626666"/>
             <wp:docPr id="5" name="Picture 5"/>
             <wp:cNvGraphicFramePr>
               <a:graphicFrameLocks noChangeAspect="1"/>
@@ -4469,7 +4624,7 @@
                   <pic:spPr>
                     <a:xfrm>
                       <a:off x="0" y="0"/>
-                      <a:ext cx="5760000" cy="3626667"/>
+                      <a:ext cx="5760000" cy="3626666"/>
                     </a:xfrm>
                     <a:prstGeom prst="rect"/>
                   </pic:spPr>
@@ -4482,6 +4637,8 @@
     </w:p>
     <w:p>
       <w:pPr>
+        <w:keepLines/>
+        <w:widowControl/>
         <w:spacing w:before="80" w:after="240"/>
         <w:jc w:val="center"/>
       </w:pPr>
@@ -4496,13 +4653,15 @@
     </w:p>
     <w:p>
       <w:pPr>
+        <w:keepNext/>
+        <w:keepLines/>
         <w:spacing w:before="200" w:after="80"/>
         <w:jc w:val="center"/>
       </w:pPr>
       <w:r>
         <w:drawing>
           <wp:inline xmlns:a="http://schemas.openxmlformats.org/drawingml/2006/main" xmlns:pic="http://schemas.openxmlformats.org/drawingml/2006/picture">
-            <wp:extent cx="5760000" cy="3626667"/>
+            <wp:extent cx="5760000" cy="3626666"/>
             <wp:docPr id="6" name="Picture 6"/>
             <wp:cNvGraphicFramePr>
               <a:graphicFrameLocks noChangeAspect="1"/>
@@ -4523,7 +4682,7 @@
                   <pic:spPr>
                     <a:xfrm>
                       <a:off x="0" y="0"/>
-                      <a:ext cx="5760000" cy="3626667"/>
+                      <a:ext cx="5760000" cy="3626666"/>
                     </a:xfrm>
                     <a:prstGeom prst="rect"/>
                   </pic:spPr>
@@ -4536,6 +4695,8 @@
     </w:p>
     <w:p>
       <w:pPr>
+        <w:keepLines/>
+        <w:widowControl/>
         <w:spacing w:before="80" w:after="240"/>
         <w:jc w:val="center"/>
       </w:pPr>
@@ -4550,13 +4711,15 @@
     </w:p>
     <w:p>
       <w:pPr>
+        <w:keepNext/>
+        <w:keepLines/>
         <w:spacing w:before="200" w:after="80"/>
         <w:jc w:val="center"/>
       </w:pPr>
       <w:r>
         <w:drawing>
           <wp:inline xmlns:a="http://schemas.openxmlformats.org/drawingml/2006/main" xmlns:pic="http://schemas.openxmlformats.org/drawingml/2006/picture">
-            <wp:extent cx="5760000" cy="3626667"/>
+            <wp:extent cx="5760000" cy="3626666"/>
             <wp:docPr id="7" name="Picture 7"/>
             <wp:cNvGraphicFramePr>
               <a:graphicFrameLocks noChangeAspect="1"/>
@@ -4577,7 +4740,7 @@
                   <pic:spPr>
                     <a:xfrm>
                       <a:off x="0" y="0"/>
-                      <a:ext cx="5760000" cy="3626667"/>
+                      <a:ext cx="5760000" cy="3626666"/>
                     </a:xfrm>
                     <a:prstGeom prst="rect"/>
                   </pic:spPr>
@@ -4590,6 +4753,8 @@
     </w:p>
     <w:p>
       <w:pPr>
+        <w:keepLines/>
+        <w:widowControl/>
         <w:spacing w:before="80" w:after="240"/>
         <w:jc w:val="center"/>
       </w:pPr>
@@ -4604,13 +4769,15 @@
     </w:p>
     <w:p>
       <w:pPr>
+        <w:keepNext/>
+        <w:keepLines/>
         <w:spacing w:before="200" w:after="80"/>
         <w:jc w:val="center"/>
       </w:pPr>
       <w:r>
         <w:drawing>
           <wp:inline xmlns:a="http://schemas.openxmlformats.org/drawingml/2006/main" xmlns:pic="http://schemas.openxmlformats.org/drawingml/2006/picture">
-            <wp:extent cx="5760000" cy="3626667"/>
+            <wp:extent cx="5760000" cy="3626666"/>
             <wp:docPr id="8" name="Picture 8"/>
             <wp:cNvGraphicFramePr>
               <a:graphicFrameLocks noChangeAspect="1"/>
@@ -4631,7 +4798,7 @@
                   <pic:spPr>
                     <a:xfrm>
                       <a:off x="0" y="0"/>
-                      <a:ext cx="5760000" cy="3626667"/>
+                      <a:ext cx="5760000" cy="3626666"/>
                     </a:xfrm>
                     <a:prstGeom prst="rect"/>
                   </pic:spPr>
@@ -4644,6 +4811,8 @@
     </w:p>
     <w:p>
       <w:pPr>
+        <w:keepLines/>
+        <w:widowControl/>
         <w:spacing w:before="80" w:after="240"/>
         <w:jc w:val="center"/>
       </w:pPr>
@@ -4658,6 +4827,10 @@
     </w:p>
     <w:p>
       <w:pPr>
+        <w:keepNext/>
+        <w:keepLines/>
+        <w:pageBreakBefore/>
+        <w:widowControl/>
         <w:spacing w:before="240" w:after="120"/>
         <w:jc w:val="left"/>
       </w:pPr>
@@ -4672,6 +4845,7 @@
     </w:p>
     <w:p>
       <w:pPr>
+        <w:widowControl/>
         <w:spacing w:line="276" w:lineRule="auto" w:after="120"/>
         <w:ind w:firstLine="709"/>
         <w:jc w:val="both"/>

--- a/reports/lab5/LR5_Report_Variant15.docx
+++ b/reports/lab5/LR5_Report_Variant15.docx
@@ -2,17 +2,10 @@
 <file path=word/document.xml><?xml version="1.0" encoding="utf-8"?>
 <w:document xmlns:wpc="http://schemas.microsoft.com/office/word/2010/wordprocessingCanvas" xmlns:mo="http://schemas.microsoft.com/office/mac/office/2008/main" xmlns:mc="http://schemas.openxmlformats.org/markup-compatibility/2006" xmlns:mv="urn:schemas-microsoft-com:mac:vml" xmlns:o="urn:schemas-microsoft-com:office:office" xmlns:r="http://schemas.openxmlformats.org/officeDocument/2006/relationships" xmlns:m="http://schemas.openxmlformats.org/officeDocument/2006/math" xmlns:v="urn:schemas-microsoft-com:vml" xmlns:wp14="http://schemas.microsoft.com/office/word/2010/wordprocessingDrawing" xmlns:wp="http://schemas.openxmlformats.org/drawingml/2006/wordprocessingDrawing" xmlns:w10="urn:schemas-microsoft-com:office:word" xmlns:w="http://schemas.openxmlformats.org/wordprocessingml/2006/main" xmlns:w14="http://schemas.microsoft.com/office/word/2010/wordml" xmlns:wpg="http://schemas.microsoft.com/office/word/2010/wordprocessingGroup" xmlns:wpi="http://schemas.microsoft.com/office/word/2010/wordprocessingInk" xmlns:wne="http://schemas.microsoft.com/office/word/2006/wordml" xmlns:wps="http://schemas.microsoft.com/office/word/2010/wordprocessingShape" mc:Ignorable="w14 wp14">
   <w:body>
-    <w:p/>
-    <w:p/>
-    <w:p/>
-    <w:p/>
-    <w:p/>
-    <w:p/>
-    <w:p/>
-    <w:p/>
     <w:p>
       <w:pPr>
-        <w:spacing w:after="120"/>
+        <w:keepLines/>
+        <w:spacing w:before="3000" w:after="240" w:line="240" w:lineRule="auto"/>
         <w:jc w:val="center"/>
       </w:pPr>
       <w:r>
@@ -22,22 +15,29 @@
           <w:sz w:val="32"/>
         </w:rPr>
         <w:t>ОТЧЕТ ПО ЛАБОРАТОРНОЙ РАБОТЕ № 5</w:t>
-        <w:br/>
       </w:r>
     </w:p>
     <w:p>
       <w:pPr>
+        <w:keepLines/>
+        <w:spacing w:before="0" w:after="360" w:line="240" w:lineRule="auto"/>
         <w:jc w:val="center"/>
       </w:pPr>
       <w:r>
         <w:rPr>
           <w:rFonts w:ascii="Times New Roman" w:hAnsi="Times New Roman"/>
+          <w:b w:val="0"/>
           <w:sz w:val="28"/>
         </w:rPr>
         <w:t>по дисциплине: «Практикум по разработке корпоративного портала»</w:t>
-        <w:br/>
-        <w:br/>
       </w:r>
+    </w:p>
+    <w:p>
+      <w:pPr>
+        <w:keepLines/>
+        <w:spacing w:before="0" w:after="120" w:line="240" w:lineRule="auto"/>
+        <w:jc w:val="center"/>
+      </w:pPr>
       <w:r>
         <w:rPr>
           <w:rFonts w:ascii="Times New Roman" w:hAnsi="Times New Roman"/>
@@ -45,23 +45,33 @@
           <w:sz w:val="28"/>
         </w:rPr>
         <w:t>Тема: «Работа с инфоблоками и информационное наполнение портала»</w:t>
-        <w:br/>
+      </w:r>
+    </w:p>
+    <w:p>
+      <w:pPr>
+        <w:keepLines/>
+        <w:spacing w:before="0" w:after="0" w:line="240" w:lineRule="auto"/>
+        <w:jc w:val="center"/>
+      </w:pPr>
+      <w:r>
+        <w:rPr>
+          <w:rFonts w:ascii="Times New Roman" w:hAnsi="Times New Roman"/>
+          <w:b/>
+          <w:sz w:val="28"/>
+        </w:rPr>
         <w:t>Вариант № 15: «Университет. Центр аккредитации и независимой оценки качества образования (АНОК)»</w:t>
       </w:r>
     </w:p>
-    <w:p/>
-    <w:p/>
-    <w:p/>
-    <w:p/>
-    <w:p/>
     <w:p>
       <w:pPr>
-        <w:spacing w:line="276" w:lineRule="auto"/>
+        <w:keepLines/>
+        <w:spacing w:before="1680" w:after="0" w:line="276" w:lineRule="auto"/>
         <w:jc w:val="right"/>
       </w:pPr>
       <w:r>
         <w:rPr>
           <w:rFonts w:ascii="Times New Roman" w:hAnsi="Times New Roman"/>
+          <w:b w:val="0"/>
           <w:sz w:val="26"/>
         </w:rPr>
         <w:t>Выполнил:</w:t>
@@ -69,34 +79,28 @@
         <w:t>студент группы П-41</w:t>
         <w:br/>
         <w:t>Соловьёв А.С.</w:t>
-        <w:br/>
       </w:r>
     </w:p>
-    <w:p/>
-    <w:p/>
-    <w:p/>
-    <w:p/>
     <w:p>
       <w:pPr>
+        <w:keepLines/>
+        <w:spacing w:before="1920" w:after="0" w:line="240" w:lineRule="auto"/>
         <w:jc w:val="center"/>
       </w:pPr>
       <w:r>
         <w:rPr>
           <w:rFonts w:ascii="Times New Roman" w:hAnsi="Times New Roman"/>
+          <w:b w:val="0"/>
           <w:sz w:val="24"/>
         </w:rPr>
         <w:t>Москва, 2026 г.</w:t>
       </w:r>
     </w:p>
     <w:p>
-      <w:r>
-        <w:br w:type="page"/>
-      </w:r>
-    </w:p>
-    <w:p>
       <w:pPr>
         <w:keepNext/>
         <w:keepLines/>
+        <w:pageBreakBefore/>
         <w:widowControl/>
         <w:spacing w:before="240" w:after="120"/>
         <w:jc w:val="left"/>
@@ -1567,11 +1571,6 @@
         </w:tc>
       </w:tr>
     </w:tbl>
-    <w:p>
-      <w:pPr>
-        <w:spacing w:after="120"/>
-      </w:pPr>
-    </w:p>
     <w:p>
       <w:pPr>
         <w:keepNext/>

--- a/reports/lab5/LR5_Report_Variant15.docx
+++ b/reports/lab5/LR5_Report_Variant15.docx
@@ -893,7 +893,7 @@
                 <w:i w:val="0"/>
                 <w:sz w:val="22"/>
               </w:rPr>
-              <w:t>5 универсальных (УК-1..8), 4 общепрофессиональных (ОПК-1..6), 4 профессиональных компетенции (ПК-1..4).</w:t>
+              <w:t>5 универсальных (УК-1, УК-2, УК-3, УК-4, УК-8), 4 общепрофессиональных (ОПК-1, ОПК-2, ОПК-4, ОПК-6), 4 профессиональных (ПК-1..ПК-4).</w:t>
             </w:r>
           </w:p>
         </w:tc>

--- a/reports/lab5/LR5_Report_Variant15.docx
+++ b/reports/lab5/LR5_Report_Variant15.docx
@@ -976,7 +976,7 @@
                 <w:i w:val="0"/>
                 <w:sz w:val="22"/>
               </w:rPr>
-              <w:t>7</w:t>
+              <w:t>9</w:t>
             </w:r>
           </w:p>
         </w:tc>
@@ -1002,7 +1002,7 @@
                 <w:i w:val="0"/>
                 <w:sz w:val="22"/>
               </w:rPr>
-              <w:t>Выпускающие кафедры (ПИ, ИСТ), обеспечивающие (ВМ, ИЯ, ОФ), экспертные (АНОК) и руководство (Ректорат).</w:t>
+              <w:t>Выпускающие кафедры (ПИ, ИСТ), обеспечивающие (ВМ, ИЯ, ОФ, ГиСН, ФиБЖ), экспертные (АНОК) и руководство (Ректорат).</w:t>
             </w:r>
           </w:p>
         </w:tc>
@@ -1962,7 +1962,7 @@
                 <w:i w:val="0"/>
                 <w:sz w:val="22"/>
               </w:rPr>
-              <w:t>360 ч. (126 / 72 / 162)</w:t>
+              <w:t>468 ч. (162 / 72 / 234)</w:t>
             </w:r>
           </w:p>
         </w:tc>
@@ -1988,7 +1988,7 @@
                 <w:i w:val="0"/>
                 <w:sz w:val="22"/>
               </w:rPr>
-              <w:t>720 ч.</w:t>
+              <w:t>612 ч.</w:t>
             </w:r>
           </w:p>
         </w:tc>
@@ -2149,7 +2149,7 @@
                 <w:i w:val="0"/>
                 <w:sz w:val="22"/>
               </w:rPr>
-              <w:t>360 ч. (126 / 72 / 162)</w:t>
+              <w:t>468 ч. (162 / 108 / 198)</w:t>
             </w:r>
           </w:p>
         </w:tc>
@@ -2175,7 +2175,7 @@
                 <w:i w:val="0"/>
                 <w:sz w:val="22"/>
               </w:rPr>
-              <w:t>720 ч.</w:t>
+              <w:t>612 ч.</w:t>
             </w:r>
           </w:p>
         </w:tc>
@@ -2336,7 +2336,7 @@
                 <w:i w:val="0"/>
                 <w:sz w:val="22"/>
               </w:rPr>
-              <w:t>360 ч. (180 / 90 / 90)</w:t>
+              <w:t>432 ч. (216 / 126 / 90)</w:t>
             </w:r>
           </w:p>
         </w:tc>
@@ -2362,7 +2362,7 @@
                 <w:i w:val="0"/>
                 <w:sz w:val="22"/>
               </w:rPr>
-              <w:t>720 ч.</w:t>
+              <w:t>648 ч.</w:t>
             </w:r>
           </w:p>
         </w:tc>
@@ -2523,7 +2523,7 @@
                 <w:i w:val="0"/>
                 <w:sz w:val="22"/>
               </w:rPr>
-              <w:t>360 ч. (144 / 108 / 108)</w:t>
+              <w:t>414 ч. (162 / 162 / 90)</w:t>
             </w:r>
           </w:p>
         </w:tc>
@@ -2549,7 +2549,7 @@
                 <w:i w:val="0"/>
                 <w:sz w:val="22"/>
               </w:rPr>
-              <w:t>720 ч.</w:t>
+              <w:t>666 ч.</w:t>
             </w:r>
           </w:p>
         </w:tc>
@@ -2601,7 +2601,7 @@
                 <w:i w:val="0"/>
                 <w:sz w:val="22"/>
               </w:rPr>
-              <w:t>4 Экзамена, 2 Зачета</w:t>
+              <w:t>3 Экзамена, 3 Зачета</w:t>
             </w:r>
           </w:p>
         </w:tc>
@@ -2710,7 +2710,7 @@
                 <w:i w:val="0"/>
                 <w:sz w:val="22"/>
               </w:rPr>
-              <w:t>360 ч. (144 / 108 / 108)</w:t>
+              <w:t>378 ч. (180 / 162 / 36)</w:t>
             </w:r>
           </w:p>
         </w:tc>
@@ -2736,7 +2736,7 @@
                 <w:i w:val="0"/>
                 <w:sz w:val="22"/>
               </w:rPr>
-              <w:t>720 ч.</w:t>
+              <w:t>702 ч.</w:t>
             </w:r>
           </w:p>
         </w:tc>
@@ -2788,7 +2788,7 @@
                 <w:i w:val="0"/>
                 <w:sz w:val="22"/>
               </w:rPr>
-              <w:t>3 Экзамена, 4 Зачета</w:t>
+              <w:t>4 Экзамена, 3 Зачета</w:t>
             </w:r>
           </w:p>
         </w:tc>
@@ -2897,7 +2897,7 @@
                 <w:i w:val="0"/>
                 <w:sz w:val="22"/>
               </w:rPr>
-              <w:t>360 ч. (108 / 144 / 108)</w:t>
+              <w:t>396 ч. (162 / 162 / 72)</w:t>
             </w:r>
           </w:p>
         </w:tc>
@@ -2923,7 +2923,7 @@
                 <w:i w:val="0"/>
                 <w:sz w:val="22"/>
               </w:rPr>
-              <w:t>720 ч.</w:t>
+              <w:t>684 ч.</w:t>
             </w:r>
           </w:p>
         </w:tc>
@@ -3084,7 +3084,7 @@
                 <w:i w:val="0"/>
                 <w:sz w:val="22"/>
               </w:rPr>
-              <w:t>360 ч. (108 / 144 / 108)</w:t>
+              <w:t>396 ч. (144 / 180 / 72)</w:t>
             </w:r>
           </w:p>
         </w:tc>
@@ -3110,7 +3110,7 @@
                 <w:i w:val="0"/>
                 <w:sz w:val="22"/>
               </w:rPr>
-              <w:t>720 ч.</w:t>
+              <w:t>684 ч.</w:t>
             </w:r>
           </w:p>
         </w:tc>
@@ -3271,7 +3271,7 @@
                 <w:i w:val="0"/>
                 <w:sz w:val="22"/>
               </w:rPr>
-              <w:t>144 ч. (18 / 36 / 90)</w:t>
+              <w:t>270 ч. (18 / 36 / 216)</w:t>
             </w:r>
           </w:p>
         </w:tc>
@@ -3297,7 +3297,7 @@
                 <w:i w:val="0"/>
                 <w:sz w:val="22"/>
               </w:rPr>
-              <w:t>936 ч.</w:t>
+              <w:t>810 ч.</w:t>
             </w:r>
           </w:p>
         </w:tc>
@@ -3349,7 +3349,7 @@
                 <w:i w:val="0"/>
                 <w:sz w:val="22"/>
               </w:rPr>
-              <w:t>1 Экзамен, 2 Зачета, ГИА, ВКР</w:t>
+              <w:t>0 Экзаменов, 3 Зачета, ГИА (Госэкзамен), ВКР</w:t>
             </w:r>
           </w:p>
         </w:tc>
@@ -3458,7 +3458,7 @@
                 <w:i w:val="0"/>
                 <w:sz w:val="22"/>
               </w:rPr>
-              <w:t>2664 ч.</w:t>
+              <w:t>3222 ч. (1206 / 1008 / 1008)</w:t>
             </w:r>
           </w:p>
         </w:tc>
@@ -3484,7 +3484,7 @@
                 <w:i w:val="0"/>
                 <w:sz w:val="22"/>
               </w:rPr>
-              <w:t>5976 ч.</w:t>
+              <w:t>5418 ч.</w:t>
             </w:r>
           </w:p>
         </w:tc>
@@ -3557,7 +3557,7 @@
       <w:r>
         <w:drawing>
           <wp:inline xmlns:a="http://schemas.openxmlformats.org/drawingml/2006/main" xmlns:pic="http://schemas.openxmlformats.org/drawingml/2006/picture">
-            <wp:extent cx="5760000" cy="3626666"/>
+            <wp:extent cx="5760000" cy="3600000"/>
             <wp:docPr id="1" name="Picture 1"/>
             <wp:cNvGraphicFramePr>
               <a:graphicFrameLocks noChangeAspect="1"/>
@@ -3578,7 +3578,7 @@
                   <pic:spPr>
                     <a:xfrm>
                       <a:off x="0" y="0"/>
-                      <a:ext cx="5760000" cy="3626666"/>
+                      <a:ext cx="5760000" cy="3600000"/>
                     </a:xfrm>
                     <a:prstGeom prst="rect"/>
                   </pic:spPr>
@@ -3615,7 +3615,7 @@
       <w:r>
         <w:drawing>
           <wp:inline xmlns:a="http://schemas.openxmlformats.org/drawingml/2006/main" xmlns:pic="http://schemas.openxmlformats.org/drawingml/2006/picture">
-            <wp:extent cx="5760000" cy="3626666"/>
+            <wp:extent cx="5760000" cy="3600000"/>
             <wp:docPr id="2" name="Picture 2"/>
             <wp:cNvGraphicFramePr>
               <a:graphicFrameLocks noChangeAspect="1"/>
@@ -3636,7 +3636,7 @@
                   <pic:spPr>
                     <a:xfrm>
                       <a:off x="0" y="0"/>
-                      <a:ext cx="5760000" cy="3626666"/>
+                      <a:ext cx="5760000" cy="3600000"/>
                     </a:xfrm>
                     <a:prstGeom prst="rect"/>
                   </pic:spPr>
@@ -4240,7 +4240,7 @@
       <w:r>
         <w:drawing>
           <wp:inline xmlns:a="http://schemas.openxmlformats.org/drawingml/2006/main" xmlns:pic="http://schemas.openxmlformats.org/drawingml/2006/picture">
-            <wp:extent cx="5760000" cy="3626666"/>
+            <wp:extent cx="5760000" cy="3600000"/>
             <wp:docPr id="3" name="Picture 3"/>
             <wp:cNvGraphicFramePr>
               <a:graphicFrameLocks noChangeAspect="1"/>
@@ -4261,7 +4261,7 @@
                   <pic:spPr>
                     <a:xfrm>
                       <a:off x="0" y="0"/>
-                      <a:ext cx="5760000" cy="3626666"/>
+                      <a:ext cx="5760000" cy="3600000"/>
                     </a:xfrm>
                     <a:prstGeom prst="rect"/>
                   </pic:spPr>
@@ -4298,7 +4298,7 @@
       <w:r>
         <w:drawing>
           <wp:inline xmlns:a="http://schemas.openxmlformats.org/drawingml/2006/main" xmlns:pic="http://schemas.openxmlformats.org/drawingml/2006/picture">
-            <wp:extent cx="5760000" cy="3626666"/>
+            <wp:extent cx="5760000" cy="3600000"/>
             <wp:docPr id="4" name="Picture 4"/>
             <wp:cNvGraphicFramePr>
               <a:graphicFrameLocks noChangeAspect="1"/>
@@ -4319,7 +4319,7 @@
                   <pic:spPr>
                     <a:xfrm>
                       <a:off x="0" y="0"/>
-                      <a:ext cx="5760000" cy="3626666"/>
+                      <a:ext cx="5760000" cy="3600000"/>
                     </a:xfrm>
                     <a:prstGeom prst="rect"/>
                   </pic:spPr>
@@ -4483,7 +4483,7 @@
           <w:i w:val="0"/>
           <w:sz w:val="28"/>
         </w:rPr>
-        <w:t xml:space="preserve"> Перераспределение контактных часов по дисциплине «Алгоритмизация и основы программирования» (добавление 36 ч. лабораторного практикума за счет СРС).</w:t>
+        <w:t xml:space="preserve"> Перераспределение контактных часов по дисциплине «Алгоритмизация и основы программирования» (замена 36 ч. практики на 36 ч. лабораторного практикума, СРС без изменений — суммарно 216 ч.).</w:t>
       </w:r>
     </w:p>
     <w:p>
@@ -4536,7 +4536,7 @@
           <w:i w:val="0"/>
           <w:sz w:val="28"/>
         </w:rPr>
-        <w:t xml:space="preserve"> Закрепление дисциплины по выбору «Разработка мобильных приложений» за профильной лабораторией.</w:t>
+        <w:t xml:space="preserve"> Закрепление дисциплины по выбору «Разработка мобильных приложений» за кафедрой информационных систем и технологий.</w:t>
       </w:r>
     </w:p>
     <w:p>
@@ -4589,7 +4589,7 @@
           <w:i w:val="0"/>
           <w:sz w:val="28"/>
         </w:rPr>
-        <w:t xml:space="preserve"> Корректировка календарного графика производственной практики.</w:t>
+        <w:t xml:space="preserve"> Корректировка календарного графика производственной преддипломной практики (сдвиг на 2 недели без изменения трудоемкости); инициатор — выпускающая кафедра ПИ, согласующая — кафедра ИСТ.</w:t>
       </w:r>
     </w:p>
     <w:p>
@@ -4602,7 +4602,7 @@
       <w:r>
         <w:drawing>
           <wp:inline xmlns:a="http://schemas.openxmlformats.org/drawingml/2006/main" xmlns:pic="http://schemas.openxmlformats.org/drawingml/2006/picture">
-            <wp:extent cx="5760000" cy="3626666"/>
+            <wp:extent cx="5760000" cy="3600000"/>
             <wp:docPr id="5" name="Picture 5"/>
             <wp:cNvGraphicFramePr>
               <a:graphicFrameLocks noChangeAspect="1"/>
@@ -4623,7 +4623,7 @@
                   <pic:spPr>
                     <a:xfrm>
                       <a:off x="0" y="0"/>
-                      <a:ext cx="5760000" cy="3626666"/>
+                      <a:ext cx="5760000" cy="3600000"/>
                     </a:xfrm>
                     <a:prstGeom prst="rect"/>
                   </pic:spPr>
@@ -4660,7 +4660,7 @@
       <w:r>
         <w:drawing>
           <wp:inline xmlns:a="http://schemas.openxmlformats.org/drawingml/2006/main" xmlns:pic="http://schemas.openxmlformats.org/drawingml/2006/picture">
-            <wp:extent cx="5760000" cy="3626666"/>
+            <wp:extent cx="5760000" cy="3600000"/>
             <wp:docPr id="6" name="Picture 6"/>
             <wp:cNvGraphicFramePr>
               <a:graphicFrameLocks noChangeAspect="1"/>
@@ -4681,7 +4681,7 @@
                   <pic:spPr>
                     <a:xfrm>
                       <a:off x="0" y="0"/>
-                      <a:ext cx="5760000" cy="3626666"/>
+                      <a:ext cx="5760000" cy="3600000"/>
                     </a:xfrm>
                     <a:prstGeom prst="rect"/>
                   </pic:spPr>
@@ -4718,7 +4718,7 @@
       <w:r>
         <w:drawing>
           <wp:inline xmlns:a="http://schemas.openxmlformats.org/drawingml/2006/main" xmlns:pic="http://schemas.openxmlformats.org/drawingml/2006/picture">
-            <wp:extent cx="5760000" cy="3626666"/>
+            <wp:extent cx="5760000" cy="3600000"/>
             <wp:docPr id="7" name="Picture 7"/>
             <wp:cNvGraphicFramePr>
               <a:graphicFrameLocks noChangeAspect="1"/>
@@ -4739,7 +4739,7 @@
                   <pic:spPr>
                     <a:xfrm>
                       <a:off x="0" y="0"/>
-                      <a:ext cx="5760000" cy="3626666"/>
+                      <a:ext cx="5760000" cy="3600000"/>
                     </a:xfrm>
                     <a:prstGeom prst="rect"/>
                   </pic:spPr>
@@ -4776,7 +4776,7 @@
       <w:r>
         <w:drawing>
           <wp:inline xmlns:a="http://schemas.openxmlformats.org/drawingml/2006/main" xmlns:pic="http://schemas.openxmlformats.org/drawingml/2006/picture">
-            <wp:extent cx="5760000" cy="3626666"/>
+            <wp:extent cx="5760000" cy="3600000"/>
             <wp:docPr id="8" name="Picture 8"/>
             <wp:cNvGraphicFramePr>
               <a:graphicFrameLocks noChangeAspect="1"/>
@@ -4797,7 +4797,7 @@
                   <pic:spPr>
                     <a:xfrm>
                       <a:off x="0" y="0"/>
-                      <a:ext cx="5760000" cy="3626666"/>
+                      <a:ext cx="5760000" cy="3600000"/>
                     </a:xfrm>
                     <a:prstGeom prst="rect"/>
                   </pic:spPr>
@@ -4856,7 +4856,7 @@
           <w:i w:val="0"/>
           <w:sz w:val="28"/>
         </w:rPr>
-        <w:t>В рамках лабораторной работы № 5 выполнено полное информационное наполнение всех разделов портала Центра АНОК с загрузкой 51 дисциплины (240 з.е.), 13 компетенций, 7 подразделений, 4 служебных записок, 4 регламентных объявлений и записей журнала аудита.</w:t>
+        <w:t>В рамках лабораторной работы № 5 выполнено полное информационное наполнение всех разделов портала Центра АНОК с загрузкой 51 дисциплины (240 з.е.), 13 компетенций, 9 подразделений, 4 служебных записок, 4 регламентных объявлений и записей журнала аудита.</w:t>
       </w:r>
     </w:p>
     <w:sectPr>
